--- a/Basic_Python/Python_HandBook.docx
+++ b/Basic_Python/Python_HandBook.docx
@@ -312,7 +312,47 @@
         <w:t>Object-Oriented Programming</w:t>
       </w:r>
       <w:r>
-        <w:t>: Python supports object-oriented programming principles such as encapsulation, inheritance, and polymorphism, enabling developers to create reusable and modular code.</w:t>
+        <w:t xml:space="preserve">: Python supports object-oriented programming principles such as </w:t>
+      </w:r>
+      <w:r>
+        <w:rPr>
+          <w:b/>
+          <w:bCs/>
+        </w:rPr>
+        <w:t>Abstraction</w:t>
+      </w:r>
+      <w:r>
+        <w:t xml:space="preserve"> ,</w:t>
+      </w:r>
+      <w:r>
+        <w:rPr>
+          <w:b/>
+          <w:bCs/>
+        </w:rPr>
+        <w:t>encapsulation</w:t>
+      </w:r>
+      <w:r>
+        <w:t xml:space="preserve">, </w:t>
+      </w:r>
+      <w:r>
+        <w:rPr>
+          <w:b/>
+          <w:bCs/>
+        </w:rPr>
+        <w:t>inheritance</w:t>
+      </w:r>
+      <w:r>
+        <w:t xml:space="preserve">, and </w:t>
+      </w:r>
+      <w:r>
+        <w:rPr>
+          <w:b/>
+          <w:bCs/>
+        </w:rPr>
+        <w:t>polymorphism</w:t>
+      </w:r>
+      <w:r>
+        <w:t>, enabling developers to create reusable and modular code.</w:t>
       </w:r>
     </w:p>
     <w:p>
@@ -355,7 +395,23 @@
           <w:b/>
           <w:bCs/>
         </w:rPr>
-        <w:t>Python Package Index (PyPI)</w:t>
+        <w:t>Python Package Index (</w:t>
+      </w:r>
+      <w:proofErr w:type="spellStart"/>
+      <w:r>
+        <w:rPr>
+          <w:b/>
+          <w:bCs/>
+        </w:rPr>
+        <w:t>PyPI</w:t>
+      </w:r>
+      <w:proofErr w:type="spellEnd"/>
+      <w:r>
+        <w:rPr>
+          <w:b/>
+          <w:bCs/>
+        </w:rPr>
+        <w:t>)</w:t>
       </w:r>
       <w:r>
         <w:t xml:space="preserve">, covering virtually every domain from web frameworks like </w:t>
@@ -470,7 +526,46 @@
         <w:t>Multiple Programming Paradigms</w:t>
       </w:r>
       <w:r>
-        <w:t>: Python supports procedural programming (step-by-step instructions), object-oriented programming (organizing code around objects), and functional programming (treating computation as mathematical functions).</w:t>
+        <w:t>: Python supports</w:t>
+      </w:r>
+      <w:r>
+        <w:t>:</w:t>
+      </w:r>
+    </w:p>
+    <w:p>
+      <w:pPr>
+        <w:pStyle w:val="font-claude-response-body"/>
+        <w:numPr>
+          <w:ilvl w:val="0"/>
+          <w:numId w:val="72"/>
+        </w:numPr>
+      </w:pPr>
+      <w:r>
+        <w:t xml:space="preserve">procedural programming (step-by-step instructions), </w:t>
+      </w:r>
+    </w:p>
+    <w:p>
+      <w:pPr>
+        <w:pStyle w:val="font-claude-response-body"/>
+        <w:numPr>
+          <w:ilvl w:val="0"/>
+          <w:numId w:val="72"/>
+        </w:numPr>
+      </w:pPr>
+      <w:r>
+        <w:t>object-oriented programming (organizing code around objects),</w:t>
+      </w:r>
+    </w:p>
+    <w:p>
+      <w:pPr>
+        <w:pStyle w:val="font-claude-response-body"/>
+        <w:numPr>
+          <w:ilvl w:val="0"/>
+          <w:numId w:val="72"/>
+        </w:numPr>
+      </w:pPr>
+      <w:r>
+        <w:t>functional programming (treating computation as mathematical functions).</w:t>
       </w:r>
     </w:p>
     <w:p>
@@ -489,7 +584,17 @@
         <w:t>Memory Management</w:t>
       </w:r>
       <w:r>
-        <w:t>: Python features automatic memory management with a built-in garbage collector that handles memory allocation and deallocation, freeing developers from manual memory management concerns.</w:t>
+        <w:t xml:space="preserve">: Python features automatic memory management with a </w:t>
+      </w:r>
+      <w:r>
+        <w:rPr>
+          <w:b/>
+          <w:bCs/>
+        </w:rPr>
+        <w:t>built-in garbage collector</w:t>
+      </w:r>
+      <w:r>
+        <w:t xml:space="preserve"> that handles memory allocation and deallocation, freeing developers from manual memory management concerns.</w:t>
       </w:r>
     </w:p>
     <w:p>
@@ -697,6 +802,7 @@
           <w:rStyle w:val="Strong"/>
           <w:rFonts w:eastAsiaTheme="majorEastAsia"/>
         </w:rPr>
+        <w:lastRenderedPageBreak/>
         <w:t>Flask</w:t>
       </w:r>
       <w:r>
@@ -735,7 +841,6 @@
           <w:sz w:val="28"/>
           <w:szCs w:val="28"/>
         </w:rPr>
-        <w:lastRenderedPageBreak/>
         <w:t>Machine Learning</w:t>
       </w:r>
     </w:p>
@@ -1131,6 +1236,7 @@
           <w:sz w:val="28"/>
           <w:szCs w:val="28"/>
         </w:rPr>
+        <w:lastRenderedPageBreak/>
         <w:t>Cybersecurity</w:t>
       </w:r>
     </w:p>
@@ -1204,7 +1310,6 @@
           <w:sz w:val="28"/>
           <w:szCs w:val="28"/>
         </w:rPr>
-        <w:lastRenderedPageBreak/>
         <w:t>IoT &amp; Embedded Systems</w:t>
       </w:r>
     </w:p>
@@ -1639,6 +1744,7 @@
           <w:sz w:val="28"/>
           <w:szCs w:val="28"/>
         </w:rPr>
+        <w:lastRenderedPageBreak/>
         <w:t>Game Development</w:t>
       </w:r>
     </w:p>
@@ -1694,7 +1800,6 @@
           <w:sz w:val="36"/>
           <w:szCs w:val="36"/>
         </w:rPr>
-        <w:lastRenderedPageBreak/>
         <w:t>Variables and Data Types in Python</w:t>
       </w:r>
     </w:p>
@@ -2131,29 +2236,6 @@
           <w:rFonts w:eastAsiaTheme="minorHAnsi"/>
         </w:rPr>
         <w:t>PI</w:t>
-      </w:r>
-    </w:p>
-    <w:p>
-      <w:pPr>
-        <w:pStyle w:val="Heading2"/>
-        <w:rPr>
-          <w:sz w:val="28"/>
-          <w:szCs w:val="28"/>
-        </w:rPr>
-      </w:pPr>
-      <w:r>
-        <w:rPr>
-          <w:sz w:val="28"/>
-          <w:szCs w:val="28"/>
-        </w:rPr>
-        <w:t>Core Data Types</w:t>
-      </w:r>
-      <w:r>
-        <w:rPr>
-          <w:sz w:val="28"/>
-          <w:szCs w:val="28"/>
-        </w:rPr>
-        <w:t>:</w:t>
       </w:r>
     </w:p>
     <w:p>
@@ -2442,15 +2524,7 @@
               <w:cnfStyle w:val="000000000000" w:firstRow="0" w:lastRow="0" w:firstColumn="0" w:lastColumn="0" w:oddVBand="0" w:evenVBand="0" w:oddHBand="0" w:evenHBand="0" w:firstRowFirstColumn="0" w:firstRowLastColumn="0" w:lastRowFirstColumn="0" w:lastRowLastColumn="0"/>
             </w:pPr>
             <w:r>
-              <w:t xml:space="preserve">~15 </w:t>
-            </w:r>
-            <w:proofErr w:type="gramStart"/>
-            <w:r>
-              <w:t>-17 digit</w:t>
-            </w:r>
-            <w:proofErr w:type="gramEnd"/>
-            <w:r>
-              <w:t xml:space="preserve"> precision</w:t>
+              <w:t>~15 -17 digit precision</w:t>
             </w:r>
           </w:p>
         </w:tc>
@@ -2743,17 +2817,13 @@
     <w:p>
       <w:pPr>
         <w:pStyle w:val="Heading3"/>
-      </w:pPr>
-    </w:p>
-    <w:p>
-      <w:pPr>
-        <w:pStyle w:val="Heading3"/>
         <w:numPr>
           <w:ilvl w:val="0"/>
           <w:numId w:val="21"/>
         </w:numPr>
       </w:pPr>
       <w:r>
+        <w:lastRenderedPageBreak/>
         <w:t>Boolean Type</w:t>
       </w:r>
     </w:p>
@@ -2913,8 +2983,16 @@
       <w:pPr>
         <w:pStyle w:val="Heading3"/>
       </w:pPr>
-      <w:r>
-        <w:lastRenderedPageBreak/>
+    </w:p>
+    <w:p>
+      <w:pPr>
+        <w:pStyle w:val="Heading3"/>
+        <w:numPr>
+          <w:ilvl w:val="0"/>
+          <w:numId w:val="20"/>
+        </w:numPr>
+      </w:pPr>
+      <w:r>
         <w:t>Special Type</w:t>
       </w:r>
     </w:p>
@@ -3823,6 +3901,7 @@
           <w:sz w:val="28"/>
           <w:szCs w:val="28"/>
         </w:rPr>
+        <w:lastRenderedPageBreak/>
         <w:t>Tuple</w:t>
       </w:r>
     </w:p>
@@ -3903,7 +3982,6 @@
         <w:rPr>
           <w:rStyle w:val="HTMLCode"/>
         </w:rPr>
-        <w:lastRenderedPageBreak/>
         <w:t>days = (</w:t>
       </w:r>
       <w:r>
@@ -4343,6 +4421,7 @@
         <w:pStyle w:val="NormalWeb"/>
       </w:pPr>
       <w:r>
+        <w:lastRenderedPageBreak/>
         <w:t>Example:</w:t>
       </w:r>
     </w:p>
@@ -4448,7 +4527,6 @@
     </w:p>
     <w:p>
       <w:r>
-        <w:lastRenderedPageBreak/>
         <w:pict w14:anchorId="7A5A2B6F">
           <v:rect id="_x0000_i1030" style="width:0;height:1.5pt" o:hralign="center" o:hrstd="t" o:hr="t" fillcolor="#a0a0a0" stroked="f"/>
         </w:pict>
@@ -4807,6 +4885,7 @@
         <w:pStyle w:val="NormalWeb"/>
       </w:pPr>
       <w:r>
+        <w:lastRenderedPageBreak/>
         <w:t>Explanation:</w:t>
       </w:r>
       <w:r>
@@ -4877,7 +4956,6 @@
         <w:pStyle w:val="NormalWeb"/>
       </w:pPr>
       <w:r>
-        <w:lastRenderedPageBreak/>
         <w:t>Example:</w:t>
       </w:r>
     </w:p>
@@ -5237,9 +5315,9 @@
       </w:tblPr>
       <w:tblGrid>
         <w:gridCol w:w="1177"/>
-        <w:gridCol w:w="1369"/>
-        <w:gridCol w:w="3654"/>
-        <w:gridCol w:w="3234"/>
+        <w:gridCol w:w="1942"/>
+        <w:gridCol w:w="3261"/>
+        <w:gridCol w:w="3054"/>
       </w:tblGrid>
       <w:tr>
         <w:trPr>
@@ -5941,6 +6019,7 @@
                 <w:rStyle w:val="HTMLCode"/>
                 <w:rFonts w:eastAsiaTheme="minorHAnsi"/>
               </w:rPr>
+              <w:lastRenderedPageBreak/>
               <w:t>for</w:t>
             </w:r>
           </w:p>
@@ -6531,7 +6610,6 @@
                 <w:rStyle w:val="HTMLCode"/>
                 <w:rFonts w:eastAsiaTheme="minorHAnsi"/>
               </w:rPr>
-              <w:lastRenderedPageBreak/>
               <w:t>self</w:t>
             </w:r>
           </w:p>
@@ -7137,6 +7215,9 @@
             <w:r>
               <w:t>Membership</w:t>
             </w:r>
+            <w:r>
+              <w:t xml:space="preserve"> operator</w:t>
+            </w:r>
           </w:p>
         </w:tc>
         <w:tc>
@@ -7203,6 +7284,9 @@
             <w:r>
               <w:t>Identity</w:t>
             </w:r>
+            <w:r>
+              <w:t xml:space="preserve"> operator</w:t>
+            </w:r>
           </w:p>
         </w:tc>
         <w:tc>
@@ -7909,6 +7993,7 @@
           <w:sz w:val="32"/>
           <w:szCs w:val="32"/>
         </w:rPr>
+        <w:lastRenderedPageBreak/>
         <w:t>Identifiers in Python</w:t>
       </w:r>
     </w:p>
@@ -8118,67 +8203,67 @@
         <w:pStyle w:val="Heading3"/>
       </w:pPr>
       <w:r>
-        <w:lastRenderedPageBreak/>
         <w:t>Examples</w:t>
       </w:r>
     </w:p>
     <w:p>
       <w:pPr>
         <w:pStyle w:val="NormalWeb"/>
+        <w:rPr>
+          <w:rStyle w:val="HTMLCode"/>
+          <w:rFonts w:ascii="Times New Roman" w:hAnsi="Times New Roman" w:cs="Times New Roman"/>
+          <w:sz w:val="24"/>
+          <w:szCs w:val="24"/>
+        </w:rPr>
       </w:pPr>
       <w:r>
         <w:t>Valid identifiers:</w:t>
       </w:r>
-    </w:p>
-    <w:p>
-      <w:pPr>
-        <w:pStyle w:val="HTMLPreformatted"/>
-        <w:rPr>
-          <w:rStyle w:val="HTMLCode"/>
-        </w:rPr>
-      </w:pPr>
-      <w:r>
-        <w:rPr>
-          <w:rStyle w:val="HTMLCode"/>
-        </w:rPr>
-        <w:t>name</w:t>
-      </w:r>
-    </w:p>
-    <w:p>
-      <w:pPr>
-        <w:pStyle w:val="HTMLPreformatted"/>
-        <w:rPr>
-          <w:rStyle w:val="HTMLCode"/>
-        </w:rPr>
-      </w:pPr>
+      <w:r>
+        <w:t xml:space="preserve"> </w:t>
+      </w:r>
+      <w:r>
+        <w:rPr>
+          <w:rStyle w:val="HTMLCode"/>
+        </w:rPr>
+        <w:t>N</w:t>
+      </w:r>
+      <w:r>
+        <w:rPr>
+          <w:rStyle w:val="HTMLCode"/>
+        </w:rPr>
+        <w:t>ame</w:t>
+      </w:r>
+      <w:r>
+        <w:rPr>
+          <w:rStyle w:val="HTMLCode"/>
+        </w:rPr>
+        <w:t xml:space="preserve"> ,</w:t>
+      </w:r>
       <w:r>
         <w:rPr>
           <w:rStyle w:val="HTMLCode"/>
         </w:rPr>
         <w:t>student_count</w:t>
       </w:r>
-    </w:p>
-    <w:p>
-      <w:pPr>
-        <w:pStyle w:val="HTMLPreformatted"/>
-        <w:rPr>
-          <w:rStyle w:val="HTMLCode"/>
-        </w:rPr>
-      </w:pPr>
+      <w:r>
+        <w:rPr>
+          <w:rStyle w:val="HTMLCode"/>
+        </w:rPr>
+        <w:t>,</w:t>
+      </w:r>
       <w:r>
         <w:rPr>
           <w:rStyle w:val="HTMLCode"/>
         </w:rPr>
         <w:t>_total</w:t>
       </w:r>
-    </w:p>
-    <w:p>
-      <w:pPr>
-        <w:pStyle w:val="HTMLPreformatted"/>
-        <w:rPr>
-          <w:rStyle w:val="HTMLCode"/>
-        </w:rPr>
-      </w:pPr>
+      <w:r>
+        <w:rPr>
+          <w:rStyle w:val="HTMLCode"/>
+        </w:rPr>
+        <w:t>,</w:t>
+      </w:r>
       <w:r>
         <w:rPr>
           <w:rStyle w:val="HTMLCode"/>
@@ -8189,78 +8274,50 @@
     <w:p>
       <w:pPr>
         <w:pStyle w:val="NormalWeb"/>
+        <w:rPr>
+          <w:rStyle w:val="HTMLCode"/>
+          <w:rFonts w:ascii="Times New Roman" w:hAnsi="Times New Roman" w:cs="Times New Roman"/>
+          <w:sz w:val="24"/>
+          <w:szCs w:val="24"/>
+        </w:rPr>
       </w:pPr>
       <w:r>
         <w:t>Invalid identifiers:</w:t>
       </w:r>
-    </w:p>
-    <w:p>
-      <w:pPr>
-        <w:pStyle w:val="HTMLPreformatted"/>
-        <w:rPr>
-          <w:rStyle w:val="HTMLCode"/>
-        </w:rPr>
-      </w:pPr>
-      <w:r>
-        <w:rPr>
-          <w:rStyle w:val="HTMLCode"/>
-        </w:rPr>
-        <w:t xml:space="preserve">2value        </w:t>
+      <w:r>
+        <w:t xml:space="preserve"> </w:t>
+      </w:r>
+      <w:r>
+        <w:rPr>
+          <w:rStyle w:val="HTMLCode"/>
+        </w:rPr>
+        <w:t>2value</w:t>
       </w:r>
       <w:r>
         <w:rPr>
           <w:rStyle w:val="hljs-comment"/>
           <w:rFonts w:eastAsiaTheme="majorEastAsia"/>
         </w:rPr>
-        <w:t># starts with digit</w:t>
-      </w:r>
-    </w:p>
-    <w:p>
-      <w:pPr>
-        <w:pStyle w:val="HTMLPreformatted"/>
-        <w:rPr>
-          <w:rStyle w:val="HTMLCode"/>
-        </w:rPr>
-      </w:pPr>
-      <w:r>
-        <w:rPr>
-          <w:rStyle w:val="HTMLCode"/>
-        </w:rPr>
-        <w:t xml:space="preserve">total-price  </w:t>
+        <w:t>,</w:t>
+      </w:r>
+      <w:r>
+        <w:rPr>
+          <w:rStyle w:val="HTMLCode"/>
+        </w:rPr>
+        <w:t>total-price</w:t>
       </w:r>
       <w:r>
         <w:rPr>
           <w:rStyle w:val="hljs-comment"/>
           <w:rFonts w:eastAsiaTheme="majorEastAsia"/>
         </w:rPr>
-        <w:t># contains hyphen</w:t>
-      </w:r>
-    </w:p>
-    <w:p>
-      <w:pPr>
-        <w:pStyle w:val="HTMLPreformatted"/>
-        <w:rPr>
-          <w:rStyle w:val="HTMLCode"/>
-        </w:rPr>
-      </w:pPr>
+        <w:t xml:space="preserve">, </w:t>
+      </w:r>
       <w:r>
         <w:rPr>
           <w:rStyle w:val="hljs-keyword"/>
         </w:rPr>
         <w:t>class</w:t>
-      </w:r>
-      <w:r>
-        <w:rPr>
-          <w:rStyle w:val="HTMLCode"/>
-        </w:rPr>
-        <w:t xml:space="preserve">        </w:t>
-      </w:r>
-      <w:r>
-        <w:rPr>
-          <w:rStyle w:val="hljs-comment"/>
-          <w:rFonts w:eastAsiaTheme="majorEastAsia"/>
-        </w:rPr>
-        <w:t># keyword</w:t>
       </w:r>
     </w:p>
     <w:p>
@@ -8414,13 +8471,13 @@
       <w:tblPr>
         <w:tblStyle w:val="PlainTable1"/>
         <w:tblW w:w="9198" w:type="dxa"/>
-        <w:tblLook w:val="04A0" w:firstRow="1" w:lastRow="0" w:firstColumn="1" w:lastColumn="0" w:noHBand="0" w:noVBand="1"/>
+        <w:tblLook w:val="0420" w:firstRow="1" w:lastRow="0" w:firstColumn="0" w:lastColumn="0" w:noHBand="0" w:noVBand="1"/>
       </w:tblPr>
       <w:tblGrid>
-        <w:gridCol w:w="2104"/>
-        <w:gridCol w:w="2230"/>
-        <w:gridCol w:w="3142"/>
-        <w:gridCol w:w="1722"/>
+        <w:gridCol w:w="2244"/>
+        <w:gridCol w:w="2379"/>
+        <w:gridCol w:w="2738"/>
+        <w:gridCol w:w="1837"/>
       </w:tblGrid>
       <w:tr>
         <w:trPr>
@@ -8429,7 +8486,6 @@
         </w:trPr>
         <w:tc>
           <w:tcPr>
-            <w:cnfStyle w:val="001000000000" w:firstRow="0" w:lastRow="0" w:firstColumn="1" w:lastColumn="0" w:oddVBand="0" w:evenVBand="0" w:oddHBand="0" w:evenHBand="0" w:firstRowFirstColumn="0" w:firstRowLastColumn="0" w:lastRowFirstColumn="0" w:lastRowLastColumn="0"/>
             <w:tcW w:w="0" w:type="auto"/>
             <w:hideMark/>
           </w:tcPr>
@@ -8454,7 +8510,6 @@
           <w:p>
             <w:pPr>
               <w:jc w:val="center"/>
-              <w:cnfStyle w:val="100000000000" w:firstRow="1" w:lastRow="0" w:firstColumn="0" w:lastColumn="0" w:oddVBand="0" w:evenVBand="0" w:oddHBand="0" w:evenHBand="0" w:firstRowFirstColumn="0" w:firstRowLastColumn="0" w:lastRowFirstColumn="0" w:lastRowLastColumn="0"/>
               <w:rPr>
                 <w:b w:val="0"/>
                 <w:bCs w:val="0"/>
@@ -8477,7 +8532,6 @@
           <w:p>
             <w:pPr>
               <w:jc w:val="center"/>
-              <w:cnfStyle w:val="100000000000" w:firstRow="1" w:lastRow="0" w:firstColumn="0" w:lastColumn="0" w:oddVBand="0" w:evenVBand="0" w:oddHBand="0" w:evenHBand="0" w:firstRowFirstColumn="0" w:firstRowLastColumn="0" w:lastRowFirstColumn="0" w:lastRowLastColumn="0"/>
               <w:rPr>
                 <w:b w:val="0"/>
                 <w:bCs w:val="0"/>
@@ -8500,7 +8554,6 @@
           <w:p>
             <w:pPr>
               <w:jc w:val="center"/>
-              <w:cnfStyle w:val="100000000000" w:firstRow="1" w:lastRow="0" w:firstColumn="0" w:lastColumn="0" w:oddVBand="0" w:evenVBand="0" w:oddHBand="0" w:evenHBand="0" w:firstRowFirstColumn="0" w:firstRowLastColumn="0" w:lastRowFirstColumn="0" w:lastRowLastColumn="0"/>
               <w:rPr>
                 <w:b w:val="0"/>
                 <w:bCs w:val="0"/>
@@ -8523,35 +8576,28 @@
         </w:trPr>
         <w:tc>
           <w:tcPr>
-            <w:cnfStyle w:val="001000000000" w:firstRow="0" w:lastRow="0" w:firstColumn="1" w:lastColumn="0" w:oddVBand="0" w:evenVBand="0" w:oddHBand="0" w:evenHBand="0" w:firstRowFirstColumn="0" w:firstRowLastColumn="0" w:lastRowFirstColumn="0" w:lastRowLastColumn="0"/>
-            <w:tcW w:w="0" w:type="auto"/>
-            <w:hideMark/>
-          </w:tcPr>
-          <w:p>
-            <w:pPr>
-              <w:rPr>
-                <w:b w:val="0"/>
-                <w:bCs w:val="0"/>
-              </w:rPr>
+            <w:tcW w:w="0" w:type="auto"/>
+            <w:hideMark/>
+          </w:tcPr>
+          <w:p>
+            <w:pPr>
+              <w:pStyle w:val="template1"/>
             </w:pPr>
             <w:r>
               <w:rPr>
                 <w:rStyle w:val="HTMLCode"/>
                 <w:rFonts w:eastAsiaTheme="minorHAnsi"/>
               </w:rPr>
-              <w:t>\\n</w:t>
-            </w:r>
-          </w:p>
-        </w:tc>
-        <w:tc>
-          <w:tcPr>
-            <w:tcW w:w="0" w:type="auto"/>
-            <w:hideMark/>
-          </w:tcPr>
-          <w:p>
-            <w:pPr>
-              <w:cnfStyle w:val="000000100000" w:firstRow="0" w:lastRow="0" w:firstColumn="0" w:lastColumn="0" w:oddVBand="0" w:evenVBand="0" w:oddHBand="1" w:evenHBand="0" w:firstRowFirstColumn="0" w:firstRowLastColumn="0" w:lastRowFirstColumn="0" w:lastRowLastColumn="0"/>
-            </w:pPr>
+              <w:t>\n</w:t>
+            </w:r>
+          </w:p>
+        </w:tc>
+        <w:tc>
+          <w:tcPr>
+            <w:tcW w:w="0" w:type="auto"/>
+            <w:hideMark/>
+          </w:tcPr>
+          <w:p>
             <w:r>
               <w:t>New line</w:t>
             </w:r>
@@ -8563,27 +8609,21 @@
             <w:hideMark/>
           </w:tcPr>
           <w:p>
-            <w:pPr>
-              <w:cnfStyle w:val="000000100000" w:firstRow="0" w:lastRow="0" w:firstColumn="0" w:lastColumn="0" w:oddVBand="0" w:evenVBand="0" w:oddHBand="1" w:evenHBand="0" w:firstRowFirstColumn="0" w:firstRowLastColumn="0" w:lastRowFirstColumn="0" w:lastRowLastColumn="0"/>
-            </w:pPr>
             <w:r>
               <w:rPr>
                 <w:rStyle w:val="HTMLCode"/>
                 <w:rFonts w:eastAsiaTheme="minorHAnsi"/>
               </w:rPr>
-              <w:t>"Hello\\nWorld"</w:t>
-            </w:r>
-          </w:p>
-        </w:tc>
-        <w:tc>
-          <w:tcPr>
-            <w:tcW w:w="0" w:type="auto"/>
-            <w:hideMark/>
-          </w:tcPr>
-          <w:p>
-            <w:pPr>
-              <w:cnfStyle w:val="000000100000" w:firstRow="0" w:lastRow="0" w:firstColumn="0" w:lastColumn="0" w:oddVBand="0" w:evenVBand="0" w:oddHBand="1" w:evenHBand="0" w:firstRowFirstColumn="0" w:firstRowLastColumn="0" w:lastRowFirstColumn="0" w:lastRowLastColumn="0"/>
-            </w:pPr>
+              <w:t>"Hello\nWorld"</w:t>
+            </w:r>
+          </w:p>
+        </w:tc>
+        <w:tc>
+          <w:tcPr>
+            <w:tcW w:w="0" w:type="auto"/>
+            <w:hideMark/>
+          </w:tcPr>
+          <w:p>
             <w:r>
               <w:t>Hello</w:t>
             </w:r>
@@ -8600,7 +8640,6 @@
         </w:trPr>
         <w:tc>
           <w:tcPr>
-            <w:cnfStyle w:val="001000000000" w:firstRow="0" w:lastRow="0" w:firstColumn="1" w:lastColumn="0" w:oddVBand="0" w:evenVBand="0" w:oddHBand="0" w:evenHBand="0" w:firstRowFirstColumn="0" w:firstRowLastColumn="0" w:lastRowFirstColumn="0" w:lastRowLastColumn="0"/>
             <w:tcW w:w="0" w:type="auto"/>
             <w:hideMark/>
           </w:tcPr>
@@ -8610,19 +8649,16 @@
                 <w:rStyle w:val="HTMLCode"/>
                 <w:rFonts w:eastAsiaTheme="minorHAnsi"/>
               </w:rPr>
-              <w:t>\\t</w:t>
-            </w:r>
-          </w:p>
-        </w:tc>
-        <w:tc>
-          <w:tcPr>
-            <w:tcW w:w="0" w:type="auto"/>
-            <w:hideMark/>
-          </w:tcPr>
-          <w:p>
-            <w:pPr>
-              <w:cnfStyle w:val="000000000000" w:firstRow="0" w:lastRow="0" w:firstColumn="0" w:lastColumn="0" w:oddVBand="0" w:evenVBand="0" w:oddHBand="0" w:evenHBand="0" w:firstRowFirstColumn="0" w:firstRowLastColumn="0" w:lastRowFirstColumn="0" w:lastRowLastColumn="0"/>
-            </w:pPr>
+              <w:t>\t</w:t>
+            </w:r>
+          </w:p>
+        </w:tc>
+        <w:tc>
+          <w:tcPr>
+            <w:tcW w:w="0" w:type="auto"/>
+            <w:hideMark/>
+          </w:tcPr>
+          <w:p>
             <w:r>
               <w:t>Horizontal tab</w:t>
             </w:r>
@@ -8634,27 +8670,21 @@
             <w:hideMark/>
           </w:tcPr>
           <w:p>
-            <w:pPr>
-              <w:cnfStyle w:val="000000000000" w:firstRow="0" w:lastRow="0" w:firstColumn="0" w:lastColumn="0" w:oddVBand="0" w:evenVBand="0" w:oddHBand="0" w:evenHBand="0" w:firstRowFirstColumn="0" w:firstRowLastColumn="0" w:lastRowFirstColumn="0" w:lastRowLastColumn="0"/>
-            </w:pPr>
             <w:r>
               <w:rPr>
                 <w:rStyle w:val="HTMLCode"/>
                 <w:rFonts w:eastAsiaTheme="minorHAnsi"/>
               </w:rPr>
-              <w:t>"Hello\\tWorld"</w:t>
-            </w:r>
-          </w:p>
-        </w:tc>
-        <w:tc>
-          <w:tcPr>
-            <w:tcW w:w="0" w:type="auto"/>
-            <w:hideMark/>
-          </w:tcPr>
-          <w:p>
-            <w:pPr>
-              <w:cnfStyle w:val="000000000000" w:firstRow="0" w:lastRow="0" w:firstColumn="0" w:lastColumn="0" w:oddVBand="0" w:evenVBand="0" w:oddHBand="0" w:evenHBand="0" w:firstRowFirstColumn="0" w:firstRowLastColumn="0" w:lastRowFirstColumn="0" w:lastRowLastColumn="0"/>
-            </w:pPr>
+              <w:t>"Hello\tWorld"</w:t>
+            </w:r>
+          </w:p>
+        </w:tc>
+        <w:tc>
+          <w:tcPr>
+            <w:tcW w:w="0" w:type="auto"/>
+            <w:hideMark/>
+          </w:tcPr>
+          <w:p>
             <w:r>
               <w:t>Hello</w:t>
             </w:r>
@@ -8674,7 +8704,6 @@
         </w:trPr>
         <w:tc>
           <w:tcPr>
-            <w:cnfStyle w:val="001000000000" w:firstRow="0" w:lastRow="0" w:firstColumn="1" w:lastColumn="0" w:oddVBand="0" w:evenVBand="0" w:oddHBand="0" w:evenHBand="0" w:firstRowFirstColumn="0" w:firstRowLastColumn="0" w:lastRowFirstColumn="0" w:lastRowLastColumn="0"/>
             <w:tcW w:w="0" w:type="auto"/>
             <w:hideMark/>
           </w:tcPr>
@@ -8684,19 +8713,16 @@
                 <w:rStyle w:val="HTMLCode"/>
                 <w:rFonts w:eastAsiaTheme="minorHAnsi"/>
               </w:rPr>
-              <w:t>\\'</w:t>
-            </w:r>
-          </w:p>
-        </w:tc>
-        <w:tc>
-          <w:tcPr>
-            <w:tcW w:w="0" w:type="auto"/>
-            <w:hideMark/>
-          </w:tcPr>
-          <w:p>
-            <w:pPr>
-              <w:cnfStyle w:val="000000100000" w:firstRow="0" w:lastRow="0" w:firstColumn="0" w:lastColumn="0" w:oddVBand="0" w:evenVBand="0" w:oddHBand="1" w:evenHBand="0" w:firstRowFirstColumn="0" w:firstRowLastColumn="0" w:lastRowFirstColumn="0" w:lastRowLastColumn="0"/>
-            </w:pPr>
+              <w:t>\'</w:t>
+            </w:r>
+          </w:p>
+        </w:tc>
+        <w:tc>
+          <w:tcPr>
+            <w:tcW w:w="0" w:type="auto"/>
+            <w:hideMark/>
+          </w:tcPr>
+          <w:p>
             <w:r>
               <w:t>Single quote</w:t>
             </w:r>
@@ -8708,27 +8734,21 @@
             <w:hideMark/>
           </w:tcPr>
           <w:p>
-            <w:pPr>
-              <w:cnfStyle w:val="000000100000" w:firstRow="0" w:lastRow="0" w:firstColumn="0" w:lastColumn="0" w:oddVBand="0" w:evenVBand="0" w:oddHBand="1" w:evenHBand="0" w:firstRowFirstColumn="0" w:firstRowLastColumn="0" w:lastRowFirstColumn="0" w:lastRowLastColumn="0"/>
-            </w:pPr>
             <w:r>
               <w:rPr>
                 <w:rStyle w:val="HTMLCode"/>
                 <w:rFonts w:eastAsiaTheme="minorHAnsi"/>
               </w:rPr>
-              <w:t>'It\\'s Python'</w:t>
-            </w:r>
-          </w:p>
-        </w:tc>
-        <w:tc>
-          <w:tcPr>
-            <w:tcW w:w="0" w:type="auto"/>
-            <w:hideMark/>
-          </w:tcPr>
-          <w:p>
-            <w:pPr>
-              <w:cnfStyle w:val="000000100000" w:firstRow="0" w:lastRow="0" w:firstColumn="0" w:lastColumn="0" w:oddVBand="0" w:evenVBand="0" w:oddHBand="1" w:evenHBand="0" w:firstRowFirstColumn="0" w:firstRowLastColumn="0" w:lastRowFirstColumn="0" w:lastRowLastColumn="0"/>
-            </w:pPr>
+              <w:t>'It\'s Python'</w:t>
+            </w:r>
+          </w:p>
+        </w:tc>
+        <w:tc>
+          <w:tcPr>
+            <w:tcW w:w="0" w:type="auto"/>
+            <w:hideMark/>
+          </w:tcPr>
+          <w:p>
             <w:r>
               <w:t>It's Python</w:t>
             </w:r>
@@ -8741,7 +8761,6 @@
         </w:trPr>
         <w:tc>
           <w:tcPr>
-            <w:cnfStyle w:val="001000000000" w:firstRow="0" w:lastRow="0" w:firstColumn="1" w:lastColumn="0" w:oddVBand="0" w:evenVBand="0" w:oddHBand="0" w:evenHBand="0" w:firstRowFirstColumn="0" w:firstRowLastColumn="0" w:lastRowFirstColumn="0" w:lastRowLastColumn="0"/>
             <w:tcW w:w="0" w:type="auto"/>
             <w:hideMark/>
           </w:tcPr>
@@ -8751,19 +8770,16 @@
                 <w:rStyle w:val="HTMLCode"/>
                 <w:rFonts w:eastAsiaTheme="minorHAnsi"/>
               </w:rPr>
-              <w:t>\\\"</w:t>
-            </w:r>
-          </w:p>
-        </w:tc>
-        <w:tc>
-          <w:tcPr>
-            <w:tcW w:w="0" w:type="auto"/>
-            <w:hideMark/>
-          </w:tcPr>
-          <w:p>
-            <w:pPr>
-              <w:cnfStyle w:val="000000000000" w:firstRow="0" w:lastRow="0" w:firstColumn="0" w:lastColumn="0" w:oddVBand="0" w:evenVBand="0" w:oddHBand="0" w:evenHBand="0" w:firstRowFirstColumn="0" w:firstRowLastColumn="0" w:lastRowFirstColumn="0" w:lastRowLastColumn="0"/>
-            </w:pPr>
+              <w:t>\"</w:t>
+            </w:r>
+          </w:p>
+        </w:tc>
+        <w:tc>
+          <w:tcPr>
+            <w:tcW w:w="0" w:type="auto"/>
+            <w:hideMark/>
+          </w:tcPr>
+          <w:p>
             <w:r>
               <w:t>Double quote</w:t>
             </w:r>
@@ -8775,27 +8791,21 @@
             <w:hideMark/>
           </w:tcPr>
           <w:p>
-            <w:pPr>
-              <w:cnfStyle w:val="000000000000" w:firstRow="0" w:lastRow="0" w:firstColumn="0" w:lastColumn="0" w:oddVBand="0" w:evenVBand="0" w:oddHBand="0" w:evenHBand="0" w:firstRowFirstColumn="0" w:firstRowLastColumn="0" w:lastRowFirstColumn="0" w:lastRowLastColumn="0"/>
-            </w:pPr>
             <w:r>
               <w:rPr>
                 <w:rStyle w:val="HTMLCode"/>
                 <w:rFonts w:eastAsiaTheme="minorHAnsi"/>
               </w:rPr>
-              <w:t>"He said \\\"Hi\\\""</w:t>
-            </w:r>
-          </w:p>
-        </w:tc>
-        <w:tc>
-          <w:tcPr>
-            <w:tcW w:w="0" w:type="auto"/>
-            <w:hideMark/>
-          </w:tcPr>
-          <w:p>
-            <w:pPr>
-              <w:cnfStyle w:val="000000000000" w:firstRow="0" w:lastRow="0" w:firstColumn="0" w:lastColumn="0" w:oddVBand="0" w:evenVBand="0" w:oddHBand="0" w:evenHBand="0" w:firstRowFirstColumn="0" w:firstRowLastColumn="0" w:lastRowFirstColumn="0" w:lastRowLastColumn="0"/>
-            </w:pPr>
+              <w:t>"He said \"Hi\""</w:t>
+            </w:r>
+          </w:p>
+        </w:tc>
+        <w:tc>
+          <w:tcPr>
+            <w:tcW w:w="0" w:type="auto"/>
+            <w:hideMark/>
+          </w:tcPr>
+          <w:p>
             <w:r>
               <w:t>He said "Hi"</w:t>
             </w:r>
@@ -8809,7 +8819,6 @@
         </w:trPr>
         <w:tc>
           <w:tcPr>
-            <w:cnfStyle w:val="001000000000" w:firstRow="0" w:lastRow="0" w:firstColumn="1" w:lastColumn="0" w:oddVBand="0" w:evenVBand="0" w:oddHBand="0" w:evenHBand="0" w:firstRowFirstColumn="0" w:firstRowLastColumn="0" w:lastRowFirstColumn="0" w:lastRowLastColumn="0"/>
             <w:tcW w:w="0" w:type="auto"/>
             <w:hideMark/>
           </w:tcPr>
@@ -8819,19 +8828,16 @@
                 <w:rStyle w:val="HTMLCode"/>
                 <w:rFonts w:eastAsiaTheme="minorHAnsi"/>
               </w:rPr>
-              <w:t>\\\\</w:t>
-            </w:r>
-          </w:p>
-        </w:tc>
-        <w:tc>
-          <w:tcPr>
-            <w:tcW w:w="0" w:type="auto"/>
-            <w:hideMark/>
-          </w:tcPr>
-          <w:p>
-            <w:pPr>
-              <w:cnfStyle w:val="000000100000" w:firstRow="0" w:lastRow="0" w:firstColumn="0" w:lastColumn="0" w:oddVBand="0" w:evenVBand="0" w:oddHBand="1" w:evenHBand="0" w:firstRowFirstColumn="0" w:firstRowLastColumn="0" w:lastRowFirstColumn="0" w:lastRowLastColumn="0"/>
-            </w:pPr>
+              <w:t>\\</w:t>
+            </w:r>
+          </w:p>
+        </w:tc>
+        <w:tc>
+          <w:tcPr>
+            <w:tcW w:w="0" w:type="auto"/>
+            <w:hideMark/>
+          </w:tcPr>
+          <w:p>
             <w:r>
               <w:t>Backslash</w:t>
             </w:r>
@@ -8843,27 +8849,21 @@
             <w:hideMark/>
           </w:tcPr>
           <w:p>
-            <w:pPr>
-              <w:cnfStyle w:val="000000100000" w:firstRow="0" w:lastRow="0" w:firstColumn="0" w:lastColumn="0" w:oddVBand="0" w:evenVBand="0" w:oddHBand="1" w:evenHBand="0" w:firstRowFirstColumn="0" w:firstRowLastColumn="0" w:lastRowFirstColumn="0" w:lastRowLastColumn="0"/>
-            </w:pPr>
             <w:r>
               <w:rPr>
                 <w:rStyle w:val="HTMLCode"/>
                 <w:rFonts w:eastAsiaTheme="minorHAnsi"/>
               </w:rPr>
-              <w:t>"C:\\\\Path"</w:t>
-            </w:r>
-          </w:p>
-        </w:tc>
-        <w:tc>
-          <w:tcPr>
-            <w:tcW w:w="0" w:type="auto"/>
-            <w:hideMark/>
-          </w:tcPr>
-          <w:p>
-            <w:pPr>
-              <w:cnfStyle w:val="000000100000" w:firstRow="0" w:lastRow="0" w:firstColumn="0" w:lastColumn="0" w:oddVBand="0" w:evenVBand="0" w:oddHBand="1" w:evenHBand="0" w:firstRowFirstColumn="0" w:firstRowLastColumn="0" w:lastRowFirstColumn="0" w:lastRowLastColumn="0"/>
-            </w:pPr>
+              <w:t>"C:\\Path"</w:t>
+            </w:r>
+          </w:p>
+        </w:tc>
+        <w:tc>
+          <w:tcPr>
+            <w:tcW w:w="0" w:type="auto"/>
+            <w:hideMark/>
+          </w:tcPr>
+          <w:p>
             <w:r>
               <w:t>C:\Path</w:t>
             </w:r>
@@ -8876,7 +8876,6 @@
         </w:trPr>
         <w:tc>
           <w:tcPr>
-            <w:cnfStyle w:val="001000000000" w:firstRow="0" w:lastRow="0" w:firstColumn="1" w:lastColumn="0" w:oddVBand="0" w:evenVBand="0" w:oddHBand="0" w:evenHBand="0" w:firstRowFirstColumn="0" w:firstRowLastColumn="0" w:lastRowFirstColumn="0" w:lastRowLastColumn="0"/>
             <w:tcW w:w="0" w:type="auto"/>
             <w:hideMark/>
           </w:tcPr>
@@ -8886,19 +8885,16 @@
                 <w:rStyle w:val="HTMLCode"/>
                 <w:rFonts w:eastAsiaTheme="minorHAnsi"/>
               </w:rPr>
-              <w:t>\\r</w:t>
-            </w:r>
-          </w:p>
-        </w:tc>
-        <w:tc>
-          <w:tcPr>
-            <w:tcW w:w="0" w:type="auto"/>
-            <w:hideMark/>
-          </w:tcPr>
-          <w:p>
-            <w:pPr>
-              <w:cnfStyle w:val="000000000000" w:firstRow="0" w:lastRow="0" w:firstColumn="0" w:lastColumn="0" w:oddVBand="0" w:evenVBand="0" w:oddHBand="0" w:evenHBand="0" w:firstRowFirstColumn="0" w:firstRowLastColumn="0" w:lastRowFirstColumn="0" w:lastRowLastColumn="0"/>
-            </w:pPr>
+              <w:t>\r</w:t>
+            </w:r>
+          </w:p>
+        </w:tc>
+        <w:tc>
+          <w:tcPr>
+            <w:tcW w:w="0" w:type="auto"/>
+            <w:hideMark/>
+          </w:tcPr>
+          <w:p>
             <w:r>
               <w:t>Carriage return</w:t>
             </w:r>
@@ -8910,27 +8906,21 @@
             <w:hideMark/>
           </w:tcPr>
           <w:p>
-            <w:pPr>
-              <w:cnfStyle w:val="000000000000" w:firstRow="0" w:lastRow="0" w:firstColumn="0" w:lastColumn="0" w:oddVBand="0" w:evenVBand="0" w:oddHBand="0" w:evenHBand="0" w:firstRowFirstColumn="0" w:firstRowLastColumn="0" w:lastRowFirstColumn="0" w:lastRowLastColumn="0"/>
-            </w:pPr>
             <w:r>
               <w:rPr>
                 <w:rStyle w:val="HTMLCode"/>
                 <w:rFonts w:eastAsiaTheme="minorHAnsi"/>
               </w:rPr>
-              <w:t>"Hello\\rWorld"</w:t>
-            </w:r>
-          </w:p>
-        </w:tc>
-        <w:tc>
-          <w:tcPr>
-            <w:tcW w:w="0" w:type="auto"/>
-            <w:hideMark/>
-          </w:tcPr>
-          <w:p>
-            <w:pPr>
-              <w:cnfStyle w:val="000000000000" w:firstRow="0" w:lastRow="0" w:firstColumn="0" w:lastColumn="0" w:oddVBand="0" w:evenVBand="0" w:oddHBand="0" w:evenHBand="0" w:firstRowFirstColumn="0" w:firstRowLastColumn="0" w:lastRowFirstColumn="0" w:lastRowLastColumn="0"/>
-            </w:pPr>
+              <w:t>"Hello\rWorld"</w:t>
+            </w:r>
+          </w:p>
+        </w:tc>
+        <w:tc>
+          <w:tcPr>
+            <w:tcW w:w="0" w:type="auto"/>
+            <w:hideMark/>
+          </w:tcPr>
+          <w:p>
             <w:r>
               <w:t>World</w:t>
             </w:r>
@@ -8944,7 +8934,6 @@
         </w:trPr>
         <w:tc>
           <w:tcPr>
-            <w:cnfStyle w:val="001000000000" w:firstRow="0" w:lastRow="0" w:firstColumn="1" w:lastColumn="0" w:oddVBand="0" w:evenVBand="0" w:oddHBand="0" w:evenHBand="0" w:firstRowFirstColumn="0" w:firstRowLastColumn="0" w:lastRowFirstColumn="0" w:lastRowLastColumn="0"/>
             <w:tcW w:w="0" w:type="auto"/>
             <w:hideMark/>
           </w:tcPr>
@@ -8954,19 +8943,16 @@
                 <w:rStyle w:val="HTMLCode"/>
                 <w:rFonts w:eastAsiaTheme="minorHAnsi"/>
               </w:rPr>
-              <w:t>\\b</w:t>
-            </w:r>
-          </w:p>
-        </w:tc>
-        <w:tc>
-          <w:tcPr>
-            <w:tcW w:w="0" w:type="auto"/>
-            <w:hideMark/>
-          </w:tcPr>
-          <w:p>
-            <w:pPr>
-              <w:cnfStyle w:val="000000100000" w:firstRow="0" w:lastRow="0" w:firstColumn="0" w:lastColumn="0" w:oddVBand="0" w:evenVBand="0" w:oddHBand="1" w:evenHBand="0" w:firstRowFirstColumn="0" w:firstRowLastColumn="0" w:lastRowFirstColumn="0" w:lastRowLastColumn="0"/>
-            </w:pPr>
+              <w:t>\b</w:t>
+            </w:r>
+          </w:p>
+        </w:tc>
+        <w:tc>
+          <w:tcPr>
+            <w:tcW w:w="0" w:type="auto"/>
+            <w:hideMark/>
+          </w:tcPr>
+          <w:p>
             <w:r>
               <w:t>Backspace</w:t>
             </w:r>
@@ -8978,27 +8964,21 @@
             <w:hideMark/>
           </w:tcPr>
           <w:p>
-            <w:pPr>
-              <w:cnfStyle w:val="000000100000" w:firstRow="0" w:lastRow="0" w:firstColumn="0" w:lastColumn="0" w:oddVBand="0" w:evenVBand="0" w:oddHBand="1" w:evenHBand="0" w:firstRowFirstColumn="0" w:firstRowLastColumn="0" w:lastRowFirstColumn="0" w:lastRowLastColumn="0"/>
-            </w:pPr>
             <w:r>
               <w:rPr>
                 <w:rStyle w:val="HTMLCode"/>
                 <w:rFonts w:eastAsiaTheme="minorHAnsi"/>
               </w:rPr>
-              <w:t>"Hello\\b"</w:t>
-            </w:r>
-          </w:p>
-        </w:tc>
-        <w:tc>
-          <w:tcPr>
-            <w:tcW w:w="0" w:type="auto"/>
-            <w:hideMark/>
-          </w:tcPr>
-          <w:p>
-            <w:pPr>
-              <w:cnfStyle w:val="000000100000" w:firstRow="0" w:lastRow="0" w:firstColumn="0" w:lastColumn="0" w:oddVBand="0" w:evenVBand="0" w:oddHBand="1" w:evenHBand="0" w:firstRowFirstColumn="0" w:firstRowLastColumn="0" w:lastRowFirstColumn="0" w:lastRowLastColumn="0"/>
-            </w:pPr>
+              <w:t>"Hello\b"</w:t>
+            </w:r>
+          </w:p>
+        </w:tc>
+        <w:tc>
+          <w:tcPr>
+            <w:tcW w:w="0" w:type="auto"/>
+            <w:hideMark/>
+          </w:tcPr>
+          <w:p>
             <w:r>
               <w:t>Hell</w:t>
             </w:r>
@@ -9011,7 +8991,6 @@
         </w:trPr>
         <w:tc>
           <w:tcPr>
-            <w:cnfStyle w:val="001000000000" w:firstRow="0" w:lastRow="0" w:firstColumn="1" w:lastColumn="0" w:oddVBand="0" w:evenVBand="0" w:oddHBand="0" w:evenHBand="0" w:firstRowFirstColumn="0" w:firstRowLastColumn="0" w:lastRowFirstColumn="0" w:lastRowLastColumn="0"/>
             <w:tcW w:w="0" w:type="auto"/>
             <w:hideMark/>
           </w:tcPr>
@@ -9021,19 +9000,16 @@
                 <w:rStyle w:val="HTMLCode"/>
                 <w:rFonts w:eastAsiaTheme="minorHAnsi"/>
               </w:rPr>
-              <w:t>\\uXXXX</w:t>
-            </w:r>
-          </w:p>
-        </w:tc>
-        <w:tc>
-          <w:tcPr>
-            <w:tcW w:w="0" w:type="auto"/>
-            <w:hideMark/>
-          </w:tcPr>
-          <w:p>
-            <w:pPr>
-              <w:cnfStyle w:val="000000000000" w:firstRow="0" w:lastRow="0" w:firstColumn="0" w:lastColumn="0" w:oddVBand="0" w:evenVBand="0" w:oddHBand="0" w:evenHBand="0" w:firstRowFirstColumn="0" w:firstRowLastColumn="0" w:lastRowFirstColumn="0" w:lastRowLastColumn="0"/>
-            </w:pPr>
+              <w:t>\uXXXX</w:t>
+            </w:r>
+          </w:p>
+        </w:tc>
+        <w:tc>
+          <w:tcPr>
+            <w:tcW w:w="0" w:type="auto"/>
+            <w:hideMark/>
+          </w:tcPr>
+          <w:p>
             <w:r>
               <w:t>Unicode character</w:t>
             </w:r>
@@ -9045,27 +9021,21 @@
             <w:hideMark/>
           </w:tcPr>
           <w:p>
-            <w:pPr>
-              <w:cnfStyle w:val="000000000000" w:firstRow="0" w:lastRow="0" w:firstColumn="0" w:lastColumn="0" w:oddVBand="0" w:evenVBand="0" w:oddHBand="0" w:evenHBand="0" w:firstRowFirstColumn="0" w:firstRowLastColumn="0" w:lastRowFirstColumn="0" w:lastRowLastColumn="0"/>
-            </w:pPr>
             <w:r>
               <w:rPr>
                 <w:rStyle w:val="HTMLCode"/>
                 <w:rFonts w:eastAsiaTheme="minorHAnsi"/>
               </w:rPr>
-              <w:t>"\\u03A9"</w:t>
-            </w:r>
-          </w:p>
-        </w:tc>
-        <w:tc>
-          <w:tcPr>
-            <w:tcW w:w="0" w:type="auto"/>
-            <w:hideMark/>
-          </w:tcPr>
-          <w:p>
-            <w:pPr>
-              <w:cnfStyle w:val="000000000000" w:firstRow="0" w:lastRow="0" w:firstColumn="0" w:lastColumn="0" w:oddVBand="0" w:evenVBand="0" w:oddHBand="0" w:evenHBand="0" w:firstRowFirstColumn="0" w:firstRowLastColumn="0" w:lastRowFirstColumn="0" w:lastRowLastColumn="0"/>
-            </w:pPr>
+              <w:t>"\u03A9"</w:t>
+            </w:r>
+          </w:p>
+        </w:tc>
+        <w:tc>
+          <w:tcPr>
+            <w:tcW w:w="0" w:type="auto"/>
+            <w:hideMark/>
+          </w:tcPr>
+          <w:p>
             <w:r>
               <w:t>Ω</w:t>
             </w:r>
@@ -9079,7 +9049,6 @@
         </w:trPr>
         <w:tc>
           <w:tcPr>
-            <w:cnfStyle w:val="001000000000" w:firstRow="0" w:lastRow="0" w:firstColumn="1" w:lastColumn="0" w:oddVBand="0" w:evenVBand="0" w:oddHBand="0" w:evenHBand="0" w:firstRowFirstColumn="0" w:firstRowLastColumn="0" w:lastRowFirstColumn="0" w:lastRowLastColumn="0"/>
             <w:tcW w:w="0" w:type="auto"/>
             <w:hideMark/>
           </w:tcPr>
@@ -9089,19 +9058,16 @@
                 <w:rStyle w:val="HTMLCode"/>
                 <w:rFonts w:eastAsiaTheme="minorHAnsi"/>
               </w:rPr>
-              <w:t>\\xhh</w:t>
-            </w:r>
-          </w:p>
-        </w:tc>
-        <w:tc>
-          <w:tcPr>
-            <w:tcW w:w="0" w:type="auto"/>
-            <w:hideMark/>
-          </w:tcPr>
-          <w:p>
-            <w:pPr>
-              <w:cnfStyle w:val="000000100000" w:firstRow="0" w:lastRow="0" w:firstColumn="0" w:lastColumn="0" w:oddVBand="0" w:evenVBand="0" w:oddHBand="1" w:evenHBand="0" w:firstRowFirstColumn="0" w:firstRowLastColumn="0" w:lastRowFirstColumn="0" w:lastRowLastColumn="0"/>
-            </w:pPr>
+              <w:t>\xhh</w:t>
+            </w:r>
+          </w:p>
+        </w:tc>
+        <w:tc>
+          <w:tcPr>
+            <w:tcW w:w="0" w:type="auto"/>
+            <w:hideMark/>
+          </w:tcPr>
+          <w:p>
             <w:r>
               <w:t>Hex value</w:t>
             </w:r>
@@ -9113,27 +9079,21 @@
             <w:hideMark/>
           </w:tcPr>
           <w:p>
-            <w:pPr>
-              <w:cnfStyle w:val="000000100000" w:firstRow="0" w:lastRow="0" w:firstColumn="0" w:lastColumn="0" w:oddVBand="0" w:evenVBand="0" w:oddHBand="1" w:evenHBand="0" w:firstRowFirstColumn="0" w:firstRowLastColumn="0" w:lastRowFirstColumn="0" w:lastRowLastColumn="0"/>
-            </w:pPr>
             <w:r>
               <w:rPr>
                 <w:rStyle w:val="HTMLCode"/>
                 <w:rFonts w:eastAsiaTheme="minorHAnsi"/>
               </w:rPr>
-              <w:t>"\\x48"</w:t>
-            </w:r>
-          </w:p>
-        </w:tc>
-        <w:tc>
-          <w:tcPr>
-            <w:tcW w:w="0" w:type="auto"/>
-            <w:hideMark/>
-          </w:tcPr>
-          <w:p>
-            <w:pPr>
-              <w:cnfStyle w:val="000000100000" w:firstRow="0" w:lastRow="0" w:firstColumn="0" w:lastColumn="0" w:oddVBand="0" w:evenVBand="0" w:oddHBand="1" w:evenHBand="0" w:firstRowFirstColumn="0" w:firstRowLastColumn="0" w:lastRowFirstColumn="0" w:lastRowLastColumn="0"/>
-            </w:pPr>
+              <w:t>"\x48"</w:t>
+            </w:r>
+          </w:p>
+        </w:tc>
+        <w:tc>
+          <w:tcPr>
+            <w:tcW w:w="0" w:type="auto"/>
+            <w:hideMark/>
+          </w:tcPr>
+          <w:p>
             <w:r>
               <w:t>H</w:t>
             </w:r>
@@ -9141,128 +9101,7 @@
         </w:tc>
       </w:tr>
     </w:tbl>
-    <w:p>
-      <w:r>
-        <w:pict w14:anchorId="7AA1A282">
-          <v:rect id="_x0000_i1037" style="width:0;height:1.5pt" o:hralign="center" o:hrstd="t" o:hr="t" fillcolor="#a0a0a0" stroked="f"/>
-        </w:pict>
-      </w:r>
-    </w:p>
-    <w:p>
-      <w:pPr>
-        <w:pStyle w:val="Heading3"/>
-      </w:pPr>
-      <w:r>
-        <w:t>Example Program</w:t>
-      </w:r>
-    </w:p>
-    <w:p>
-      <w:pPr>
-        <w:pStyle w:val="HTMLPreformatted"/>
-        <w:rPr>
-          <w:rStyle w:val="HTMLCode"/>
-        </w:rPr>
-      </w:pPr>
-      <w:r>
-        <w:rPr>
-          <w:rStyle w:val="hljs-builtin"/>
-        </w:rPr>
-        <w:t>print</w:t>
-      </w:r>
-      <w:r>
-        <w:rPr>
-          <w:rStyle w:val="HTMLCode"/>
-        </w:rPr>
-        <w:t>(</w:t>
-      </w:r>
-      <w:r>
-        <w:rPr>
-          <w:rStyle w:val="hljs-string"/>
-        </w:rPr>
-        <w:t>"Python\\nProgramming"</w:t>
-      </w:r>
-      <w:r>
-        <w:rPr>
-          <w:rStyle w:val="HTMLCode"/>
-        </w:rPr>
-        <w:t>)</w:t>
-      </w:r>
-    </w:p>
-    <w:p>
-      <w:pPr>
-        <w:pStyle w:val="HTMLPreformatted"/>
-        <w:rPr>
-          <w:rStyle w:val="HTMLCode"/>
-        </w:rPr>
-      </w:pPr>
-      <w:r>
-        <w:rPr>
-          <w:rStyle w:val="hljs-builtin"/>
-        </w:rPr>
-        <w:t>print</w:t>
-      </w:r>
-      <w:r>
-        <w:rPr>
-          <w:rStyle w:val="HTMLCode"/>
-        </w:rPr>
-        <w:t>(</w:t>
-      </w:r>
-      <w:r>
-        <w:rPr>
-          <w:rStyle w:val="hljs-string"/>
-        </w:rPr>
-        <w:t>"Hello\\tWorld"</w:t>
-      </w:r>
-      <w:r>
-        <w:rPr>
-          <w:rStyle w:val="HTMLCode"/>
-        </w:rPr>
-        <w:t>)</w:t>
-      </w:r>
-    </w:p>
-    <w:p>
-      <w:pPr>
-        <w:pStyle w:val="HTMLPreformatted"/>
-        <w:rPr>
-          <w:rStyle w:val="HTMLCode"/>
-        </w:rPr>
-      </w:pPr>
-      <w:r>
-        <w:rPr>
-          <w:rStyle w:val="hljs-builtin"/>
-        </w:rPr>
-        <w:t>print</w:t>
-      </w:r>
-      <w:r>
-        <w:rPr>
-          <w:rStyle w:val="HTMLCode"/>
-        </w:rPr>
-        <w:t>(</w:t>
-      </w:r>
-      <w:r>
-        <w:rPr>
-          <w:rStyle w:val="hljs-string"/>
-        </w:rPr>
-        <w:t>"He said \\\"Python is easy\\\""</w:t>
-      </w:r>
-      <w:r>
-        <w:rPr>
-          <w:rStyle w:val="HTMLCode"/>
-        </w:rPr>
-        <w:t>)</w:t>
-      </w:r>
-    </w:p>
-    <w:p>
-      <w:pPr>
-        <w:spacing w:before="100" w:beforeAutospacing="1" w:after="100" w:afterAutospacing="1" w:line="240" w:lineRule="auto"/>
-        <w:rPr>
-          <w:rFonts w:ascii="Times New Roman" w:eastAsia="Times New Roman" w:hAnsi="Times New Roman" w:cs="Times New Roman"/>
-          <w:sz w:val="24"/>
-          <w:szCs w:val="24"/>
-          <w:lang w:eastAsia="en-IN"/>
-        </w:rPr>
-      </w:pPr>
-    </w:p>
+    <w:p/>
     <w:p>
       <w:pPr>
         <w:pStyle w:val="Heading2"/>
@@ -9301,36 +9140,45 @@
       </w:r>
     </w:p>
     <w:p>
-      <w:r>
-        <w:pict w14:anchorId="610F5F1A">
-          <v:rect id="_x0000_i1038" style="width:0;height:1.5pt" o:hralign="center" o:hrstd="t" o:hr="t" fillcolor="#a0a0a0" stroked="f"/>
-        </w:pict>
-      </w:r>
-    </w:p>
-    <w:p>
       <w:pPr>
         <w:pStyle w:val="Heading2"/>
-      </w:pPr>
-      <w:r>
+        <w:rPr>
+          <w:rFonts w:asciiTheme="minorHAnsi" w:eastAsiaTheme="minorHAnsi" w:hAnsiTheme="minorHAnsi" w:cstheme="minorBidi"/>
+          <w:i/>
+          <w:iCs/>
+          <w:color w:val="auto"/>
+          <w:sz w:val="22"/>
+          <w:szCs w:val="22"/>
+        </w:rPr>
+      </w:pPr>
+      <w:r>
+        <w:rPr>
+          <w:rFonts w:asciiTheme="minorHAnsi" w:eastAsiaTheme="minorHAnsi" w:hAnsiTheme="minorHAnsi" w:cstheme="minorBidi"/>
+          <w:color w:val="auto"/>
+          <w:sz w:val="22"/>
+          <w:szCs w:val="22"/>
+        </w:rPr>
         <w:t>1. Arithmetic Operators</w:t>
       </w:r>
-    </w:p>
-    <w:p>
-      <w:pPr>
-        <w:pStyle w:val="NormalWeb"/>
-      </w:pPr>
-      <w:r>
-        <w:t xml:space="preserve">Arithmetic operators are used to perform </w:t>
-      </w:r>
-      <w:r>
-        <w:rPr>
-          <w:rStyle w:val="Strong"/>
-          <w:rFonts w:eastAsiaTheme="majorEastAsia"/>
-        </w:rPr>
-        <w:t>mathematical calculations</w:t>
-      </w:r>
-      <w:r>
-        <w:t>.</w:t>
+      <w:r>
+        <w:rPr>
+          <w:rFonts w:asciiTheme="minorHAnsi" w:eastAsiaTheme="minorHAnsi" w:hAnsiTheme="minorHAnsi" w:cstheme="minorBidi"/>
+          <w:color w:val="auto"/>
+          <w:sz w:val="22"/>
+          <w:szCs w:val="22"/>
+        </w:rPr>
+        <w:t xml:space="preserve"> :</w:t>
+      </w:r>
+      <w:r>
+        <w:rPr>
+          <w:rFonts w:asciiTheme="minorHAnsi" w:eastAsiaTheme="minorHAnsi" w:hAnsiTheme="minorHAnsi" w:cstheme="minorBidi"/>
+          <w:i/>
+          <w:iCs/>
+          <w:color w:val="auto"/>
+          <w:sz w:val="22"/>
+          <w:szCs w:val="22"/>
+        </w:rPr>
+        <w:t>Arithmetic operators are used to perform mathematical calculations.</w:t>
       </w:r>
     </w:p>
     <w:tbl>
@@ -9947,25 +9795,14 @@
         </w:tc>
       </w:tr>
     </w:tbl>
-    <w:p>
-      <w:r>
-        <w:pict w14:anchorId="25C06128">
-          <v:rect id="_x0000_i1039" style="width:0;height:1.5pt" o:hralign="center" o:hrstd="t" o:hr="t" fillcolor="#a0a0a0" stroked="f"/>
-        </w:pict>
-      </w:r>
-    </w:p>
-    <w:p>
-      <w:pPr>
-        <w:pStyle w:val="Heading2"/>
-      </w:pPr>
+    <w:p/>
+    <w:p>
       <w:r>
         <w:t>2. Assignment Operators</w:t>
       </w:r>
-    </w:p>
-    <w:p>
-      <w:pPr>
-        <w:pStyle w:val="NormalWeb"/>
-      </w:pPr>
+      <w:r>
+        <w:t xml:space="preserve"> : </w:t>
+      </w:r>
       <w:r>
         <w:t xml:space="preserve">Assignment operators are used to </w:t>
       </w:r>
@@ -10497,25 +10334,14 @@
         </w:tc>
       </w:tr>
     </w:tbl>
-    <w:p>
-      <w:r>
-        <w:pict w14:anchorId="605C06E8">
-          <v:rect id="_x0000_i1040" style="width:0;height:1.5pt" o:hralign="center" o:hrstd="t" o:hr="t" fillcolor="#a0a0a0" stroked="f"/>
-        </w:pict>
-      </w:r>
-    </w:p>
-    <w:p>
-      <w:pPr>
-        <w:pStyle w:val="Heading2"/>
-      </w:pPr>
+    <w:p/>
+    <w:p>
       <w:r>
         <w:t>3. Comparison (Relational) Operators</w:t>
       </w:r>
-    </w:p>
-    <w:p>
-      <w:pPr>
-        <w:pStyle w:val="NormalWeb"/>
-      </w:pPr>
+      <w:r>
+        <w:t xml:space="preserve">: </w:t>
+      </w:r>
       <w:r>
         <w:t xml:space="preserve">Comparison operators are used to </w:t>
       </w:r>
@@ -10532,6 +10358,7 @@
       <w:r>
         <w:rPr>
           <w:rStyle w:val="HTMLCode"/>
+          <w:rFonts w:eastAsiaTheme="minorHAnsi"/>
         </w:rPr>
         <w:t>True</w:t>
       </w:r>
@@ -10541,6 +10368,7 @@
       <w:r>
         <w:rPr>
           <w:rStyle w:val="HTMLCode"/>
+          <w:rFonts w:eastAsiaTheme="minorHAnsi"/>
         </w:rPr>
         <w:t>False</w:t>
       </w:r>
@@ -10958,26 +10786,14 @@
         </w:tc>
       </w:tr>
     </w:tbl>
-    <w:p>
-      <w:r>
-        <w:pict w14:anchorId="4581E825">
-          <v:rect id="_x0000_i1041" style="width:0;height:1.5pt" o:hralign="center" o:hrstd="t" o:hr="t" fillcolor="#a0a0a0" stroked="f"/>
-        </w:pict>
-      </w:r>
-    </w:p>
-    <w:p>
-      <w:pPr>
-        <w:pStyle w:val="Heading2"/>
-      </w:pPr>
-      <w:r>
-        <w:lastRenderedPageBreak/>
+    <w:p/>
+    <w:p>
+      <w:r>
         <w:t>4. Logical Operators</w:t>
       </w:r>
-    </w:p>
-    <w:p>
-      <w:pPr>
-        <w:pStyle w:val="NormalWeb"/>
-      </w:pPr>
+      <w:r>
+        <w:t xml:space="preserve">: </w:t>
+      </w:r>
       <w:r>
         <w:t xml:space="preserve">Logical operators are used to </w:t>
       </w:r>
@@ -11264,17 +11080,11 @@
       </w:tr>
     </w:tbl>
     <w:p>
-      <w:r>
-        <w:pict w14:anchorId="23B3A291">
-          <v:rect id="_x0000_i1042" style="width:0;height:1.5pt" o:hralign="center" o:hrstd="t" o:hr="t" fillcolor="#a0a0a0" stroked="f"/>
-        </w:pict>
-      </w:r>
-    </w:p>
-    <w:p>
       <w:pPr>
         <w:pStyle w:val="Heading2"/>
       </w:pPr>
       <w:r>
+        <w:lastRenderedPageBreak/>
         <w:t>5. Bitwise Operators</w:t>
       </w:r>
     </w:p>
@@ -11337,16 +11147,6 @@
       </w:r>
     </w:p>
     <w:p>
-      <w:r>
-        <w:pict w14:anchorId="3FBC81B8">
-          <v:rect id="_x0000_i1043" style="width:0;height:1.5pt" o:hralign="center" o:hrstd="t" o:hr="t" fillcolor="#a0a0a0" stroked="f"/>
-        </w:pict>
-      </w:r>
-    </w:p>
-    <w:p>
-      <w:pPr>
-        <w:pStyle w:val="Heading2"/>
-      </w:pPr>
       <w:r>
         <w:t>Binary Representation (Basic Idea)</w:t>
       </w:r>
@@ -11418,7 +11218,7 @@
     <w:p>
       <w:r>
         <w:pict w14:anchorId="3DC938AD">
-          <v:rect id="_x0000_i1044" style="width:0;height:1.5pt" o:hralign="center" o:hrstd="t" o:hr="t" fillcolor="#a0a0a0" stroked="f"/>
+          <v:rect id="_x0000_i1227" style="width:0;height:1.5pt" o:hralign="center" o:hrstd="t" o:hr="t" fillcolor="#a0a0a0" stroked="f"/>
         </w:pict>
       </w:r>
     </w:p>
@@ -11434,55 +11234,80 @@
       <w:pPr>
         <w:pStyle w:val="Heading3"/>
       </w:pPr>
-      <w:r>
-        <w:t>1. Bitwise AND (</w:t>
-      </w:r>
-      <w:r>
-        <w:rPr>
-          <w:rStyle w:val="HTMLCode"/>
-          <w:rFonts w:eastAsiaTheme="majorEastAsia"/>
-        </w:rPr>
-        <w:t>&amp;</w:t>
-      </w:r>
-      <w:r>
-        <w:t>)</w:t>
-      </w:r>
     </w:p>
     <w:p>
       <w:pPr>
         <w:pStyle w:val="NormalWeb"/>
-      </w:pPr>
-      <w:r>
+        <w:rPr>
+          <w:sz w:val="20"/>
+          <w:szCs w:val="20"/>
+        </w:rPr>
+      </w:pPr>
+      <w:r>
+        <w:rPr>
+          <w:sz w:val="20"/>
+          <w:szCs w:val="20"/>
+        </w:rPr>
+        <w:t>1. Bitwise AND (&amp;)</w:t>
+      </w:r>
+      <w:r>
+        <w:rPr>
+          <w:sz w:val="20"/>
+          <w:szCs w:val="20"/>
+        </w:rPr>
+        <w:t xml:space="preserve"> : </w:t>
+      </w:r>
+      <w:r>
+        <w:rPr>
+          <w:sz w:val="20"/>
+          <w:szCs w:val="20"/>
+        </w:rPr>
         <w:t>Compares each bit of two numbers.</w:t>
       </w:r>
       <w:r>
-        <w:br/>
-        <w:t xml:space="preserve">Result bit is </w:t>
-      </w:r>
-      <w:r>
-        <w:rPr>
-          <w:rStyle w:val="HTMLCode"/>
-        </w:rPr>
-        <w:t>1</w:t>
-      </w:r>
-      <w:r>
+        <w:rPr>
+          <w:sz w:val="20"/>
+          <w:szCs w:val="20"/>
+        </w:rPr>
         <w:t xml:space="preserve"> </w:t>
       </w:r>
       <w:r>
         <w:rPr>
-          <w:rStyle w:val="Strong"/>
+          <w:sz w:val="20"/>
+          <w:szCs w:val="20"/>
+        </w:rPr>
+        <w:t xml:space="preserve">Result bit is 1 </w:t>
+      </w:r>
+      <w:r>
+        <w:rPr>
+          <w:b/>
+          <w:bCs/>
+          <w:sz w:val="20"/>
+          <w:szCs w:val="20"/>
         </w:rPr>
         <w:t>only if both bits are 1</w:t>
       </w:r>
       <w:r>
+        <w:rPr>
+          <w:sz w:val="20"/>
+          <w:szCs w:val="20"/>
+        </w:rPr>
         <w:t>.</w:t>
       </w:r>
     </w:p>
     <w:p>
       <w:pPr>
         <w:pStyle w:val="NormalWeb"/>
-      </w:pPr>
-      <w:r>
+        <w:rPr>
+          <w:sz w:val="20"/>
+          <w:szCs w:val="20"/>
+        </w:rPr>
+      </w:pPr>
+      <w:r>
+        <w:rPr>
+          <w:sz w:val="20"/>
+          <w:szCs w:val="20"/>
+        </w:rPr>
         <w:t>Example:</w:t>
       </w:r>
     </w:p>
@@ -11599,53 +11424,103 @@
     <w:p>
       <w:pPr>
         <w:pStyle w:val="Heading3"/>
-      </w:pPr>
-      <w:r>
-        <w:lastRenderedPageBreak/>
+        <w:rPr>
+          <w:color w:val="000000" w:themeColor="text1"/>
+          <w:sz w:val="22"/>
+          <w:szCs w:val="22"/>
+        </w:rPr>
+      </w:pPr>
+      <w:r>
+        <w:rPr>
+          <w:color w:val="000000" w:themeColor="text1"/>
+          <w:sz w:val="22"/>
+          <w:szCs w:val="22"/>
+        </w:rPr>
         <w:t>2. Bitwise OR (</w:t>
       </w:r>
       <w:r>
         <w:rPr>
           <w:rStyle w:val="HTMLCode"/>
           <w:rFonts w:eastAsiaTheme="majorEastAsia"/>
+          <w:color w:val="000000" w:themeColor="text1"/>
+          <w:sz w:val="22"/>
+          <w:szCs w:val="22"/>
         </w:rPr>
         <w:t>|</w:t>
       </w:r>
       <w:r>
+        <w:rPr>
+          <w:color w:val="000000" w:themeColor="text1"/>
+          <w:sz w:val="22"/>
+          <w:szCs w:val="22"/>
+        </w:rPr>
         <w:t>)</w:t>
       </w:r>
+      <w:r>
+        <w:rPr>
+          <w:color w:val="000000" w:themeColor="text1"/>
+          <w:sz w:val="22"/>
+          <w:szCs w:val="22"/>
+        </w:rPr>
+        <w:t xml:space="preserve"> :</w:t>
+      </w:r>
+      <w:r>
+        <w:rPr>
+          <w:color w:val="000000" w:themeColor="text1"/>
+          <w:sz w:val="22"/>
+          <w:szCs w:val="22"/>
+        </w:rPr>
+        <w:t xml:space="preserve">Result bit is </w:t>
+      </w:r>
+      <w:r>
+        <w:rPr>
+          <w:rStyle w:val="HTMLCode"/>
+          <w:rFonts w:eastAsiaTheme="majorEastAsia"/>
+          <w:color w:val="000000" w:themeColor="text1"/>
+          <w:sz w:val="22"/>
+          <w:szCs w:val="22"/>
+        </w:rPr>
+        <w:t>1</w:t>
+      </w:r>
+      <w:r>
+        <w:rPr>
+          <w:color w:val="000000" w:themeColor="text1"/>
+          <w:sz w:val="22"/>
+          <w:szCs w:val="22"/>
+        </w:rPr>
+        <w:t xml:space="preserve"> if </w:t>
+      </w:r>
+      <w:r>
+        <w:rPr>
+          <w:rStyle w:val="Strong"/>
+          <w:color w:val="000000" w:themeColor="text1"/>
+          <w:sz w:val="22"/>
+          <w:szCs w:val="22"/>
+        </w:rPr>
+        <w:t>any one of the bits is 1</w:t>
+      </w:r>
+      <w:r>
+        <w:rPr>
+          <w:color w:val="000000" w:themeColor="text1"/>
+          <w:sz w:val="22"/>
+          <w:szCs w:val="22"/>
+        </w:rPr>
+        <w:t>.</w:t>
+      </w:r>
     </w:p>
     <w:p>
       <w:pPr>
         <w:pStyle w:val="NormalWeb"/>
-      </w:pPr>
-      <w:r>
-        <w:t xml:space="preserve">Result bit is </w:t>
-      </w:r>
-      <w:r>
-        <w:rPr>
-          <w:rStyle w:val="HTMLCode"/>
-        </w:rPr>
-        <w:t>1</w:t>
-      </w:r>
-      <w:r>
-        <w:t xml:space="preserve"> if </w:t>
-      </w:r>
-      <w:r>
-        <w:rPr>
-          <w:rStyle w:val="Strong"/>
-        </w:rPr>
-        <w:t>any one of the bits is 1</w:t>
-      </w:r>
-      <w:r>
-        <w:t>.</w:t>
-      </w:r>
-    </w:p>
-    <w:p>
-      <w:pPr>
-        <w:pStyle w:val="NormalWeb"/>
-      </w:pPr>
-      <w:r>
+        <w:rPr>
+          <w:sz w:val="22"/>
+          <w:szCs w:val="22"/>
+        </w:rPr>
+      </w:pPr>
+      <w:r>
+        <w:rPr>
+          <w:sz w:val="22"/>
+          <w:szCs w:val="22"/>
+        </w:rPr>
         <w:t>Example:</w:t>
       </w:r>
     </w:p>
@@ -11766,6 +11641,7 @@
         <w:pStyle w:val="Heading3"/>
       </w:pPr>
       <w:r>
+        <w:lastRenderedPageBreak/>
         <w:t>3. Bitwise XOR (</w:t>
       </w:r>
       <w:r>
@@ -12023,7 +11899,9 @@
         <w:t>Explanation:</w:t>
       </w:r>
       <w:r>
-        <w:br/>
+        <w:t xml:space="preserve"> </w:t>
+      </w:r>
+      <w:r>
         <w:t xml:space="preserve">Python uses </w:t>
       </w:r>
       <w:r>
@@ -12057,7 +11935,6 @@
         <w:pStyle w:val="Heading3"/>
       </w:pPr>
       <w:r>
-        <w:lastRenderedPageBreak/>
         <w:t>5. Left Shift (</w:t>
       </w:r>
       <w:r>
@@ -12218,6 +12095,7 @@
         <w:pStyle w:val="Heading3"/>
       </w:pPr>
       <w:r>
+        <w:lastRenderedPageBreak/>
         <w:t>6. Right Shift (</w:t>
       </w:r>
       <w:r>
@@ -12989,7 +12867,6 @@
         <w:pStyle w:val="Heading2"/>
       </w:pPr>
       <w:r>
-        <w:lastRenderedPageBreak/>
         <w:t>7. Identity Operators</w:t>
       </w:r>
     </w:p>
@@ -13016,15 +12893,7 @@
         <w:pStyle w:val="NormalWeb"/>
       </w:pPr>
       <w:r>
-        <w:t xml:space="preserve">It </w:t>
-      </w:r>
-      <w:proofErr w:type="gramStart"/>
-      <w:r>
-        <w:t>compare</w:t>
-      </w:r>
-      <w:proofErr w:type="gramEnd"/>
-      <w:r>
-        <w:t xml:space="preserve"> memory location not values of variables, so it is different from == .</w:t>
+        <w:t>It compare memory location not values of variables, so it is different from == .</w:t>
       </w:r>
     </w:p>
     <w:tbl>
@@ -13224,278 +13093,13 @@
       </w:tr>
     </w:tbl>
     <w:p>
-      <w:r>
-        <w:pict w14:anchorId="42C71103">
-          <v:rect id="_x0000_i1049" style="width:0;height:1.5pt" o:hralign="center" o:hrstd="t" o:hr="t" fillcolor="#a0a0a0" stroked="f"/>
-        </w:pict>
-      </w:r>
-    </w:p>
-    <w:p>
       <w:pPr>
         <w:pStyle w:val="Heading2"/>
-      </w:pPr>
-      <w:r>
-        <w:t>Example Program</w:t>
-      </w:r>
-    </w:p>
-    <w:p>
-      <w:pPr>
-        <w:pStyle w:val="HTMLPreformatted"/>
-        <w:rPr>
-          <w:rStyle w:val="HTMLCode"/>
-        </w:rPr>
-      </w:pPr>
-      <w:r>
-        <w:rPr>
-          <w:rStyle w:val="HTMLCode"/>
-        </w:rPr>
-        <w:t xml:space="preserve">a = </w:t>
-      </w:r>
-      <w:r>
-        <w:rPr>
-          <w:rStyle w:val="hljs-number"/>
-        </w:rPr>
-        <w:t>10</w:t>
-      </w:r>
-    </w:p>
-    <w:p>
-      <w:pPr>
-        <w:pStyle w:val="HTMLPreformatted"/>
-        <w:rPr>
-          <w:rStyle w:val="HTMLCode"/>
-        </w:rPr>
-      </w:pPr>
-      <w:r>
-        <w:rPr>
-          <w:rStyle w:val="HTMLCode"/>
-        </w:rPr>
-        <w:t xml:space="preserve">b = </w:t>
-      </w:r>
-      <w:r>
-        <w:rPr>
-          <w:rStyle w:val="hljs-number"/>
-        </w:rPr>
-        <w:t>3</w:t>
-      </w:r>
-    </w:p>
-    <w:p>
-      <w:pPr>
-        <w:pStyle w:val="HTMLPreformatted"/>
-        <w:rPr>
-          <w:rStyle w:val="HTMLCode"/>
-        </w:rPr>
-      </w:pPr>
-      <w:r>
-        <w:rPr>
-          <w:rStyle w:val="hljs-builtin"/>
-          <w:rFonts w:eastAsiaTheme="majorEastAsia"/>
-        </w:rPr>
-        <w:t>print</w:t>
-      </w:r>
-      <w:r>
-        <w:rPr>
-          <w:rStyle w:val="HTMLCode"/>
-        </w:rPr>
-        <w:t>(a + b)</w:t>
-      </w:r>
-    </w:p>
-    <w:p>
-      <w:pPr>
-        <w:pStyle w:val="HTMLPreformatted"/>
-        <w:rPr>
-          <w:rStyle w:val="HTMLCode"/>
-        </w:rPr>
-      </w:pPr>
-      <w:r>
-        <w:rPr>
-          <w:rStyle w:val="hljs-builtin"/>
-          <w:rFonts w:eastAsiaTheme="majorEastAsia"/>
-        </w:rPr>
-        <w:t>print</w:t>
-      </w:r>
-      <w:r>
-        <w:rPr>
-          <w:rStyle w:val="HTMLCode"/>
-        </w:rPr>
-        <w:t>(a &gt; b)</w:t>
-      </w:r>
-    </w:p>
-    <w:p>
-      <w:pPr>
-        <w:pStyle w:val="HTMLPreformatted"/>
-        <w:rPr>
-          <w:rStyle w:val="HTMLCode"/>
-        </w:rPr>
-      </w:pPr>
-      <w:r>
-        <w:rPr>
-          <w:rStyle w:val="hljs-builtin"/>
-          <w:rFonts w:eastAsiaTheme="majorEastAsia"/>
-        </w:rPr>
-        <w:t>print</w:t>
-      </w:r>
-      <w:r>
-        <w:rPr>
-          <w:rStyle w:val="HTMLCode"/>
-        </w:rPr>
-        <w:t xml:space="preserve">(a &gt; </w:t>
-      </w:r>
-      <w:r>
-        <w:rPr>
-          <w:rStyle w:val="hljs-number"/>
-        </w:rPr>
-        <w:t>5</w:t>
-      </w:r>
-      <w:r>
-        <w:rPr>
-          <w:rStyle w:val="HTMLCode"/>
-        </w:rPr>
-        <w:t xml:space="preserve"> </w:t>
-      </w:r>
-      <w:r>
-        <w:rPr>
-          <w:rStyle w:val="hljs-keyword"/>
-        </w:rPr>
-        <w:t>and</w:t>
-      </w:r>
-      <w:r>
-        <w:rPr>
-          <w:rStyle w:val="HTMLCode"/>
-        </w:rPr>
-        <w:t xml:space="preserve"> b &lt; </w:t>
-      </w:r>
-      <w:r>
-        <w:rPr>
-          <w:rStyle w:val="hljs-number"/>
-        </w:rPr>
-        <w:t>5</w:t>
-      </w:r>
-      <w:r>
-        <w:rPr>
-          <w:rStyle w:val="HTMLCode"/>
-        </w:rPr>
-        <w:t>)</w:t>
-      </w:r>
-    </w:p>
-    <w:p>
-      <w:pPr>
-        <w:pStyle w:val="HTMLPreformatted"/>
-        <w:rPr>
-          <w:rStyle w:val="HTMLCode"/>
-        </w:rPr>
-      </w:pPr>
-      <w:r>
-        <w:rPr>
-          <w:rStyle w:val="hljs-builtin"/>
-          <w:rFonts w:eastAsiaTheme="majorEastAsia"/>
-        </w:rPr>
-        <w:t>print</w:t>
-      </w:r>
-      <w:r>
-        <w:rPr>
-          <w:rStyle w:val="HTMLCode"/>
-        </w:rPr>
-        <w:t xml:space="preserve">(a </w:t>
-      </w:r>
-      <w:r>
-        <w:rPr>
-          <w:rStyle w:val="hljs-keyword"/>
-        </w:rPr>
-        <w:t>in</w:t>
-      </w:r>
-      <w:r>
-        <w:rPr>
-          <w:rStyle w:val="HTMLCode"/>
-        </w:rPr>
-        <w:t xml:space="preserve"> [</w:t>
-      </w:r>
-      <w:r>
-        <w:rPr>
-          <w:rStyle w:val="hljs-number"/>
-        </w:rPr>
-        <w:t>5</w:t>
-      </w:r>
-      <w:r>
-        <w:rPr>
-          <w:rStyle w:val="HTMLCode"/>
-        </w:rPr>
-        <w:t xml:space="preserve">, </w:t>
-      </w:r>
-      <w:r>
-        <w:rPr>
-          <w:rStyle w:val="hljs-number"/>
-        </w:rPr>
-        <w:t>10</w:t>
-      </w:r>
-      <w:r>
-        <w:rPr>
-          <w:rStyle w:val="HTMLCode"/>
-        </w:rPr>
-        <w:t xml:space="preserve">, </w:t>
-      </w:r>
-      <w:r>
-        <w:rPr>
-          <w:rStyle w:val="hljs-number"/>
-        </w:rPr>
-        <w:t>15</w:t>
-      </w:r>
-      <w:r>
-        <w:rPr>
-          <w:rStyle w:val="HTMLCode"/>
-        </w:rPr>
-        <w:t>])</w:t>
-      </w:r>
-    </w:p>
-    <w:p>
-      <w:pPr>
-        <w:pStyle w:val="Heading2"/>
-      </w:pPr>
-      <w:r>
-        <w:t>Summary</w:t>
-      </w:r>
-    </w:p>
-    <w:p>
-      <w:pPr>
-        <w:pStyle w:val="NormalWeb"/>
-        <w:numPr>
-          <w:ilvl w:val="0"/>
-          <w:numId w:val="29"/>
-        </w:numPr>
-      </w:pPr>
-      <w:r>
-        <w:t>Operators perform actions on data</w:t>
-      </w:r>
-    </w:p>
-    <w:p>
-      <w:pPr>
-        <w:pStyle w:val="NormalWeb"/>
-        <w:numPr>
-          <w:ilvl w:val="0"/>
-          <w:numId w:val="29"/>
-        </w:numPr>
-      </w:pPr>
-      <w:r>
-        <w:t xml:space="preserve">Python has </w:t>
-      </w:r>
-      <w:r>
-        <w:rPr>
-          <w:rStyle w:val="Strong"/>
-          <w:rFonts w:eastAsiaTheme="majorEastAsia"/>
-        </w:rPr>
-        <w:t>7 main types of operators</w:t>
-      </w:r>
-    </w:p>
-    <w:p>
-      <w:pPr>
-        <w:pStyle w:val="NormalWeb"/>
-        <w:numPr>
-          <w:ilvl w:val="0"/>
-          <w:numId w:val="29"/>
-        </w:numPr>
-      </w:pPr>
-      <w:r>
-        <w:t>Operators are essential for decision-making and logic</w:t>
-      </w:r>
+        <w:rPr>
+          <w:sz w:val="32"/>
+          <w:szCs w:val="32"/>
+        </w:rPr>
+      </w:pPr>
     </w:p>
     <w:p>
       <w:pPr>
@@ -13754,7 +13358,6 @@
         <w:rPr>
           <w:rStyle w:val="hljs-builtin"/>
         </w:rPr>
-        <w:lastRenderedPageBreak/>
         <w:t>print</w:t>
       </w:r>
       <w:r>
@@ -13970,6 +13573,7 @@
         <w:pStyle w:val="NormalWeb"/>
       </w:pPr>
       <w:r>
+        <w:lastRenderedPageBreak/>
         <w:t>Example:</w:t>
       </w:r>
     </w:p>
@@ -14408,7 +14012,6 @@
           <w:rStyle w:val="HTMLCode"/>
           <w:rFonts w:eastAsiaTheme="majorEastAsia"/>
         </w:rPr>
-        <w:lastRenderedPageBreak/>
         <w:t>str()</w:t>
       </w:r>
       <w:r>
@@ -14734,6 +14337,7 @@
         <w:pStyle w:val="NormalWeb"/>
       </w:pPr>
       <w:r>
+        <w:lastRenderedPageBreak/>
         <w:t xml:space="preserve">Explanation: The </w:t>
       </w:r>
       <w:r>
@@ -15262,7 +14866,6 @@
     </w:p>
     <w:p>
       <w:r>
-        <w:lastRenderedPageBreak/>
         <w:t>Common Collection Type Casting Functions</w:t>
       </w:r>
     </w:p>
@@ -15476,6 +15079,7 @@
         <w:pStyle w:val="Heading2"/>
       </w:pPr>
       <w:r>
+        <w:lastRenderedPageBreak/>
         <w:t>2. Converting to Tuple (</w:t>
       </w:r>
       <w:r>
@@ -15823,7 +15427,6 @@
         <w:pStyle w:val="NormalWeb"/>
       </w:pPr>
       <w:r>
-        <w:lastRenderedPageBreak/>
         <w:t>Example using list of tuples:</w:t>
       </w:r>
     </w:p>
@@ -16153,6 +15756,7 @@
         <w:rPr>
           <w:rStyle w:val="HTMLCode"/>
         </w:rPr>
+        <w:lastRenderedPageBreak/>
         <w:t xml:space="preserve">l = </w:t>
       </w:r>
       <w:r>
@@ -16866,7 +16470,6 @@
           <w:sz w:val="32"/>
           <w:szCs w:val="32"/>
         </w:rPr>
-        <w:lastRenderedPageBreak/>
         <w:t>Control Flow in Python</w:t>
       </w:r>
     </w:p>
@@ -17036,6 +16639,7 @@
           <w:rStyle w:val="HTMLCode"/>
           <w:rFonts w:eastAsiaTheme="majorEastAsia"/>
         </w:rPr>
+        <w:lastRenderedPageBreak/>
         <w:t>if</w:t>
       </w:r>
       <w:r>
@@ -17432,7 +17036,6 @@
           <w:rStyle w:val="HTMLCode"/>
           <w:rFonts w:eastAsiaTheme="majorEastAsia"/>
         </w:rPr>
-        <w:lastRenderedPageBreak/>
         <w:t>if-elif-else</w:t>
       </w:r>
       <w:r>
@@ -17812,6 +17415,7 @@
           <w:rStyle w:val="hljs-keyword"/>
           <w:rFonts w:eastAsiaTheme="majorEastAsia"/>
         </w:rPr>
+        <w:lastRenderedPageBreak/>
         <w:t>if</w:t>
       </w:r>
       <w:r>
@@ -17987,14 +17591,24 @@
           <w:ilvl w:val="0"/>
           <w:numId w:val="38"/>
         </w:numPr>
-      </w:pPr>
-      <w:r>
-        <w:rPr>
-          <w:rStyle w:val="HTMLCode"/>
+        <w:rPr>
+          <w:b/>
+          <w:bCs/>
+        </w:rPr>
+      </w:pPr>
+      <w:r>
+        <w:rPr>
+          <w:rStyle w:val="HTMLCode"/>
+          <w:b/>
+          <w:bCs/>
         </w:rPr>
         <w:t>for</w:t>
       </w:r>
       <w:r>
+        <w:rPr>
+          <w:b/>
+          <w:bCs/>
+        </w:rPr>
         <w:t xml:space="preserve"> loop</w:t>
       </w:r>
     </w:p>
@@ -18009,11 +17623,20 @@
       <w:r>
         <w:rPr>
           <w:rStyle w:val="HTMLCode"/>
+          <w:b/>
+          <w:bCs/>
         </w:rPr>
         <w:t>while</w:t>
       </w:r>
       <w:r>
-        <w:t xml:space="preserve"> loop</w:t>
+        <w:t xml:space="preserve"> </w:t>
+      </w:r>
+      <w:r>
+        <w:rPr>
+          <w:b/>
+          <w:bCs/>
+        </w:rPr>
+        <w:t>loop</w:t>
       </w:r>
     </w:p>
     <w:p>
@@ -18062,7 +17685,6 @@
           <w:sz w:val="28"/>
           <w:szCs w:val="28"/>
         </w:rPr>
-        <w:lastRenderedPageBreak/>
         <w:t xml:space="preserve">1. </w:t>
       </w:r>
       <w:r>
@@ -18085,34 +17707,53 @@
     <w:p>
       <w:pPr>
         <w:pStyle w:val="Heading3"/>
-      </w:pPr>
-      <w:r>
+        <w:rPr>
+          <w:color w:val="000000" w:themeColor="text1"/>
+        </w:rPr>
+      </w:pPr>
+      <w:r>
+        <w:rPr>
+          <w:color w:val="000000" w:themeColor="text1"/>
+        </w:rPr>
         <w:t>Purpose</w:t>
       </w:r>
-    </w:p>
-    <w:p>
-      <w:pPr>
-        <w:pStyle w:val="NormalWeb"/>
-      </w:pPr>
-      <w:r>
+      <w:r>
+        <w:rPr>
+          <w:color w:val="000000" w:themeColor="text1"/>
+        </w:rPr>
+        <w:t xml:space="preserve"> :</w:t>
+      </w:r>
+      <w:r>
+        <w:rPr>
+          <w:color w:val="000000" w:themeColor="text1"/>
+        </w:rPr>
         <w:t xml:space="preserve">The </w:t>
       </w:r>
       <w:r>
         <w:rPr>
           <w:rStyle w:val="HTMLCode"/>
+          <w:rFonts w:eastAsiaTheme="majorEastAsia"/>
+          <w:color w:val="000000" w:themeColor="text1"/>
         </w:rPr>
         <w:t>for</w:t>
       </w:r>
       <w:r>
+        <w:rPr>
+          <w:color w:val="000000" w:themeColor="text1"/>
+        </w:rPr>
         <w:t xml:space="preserve"> loop is used to </w:t>
       </w:r>
       <w:r>
         <w:rPr>
           <w:rStyle w:val="Strong"/>
+          <w:color w:val="000000" w:themeColor="text1"/>
         </w:rPr>
         <w:t>iterate over a sequence</w:t>
       </w:r>
       <w:r>
+        <w:rPr>
+          <w:color w:val="000000" w:themeColor="text1"/>
+        </w:rPr>
         <w:t xml:space="preserve"> such as:</w:t>
       </w:r>
     </w:p>
@@ -18336,6 +17977,7 @@
     </w:p>
     <w:p>
       <w:r>
+        <w:lastRenderedPageBreak/>
         <w:pict w14:anchorId="6694CD56">
           <v:rect id="_x0000_i1075" style="width:0;height:1.5pt" o:hralign="center" o:hrstd="t" o:hr="t" fillcolor="#a0a0a0" stroked="f"/>
         </w:pict>
@@ -18703,7 +18345,6 @@
         <w:rPr>
           <w:rStyle w:val="Strong"/>
         </w:rPr>
-        <w:lastRenderedPageBreak/>
         <w:t>Dictionary</w:t>
       </w:r>
     </w:p>
@@ -19054,26 +18695,67 @@
     <w:p>
       <w:pPr>
         <w:pStyle w:val="NormalWeb"/>
-      </w:pPr>
-      <w:r>
+        <w:rPr>
+          <w:b/>
+          <w:bCs/>
+          <w:sz w:val="20"/>
+          <w:szCs w:val="20"/>
+        </w:rPr>
+      </w:pPr>
+      <w:r>
+        <w:rPr>
+          <w:b/>
+          <w:bCs/>
+          <w:sz w:val="20"/>
+          <w:szCs w:val="20"/>
+        </w:rPr>
+        <w:t xml:space="preserve">Note : </w:t>
+      </w:r>
+      <w:r>
+        <w:rPr>
+          <w:b/>
+          <w:bCs/>
+          <w:sz w:val="20"/>
+          <w:szCs w:val="20"/>
+        </w:rPr>
         <w:t xml:space="preserve">If </w:t>
       </w:r>
       <w:r>
         <w:rPr>
           <w:rStyle w:val="HTMLCode"/>
+          <w:b/>
+          <w:bCs/>
+          <w:sz w:val="16"/>
+          <w:szCs w:val="16"/>
         </w:rPr>
         <w:t>break</w:t>
       </w:r>
       <w:r>
+        <w:rPr>
+          <w:b/>
+          <w:bCs/>
+          <w:sz w:val="20"/>
+          <w:szCs w:val="20"/>
+        </w:rPr>
         <w:t xml:space="preserve"> is used, </w:t>
       </w:r>
       <w:r>
         <w:rPr>
           <w:rStyle w:val="HTMLCode"/>
+          <w:b/>
+          <w:bCs/>
+          <w:sz w:val="16"/>
+          <w:szCs w:val="16"/>
         </w:rPr>
         <w:t>else</w:t>
       </w:r>
       <w:r>
+        <w:rPr>
+          <w:b/>
+          <w:bCs/>
+          <w:sz w:val="20"/>
+          <w:szCs w:val="20"/>
+        </w:rPr>
         <w:t xml:space="preserve"> will not execute.</w:t>
       </w:r>
     </w:p>
@@ -19138,6 +18820,7 @@
     </w:p>
     <w:p>
       <w:r>
+        <w:lastRenderedPageBreak/>
         <w:pict w14:anchorId="0602CFD7">
           <v:rect id="_x0000_i1079" style="width:0;height:1.5pt" o:hralign="center" o:hrstd="t" o:hr="t" fillcolor="#a0a0a0" stroked="f"/>
         </w:pict>
@@ -19370,6 +19053,12 @@
         </w:rPr>
         <w:t>1</w:t>
       </w:r>
+      <w:r>
+        <w:rPr>
+          <w:rStyle w:val="hljs-number"/>
+        </w:rPr>
+        <w:t xml:space="preserve"> # necessary to terminate loop</w:t>
+      </w:r>
     </w:p>
     <w:p>
       <w:r>
@@ -19405,7 +19094,6 @@
         <w:rPr>
           <w:rStyle w:val="hljs-keyword"/>
         </w:rPr>
-        <w:lastRenderedPageBreak/>
         <w:t>while</w:t>
       </w:r>
       <w:r>
@@ -19840,6 +19528,7 @@
           <w:rStyle w:val="HTMLCode"/>
           <w:rFonts w:eastAsiaTheme="majorEastAsia"/>
         </w:rPr>
+        <w:lastRenderedPageBreak/>
         <w:t>pass</w:t>
       </w:r>
     </w:p>
@@ -20238,7 +19927,6 @@
         <w:pStyle w:val="Heading2"/>
       </w:pPr>
       <w:r>
-        <w:lastRenderedPageBreak/>
         <w:t>5. Common Loop Patterns</w:t>
       </w:r>
     </w:p>
@@ -20896,6 +20584,7 @@
         </w:numPr>
       </w:pPr>
       <w:r>
+        <w:lastRenderedPageBreak/>
         <w:t>Avoid infinite loops</w:t>
       </w:r>
     </w:p>
@@ -21097,7 +20786,6 @@
         <w:rPr>
           <w:rStyle w:val="Strong"/>
         </w:rPr>
-        <w:lastRenderedPageBreak/>
         <w:t>Built-in Functions :</w:t>
       </w:r>
     </w:p>
@@ -21108,9 +20796,9 @@
         <w:tblLook w:val="04A0" w:firstRow="1" w:lastRow="0" w:firstColumn="1" w:lastColumn="0" w:noHBand="0" w:noVBand="1"/>
       </w:tblPr>
       <w:tblGrid>
-        <w:gridCol w:w="2127"/>
-        <w:gridCol w:w="3734"/>
-        <w:gridCol w:w="3360"/>
+        <w:gridCol w:w="2038"/>
+        <w:gridCol w:w="3965"/>
+        <w:gridCol w:w="3218"/>
       </w:tblGrid>
       <w:tr>
         <w:trPr>
@@ -21226,7 +20914,16 @@
                 <w:szCs w:val="20"/>
                 <w:lang w:eastAsia="en-IN"/>
               </w:rPr>
-              <w:t>len()</w:t>
+              <w:t>len</w:t>
+            </w:r>
+            <w:r>
+              <w:rPr>
+                <w:rFonts w:ascii="Courier New" w:eastAsia="Times New Roman" w:hAnsi="Courier New" w:cs="Courier New"/>
+                <w:sz w:val="20"/>
+                <w:szCs w:val="20"/>
+                <w:lang w:eastAsia="en-IN"/>
+              </w:rPr>
+              <w:t>()</w:t>
             </w:r>
           </w:p>
         </w:tc>
@@ -21252,7 +20949,34 @@
                 <w:szCs w:val="24"/>
                 <w:lang w:eastAsia="en-IN"/>
               </w:rPr>
-              <w:t>Returns number of items</w:t>
+              <w:t xml:space="preserve">Returns </w:t>
+            </w:r>
+            <w:r>
+              <w:rPr>
+                <w:rFonts w:ascii="Times New Roman" w:eastAsia="Times New Roman" w:hAnsi="Times New Roman" w:cs="Times New Roman"/>
+                <w:sz w:val="24"/>
+                <w:szCs w:val="24"/>
+                <w:lang w:eastAsia="en-IN"/>
+              </w:rPr>
+              <w:t xml:space="preserve">length </w:t>
+            </w:r>
+            <w:r>
+              <w:rPr>
+                <w:rFonts w:ascii="Times New Roman" w:eastAsia="Times New Roman" w:hAnsi="Times New Roman" w:cs="Times New Roman"/>
+                <w:sz w:val="24"/>
+                <w:szCs w:val="24"/>
+                <w:lang w:eastAsia="en-IN"/>
+              </w:rPr>
+              <w:t xml:space="preserve">of </w:t>
+            </w:r>
+            <w:r>
+              <w:rPr>
+                <w:rFonts w:ascii="Times New Roman" w:eastAsia="Times New Roman" w:hAnsi="Times New Roman" w:cs="Times New Roman"/>
+                <w:sz w:val="24"/>
+                <w:szCs w:val="24"/>
+                <w:lang w:eastAsia="en-IN"/>
+              </w:rPr>
+              <w:t>variables</w:t>
             </w:r>
           </w:p>
         </w:tc>
@@ -22170,7 +21894,25 @@
                 <w:szCs w:val="24"/>
                 <w:lang w:eastAsia="en-IN"/>
               </w:rPr>
+              <w:t xml:space="preserve">Return </w:t>
+            </w:r>
+            <w:r>
+              <w:rPr>
+                <w:rFonts w:ascii="Times New Roman" w:eastAsia="Times New Roman" w:hAnsi="Times New Roman" w:cs="Times New Roman"/>
+                <w:sz w:val="24"/>
+                <w:szCs w:val="24"/>
+                <w:lang w:eastAsia="en-IN"/>
+              </w:rPr>
               <w:t>Index + value pair</w:t>
+            </w:r>
+            <w:r>
+              <w:rPr>
+                <w:rFonts w:ascii="Times New Roman" w:eastAsia="Times New Roman" w:hAnsi="Times New Roman" w:cs="Times New Roman"/>
+                <w:sz w:val="24"/>
+                <w:szCs w:val="24"/>
+                <w:lang w:eastAsia="en-IN"/>
+              </w:rPr>
+              <w:t xml:space="preserve"> tuple</w:t>
             </w:r>
           </w:p>
         </w:tc>
@@ -22979,6 +22721,7 @@
                 <w:szCs w:val="20"/>
                 <w:lang w:eastAsia="en-IN"/>
               </w:rPr>
+              <w:lastRenderedPageBreak/>
               <w:t>filter()</w:t>
             </w:r>
           </w:p>
@@ -23456,7 +23199,6 @@
         <w:pStyle w:val="Heading2"/>
       </w:pPr>
       <w:r>
-        <w:lastRenderedPageBreak/>
         <w:t>Syntax of a User-Defined Function</w:t>
       </w:r>
     </w:p>
@@ -23822,6 +23564,7 @@
         </w:numPr>
       </w:pPr>
       <w:r>
+        <w:lastRenderedPageBreak/>
         <w:t>Parameters receive values</w:t>
       </w:r>
     </w:p>
@@ -24221,7 +23964,6 @@
         <w:pStyle w:val="Heading2"/>
       </w:pPr>
       <w:r>
-        <w:lastRenderedPageBreak/>
         <w:t>Function Arguments (Important Concepts)</w:t>
       </w:r>
     </w:p>
@@ -24628,6 +24370,7 @@
           <w:rStyle w:val="hljs-keyword"/>
           <w:rFonts w:eastAsiaTheme="majorEastAsia"/>
         </w:rPr>
+        <w:lastRenderedPageBreak/>
         <w:t>def</w:t>
       </w:r>
       <w:r>
@@ -24742,26 +24485,27 @@
         <w:t>Definition:</w:t>
       </w:r>
       <w:r>
-        <w:t xml:space="preserve"> A lambda function is a </w:t>
+        <w:t xml:space="preserve"> </w:t>
       </w:r>
       <w:r>
         <w:rPr>
           <w:rStyle w:val="Strong"/>
-        </w:rPr>
-        <w:t>small, anonymous function</w:t>
-      </w:r>
-      <w:r>
-        <w:t xml:space="preserve"> defined using the </w:t>
-      </w:r>
-      <w:r>
-        <w:rPr>
-          <w:rStyle w:val="HTMLCode"/>
-        </w:rPr>
-        <w:t>lambda</w:t>
-      </w:r>
-      <w:r>
-        <w:t xml:space="preserve"> keyword.</w:t>
-      </w:r>
+          <w:b w:val="0"/>
+          <w:bCs w:val="0"/>
+        </w:rPr>
+        <w:t>A lambda function is an anonymous function that can have multiple arguments but only one expression</w:t>
+      </w:r>
+      <w:r>
+        <w:rPr>
+          <w:rStyle w:val="Strong"/>
+        </w:rPr>
+        <w:t>.</w:t>
+      </w:r>
+    </w:p>
+    <w:p>
+      <w:pPr>
+        <w:pStyle w:val="NormalWeb"/>
+      </w:pPr>
       <w:r>
         <w:br/>
         <w:t xml:space="preserve">It can have </w:t>
@@ -24784,29 +24528,28 @@
       <w:r>
         <w:t>.</w:t>
       </w:r>
+      <w:r>
+        <w:t xml:space="preserve"> </w:t>
+      </w:r>
+      <w:r>
+        <w:t xml:space="preserve">Lambda functions are mainly used for </w:t>
+      </w:r>
+      <w:r>
+        <w:rPr>
+          <w:rStyle w:val="Strong"/>
+        </w:rPr>
+        <w:t>short, simple operations</w:t>
+      </w:r>
+      <w:r>
+        <w:t>.</w:t>
+      </w:r>
     </w:p>
     <w:p>
       <w:pPr>
         <w:pStyle w:val="NormalWeb"/>
       </w:pPr>
       <w:r>
-        <w:t xml:space="preserve">Lambda functions are mainly used for </w:t>
-      </w:r>
-      <w:r>
-        <w:rPr>
-          <w:rStyle w:val="Strong"/>
-        </w:rPr>
-        <w:t>short, simple operations</w:t>
-      </w:r>
-      <w:r>
-        <w:t>.</w:t>
-      </w:r>
-    </w:p>
-    <w:p>
-      <w:r>
-        <w:pict w14:anchorId="041DC7EA">
-          <v:rect id="_x0000_i1105" style="width:0;height:1.5pt" o:hralign="center" o:hrstd="t" o:hr="t" fillcolor="#a0a0a0" stroked="f"/>
-        </w:pict>
+        <w:t>We assume that arguments are parameters and expression are function body that perform only one task.</w:t>
       </w:r>
     </w:p>
     <w:p>
@@ -24838,11 +24581,9 @@
       </w:r>
     </w:p>
     <w:p>
-      <w:r>
-        <w:pict w14:anchorId="058AFBA2">
-          <v:rect id="_x0000_i1106" style="width:0;height:1.5pt" o:hralign="center" o:hrstd="t" o:hr="t" fillcolor="#a0a0a0" stroked="f"/>
-        </w:pict>
-      </w:r>
+      <w:pPr>
+        <w:pStyle w:val="HTMLPreformatted"/>
+      </w:pPr>
     </w:p>
     <w:p>
       <w:pPr>
@@ -24915,7 +24656,6 @@
         <w:pStyle w:val="NormalWeb"/>
       </w:pPr>
       <w:r>
-        <w:lastRenderedPageBreak/>
         <w:t>Explanation:</w:t>
       </w:r>
     </w:p>
@@ -25101,11 +24841,9 @@
       </w:r>
     </w:p>
     <w:p>
-      <w:r>
-        <w:pict w14:anchorId="2D12A435">
-          <v:rect id="_x0000_i1108" style="width:0;height:1.5pt" o:hralign="center" o:hrstd="t" o:hr="t" fillcolor="#a0a0a0" stroked="f"/>
-        </w:pict>
-      </w:r>
+      <w:pPr>
+        <w:pStyle w:val="HTMLPreformatted"/>
+      </w:pPr>
     </w:p>
     <w:p>
       <w:pPr>
@@ -25287,6 +25025,7 @@
           <w:rStyle w:val="HTMLCode"/>
           <w:rFonts w:eastAsiaTheme="majorEastAsia"/>
         </w:rPr>
+        <w:lastRenderedPageBreak/>
         <w:t>filter()</w:t>
       </w:r>
     </w:p>
@@ -25446,13 +25185,7 @@
         <w:t>, numbers))</w:t>
       </w:r>
     </w:p>
-    <w:p>
-      <w:r>
-        <w:pict w14:anchorId="0B17E627">
-          <v:rect id="_x0000_i1110" style="width:0;height:1.5pt" o:hralign="center" o:hrstd="t" o:hr="t" fillcolor="#a0a0a0" stroked="f"/>
-        </w:pict>
-      </w:r>
-    </w:p>
+    <w:p/>
     <w:p>
       <w:pPr>
         <w:pStyle w:val="Heading4"/>
@@ -25609,13 +25342,7 @@
         <w:t>])</w:t>
       </w:r>
     </w:p>
-    <w:p>
-      <w:r>
-        <w:pict w14:anchorId="2EE51899">
-          <v:rect id="_x0000_i1111" style="width:0;height:1.5pt" o:hralign="center" o:hrstd="t" o:hr="t" fillcolor="#a0a0a0" stroked="f"/>
-        </w:pict>
-      </w:r>
-    </w:p>
+    <w:p/>
     <w:p>
       <w:pPr>
         <w:pStyle w:val="Heading3"/>
@@ -25685,13 +25412,6 @@
       </w:r>
     </w:p>
     <w:p>
-      <w:r>
-        <w:pict w14:anchorId="25ED626D">
-          <v:rect id="_x0000_i1112" style="width:0;height:1.5pt" o:hralign="center" o:hrstd="t" o:hr="t" fillcolor="#a0a0a0" stroked="f"/>
-        </w:pict>
-      </w:r>
-    </w:p>
-    <w:p>
       <w:pPr>
         <w:pStyle w:val="Heading3"/>
       </w:pPr>
@@ -25716,6 +25436,12 @@
         </w:rPr>
         <w:t>one expression</w:t>
       </w:r>
+      <w:r>
+        <w:rPr>
+          <w:rStyle w:val="Strong"/>
+        </w:rPr>
+        <w:t xml:space="preserve"> (execute one task only)</w:t>
+      </w:r>
     </w:p>
     <w:p>
       <w:pPr>
@@ -25726,7 +25452,6 @@
         </w:numPr>
       </w:pPr>
       <w:r>
-        <w:lastRenderedPageBreak/>
         <w:t>No statements (</w:t>
       </w:r>
       <w:r>
@@ -25770,157 +25495,73 @@
       </w:r>
     </w:p>
     <w:p>
-      <w:r>
-        <w:pict w14:anchorId="1EE5B5F5">
-          <v:rect id="_x0000_i1113" style="width:0;height:1.5pt" o:hralign="center" o:hrstd="t" o:hr="t" fillcolor="#a0a0a0" stroked="f"/>
-        </w:pict>
-      </w:r>
-    </w:p>
-    <w:p>
-      <w:pPr>
-        <w:pStyle w:val="Heading3"/>
-      </w:pPr>
-      <w:r>
-        <w:t>One-Line Exam Definition (Lambda)</w:t>
-      </w:r>
-    </w:p>
-    <w:p>
-      <w:pPr>
-        <w:pStyle w:val="NormalWeb"/>
-      </w:pPr>
-      <w:r>
-        <w:rPr>
-          <w:rStyle w:val="Strong"/>
-          <w:b w:val="0"/>
-          <w:bCs w:val="0"/>
-        </w:rPr>
-        <w:t>A lambda function is an anonymous function that can have multiple arguments but only one expression</w:t>
-      </w:r>
-      <w:r>
-        <w:rPr>
-          <w:rStyle w:val="Strong"/>
-        </w:rPr>
-        <w:t>.</w:t>
-      </w:r>
-    </w:p>
-    <w:p>
-      <w:r>
-        <w:pict w14:anchorId="6D8240FB">
-          <v:rect id="_x0000_i1114" style="width:0;height:1.5pt" o:hralign="center" o:hrstd="t" o:hr="t" fillcolor="#a0a0a0" stroked="f"/>
-        </w:pict>
-      </w:r>
-    </w:p>
-    <w:p>
-      <w:pPr>
-        <w:pStyle w:val="Heading3"/>
-      </w:pPr>
-      <w:r>
-        <w:t>What is Recursion?</w:t>
-      </w:r>
-    </w:p>
-    <w:p>
-      <w:pPr>
+      <w:pPr>
+        <w:pStyle w:val="Heading2"/>
+      </w:pPr>
+      <w:r>
+        <w:t>Recursion in Python</w:t>
+      </w:r>
+    </w:p>
+    <w:p>
+      <w:r>
+        <w:t xml:space="preserve">Recursion is a programming technique where a function calls itself either </w:t>
+      </w:r>
+      <w:r>
         <w:rPr>
           <w:b/>
           <w:bCs/>
         </w:rPr>
-      </w:pPr>
+        <w:t>directly</w:t>
+      </w:r>
+      <w:r>
+        <w:t xml:space="preserve"> or </w:t>
+      </w:r>
       <w:r>
         <w:rPr>
           <w:b/>
           <w:bCs/>
         </w:rPr>
-        <w:t>Recursion in Python</w:t>
-      </w:r>
-    </w:p>
-    <w:p>
-      <w:r>
-        <w:t>Recursion is a programming technique where a function calls itself either directly or indirectly to solve a problem by breaking it into smaller, simpler subproblems.</w:t>
-      </w:r>
-    </w:p>
-    <w:p>
-      <w:r>
-        <w:t>In Python, recursion is especially useful for problems that can be divided into identical smaller tasks, such as mathematical calculations, tree traversals or divide-and-conquer algorithms.</w:t>
-      </w:r>
-    </w:p>
-    <w:p>
-      <w:pPr>
+        <w:t>indirectly</w:t>
+      </w:r>
+      <w:r>
+        <w:t xml:space="preserve"> to </w:t>
+      </w:r>
+      <w:r>
         <w:rPr>
           <w:b/>
           <w:bCs/>
         </w:rPr>
-      </w:pPr>
+        <w:t>solve a problem by</w:t>
+      </w:r>
+      <w:r>
+        <w:t xml:space="preserve"> </w:t>
+      </w:r>
       <w:r>
         <w:rPr>
           <w:b/>
           <w:bCs/>
         </w:rPr>
-        <w:t>Working of Recursion</w:t>
-      </w:r>
-    </w:p>
-    <w:p>
-      <w:r>
-        <w:t>A </w:t>
+        <w:t>breaking it into smaller, simpler subproblems</w:t>
+      </w:r>
+      <w:r>
+        <w:t>.</w:t>
+      </w:r>
+    </w:p>
+    <w:p>
+      <w:r>
+        <w:t xml:space="preserve">In Python, recursion is especially useful for problems that can be divided into </w:t>
       </w:r>
       <w:r>
         <w:rPr>
           <w:b/>
           <w:bCs/>
         </w:rPr>
-        <w:t>recursive function</w:t>
-      </w:r>
-      <w:r>
-        <w:t> is just like any other Python function except that it calls itself in its body. Let's see basic structure of recursive function:</w:t>
-      </w:r>
-    </w:p>
-    <w:p>
-      <w:pPr>
-        <w:rPr>
-          <w:i/>
-          <w:iCs/>
-        </w:rPr>
-      </w:pPr>
-      <w:r>
-        <w:rPr>
-          <w:i/>
-          <w:iCs/>
-        </w:rPr>
-        <w:t>def recursive_function(parameters):</w:t>
-      </w:r>
-      <w:r>
-        <w:rPr>
-          <w:i/>
-          <w:iCs/>
-        </w:rPr>
-        <w:br/>
-        <w:t>if base_case_condition:</w:t>
-      </w:r>
-      <w:r>
-        <w:rPr>
-          <w:i/>
-          <w:iCs/>
-        </w:rPr>
-        <w:br/>
-        <w:t>return base_result</w:t>
-      </w:r>
-      <w:r>
-        <w:rPr>
-          <w:i/>
-          <w:iCs/>
-        </w:rPr>
-        <w:br/>
-        <w:t>else:</w:t>
-      </w:r>
-      <w:r>
-        <w:rPr>
-          <w:i/>
-          <w:iCs/>
-        </w:rPr>
-        <w:br/>
-        <w:t>return recursive_function(modified_parameters)</w:t>
-      </w:r>
-    </w:p>
-    <w:p/>
+        <w:t>identical smaller tasks</w:t>
+      </w:r>
+      <w:r>
+        <w:t>, such as mathematical calculations, tree traversals or divide-and-conquer algorithms.</w:t>
+      </w:r>
+    </w:p>
     <w:p>
       <w:pPr>
         <w:rPr>
@@ -25933,23 +25574,78 @@
           <w:b/>
           <w:bCs/>
         </w:rPr>
-        <w:t xml:space="preserve">Types of </w:t>
-      </w:r>
-      <w:proofErr w:type="gramStart"/>
+        <w:t>Working of Recursion</w:t>
+      </w:r>
       <w:r>
         <w:rPr>
           <w:b/>
           <w:bCs/>
         </w:rPr>
-        <w:t>Recursion</w:t>
-      </w:r>
-      <w:proofErr w:type="gramEnd"/>
+        <w:t xml:space="preserve"> : </w:t>
+      </w:r>
+      <w:r>
+        <w:t>A </w:t>
+      </w:r>
       <w:r>
         <w:rPr>
           <w:b/>
           <w:bCs/>
         </w:rPr>
-        <w:t xml:space="preserve"> in Python</w:t>
+        <w:t>recursive function</w:t>
+      </w:r>
+      <w:r>
+        <w:t xml:space="preserve"> is just like any other Python function except that </w:t>
+      </w:r>
+      <w:r>
+        <w:rPr>
+          <w:b/>
+          <w:bCs/>
+        </w:rPr>
+        <w:t>it calls itself in its body</w:t>
+      </w:r>
+      <w:r>
+        <w:t>. Let's see basic structure of recursive function:</w:t>
+      </w:r>
+    </w:p>
+    <w:p/>
+    <w:p>
+      <w:r>
+        <w:t>def recursive_function(parameters):</w:t>
+      </w:r>
+    </w:p>
+    <w:p>
+      <w:r>
+        <w:t>    if base_case_condition:</w:t>
+      </w:r>
+    </w:p>
+    <w:p>
+      <w:r>
+        <w:t>        return base_result</w:t>
+      </w:r>
+    </w:p>
+    <w:p>
+      <w:r>
+        <w:t>    else:</w:t>
+      </w:r>
+    </w:p>
+    <w:p>
+      <w:r>
+        <w:t>        return recursive_function(modified_parameters)</w:t>
+      </w:r>
+    </w:p>
+    <w:p>
+      <w:pPr>
+        <w:rPr>
+          <w:b/>
+          <w:bCs/>
+        </w:rPr>
+      </w:pPr>
+      <w:r>
+        <w:rPr>
+          <w:b/>
+          <w:bCs/>
+        </w:rPr>
+        <w:t>Types of Recursion in Python</w:t>
       </w:r>
     </w:p>
     <w:p>
@@ -25989,6 +25685,7 @@
           <w:b/>
           <w:bCs/>
         </w:rPr>
+        <w:lastRenderedPageBreak/>
         <w:t>Tail Recursion:</w:t>
       </w:r>
       <w:r>
@@ -26020,36 +25717,9 @@
     </w:p>
     <w:p>
       <w:pPr>
-        <w:pStyle w:val="NormalWeb"/>
-      </w:pPr>
-      <w:r>
-        <w:rPr>
-          <w:rStyle w:val="Strong"/>
-        </w:rPr>
-        <w:t>Definition:</w:t>
-      </w:r>
-      <w:r>
-        <w:t xml:space="preserve"> </w:t>
-      </w:r>
-      <w:r>
-        <w:t xml:space="preserve">Recursion is a technique where a </w:t>
-      </w:r>
-      <w:r>
-        <w:rPr>
-          <w:rStyle w:val="Strong"/>
-        </w:rPr>
-        <w:t>function calls itself</w:t>
-      </w:r>
-      <w:r>
-        <w:t xml:space="preserve"> to solve a problem by breaking it into smaller sub-problems.</w:t>
-      </w:r>
-    </w:p>
-    <w:p>
-      <w:pPr>
         <w:pStyle w:val="Heading3"/>
       </w:pPr>
       <w:r>
-        <w:lastRenderedPageBreak/>
         <w:t>Two Key Components of Recursion</w:t>
       </w:r>
     </w:p>
@@ -26862,12 +26532,33 @@
       </w:tr>
     </w:tbl>
     <w:p>
-      <w:r>
-        <w:pict w14:anchorId="4ECB1D18">
-          <v:rect id="_x0000_i1119" style="width:0;height:1.5pt" o:hralign="center" o:hrstd="t" o:hr="t" fillcolor="#a0a0a0" stroked="f"/>
-        </w:pict>
-      </w:r>
-    </w:p>
+      <w:pPr>
+        <w:pStyle w:val="Heading3"/>
+        <w:rPr>
+          <w:b/>
+          <w:bCs/>
+        </w:rPr>
+      </w:pPr>
+      <w:r>
+        <w:lastRenderedPageBreak/>
+        <w:t xml:space="preserve">Recursion: </w:t>
+      </w:r>
+      <w:r>
+        <w:rPr>
+          <w:rStyle w:val="Strong"/>
+        </w:rPr>
+        <w:t>R</w:t>
+      </w:r>
+      <w:r>
+        <w:rPr>
+          <w:rStyle w:val="Strong"/>
+          <w:b w:val="0"/>
+          <w:bCs w:val="0"/>
+        </w:rPr>
+        <w:t>ecursion is a process in which a function calls itself until a base condition is met.</w:t>
+      </w:r>
+    </w:p>
+    <w:p/>
     <w:p>
       <w:pPr>
         <w:pStyle w:val="Heading3"/>
@@ -26929,7 +26620,6 @@
         <w:pStyle w:val="Heading3"/>
       </w:pPr>
       <w:r>
-        <w:lastRenderedPageBreak/>
         <w:t>When to Use Recursion</w:t>
       </w:r>
     </w:p>
@@ -26983,78 +26673,73 @@
     </w:p>
     <w:p>
       <w:pPr>
+        <w:pStyle w:val="Heading1"/>
+        <w:rPr>
+          <w:sz w:val="32"/>
+          <w:szCs w:val="32"/>
+        </w:rPr>
+      </w:pPr>
+      <w:r>
+        <w:rPr>
+          <w:sz w:val="32"/>
+          <w:szCs w:val="32"/>
+        </w:rPr>
+        <w:t>Strings in Python</w:t>
+      </w:r>
+    </w:p>
+    <w:p>
+      <w:pPr>
+        <w:pStyle w:val="Heading2"/>
+      </w:pPr>
+      <w:r>
+        <w:t>What is a String?</w:t>
+      </w:r>
+    </w:p>
+    <w:p>
+      <w:pPr>
         <w:pStyle w:val="Heading3"/>
         <w:rPr>
           <w:b/>
           <w:bCs/>
-        </w:rPr>
-      </w:pPr>
-      <w:r>
-        <w:t>Recursion</w:t>
-      </w:r>
-      <w:r>
-        <w:t xml:space="preserve">: </w:t>
-      </w:r>
-      <w:r>
-        <w:rPr>
-          <w:rStyle w:val="Strong"/>
-        </w:rPr>
-        <w:t>R</w:t>
+          <w:color w:val="000000" w:themeColor="text1"/>
+        </w:rPr>
+      </w:pPr>
+      <w:r>
+        <w:rPr>
+          <w:color w:val="000000" w:themeColor="text1"/>
+        </w:rPr>
+        <w:t>Definition</w:t>
+      </w:r>
+      <w:r>
+        <w:rPr>
+          <w:color w:val="000000" w:themeColor="text1"/>
+        </w:rPr>
+        <w:t xml:space="preserve"> : </w:t>
+      </w:r>
+      <w:r>
+        <w:rPr>
+          <w:b/>
+          <w:bCs/>
+          <w:color w:val="000000" w:themeColor="text1"/>
+        </w:rPr>
+        <w:t xml:space="preserve">A string is a </w:t>
       </w:r>
       <w:r>
         <w:rPr>
           <w:rStyle w:val="Strong"/>
           <w:b w:val="0"/>
           <w:bCs w:val="0"/>
-        </w:rPr>
-        <w:t>ecursion is a process in which a function calls itself until a base condition is met.</w:t>
-      </w:r>
-    </w:p>
-    <w:p/>
-    <w:p>
-      <w:pPr>
-        <w:pStyle w:val="Heading1"/>
-        <w:rPr>
-          <w:sz w:val="40"/>
-          <w:szCs w:val="40"/>
-        </w:rPr>
-      </w:pPr>
-      <w:r>
-        <w:rPr>
-          <w:sz w:val="40"/>
-          <w:szCs w:val="40"/>
-        </w:rPr>
-        <w:t>Strings in Python</w:t>
-      </w:r>
-    </w:p>
-    <w:p>
-      <w:pPr>
-        <w:pStyle w:val="Heading2"/>
-      </w:pPr>
-      <w:r>
-        <w:t>What is a String?</w:t>
-      </w:r>
-    </w:p>
-    <w:p>
-      <w:pPr>
-        <w:pStyle w:val="Heading3"/>
+          <w:color w:val="000000" w:themeColor="text1"/>
+        </w:rPr>
+        <w:t>sequence of characters</w:t>
+      </w:r>
+      <w:r>
         <w:rPr>
           <w:b/>
           <w:bCs/>
-        </w:rPr>
-      </w:pPr>
-      <w:r>
-        <w:t>Definition</w:t>
-      </w:r>
-      <w:r>
-        <w:t xml:space="preserve"> : </w:t>
-      </w:r>
-      <w:r>
-        <w:rPr>
-          <w:b/>
-          <w:bCs/>
-        </w:rPr>
-        <w:t xml:space="preserve">A string is a </w:t>
+          <w:color w:val="000000" w:themeColor="text1"/>
+        </w:rPr>
+        <w:t xml:space="preserve"> used to store and manipulate text.</w:t>
       </w:r>
       <w:r>
         <w:rPr>
@@ -27062,22 +26747,7 @@
           <w:b w:val="0"/>
           <w:bCs w:val="0"/>
         </w:rPr>
-        <w:t>sequence of characters</w:t>
-      </w:r>
-      <w:r>
-        <w:rPr>
-          <w:b/>
-          <w:bCs/>
-        </w:rPr>
-        <w:t xml:space="preserve"> used to store and manipulate text.</w:t>
-      </w:r>
-      <w:r>
-        <w:rPr>
-          <w:b/>
-          <w:bCs/>
-        </w:rPr>
-        <w:br/>
-        <w:t xml:space="preserve">In Python, strings are </w:t>
+        <w:t xml:space="preserve"> </w:t>
       </w:r>
       <w:r>
         <w:rPr>
@@ -27085,27 +26755,48 @@
           <w:b w:val="0"/>
           <w:bCs w:val="0"/>
         </w:rPr>
-        <w:t>immutable</w:t>
+        <w:t>string is an immutable sequence of characters used to store text data in Python.</w:t>
       </w:r>
       <w:r>
         <w:rPr>
           <w:b/>
           <w:bCs/>
-        </w:rPr>
-        <w:t xml:space="preserve">, meaning once created, their contents </w:t>
+          <w:color w:val="000000" w:themeColor="text1"/>
+        </w:rPr>
+        <w:br/>
+        <w:t xml:space="preserve">In Python, strings are </w:t>
       </w:r>
       <w:r>
         <w:rPr>
           <w:rStyle w:val="Strong"/>
           <w:b w:val="0"/>
           <w:bCs w:val="0"/>
-        </w:rPr>
-        <w:t>cannot be changed</w:t>
+          <w:color w:val="000000" w:themeColor="text1"/>
+        </w:rPr>
+        <w:t>immutable</w:t>
       </w:r>
       <w:r>
         <w:rPr>
           <w:b/>
           <w:bCs/>
+          <w:color w:val="000000" w:themeColor="text1"/>
+        </w:rPr>
+        <w:t xml:space="preserve">, meaning once created, their contents </w:t>
+      </w:r>
+      <w:r>
+        <w:rPr>
+          <w:rStyle w:val="Strong"/>
+          <w:b w:val="0"/>
+          <w:bCs w:val="0"/>
+          <w:color w:val="000000" w:themeColor="text1"/>
+        </w:rPr>
+        <w:t>cannot be changed</w:t>
+      </w:r>
+      <w:r>
+        <w:rPr>
+          <w:b/>
+          <w:bCs/>
+          <w:color w:val="000000" w:themeColor="text1"/>
         </w:rPr>
         <w:t>.</w:t>
       </w:r>
@@ -27410,6 +27101,7 @@
         <w:rPr>
           <w:rStyle w:val="HTMLCode"/>
         </w:rPr>
+        <w:lastRenderedPageBreak/>
         <w:t xml:space="preserve">text = </w:t>
       </w:r>
       <w:r>
@@ -27478,7 +27170,6 @@
         </w:numPr>
       </w:pPr>
       <w:r>
-        <w:lastRenderedPageBreak/>
         <w:t xml:space="preserve">Positive indexing starts from </w:t>
       </w:r>
       <w:r>
@@ -28167,16 +27858,8 @@
         <w:rPr>
           <w:rStyle w:val="HTMLCode"/>
         </w:rPr>
-        <w:t>(text</w:t>
-      </w:r>
-      <w:proofErr w:type="gramStart"/>
-      <w:r>
-        <w:rPr>
-          <w:rStyle w:val="HTMLCode"/>
-        </w:rPr>
-        <w:t>[::</w:t>
-      </w:r>
-      <w:proofErr w:type="gramEnd"/>
+        <w:t>(text[::</w:t>
+      </w:r>
       <w:r>
         <w:rPr>
           <w:rStyle w:val="hljs-number"/>
@@ -28213,21 +27896,7 @@
         <w:rPr>
           <w:rStyle w:val="HTMLCode"/>
         </w:rPr>
-        <w:t>(text</w:t>
-      </w:r>
-      <w:proofErr w:type="gramStart"/>
-      <w:r>
-        <w:rPr>
-          <w:rStyle w:val="HTMLCode"/>
-        </w:rPr>
-        <w:t>[::</w:t>
-      </w:r>
-      <w:proofErr w:type="gramEnd"/>
-      <w:r>
-        <w:rPr>
-          <w:rStyle w:val="HTMLCode"/>
-        </w:rPr>
-        <w:t>-</w:t>
+        <w:t>(text[::-</w:t>
       </w:r>
       <w:r>
         <w:rPr>
@@ -28246,6 +27915,12 @@
           <w:rStyle w:val="hljs-comment"/>
         </w:rPr>
         <w:t># gnimmargorP</w:t>
+      </w:r>
+      <w:r>
+        <w:rPr>
+          <w:rStyle w:val="hljs-comment"/>
+        </w:rPr>
+        <w:t xml:space="preserve"> logic for reverse string</w:t>
       </w:r>
     </w:p>
     <w:p>
@@ -28430,6 +28105,7 @@
         <w:rPr>
           <w:rStyle w:val="hljs-builtin"/>
         </w:rPr>
+        <w:lastRenderedPageBreak/>
         <w:t>print</w:t>
       </w:r>
       <w:r>
@@ -28532,7 +28208,6 @@
         <w:pStyle w:val="Heading2"/>
       </w:pPr>
       <w:r>
-        <w:lastRenderedPageBreak/>
         <w:t>Membership in Strings</w:t>
       </w:r>
     </w:p>
@@ -28603,9 +28278,6 @@
     <w:p>
       <w:pPr>
         <w:pStyle w:val="HTMLPreformatted"/>
-        <w:rPr>
-          <w:rStyle w:val="HTMLCode"/>
-        </w:rPr>
       </w:pPr>
       <w:r>
         <w:rPr>
@@ -28657,13 +28329,6 @@
       </w:r>
     </w:p>
     <w:p>
-      <w:r>
-        <w:pict w14:anchorId="38CF0196">
-          <v:rect id="_x0000_i1128" style="width:0;height:1.5pt" o:hralign="center" o:hrstd="t" o:hr="t" fillcolor="#a0a0a0" stroked="f"/>
-        </w:pict>
-      </w:r>
-    </w:p>
-    <w:p>
       <w:pPr>
         <w:pStyle w:val="Heading2"/>
       </w:pPr>
@@ -28768,7 +28433,31 @@
         <w:rPr>
           <w:rStyle w:val="hljs-comment"/>
         </w:rPr>
-        <w:t># False (ASCII based)</w:t>
+        <w:t># False (</w:t>
+      </w:r>
+      <w:r>
+        <w:rPr>
+          <w:rStyle w:val="hljs-comment"/>
+        </w:rPr>
+        <w:t xml:space="preserve">compare </w:t>
+      </w:r>
+      <w:r>
+        <w:rPr>
+          <w:rStyle w:val="hljs-comment"/>
+        </w:rPr>
+        <w:t>ASCII based</w:t>
+      </w:r>
+      <w:r>
+        <w:rPr>
+          <w:rStyle w:val="hljs-comment"/>
+        </w:rPr>
+        <w:t xml:space="preserve"> values</w:t>
+      </w:r>
+      <w:r>
+        <w:rPr>
+          <w:rStyle w:val="hljs-comment"/>
+        </w:rPr>
+        <w:t>)</w:t>
       </w:r>
     </w:p>
     <w:p>
@@ -28781,521 +28470,16 @@
     <w:p>
       <w:pPr>
         <w:pStyle w:val="Heading2"/>
-      </w:pPr>
-      <w:r>
-        <w:t>Escape Sequences in Strings</w:t>
-      </w:r>
-    </w:p>
-    <w:p>
-      <w:pPr>
-        <w:pStyle w:val="HTMLPreformatted"/>
-        <w:rPr>
-          <w:rStyle w:val="HTMLCode"/>
-        </w:rPr>
-      </w:pPr>
-      <w:r>
-        <w:rPr>
-          <w:rStyle w:val="hljs-builtin"/>
-        </w:rPr>
-        <w:t>print</w:t>
-      </w:r>
-      <w:r>
-        <w:rPr>
-          <w:rStyle w:val="HTMLCode"/>
-        </w:rPr>
-        <w:t>(</w:t>
-      </w:r>
-      <w:r>
-        <w:rPr>
-          <w:rStyle w:val="hljs-string"/>
-        </w:rPr>
-        <w:t>"Hello\nWorld"</w:t>
-      </w:r>
-      <w:r>
-        <w:rPr>
-          <w:rStyle w:val="HTMLCode"/>
-        </w:rPr>
-        <w:t>)</w:t>
-      </w:r>
-    </w:p>
-    <w:p>
-      <w:pPr>
-        <w:pStyle w:val="HTMLPreformatted"/>
-        <w:rPr>
-          <w:rStyle w:val="HTMLCode"/>
-        </w:rPr>
-      </w:pPr>
-      <w:r>
-        <w:rPr>
-          <w:rStyle w:val="hljs-builtin"/>
-        </w:rPr>
-        <w:t>print</w:t>
-      </w:r>
-      <w:r>
-        <w:rPr>
-          <w:rStyle w:val="HTMLCode"/>
-        </w:rPr>
-        <w:t>(</w:t>
-      </w:r>
-      <w:r>
-        <w:rPr>
-          <w:rStyle w:val="hljs-string"/>
-        </w:rPr>
-        <w:t>"Tab\tSpace"</w:t>
-      </w:r>
-      <w:r>
-        <w:rPr>
-          <w:rStyle w:val="HTMLCode"/>
-        </w:rPr>
-        <w:t>)</w:t>
-      </w:r>
-    </w:p>
-    <w:p>
-      <w:pPr>
-        <w:pStyle w:val="HTMLPreformatted"/>
-        <w:rPr>
-          <w:rStyle w:val="HTMLCode"/>
-        </w:rPr>
-      </w:pPr>
-      <w:r>
-        <w:rPr>
-          <w:rStyle w:val="hljs-builtin"/>
-        </w:rPr>
-        <w:t>print</w:t>
-      </w:r>
-      <w:r>
-        <w:rPr>
-          <w:rStyle w:val="HTMLCode"/>
-        </w:rPr>
-        <w:t>(</w:t>
-      </w:r>
-      <w:r>
-        <w:rPr>
-          <w:rStyle w:val="hljs-string"/>
-        </w:rPr>
-        <w:t>"Quote: \"Python\""</w:t>
-      </w:r>
-      <w:r>
-        <w:rPr>
-          <w:rStyle w:val="HTMLCode"/>
-        </w:rPr>
-        <w:t>)</w:t>
-      </w:r>
-    </w:p>
-    <w:p>
-      <w:r>
-        <w:pict w14:anchorId="5EB24955">
-          <v:rect id="_x0000_i1130" style="width:0;height:1.5pt" o:hralign="center" o:hrstd="t" o:hr="t" fillcolor="#a0a0a0" stroked="f"/>
-        </w:pict>
-      </w:r>
-    </w:p>
-    <w:p>
-      <w:pPr>
-        <w:pStyle w:val="Heading2"/>
-      </w:pPr>
-      <w:r>
-        <w:t>Common String Methods (Overview)</w:t>
-      </w:r>
-    </w:p>
-    <w:tbl>
-      <w:tblPr>
-        <w:tblStyle w:val="PlainTable1"/>
-        <w:tblW w:w="0" w:type="auto"/>
-        <w:tblLook w:val="04A0" w:firstRow="1" w:lastRow="0" w:firstColumn="1" w:lastColumn="0" w:noHBand="0" w:noVBand="1"/>
-      </w:tblPr>
-      <w:tblGrid>
-        <w:gridCol w:w="1297"/>
-        <w:gridCol w:w="2227"/>
-      </w:tblGrid>
-      <w:tr>
-        <w:trPr>
-          <w:cnfStyle w:val="100000000000" w:firstRow="1" w:lastRow="0" w:firstColumn="0" w:lastColumn="0" w:oddVBand="0" w:evenVBand="0" w:oddHBand="0" w:evenHBand="0" w:firstRowFirstColumn="0" w:firstRowLastColumn="0" w:lastRowFirstColumn="0" w:lastRowLastColumn="0"/>
-        </w:trPr>
-        <w:tc>
-          <w:tcPr>
-            <w:cnfStyle w:val="001000000000" w:firstRow="0" w:lastRow="0" w:firstColumn="1" w:lastColumn="0" w:oddVBand="0" w:evenVBand="0" w:oddHBand="0" w:evenHBand="0" w:firstRowFirstColumn="0" w:firstRowLastColumn="0" w:lastRowFirstColumn="0" w:lastRowLastColumn="0"/>
-            <w:tcW w:w="0" w:type="auto"/>
-            <w:hideMark/>
-          </w:tcPr>
-          <w:p>
-            <w:pPr>
-              <w:jc w:val="center"/>
-            </w:pPr>
-            <w:r>
-              <w:rPr>
-                <w:b w:val="0"/>
-                <w:bCs w:val="0"/>
-              </w:rPr>
-              <w:t>Method</w:t>
-            </w:r>
-          </w:p>
-        </w:tc>
-        <w:tc>
-          <w:tcPr>
-            <w:tcW w:w="0" w:type="auto"/>
-            <w:hideMark/>
-          </w:tcPr>
-          <w:p>
-            <w:pPr>
-              <w:jc w:val="center"/>
-              <w:cnfStyle w:val="100000000000" w:firstRow="1" w:lastRow="0" w:firstColumn="0" w:lastColumn="0" w:oddVBand="0" w:evenVBand="0" w:oddHBand="0" w:evenHBand="0" w:firstRowFirstColumn="0" w:firstRowLastColumn="0" w:lastRowFirstColumn="0" w:lastRowLastColumn="0"/>
-              <w:rPr>
-                <w:b w:val="0"/>
-                <w:bCs w:val="0"/>
-              </w:rPr>
-            </w:pPr>
-            <w:r>
-              <w:rPr>
-                <w:b w:val="0"/>
-                <w:bCs w:val="0"/>
-              </w:rPr>
-              <w:t>Purpose</w:t>
-            </w:r>
-          </w:p>
-        </w:tc>
-      </w:tr>
-      <w:tr>
-        <w:trPr>
-          <w:cnfStyle w:val="000000100000" w:firstRow="0" w:lastRow="0" w:firstColumn="0" w:lastColumn="0" w:oddVBand="0" w:evenVBand="0" w:oddHBand="1" w:evenHBand="0" w:firstRowFirstColumn="0" w:firstRowLastColumn="0" w:lastRowFirstColumn="0" w:lastRowLastColumn="0"/>
-        </w:trPr>
-        <w:tc>
-          <w:tcPr>
-            <w:cnfStyle w:val="001000000000" w:firstRow="0" w:lastRow="0" w:firstColumn="1" w:lastColumn="0" w:oddVBand="0" w:evenVBand="0" w:oddHBand="0" w:evenHBand="0" w:firstRowFirstColumn="0" w:firstRowLastColumn="0" w:lastRowFirstColumn="0" w:lastRowLastColumn="0"/>
-            <w:tcW w:w="0" w:type="auto"/>
-            <w:hideMark/>
-          </w:tcPr>
-          <w:p>
-            <w:pPr>
-              <w:rPr>
-                <w:b w:val="0"/>
-                <w:bCs w:val="0"/>
-              </w:rPr>
-            </w:pPr>
-            <w:r>
-              <w:rPr>
-                <w:rStyle w:val="HTMLCode"/>
-                <w:rFonts w:eastAsiaTheme="minorHAnsi"/>
-              </w:rPr>
-              <w:t>upper()</w:t>
-            </w:r>
-          </w:p>
-        </w:tc>
-        <w:tc>
-          <w:tcPr>
-            <w:tcW w:w="0" w:type="auto"/>
-            <w:hideMark/>
-          </w:tcPr>
-          <w:p>
-            <w:pPr>
-              <w:cnfStyle w:val="000000100000" w:firstRow="0" w:lastRow="0" w:firstColumn="0" w:lastColumn="0" w:oddVBand="0" w:evenVBand="0" w:oddHBand="1" w:evenHBand="0" w:firstRowFirstColumn="0" w:firstRowLastColumn="0" w:lastRowFirstColumn="0" w:lastRowLastColumn="0"/>
-            </w:pPr>
-            <w:r>
-              <w:t>Converts to uppercase</w:t>
-            </w:r>
-          </w:p>
-        </w:tc>
-      </w:tr>
-      <w:tr>
-        <w:tc>
-          <w:tcPr>
-            <w:cnfStyle w:val="001000000000" w:firstRow="0" w:lastRow="0" w:firstColumn="1" w:lastColumn="0" w:oddVBand="0" w:evenVBand="0" w:oddHBand="0" w:evenHBand="0" w:firstRowFirstColumn="0" w:firstRowLastColumn="0" w:lastRowFirstColumn="0" w:lastRowLastColumn="0"/>
-            <w:tcW w:w="0" w:type="auto"/>
-            <w:hideMark/>
-          </w:tcPr>
-          <w:p>
-            <w:r>
-              <w:rPr>
-                <w:rStyle w:val="HTMLCode"/>
-                <w:rFonts w:eastAsiaTheme="minorHAnsi"/>
-              </w:rPr>
-              <w:t>lower()</w:t>
-            </w:r>
-          </w:p>
-        </w:tc>
-        <w:tc>
-          <w:tcPr>
-            <w:tcW w:w="0" w:type="auto"/>
-            <w:hideMark/>
-          </w:tcPr>
-          <w:p>
-            <w:pPr>
-              <w:cnfStyle w:val="000000000000" w:firstRow="0" w:lastRow="0" w:firstColumn="0" w:lastColumn="0" w:oddVBand="0" w:evenVBand="0" w:oddHBand="0" w:evenHBand="0" w:firstRowFirstColumn="0" w:firstRowLastColumn="0" w:lastRowFirstColumn="0" w:lastRowLastColumn="0"/>
-            </w:pPr>
-            <w:r>
-              <w:t>Converts to lowercase</w:t>
-            </w:r>
-          </w:p>
-        </w:tc>
-      </w:tr>
-      <w:tr>
-        <w:trPr>
-          <w:cnfStyle w:val="000000100000" w:firstRow="0" w:lastRow="0" w:firstColumn="0" w:lastColumn="0" w:oddVBand="0" w:evenVBand="0" w:oddHBand="1" w:evenHBand="0" w:firstRowFirstColumn="0" w:firstRowLastColumn="0" w:lastRowFirstColumn="0" w:lastRowLastColumn="0"/>
-        </w:trPr>
-        <w:tc>
-          <w:tcPr>
-            <w:cnfStyle w:val="001000000000" w:firstRow="0" w:lastRow="0" w:firstColumn="1" w:lastColumn="0" w:oddVBand="0" w:evenVBand="0" w:oddHBand="0" w:evenHBand="0" w:firstRowFirstColumn="0" w:firstRowLastColumn="0" w:lastRowFirstColumn="0" w:lastRowLastColumn="0"/>
-            <w:tcW w:w="0" w:type="auto"/>
-            <w:hideMark/>
-          </w:tcPr>
-          <w:p>
-            <w:r>
-              <w:rPr>
-                <w:rStyle w:val="HTMLCode"/>
-                <w:rFonts w:eastAsiaTheme="minorHAnsi"/>
-              </w:rPr>
-              <w:t>strip()</w:t>
-            </w:r>
-          </w:p>
-        </w:tc>
-        <w:tc>
-          <w:tcPr>
-            <w:tcW w:w="0" w:type="auto"/>
-            <w:hideMark/>
-          </w:tcPr>
-          <w:p>
-            <w:pPr>
-              <w:cnfStyle w:val="000000100000" w:firstRow="0" w:lastRow="0" w:firstColumn="0" w:lastColumn="0" w:oddVBand="0" w:evenVBand="0" w:oddHBand="1" w:evenHBand="0" w:firstRowFirstColumn="0" w:firstRowLastColumn="0" w:lastRowFirstColumn="0" w:lastRowLastColumn="0"/>
-            </w:pPr>
-            <w:r>
-              <w:t>Removes spaces</w:t>
-            </w:r>
-          </w:p>
-        </w:tc>
-      </w:tr>
-      <w:tr>
-        <w:tc>
-          <w:tcPr>
-            <w:cnfStyle w:val="001000000000" w:firstRow="0" w:lastRow="0" w:firstColumn="1" w:lastColumn="0" w:oddVBand="0" w:evenVBand="0" w:oddHBand="0" w:evenHBand="0" w:firstRowFirstColumn="0" w:firstRowLastColumn="0" w:lastRowFirstColumn="0" w:lastRowLastColumn="0"/>
-            <w:tcW w:w="0" w:type="auto"/>
-            <w:hideMark/>
-          </w:tcPr>
-          <w:p>
-            <w:r>
-              <w:rPr>
-                <w:rStyle w:val="HTMLCode"/>
-                <w:rFonts w:eastAsiaTheme="minorHAnsi"/>
-              </w:rPr>
-              <w:t>replace()</w:t>
-            </w:r>
-          </w:p>
-        </w:tc>
-        <w:tc>
-          <w:tcPr>
-            <w:tcW w:w="0" w:type="auto"/>
-            <w:hideMark/>
-          </w:tcPr>
-          <w:p>
-            <w:pPr>
-              <w:cnfStyle w:val="000000000000" w:firstRow="0" w:lastRow="0" w:firstColumn="0" w:lastColumn="0" w:oddVBand="0" w:evenVBand="0" w:oddHBand="0" w:evenHBand="0" w:firstRowFirstColumn="0" w:firstRowLastColumn="0" w:lastRowFirstColumn="0" w:lastRowLastColumn="0"/>
-            </w:pPr>
-            <w:r>
-              <w:t>Replaces text</w:t>
-            </w:r>
-          </w:p>
-        </w:tc>
-      </w:tr>
-      <w:tr>
-        <w:trPr>
-          <w:cnfStyle w:val="000000100000" w:firstRow="0" w:lastRow="0" w:firstColumn="0" w:lastColumn="0" w:oddVBand="0" w:evenVBand="0" w:oddHBand="1" w:evenHBand="0" w:firstRowFirstColumn="0" w:firstRowLastColumn="0" w:lastRowFirstColumn="0" w:lastRowLastColumn="0"/>
-        </w:trPr>
-        <w:tc>
-          <w:tcPr>
-            <w:cnfStyle w:val="001000000000" w:firstRow="0" w:lastRow="0" w:firstColumn="1" w:lastColumn="0" w:oddVBand="0" w:evenVBand="0" w:oddHBand="0" w:evenHBand="0" w:firstRowFirstColumn="0" w:firstRowLastColumn="0" w:lastRowFirstColumn="0" w:lastRowLastColumn="0"/>
-            <w:tcW w:w="0" w:type="auto"/>
-            <w:hideMark/>
-          </w:tcPr>
-          <w:p>
-            <w:r>
-              <w:rPr>
-                <w:rStyle w:val="HTMLCode"/>
-                <w:rFonts w:eastAsiaTheme="minorHAnsi"/>
-              </w:rPr>
-              <w:t>split()</w:t>
-            </w:r>
-          </w:p>
-        </w:tc>
-        <w:tc>
-          <w:tcPr>
-            <w:tcW w:w="0" w:type="auto"/>
-            <w:hideMark/>
-          </w:tcPr>
-          <w:p>
-            <w:pPr>
-              <w:cnfStyle w:val="000000100000" w:firstRow="0" w:lastRow="0" w:firstColumn="0" w:lastColumn="0" w:oddVBand="0" w:evenVBand="0" w:oddHBand="1" w:evenHBand="0" w:firstRowFirstColumn="0" w:firstRowLastColumn="0" w:lastRowFirstColumn="0" w:lastRowLastColumn="0"/>
-            </w:pPr>
-            <w:r>
-              <w:t>Splits string</w:t>
-            </w:r>
-          </w:p>
-        </w:tc>
-      </w:tr>
-      <w:tr>
-        <w:tc>
-          <w:tcPr>
-            <w:cnfStyle w:val="001000000000" w:firstRow="0" w:lastRow="0" w:firstColumn="1" w:lastColumn="0" w:oddVBand="0" w:evenVBand="0" w:oddHBand="0" w:evenHBand="0" w:firstRowFirstColumn="0" w:firstRowLastColumn="0" w:lastRowFirstColumn="0" w:lastRowLastColumn="0"/>
-            <w:tcW w:w="0" w:type="auto"/>
-            <w:hideMark/>
-          </w:tcPr>
-          <w:p>
-            <w:r>
-              <w:rPr>
-                <w:rStyle w:val="HTMLCode"/>
-                <w:rFonts w:eastAsiaTheme="minorHAnsi"/>
-              </w:rPr>
-              <w:t>join()</w:t>
-            </w:r>
-          </w:p>
-        </w:tc>
-        <w:tc>
-          <w:tcPr>
-            <w:tcW w:w="0" w:type="auto"/>
-            <w:hideMark/>
-          </w:tcPr>
-          <w:p>
-            <w:pPr>
-              <w:cnfStyle w:val="000000000000" w:firstRow="0" w:lastRow="0" w:firstColumn="0" w:lastColumn="0" w:oddVBand="0" w:evenVBand="0" w:oddHBand="0" w:evenHBand="0" w:firstRowFirstColumn="0" w:firstRowLastColumn="0" w:lastRowFirstColumn="0" w:lastRowLastColumn="0"/>
-            </w:pPr>
-            <w:r>
-              <w:t>Joins strings</w:t>
-            </w:r>
-          </w:p>
-        </w:tc>
-      </w:tr>
-      <w:tr>
-        <w:trPr>
-          <w:cnfStyle w:val="000000100000" w:firstRow="0" w:lastRow="0" w:firstColumn="0" w:lastColumn="0" w:oddVBand="0" w:evenVBand="0" w:oddHBand="1" w:evenHBand="0" w:firstRowFirstColumn="0" w:firstRowLastColumn="0" w:lastRowFirstColumn="0" w:lastRowLastColumn="0"/>
-        </w:trPr>
-        <w:tc>
-          <w:tcPr>
-            <w:cnfStyle w:val="001000000000" w:firstRow="0" w:lastRow="0" w:firstColumn="1" w:lastColumn="0" w:oddVBand="0" w:evenVBand="0" w:oddHBand="0" w:evenHBand="0" w:firstRowFirstColumn="0" w:firstRowLastColumn="0" w:lastRowFirstColumn="0" w:lastRowLastColumn="0"/>
-            <w:tcW w:w="0" w:type="auto"/>
-            <w:hideMark/>
-          </w:tcPr>
-          <w:p>
-            <w:r>
-              <w:rPr>
-                <w:rStyle w:val="HTMLCode"/>
-                <w:rFonts w:eastAsiaTheme="minorHAnsi"/>
-              </w:rPr>
-              <w:t>find()</w:t>
-            </w:r>
-          </w:p>
-        </w:tc>
-        <w:tc>
-          <w:tcPr>
-            <w:tcW w:w="0" w:type="auto"/>
-            <w:hideMark/>
-          </w:tcPr>
-          <w:p>
-            <w:pPr>
-              <w:cnfStyle w:val="000000100000" w:firstRow="0" w:lastRow="0" w:firstColumn="0" w:lastColumn="0" w:oddVBand="0" w:evenVBand="0" w:oddHBand="1" w:evenHBand="0" w:firstRowFirstColumn="0" w:firstRowLastColumn="0" w:lastRowFirstColumn="0" w:lastRowLastColumn="0"/>
-            </w:pPr>
-            <w:r>
-              <w:t>Finds substring</w:t>
-            </w:r>
-          </w:p>
-        </w:tc>
-      </w:tr>
-      <w:tr>
-        <w:tc>
-          <w:tcPr>
-            <w:cnfStyle w:val="001000000000" w:firstRow="0" w:lastRow="0" w:firstColumn="1" w:lastColumn="0" w:oddVBand="0" w:evenVBand="0" w:oddHBand="0" w:evenHBand="0" w:firstRowFirstColumn="0" w:firstRowLastColumn="0" w:lastRowFirstColumn="0" w:lastRowLastColumn="0"/>
-            <w:tcW w:w="0" w:type="auto"/>
-            <w:hideMark/>
-          </w:tcPr>
-          <w:p>
-            <w:r>
-              <w:rPr>
-                <w:rStyle w:val="HTMLCode"/>
-                <w:rFonts w:eastAsiaTheme="minorHAnsi"/>
-              </w:rPr>
-              <w:t>count()</w:t>
-            </w:r>
-          </w:p>
-        </w:tc>
-        <w:tc>
-          <w:tcPr>
-            <w:tcW w:w="0" w:type="auto"/>
-            <w:hideMark/>
-          </w:tcPr>
-          <w:p>
-            <w:pPr>
-              <w:cnfStyle w:val="000000000000" w:firstRow="0" w:lastRow="0" w:firstColumn="0" w:lastColumn="0" w:oddVBand="0" w:evenVBand="0" w:oddHBand="0" w:evenHBand="0" w:firstRowFirstColumn="0" w:firstRowLastColumn="0" w:lastRowFirstColumn="0" w:lastRowLastColumn="0"/>
-            </w:pPr>
-            <w:r>
-              <w:t>Counts occurrences</w:t>
-            </w:r>
-          </w:p>
-        </w:tc>
-      </w:tr>
-      <w:tr>
-        <w:trPr>
-          <w:cnfStyle w:val="000000100000" w:firstRow="0" w:lastRow="0" w:firstColumn="0" w:lastColumn="0" w:oddVBand="0" w:evenVBand="0" w:oddHBand="1" w:evenHBand="0" w:firstRowFirstColumn="0" w:firstRowLastColumn="0" w:lastRowFirstColumn="0" w:lastRowLastColumn="0"/>
-        </w:trPr>
-        <w:tc>
-          <w:tcPr>
-            <w:cnfStyle w:val="001000000000" w:firstRow="0" w:lastRow="0" w:firstColumn="1" w:lastColumn="0" w:oddVBand="0" w:evenVBand="0" w:oddHBand="0" w:evenHBand="0" w:firstRowFirstColumn="0" w:firstRowLastColumn="0" w:lastRowFirstColumn="0" w:lastRowLastColumn="0"/>
-            <w:tcW w:w="0" w:type="auto"/>
-          </w:tcPr>
-          <w:p>
-            <w:pPr>
-              <w:rPr>
-                <w:rStyle w:val="HTMLCode"/>
-                <w:rFonts w:eastAsiaTheme="minorHAnsi"/>
-              </w:rPr>
-            </w:pPr>
-            <w:r>
-              <w:rPr>
-                <w:rStyle w:val="HTMLCode"/>
-                <w:rFonts w:eastAsiaTheme="minorHAnsi"/>
-              </w:rPr>
-              <w:t>Char()</w:t>
-            </w:r>
-          </w:p>
-        </w:tc>
-        <w:tc>
-          <w:tcPr>
-            <w:tcW w:w="0" w:type="auto"/>
-          </w:tcPr>
-          <w:p>
-            <w:pPr>
-              <w:cnfStyle w:val="000000100000" w:firstRow="0" w:lastRow="0" w:firstColumn="0" w:lastColumn="0" w:oddVBand="0" w:evenVBand="0" w:oddHBand="1" w:evenHBand="0" w:firstRowFirstColumn="0" w:firstRowLastColumn="0" w:lastRowFirstColumn="0" w:lastRowLastColumn="0"/>
-            </w:pPr>
-          </w:p>
-        </w:tc>
-      </w:tr>
-    </w:tbl>
-    <w:p>
-      <w:pPr>
-        <w:pStyle w:val="Heading2"/>
-      </w:pPr>
-      <w:r>
-        <w:t>One-Line Exam Definition</w:t>
-      </w:r>
-    </w:p>
-    <w:p>
-      <w:pPr>
-        <w:pStyle w:val="NormalWeb"/>
-        <w:rPr>
-          <w:b/>
-          <w:bCs/>
-        </w:rPr>
-      </w:pPr>
-      <w:r>
-        <w:rPr>
-          <w:rStyle w:val="Strong"/>
-          <w:b w:val="0"/>
-          <w:bCs w:val="0"/>
-        </w:rPr>
-        <w:t>A string is an immutable sequence of characters used to store text data in Python.</w:t>
-      </w:r>
-    </w:p>
-    <w:p/>
-    <w:p>
-      <w:pPr>
-        <w:pStyle w:val="Heading2"/>
-      </w:pPr>
-      <w:r>
+        <w:rPr>
+          <w:sz w:val="32"/>
+          <w:szCs w:val="32"/>
+        </w:rPr>
+      </w:pPr>
+      <w:r>
+        <w:rPr>
+          <w:sz w:val="32"/>
+          <w:szCs w:val="32"/>
+        </w:rPr>
         <w:t xml:space="preserve">String Methods </w:t>
       </w:r>
     </w:p>
@@ -30133,7 +29317,6 @@
         <w:pStyle w:val="Heading3"/>
       </w:pPr>
       <w:r>
-        <w:lastRenderedPageBreak/>
         <w:t>3. Search and Find Methods</w:t>
       </w:r>
     </w:p>
@@ -30323,7 +29506,7 @@
       </w:tr>
       <w:tr>
         <w:trPr>
-          <w:trHeight w:val="252"/>
+          <w:trHeight w:val="242"/>
         </w:trPr>
         <w:tc>
           <w:tcPr>
@@ -30337,7 +29520,7 @@
                 <w:rStyle w:val="HTMLCode"/>
                 <w:rFonts w:eastAsiaTheme="majorEastAsia"/>
               </w:rPr>
-              <w:t>rfind()</w:t>
+              <w:t>index()</w:t>
             </w:r>
           </w:p>
         </w:tc>
@@ -30351,7 +29534,7 @@
               <w:cnfStyle w:val="000000000000" w:firstRow="0" w:lastRow="0" w:firstColumn="0" w:lastColumn="0" w:oddVBand="0" w:evenVBand="0" w:oddHBand="0" w:evenHBand="0" w:firstRowFirstColumn="0" w:firstRowLastColumn="0" w:lastRowFirstColumn="0" w:lastRowLastColumn="0"/>
             </w:pPr>
             <w:r>
-              <w:t>Finds from right</w:t>
+              <w:t>Like find (error if not found)</w:t>
             </w:r>
           </w:p>
         </w:tc>
@@ -30369,7 +29552,7 @@
                 <w:rStyle w:val="HTMLCode"/>
                 <w:rFonts w:eastAsiaTheme="majorEastAsia"/>
               </w:rPr>
-              <w:t>"python".rfind("o")</w:t>
+              <w:t>"python".index("p")</w:t>
             </w:r>
           </w:p>
         </w:tc>
@@ -30387,7 +29570,7 @@
                 <w:rStyle w:val="HTMLCode"/>
                 <w:rFonts w:eastAsiaTheme="majorEastAsia"/>
               </w:rPr>
-              <w:t>4</w:t>
+              <w:t>0</w:t>
             </w:r>
           </w:p>
         </w:tc>
@@ -30395,7 +29578,7 @@
       <w:tr>
         <w:trPr>
           <w:cnfStyle w:val="000000100000" w:firstRow="0" w:lastRow="0" w:firstColumn="0" w:lastColumn="0" w:oddVBand="0" w:evenVBand="0" w:oddHBand="1" w:evenHBand="0" w:firstRowFirstColumn="0" w:firstRowLastColumn="0" w:lastRowFirstColumn="0" w:lastRowLastColumn="0"/>
-          <w:trHeight w:val="242"/>
+          <w:trHeight w:val="252"/>
         </w:trPr>
         <w:tc>
           <w:tcPr>
@@ -30409,7 +29592,7 @@
                 <w:rStyle w:val="HTMLCode"/>
                 <w:rFonts w:eastAsiaTheme="majorEastAsia"/>
               </w:rPr>
-              <w:t>index()</w:t>
+              <w:t>count()</w:t>
             </w:r>
           </w:p>
         </w:tc>
@@ -30423,7 +29606,7 @@
               <w:cnfStyle w:val="000000100000" w:firstRow="0" w:lastRow="0" w:firstColumn="0" w:lastColumn="0" w:oddVBand="0" w:evenVBand="0" w:oddHBand="1" w:evenHBand="0" w:firstRowFirstColumn="0" w:firstRowLastColumn="0" w:lastRowFirstColumn="0" w:lastRowLastColumn="0"/>
             </w:pPr>
             <w:r>
-              <w:t>Like find (error if not found)</w:t>
+              <w:t>Counts occurrences</w:t>
             </w:r>
           </w:p>
         </w:tc>
@@ -30441,7 +29624,7 @@
                 <w:rStyle w:val="HTMLCode"/>
                 <w:rFonts w:eastAsiaTheme="majorEastAsia"/>
               </w:rPr>
-              <w:t>"python".index("p")</w:t>
+              <w:t>"hello".count("l")</w:t>
             </w:r>
           </w:p>
         </w:tc>
@@ -30453,77 +29636,6 @@
           <w:p>
             <w:pPr>
               <w:cnfStyle w:val="000000100000" w:firstRow="0" w:lastRow="0" w:firstColumn="0" w:lastColumn="0" w:oddVBand="0" w:evenVBand="0" w:oddHBand="1" w:evenHBand="0" w:firstRowFirstColumn="0" w:firstRowLastColumn="0" w:lastRowFirstColumn="0" w:lastRowLastColumn="0"/>
-            </w:pPr>
-            <w:r>
-              <w:rPr>
-                <w:rStyle w:val="HTMLCode"/>
-                <w:rFonts w:eastAsiaTheme="majorEastAsia"/>
-              </w:rPr>
-              <w:t>0</w:t>
-            </w:r>
-          </w:p>
-        </w:tc>
-      </w:tr>
-      <w:tr>
-        <w:trPr>
-          <w:trHeight w:val="252"/>
-        </w:trPr>
-        <w:tc>
-          <w:tcPr>
-            <w:cnfStyle w:val="001000000000" w:firstRow="0" w:lastRow="0" w:firstColumn="1" w:lastColumn="0" w:oddVBand="0" w:evenVBand="0" w:oddHBand="0" w:evenHBand="0" w:firstRowFirstColumn="0" w:firstRowLastColumn="0" w:lastRowFirstColumn="0" w:lastRowLastColumn="0"/>
-            <w:tcW w:w="0" w:type="auto"/>
-            <w:hideMark/>
-          </w:tcPr>
-          <w:p>
-            <w:r>
-              <w:rPr>
-                <w:rStyle w:val="HTMLCode"/>
-                <w:rFonts w:eastAsiaTheme="majorEastAsia"/>
-              </w:rPr>
-              <w:t>count()</w:t>
-            </w:r>
-          </w:p>
-        </w:tc>
-        <w:tc>
-          <w:tcPr>
-            <w:tcW w:w="0" w:type="auto"/>
-            <w:hideMark/>
-          </w:tcPr>
-          <w:p>
-            <w:pPr>
-              <w:cnfStyle w:val="000000000000" w:firstRow="0" w:lastRow="0" w:firstColumn="0" w:lastColumn="0" w:oddVBand="0" w:evenVBand="0" w:oddHBand="0" w:evenHBand="0" w:firstRowFirstColumn="0" w:firstRowLastColumn="0" w:lastRowFirstColumn="0" w:lastRowLastColumn="0"/>
-            </w:pPr>
-            <w:r>
-              <w:t>Counts occurrences</w:t>
-            </w:r>
-          </w:p>
-        </w:tc>
-        <w:tc>
-          <w:tcPr>
-            <w:tcW w:w="0" w:type="auto"/>
-            <w:hideMark/>
-          </w:tcPr>
-          <w:p>
-            <w:pPr>
-              <w:cnfStyle w:val="000000000000" w:firstRow="0" w:lastRow="0" w:firstColumn="0" w:lastColumn="0" w:oddVBand="0" w:evenVBand="0" w:oddHBand="0" w:evenHBand="0" w:firstRowFirstColumn="0" w:firstRowLastColumn="0" w:lastRowFirstColumn="0" w:lastRowLastColumn="0"/>
-            </w:pPr>
-            <w:r>
-              <w:rPr>
-                <w:rStyle w:val="HTMLCode"/>
-                <w:rFonts w:eastAsiaTheme="majorEastAsia"/>
-              </w:rPr>
-              <w:t>"hello".count("l")</w:t>
-            </w:r>
-          </w:p>
-        </w:tc>
-        <w:tc>
-          <w:tcPr>
-            <w:tcW w:w="0" w:type="auto"/>
-            <w:hideMark/>
-          </w:tcPr>
-          <w:p>
-            <w:pPr>
-              <w:cnfStyle w:val="000000000000" w:firstRow="0" w:lastRow="0" w:firstColumn="0" w:lastColumn="0" w:oddVBand="0" w:evenVBand="0" w:oddHBand="0" w:evenHBand="0" w:firstRowFirstColumn="0" w:firstRowLastColumn="0" w:lastRowFirstColumn="0" w:lastRowLastColumn="0"/>
             </w:pPr>
             <w:r>
               <w:rPr>
@@ -31079,6 +30191,7 @@
     </w:tbl>
     <w:p>
       <w:r>
+        <w:lastRenderedPageBreak/>
         <w:pict w14:anchorId="097C6FF4">
           <v:rect id="_x0000_i1135" style="width:0;height:1.5pt" o:hralign="center" o:hrstd="t" o:hr="t" fillcolor="#a0a0a0" stroked="f"/>
         </w:pict>
@@ -32985,6 +32098,7 @@
         </w:numPr>
       </w:pPr>
       <w:r>
+        <w:lastRenderedPageBreak/>
         <w:t>Allows duplicates</w:t>
       </w:r>
     </w:p>
@@ -33626,7 +32740,6 @@
         <w:rPr>
           <w:rStyle w:val="hljs-builtin"/>
         </w:rPr>
-        <w:lastRenderedPageBreak/>
         <w:t>print</w:t>
       </w:r>
       <w:r>
@@ -33683,21 +32796,7 @@
         <w:rPr>
           <w:rStyle w:val="HTMLCode"/>
         </w:rPr>
-        <w:t>(lst</w:t>
-      </w:r>
-      <w:proofErr w:type="gramStart"/>
-      <w:r>
-        <w:rPr>
-          <w:rStyle w:val="HTMLCode"/>
-        </w:rPr>
-        <w:t>[::</w:t>
-      </w:r>
-      <w:proofErr w:type="gramEnd"/>
-      <w:r>
-        <w:rPr>
-          <w:rStyle w:val="HTMLCode"/>
-        </w:rPr>
-        <w:t>-</w:t>
+        <w:t>(lst[::-</w:t>
       </w:r>
       <w:r>
         <w:rPr>
@@ -33997,6 +33096,7 @@
         <w:rPr>
           <w:rStyle w:val="HTMLCode"/>
         </w:rPr>
+        <w:lastRenderedPageBreak/>
         <w:t xml:space="preserve">    [</w:t>
       </w:r>
       <w:r>
@@ -34522,7 +33622,6 @@
         <w:pStyle w:val="Heading2"/>
       </w:pPr>
       <w:r>
-        <w:lastRenderedPageBreak/>
         <w:t xml:space="preserve">List Comprehension </w:t>
       </w:r>
     </w:p>
@@ -34983,6 +34082,7 @@
         <w:pStyle w:val="Heading3"/>
       </w:pPr>
       <w:r>
+        <w:lastRenderedPageBreak/>
         <w:t>Nested List Comprehension</w:t>
       </w:r>
     </w:p>
@@ -35569,7 +34669,6 @@
         </w:numPr>
       </w:pPr>
       <w:r>
-        <w:lastRenderedPageBreak/>
         <w:t>Copying lists</w:t>
       </w:r>
     </w:p>
@@ -35846,6 +34945,7 @@
         </w:rPr>
       </w:pPr>
       <w:r>
+        <w:lastRenderedPageBreak/>
         <w:t xml:space="preserve">Result: </w:t>
       </w:r>
       <w:r>
@@ -36274,7 +35374,6 @@
           <w:rStyle w:val="HTMLCode"/>
           <w:rFonts w:eastAsiaTheme="majorEastAsia"/>
         </w:rPr>
-        <w:lastRenderedPageBreak/>
         <w:t>clear()</w:t>
       </w:r>
     </w:p>
@@ -36488,6 +35587,7 @@
           <w:rStyle w:val="HTMLCode"/>
           <w:rFonts w:eastAsiaTheme="majorEastAsia"/>
         </w:rPr>
+        <w:lastRenderedPageBreak/>
         <w:t>count()</w:t>
       </w:r>
     </w:p>
@@ -36759,7 +35859,6 @@
         <w:pStyle w:val="Heading2"/>
       </w:pPr>
       <w:r>
-        <w:lastRenderedPageBreak/>
         <w:t>5. Copying Lists</w:t>
       </w:r>
     </w:p>
@@ -37133,6 +36232,7 @@
                 <w:rStyle w:val="HTMLCode"/>
                 <w:rFonts w:eastAsiaTheme="minorHAnsi"/>
               </w:rPr>
+              <w:lastRenderedPageBreak/>
               <w:t>pop()</w:t>
             </w:r>
           </w:p>
@@ -37639,7 +36739,6 @@
         </w:numPr>
       </w:pPr>
       <w:r>
-        <w:lastRenderedPageBreak/>
         <w:t>Faster than lists (read-only)</w:t>
       </w:r>
     </w:p>
@@ -37932,6 +37031,7 @@
         <w:pStyle w:val="Heading3"/>
       </w:pPr>
       <w:r>
+        <w:lastRenderedPageBreak/>
         <w:t>Indexing Table</w:t>
       </w:r>
     </w:p>
@@ -38455,21 +37555,7 @@
         <w:rPr>
           <w:rStyle w:val="HTMLCode"/>
         </w:rPr>
-        <w:t>(t</w:t>
-      </w:r>
-      <w:proofErr w:type="gramStart"/>
-      <w:r>
-        <w:rPr>
-          <w:rStyle w:val="HTMLCode"/>
-        </w:rPr>
-        <w:t>[::</w:t>
-      </w:r>
-      <w:proofErr w:type="gramEnd"/>
-      <w:r>
-        <w:rPr>
-          <w:rStyle w:val="HTMLCode"/>
-        </w:rPr>
-        <w:t>-</w:t>
+        <w:t>(t[::-</w:t>
       </w:r>
       <w:r>
         <w:rPr>
@@ -38635,7 +37721,6 @@
         <w:rPr>
           <w:rStyle w:val="HTMLCode"/>
         </w:rPr>
-        <w:lastRenderedPageBreak/>
         <w:t>t[</w:t>
       </w:r>
       <w:r>
@@ -38968,6 +38053,7 @@
         <w:pStyle w:val="Heading2"/>
       </w:pPr>
       <w:r>
+        <w:lastRenderedPageBreak/>
         <w:t>Tuple Packing and Unpacking</w:t>
       </w:r>
     </w:p>
@@ -39453,7 +38539,6 @@
         <w:pStyle w:val="Heading2"/>
       </w:pPr>
       <w:r>
-        <w:lastRenderedPageBreak/>
         <w:t>What is a Set?</w:t>
       </w:r>
     </w:p>
@@ -39699,6 +38784,7 @@
         <w:pStyle w:val="Heading2"/>
       </w:pPr>
       <w:r>
+        <w:lastRenderedPageBreak/>
         <w:t>Creating Sets</w:t>
       </w:r>
     </w:p>
@@ -40174,7 +39260,6 @@
         <w:pStyle w:val="Heading2"/>
       </w:pPr>
       <w:r>
-        <w:lastRenderedPageBreak/>
         <w:t>No Indexing in Sets</w:t>
       </w:r>
     </w:p>
@@ -40337,6 +39422,7 @@
         <w:pStyle w:val="Heading3"/>
       </w:pPr>
       <w:r>
+        <w:lastRenderedPageBreak/>
         <w:t>Adding Elements</w:t>
       </w:r>
     </w:p>
@@ -40682,7 +39768,6 @@
     </w:p>
     <w:p>
       <w:r>
-        <w:lastRenderedPageBreak/>
         <w:pict w14:anchorId="418742DA">
           <v:rect id="_x0000_i1188" style="width:0;height:1.5pt" o:hralign="center" o:hrstd="t" o:hr="t" fillcolor="#a0a0a0" stroked="f"/>
         </w:pict>
@@ -41119,6 +40204,7 @@
         <w:rPr>
           <w:rStyle w:val="hljs-builtin"/>
         </w:rPr>
+        <w:lastRenderedPageBreak/>
         <w:t>print</w:t>
       </w:r>
       <w:r>
@@ -41278,7 +40364,21 @@
         <w:rPr>
           <w:rStyle w:val="HTMLCode"/>
         </w:rPr>
-        <w:t>(A.difference(B))</w:t>
+        <w:t>(</w:t>
+      </w:r>
+      <w:proofErr w:type="spellStart"/>
+      <w:r>
+        <w:rPr>
+          <w:rStyle w:val="HTMLCode"/>
+        </w:rPr>
+        <w:t>A.difference</w:t>
+      </w:r>
+      <w:proofErr w:type="spellEnd"/>
+      <w:r>
+        <w:rPr>
+          <w:rStyle w:val="HTMLCode"/>
+        </w:rPr>
+        <w:t>(B))</w:t>
       </w:r>
     </w:p>
     <w:p>
@@ -41354,12 +40454,21 @@
       <w:r>
         <w:t xml:space="preserve"> or </w:t>
       </w:r>
+      <w:proofErr w:type="spellStart"/>
       <w:r>
         <w:rPr>
           <w:rStyle w:val="HTMLCode"/>
           <w:rFonts w:eastAsiaTheme="majorEastAsia"/>
         </w:rPr>
-        <w:t>symmetric_difference()</w:t>
+        <w:t>symmetric_difference</w:t>
+      </w:r>
+      <w:proofErr w:type="spellEnd"/>
+      <w:r>
+        <w:rPr>
+          <w:rStyle w:val="HTMLCode"/>
+          <w:rFonts w:eastAsiaTheme="majorEastAsia"/>
+        </w:rPr>
+        <w:t>()</w:t>
       </w:r>
       <w:r>
         <w:t>)</w:t>
@@ -41450,7 +40559,21 @@
         <w:rPr>
           <w:rStyle w:val="HTMLCode"/>
         </w:rPr>
-        <w:t>(A.symmetric_difference(B))</w:t>
+        <w:t>(</w:t>
+      </w:r>
+      <w:proofErr w:type="spellStart"/>
+      <w:r>
+        <w:rPr>
+          <w:rStyle w:val="HTMLCode"/>
+        </w:rPr>
+        <w:t>A.symmetric_difference</w:t>
+      </w:r>
+      <w:proofErr w:type="spellEnd"/>
+      <w:r>
+        <w:rPr>
+          <w:rStyle w:val="HTMLCode"/>
+        </w:rPr>
+        <w:t>(B))</w:t>
       </w:r>
     </w:p>
     <w:p>
@@ -41542,12 +40665,21 @@
       <w:r>
         <w:t>5. Subset (</w:t>
       </w:r>
+      <w:proofErr w:type="spellStart"/>
       <w:r>
         <w:rPr>
           <w:rStyle w:val="HTMLCode"/>
           <w:rFonts w:eastAsiaTheme="majorEastAsia"/>
         </w:rPr>
-        <w:t>issubset()</w:t>
+        <w:t>issubset</w:t>
+      </w:r>
+      <w:proofErr w:type="spellEnd"/>
+      <w:r>
+        <w:rPr>
+          <w:rStyle w:val="HTMLCode"/>
+          <w:rFonts w:eastAsiaTheme="majorEastAsia"/>
+        </w:rPr>
+        <w:t>()</w:t>
       </w:r>
       <w:r>
         <w:t>)</w:t>
@@ -41658,7 +40790,21 @@
         <w:rPr>
           <w:rStyle w:val="HTMLCode"/>
         </w:rPr>
-        <w:t>(C.issubset(A))</w:t>
+        <w:t>(</w:t>
+      </w:r>
+      <w:proofErr w:type="spellStart"/>
+      <w:r>
+        <w:rPr>
+          <w:rStyle w:val="HTMLCode"/>
+        </w:rPr>
+        <w:t>C.issubset</w:t>
+      </w:r>
+      <w:proofErr w:type="spellEnd"/>
+      <w:r>
+        <w:rPr>
+          <w:rStyle w:val="HTMLCode"/>
+        </w:rPr>
+        <w:t>(A))</w:t>
       </w:r>
     </w:p>
     <w:p>
@@ -41672,7 +40818,6 @@
         </w:rPr>
       </w:pPr>
       <w:r>
-        <w:lastRenderedPageBreak/>
         <w:t xml:space="preserve">Output: </w:t>
       </w:r>
       <w:r>
@@ -41696,12 +40841,21 @@
       <w:r>
         <w:t>6. Superset (</w:t>
       </w:r>
+      <w:proofErr w:type="spellStart"/>
       <w:r>
         <w:rPr>
           <w:rStyle w:val="HTMLCode"/>
           <w:rFonts w:eastAsiaTheme="majorEastAsia"/>
         </w:rPr>
-        <w:t>issuperset()</w:t>
+        <w:t>issuperset</w:t>
+      </w:r>
+      <w:proofErr w:type="spellEnd"/>
+      <w:r>
+        <w:rPr>
+          <w:rStyle w:val="HTMLCode"/>
+          <w:rFonts w:eastAsiaTheme="majorEastAsia"/>
+        </w:rPr>
+        <w:t>()</w:t>
       </w:r>
       <w:r>
         <w:t>)</w:t>
@@ -41749,7 +40903,21 @@
         <w:rPr>
           <w:rStyle w:val="HTMLCode"/>
         </w:rPr>
-        <w:t>(A.issuperset(C))</w:t>
+        <w:t>(</w:t>
+      </w:r>
+      <w:proofErr w:type="spellStart"/>
+      <w:r>
+        <w:rPr>
+          <w:rStyle w:val="HTMLCode"/>
+        </w:rPr>
+        <w:t>A.issuperset</w:t>
+      </w:r>
+      <w:proofErr w:type="spellEnd"/>
+      <w:r>
+        <w:rPr>
+          <w:rStyle w:val="HTMLCode"/>
+        </w:rPr>
+        <w:t>(C))</w:t>
       </w:r>
     </w:p>
     <w:p>
@@ -41786,12 +40954,21 @@
       <w:r>
         <w:t>7. Disjoint Sets (</w:t>
       </w:r>
+      <w:proofErr w:type="spellStart"/>
       <w:r>
         <w:rPr>
           <w:rStyle w:val="HTMLCode"/>
           <w:rFonts w:eastAsiaTheme="majorEastAsia"/>
         </w:rPr>
-        <w:t>isdisjoint()</w:t>
+        <w:t>isdisjoint</w:t>
+      </w:r>
+      <w:proofErr w:type="spellEnd"/>
+      <w:r>
+        <w:rPr>
+          <w:rStyle w:val="HTMLCode"/>
+          <w:rFonts w:eastAsiaTheme="majorEastAsia"/>
+        </w:rPr>
+        <w:t>()</w:t>
       </w:r>
       <w:r>
         <w:t>)</w:t>
@@ -41873,13 +41050,28 @@
         <w:rPr>
           <w:rStyle w:val="hljs-builtin"/>
         </w:rPr>
+        <w:lastRenderedPageBreak/>
         <w:t>print</w:t>
       </w:r>
       <w:r>
         <w:rPr>
           <w:rStyle w:val="HTMLCode"/>
         </w:rPr>
-        <w:t>(A.isdisjoint(D))</w:t>
+        <w:t>(</w:t>
+      </w:r>
+      <w:proofErr w:type="spellStart"/>
+      <w:r>
+        <w:rPr>
+          <w:rStyle w:val="HTMLCode"/>
+        </w:rPr>
+        <w:t>A.isdisjoint</w:t>
+      </w:r>
+      <w:proofErr w:type="spellEnd"/>
+      <w:r>
+        <w:rPr>
+          <w:rStyle w:val="HTMLCode"/>
+        </w:rPr>
+        <w:t>(D))</w:t>
       </w:r>
     </w:p>
     <w:p>
@@ -42201,12 +41393,21 @@
             <w:pPr>
               <w:cnfStyle w:val="000000000000" w:firstRow="0" w:lastRow="0" w:firstColumn="0" w:lastColumn="0" w:oddVBand="0" w:evenVBand="0" w:oddHBand="0" w:evenHBand="0" w:firstRowFirstColumn="0" w:firstRowLastColumn="0" w:lastRowFirstColumn="0" w:lastRowLastColumn="0"/>
             </w:pPr>
+            <w:proofErr w:type="spellStart"/>
             <w:r>
               <w:rPr>
                 <w:rStyle w:val="HTMLCode"/>
                 <w:rFonts w:eastAsiaTheme="minorHAnsi"/>
               </w:rPr>
-              <w:t>symmetric_difference()</w:t>
+              <w:t>symmetric_difference</w:t>
+            </w:r>
+            <w:proofErr w:type="spellEnd"/>
+            <w:r>
+              <w:rPr>
+                <w:rStyle w:val="HTMLCode"/>
+                <w:rFonts w:eastAsiaTheme="minorHAnsi"/>
+              </w:rPr>
+              <w:t>()</w:t>
             </w:r>
           </w:p>
         </w:tc>
@@ -42251,12 +41452,21 @@
             <w:pPr>
               <w:cnfStyle w:val="000000100000" w:firstRow="0" w:lastRow="0" w:firstColumn="0" w:lastColumn="0" w:oddVBand="0" w:evenVBand="0" w:oddHBand="1" w:evenHBand="0" w:firstRowFirstColumn="0" w:firstRowLastColumn="0" w:lastRowFirstColumn="0" w:lastRowLastColumn="0"/>
             </w:pPr>
+            <w:proofErr w:type="spellStart"/>
             <w:r>
               <w:rPr>
                 <w:rStyle w:val="HTMLCode"/>
                 <w:rFonts w:eastAsiaTheme="minorHAnsi"/>
               </w:rPr>
-              <w:t>issubset()</w:t>
+              <w:t>issubset</w:t>
+            </w:r>
+            <w:proofErr w:type="spellEnd"/>
+            <w:r>
+              <w:rPr>
+                <w:rStyle w:val="HTMLCode"/>
+                <w:rFonts w:eastAsiaTheme="minorHAnsi"/>
+              </w:rPr>
+              <w:t>()</w:t>
             </w:r>
           </w:p>
         </w:tc>
@@ -42300,12 +41510,21 @@
             <w:pPr>
               <w:cnfStyle w:val="000000000000" w:firstRow="0" w:lastRow="0" w:firstColumn="0" w:lastColumn="0" w:oddVBand="0" w:evenVBand="0" w:oddHBand="0" w:evenHBand="0" w:firstRowFirstColumn="0" w:firstRowLastColumn="0" w:lastRowFirstColumn="0" w:lastRowLastColumn="0"/>
             </w:pPr>
+            <w:proofErr w:type="spellStart"/>
             <w:r>
               <w:rPr>
                 <w:rStyle w:val="HTMLCode"/>
                 <w:rFonts w:eastAsiaTheme="minorHAnsi"/>
               </w:rPr>
-              <w:t>issuperset()</w:t>
+              <w:t>issuperset</w:t>
+            </w:r>
+            <w:proofErr w:type="spellEnd"/>
+            <w:r>
+              <w:rPr>
+                <w:rStyle w:val="HTMLCode"/>
+                <w:rFonts w:eastAsiaTheme="minorHAnsi"/>
+              </w:rPr>
+              <w:t>()</w:t>
             </w:r>
           </w:p>
         </w:tc>
@@ -42350,12 +41569,21 @@
             <w:pPr>
               <w:cnfStyle w:val="000000100000" w:firstRow="0" w:lastRow="0" w:firstColumn="0" w:lastColumn="0" w:oddVBand="0" w:evenVBand="0" w:oddHBand="1" w:evenHBand="0" w:firstRowFirstColumn="0" w:firstRowLastColumn="0" w:lastRowFirstColumn="0" w:lastRowLastColumn="0"/>
             </w:pPr>
+            <w:proofErr w:type="spellStart"/>
             <w:r>
               <w:rPr>
                 <w:rStyle w:val="HTMLCode"/>
                 <w:rFonts w:eastAsiaTheme="minorHAnsi"/>
               </w:rPr>
-              <w:t>isdisjoint()</w:t>
+              <w:t>isdisjoint</w:t>
+            </w:r>
+            <w:proofErr w:type="spellEnd"/>
+            <w:r>
+              <w:rPr>
+                <w:rStyle w:val="HTMLCode"/>
+                <w:rFonts w:eastAsiaTheme="minorHAnsi"/>
+              </w:rPr>
+              <w:t>()</w:t>
             </w:r>
           </w:p>
         </w:tc>
@@ -42597,7 +41825,6 @@
         </w:numPr>
       </w:pPr>
       <w:r>
-        <w:lastRenderedPageBreak/>
         <w:t xml:space="preserve">Dictionaries are used to represent </w:t>
       </w:r>
       <w:r>
@@ -42869,6 +42096,7 @@
     </w:p>
     <w:p>
       <w:r>
+        <w:lastRenderedPageBreak/>
         <w:pict w14:anchorId="2721E911">
           <v:rect id="_x0000_i1197" style="width:0;height:1.5pt" o:hralign="center" o:hrstd="t" o:hr="t" fillcolor="#a0a0a0" stroked="f"/>
         </w:pict>
@@ -42959,12 +42187,21 @@
       <w:r>
         <w:t xml:space="preserve">Using </w:t>
       </w:r>
+      <w:proofErr w:type="spellStart"/>
       <w:r>
         <w:rPr>
           <w:rStyle w:val="HTMLCode"/>
           <w:rFonts w:eastAsiaTheme="majorEastAsia"/>
         </w:rPr>
-        <w:t>dict()</w:t>
+        <w:t>dict</w:t>
+      </w:r>
+      <w:proofErr w:type="spellEnd"/>
+      <w:r>
+        <w:rPr>
+          <w:rStyle w:val="HTMLCode"/>
+          <w:rFonts w:eastAsiaTheme="majorEastAsia"/>
+        </w:rPr>
+        <w:t>()</w:t>
       </w:r>
       <w:r>
         <w:t xml:space="preserve"> Function</w:t>
@@ -42983,12 +42220,14 @@
         </w:rPr>
         <w:t xml:space="preserve">person = </w:t>
       </w:r>
+      <w:proofErr w:type="spellStart"/>
       <w:r>
         <w:rPr>
           <w:rStyle w:val="hljs-builtin"/>
         </w:rPr>
         <w:t>dict</w:t>
       </w:r>
+      <w:proofErr w:type="spellEnd"/>
       <w:r>
         <w:rPr>
           <w:rStyle w:val="HTMLCode"/>
@@ -43244,7 +42483,6 @@
         <w:pStyle w:val="Heading2"/>
       </w:pPr>
       <w:r>
-        <w:lastRenderedPageBreak/>
         <w:t>Accessing Dictionary Elements</w:t>
       </w:r>
     </w:p>
@@ -43358,7 +42596,21 @@
         <w:rPr>
           <w:rStyle w:val="HTMLCode"/>
         </w:rPr>
-        <w:t>(student.get(</w:t>
+        <w:t>(</w:t>
+      </w:r>
+      <w:proofErr w:type="spellStart"/>
+      <w:r>
+        <w:rPr>
+          <w:rStyle w:val="HTMLCode"/>
+        </w:rPr>
+        <w:t>student.get</w:t>
+      </w:r>
+      <w:proofErr w:type="spellEnd"/>
+      <w:r>
+        <w:rPr>
+          <w:rStyle w:val="HTMLCode"/>
+        </w:rPr>
+        <w:t>(</w:t>
       </w:r>
       <w:r>
         <w:rPr>
@@ -43390,7 +42642,21 @@
         <w:rPr>
           <w:rStyle w:val="HTMLCode"/>
         </w:rPr>
-        <w:t>(student.get(</w:t>
+        <w:t>(</w:t>
+      </w:r>
+      <w:proofErr w:type="spellStart"/>
+      <w:r>
+        <w:rPr>
+          <w:rStyle w:val="HTMLCode"/>
+        </w:rPr>
+        <w:t>student.get</w:t>
+      </w:r>
+      <w:proofErr w:type="spellEnd"/>
+      <w:r>
+        <w:rPr>
+          <w:rStyle w:val="HTMLCode"/>
+        </w:rPr>
+        <w:t>(</w:t>
       </w:r>
       <w:r>
         <w:rPr>
@@ -43497,6 +42763,7 @@
         <w:pStyle w:val="Heading3"/>
       </w:pPr>
       <w:r>
+        <w:lastRenderedPageBreak/>
         <w:t>Updating Existing Value</w:t>
       </w:r>
     </w:p>
@@ -43593,11 +42860,19 @@
           <w:rStyle w:val="HTMLCode"/>
         </w:rPr>
       </w:pPr>
-      <w:r>
-        <w:rPr>
-          <w:rStyle w:val="HTMLCode"/>
-        </w:rPr>
-        <w:t>student.pop(</w:t>
+      <w:proofErr w:type="spellStart"/>
+      <w:r>
+        <w:rPr>
+          <w:rStyle w:val="HTMLCode"/>
+        </w:rPr>
+        <w:t>student.pop</w:t>
+      </w:r>
+      <w:proofErr w:type="spellEnd"/>
+      <w:r>
+        <w:rPr>
+          <w:rStyle w:val="HTMLCode"/>
+        </w:rPr>
+        <w:t>(</w:t>
       </w:r>
       <w:r>
         <w:rPr>
@@ -43623,18 +42898,27 @@
       <w:pPr>
         <w:pStyle w:val="Heading3"/>
       </w:pPr>
+      <w:proofErr w:type="spellStart"/>
       <w:r>
         <w:rPr>
           <w:rStyle w:val="HTMLCode"/>
           <w:rFonts w:eastAsiaTheme="majorEastAsia"/>
         </w:rPr>
-        <w:t>popitem()</w:t>
-      </w:r>
+        <w:t>popitem</w:t>
+      </w:r>
+      <w:proofErr w:type="spellEnd"/>
       <w:r>
         <w:rPr>
           <w:rStyle w:val="HTMLCode"/>
           <w:rFonts w:eastAsiaTheme="majorEastAsia"/>
         </w:rPr>
+        <w:t>()</w:t>
+      </w:r>
+      <w:r>
+        <w:rPr>
+          <w:rStyle w:val="HTMLCode"/>
+          <w:rFonts w:eastAsiaTheme="majorEastAsia"/>
+        </w:rPr>
         <w:t xml:space="preserve">: </w:t>
       </w:r>
       <w:r>
@@ -43657,11 +42941,19 @@
           <w:rStyle w:val="HTMLCode"/>
         </w:rPr>
       </w:pPr>
-      <w:r>
-        <w:rPr>
-          <w:rStyle w:val="HTMLCode"/>
-        </w:rPr>
-        <w:t>student.popitem()</w:t>
+      <w:proofErr w:type="spellStart"/>
+      <w:r>
+        <w:rPr>
+          <w:rStyle w:val="HTMLCode"/>
+        </w:rPr>
+        <w:t>student.popitem</w:t>
+      </w:r>
+      <w:proofErr w:type="spellEnd"/>
+      <w:r>
+        <w:rPr>
+          <w:rStyle w:val="HTMLCode"/>
+        </w:rPr>
+        <w:t>()</w:t>
       </w:r>
     </w:p>
     <w:p>
@@ -43761,11 +43053,19 @@
           <w:rStyle w:val="HTMLCode"/>
         </w:rPr>
       </w:pPr>
-      <w:r>
-        <w:rPr>
-          <w:rStyle w:val="HTMLCode"/>
-        </w:rPr>
-        <w:t>student.clear()</w:t>
+      <w:proofErr w:type="spellStart"/>
+      <w:r>
+        <w:rPr>
+          <w:rStyle w:val="HTMLCode"/>
+        </w:rPr>
+        <w:t>student.clear</w:t>
+      </w:r>
+      <w:proofErr w:type="spellEnd"/>
+      <w:r>
+        <w:rPr>
+          <w:rStyle w:val="HTMLCode"/>
+        </w:rPr>
+        <w:t>()</w:t>
       </w:r>
     </w:p>
     <w:p>
@@ -43906,7 +43206,21 @@
         <w:rPr>
           <w:rStyle w:val="HTMLCode"/>
         </w:rPr>
-        <w:t xml:space="preserve"> student.values():</w:t>
+        <w:t xml:space="preserve"> </w:t>
+      </w:r>
+      <w:proofErr w:type="spellStart"/>
+      <w:r>
+        <w:rPr>
+          <w:rStyle w:val="HTMLCode"/>
+        </w:rPr>
+        <w:t>student.values</w:t>
+      </w:r>
+      <w:proofErr w:type="spellEnd"/>
+      <w:r>
+        <w:rPr>
+          <w:rStyle w:val="HTMLCode"/>
+        </w:rPr>
+        <w:t>():</w:t>
       </w:r>
     </w:p>
     <w:p>
@@ -43947,7 +43261,6 @@
         <w:pStyle w:val="Heading3"/>
       </w:pPr>
       <w:r>
-        <w:lastRenderedPageBreak/>
         <w:t>Loop Through Key–Value Pairs</w:t>
       </w:r>
     </w:p>
@@ -43980,7 +43293,21 @@
         <w:rPr>
           <w:rStyle w:val="HTMLCode"/>
         </w:rPr>
-        <w:t xml:space="preserve"> student.items():</w:t>
+        <w:t xml:space="preserve"> </w:t>
+      </w:r>
+      <w:proofErr w:type="spellStart"/>
+      <w:r>
+        <w:rPr>
+          <w:rStyle w:val="HTMLCode"/>
+        </w:rPr>
+        <w:t>student.items</w:t>
+      </w:r>
+      <w:proofErr w:type="spellEnd"/>
+      <w:r>
+        <w:rPr>
+          <w:rStyle w:val="HTMLCode"/>
+        </w:rPr>
+        <w:t>():</w:t>
       </w:r>
     </w:p>
     <w:p>
@@ -44063,11 +43390,19 @@
           <w:rStyle w:val="HTMLCode"/>
         </w:rPr>
       </w:pPr>
-      <w:r>
-        <w:rPr>
-          <w:rStyle w:val="HTMLCode"/>
-        </w:rPr>
-        <w:t>student.keys()</w:t>
+      <w:proofErr w:type="spellStart"/>
+      <w:r>
+        <w:rPr>
+          <w:rStyle w:val="HTMLCode"/>
+        </w:rPr>
+        <w:t>student.keys</w:t>
+      </w:r>
+      <w:proofErr w:type="spellEnd"/>
+      <w:r>
+        <w:rPr>
+          <w:rStyle w:val="HTMLCode"/>
+        </w:rPr>
+        <w:t>()</w:t>
       </w:r>
     </w:p>
     <w:p>
@@ -44099,11 +43434,19 @@
           <w:rStyle w:val="HTMLCode"/>
         </w:rPr>
       </w:pPr>
-      <w:r>
-        <w:rPr>
-          <w:rStyle w:val="HTMLCode"/>
-        </w:rPr>
-        <w:t>student.values()</w:t>
+      <w:proofErr w:type="spellStart"/>
+      <w:r>
+        <w:rPr>
+          <w:rStyle w:val="HTMLCode"/>
+        </w:rPr>
+        <w:t>student.values</w:t>
+      </w:r>
+      <w:proofErr w:type="spellEnd"/>
+      <w:r>
+        <w:rPr>
+          <w:rStyle w:val="HTMLCode"/>
+        </w:rPr>
+        <w:t>()</w:t>
       </w:r>
     </w:p>
     <w:p>
@@ -44135,11 +43478,19 @@
           <w:rStyle w:val="HTMLCode"/>
         </w:rPr>
       </w:pPr>
-      <w:r>
-        <w:rPr>
-          <w:rStyle w:val="HTMLCode"/>
-        </w:rPr>
-        <w:t>student.items()</w:t>
+      <w:proofErr w:type="spellStart"/>
+      <w:r>
+        <w:rPr>
+          <w:rStyle w:val="HTMLCode"/>
+        </w:rPr>
+        <w:t>student.items</w:t>
+      </w:r>
+      <w:proofErr w:type="spellEnd"/>
+      <w:r>
+        <w:rPr>
+          <w:rStyle w:val="HTMLCode"/>
+        </w:rPr>
+        <w:t>()</w:t>
       </w:r>
     </w:p>
     <w:p>
@@ -44168,11 +43519,20 @@
           <w:rStyle w:val="HTMLCode"/>
         </w:rPr>
       </w:pPr>
-      <w:r>
-        <w:rPr>
-          <w:rStyle w:val="HTMLCode"/>
-        </w:rPr>
-        <w:t>student.update({</w:t>
+      <w:proofErr w:type="spellStart"/>
+      <w:r>
+        <w:rPr>
+          <w:rStyle w:val="HTMLCode"/>
+        </w:rPr>
+        <w:lastRenderedPageBreak/>
+        <w:t>student.update</w:t>
+      </w:r>
+      <w:proofErr w:type="spellEnd"/>
+      <w:r>
+        <w:rPr>
+          <w:rStyle w:val="HTMLCode"/>
+        </w:rPr>
+        <w:t>({</w:t>
       </w:r>
       <w:r>
         <w:rPr>
@@ -44228,11 +43588,33 @@
           <w:rStyle w:val="HTMLCode"/>
         </w:rPr>
       </w:pPr>
-      <w:r>
-        <w:rPr>
-          <w:rStyle w:val="HTMLCode"/>
-        </w:rPr>
-        <w:t>new_student = student.copy()</w:t>
+      <w:proofErr w:type="spellStart"/>
+      <w:r>
+        <w:rPr>
+          <w:rStyle w:val="HTMLCode"/>
+        </w:rPr>
+        <w:t>new_student</w:t>
+      </w:r>
+      <w:proofErr w:type="spellEnd"/>
+      <w:r>
+        <w:rPr>
+          <w:rStyle w:val="HTMLCode"/>
+        </w:rPr>
+        <w:t xml:space="preserve"> = </w:t>
+      </w:r>
+      <w:proofErr w:type="spellStart"/>
+      <w:r>
+        <w:rPr>
+          <w:rStyle w:val="HTMLCode"/>
+        </w:rPr>
+        <w:t>student.copy</w:t>
+      </w:r>
+      <w:proofErr w:type="spellEnd"/>
+      <w:r>
+        <w:rPr>
+          <w:rStyle w:val="HTMLCode"/>
+        </w:rPr>
+        <w:t>()</w:t>
       </w:r>
     </w:p>
     <w:p>
@@ -44246,12 +43628,21 @@
       <w:pPr>
         <w:pStyle w:val="Heading3"/>
       </w:pPr>
+      <w:proofErr w:type="spellStart"/>
       <w:r>
         <w:rPr>
           <w:rStyle w:val="HTMLCode"/>
           <w:rFonts w:eastAsiaTheme="majorEastAsia"/>
         </w:rPr>
-        <w:t xml:space="preserve">setdefault() : </w:t>
+        <w:t>setdefault</w:t>
+      </w:r>
+      <w:proofErr w:type="spellEnd"/>
+      <w:r>
+        <w:rPr>
+          <w:rStyle w:val="HTMLCode"/>
+          <w:rFonts w:eastAsiaTheme="majorEastAsia"/>
+        </w:rPr>
+        <w:t xml:space="preserve">() : </w:t>
       </w:r>
       <w:r>
         <w:t>Returns value if key exists, else inserts key.</w:t>
@@ -44264,11 +43655,19 @@
           <w:rStyle w:val="HTMLCode"/>
         </w:rPr>
       </w:pPr>
-      <w:r>
-        <w:rPr>
-          <w:rStyle w:val="HTMLCode"/>
-        </w:rPr>
-        <w:t>student.setdefault(</w:t>
+      <w:proofErr w:type="spellStart"/>
+      <w:r>
+        <w:rPr>
+          <w:rStyle w:val="HTMLCode"/>
+        </w:rPr>
+        <w:t>student.setdefault</w:t>
+      </w:r>
+      <w:proofErr w:type="spellEnd"/>
+      <w:r>
+        <w:rPr>
+          <w:rStyle w:val="HTMLCode"/>
+        </w:rPr>
+        <w:t>(</w:t>
       </w:r>
       <w:r>
         <w:rPr>
@@ -44735,7 +44134,6 @@
         <w:pStyle w:val="Heading2"/>
       </w:pPr>
       <w:r>
-        <w:lastRenderedPageBreak/>
         <w:t>Dictionary vs Other Collections</w:t>
       </w:r>
     </w:p>
@@ -47487,19 +46885,35 @@
       <w:lvlJc w:val="left"/>
       <w:pPr>
         <w:tabs>
+          <w:tab w:val="num" w:pos="360"/>
+        </w:tabs>
+        <w:ind w:left="360" w:hanging="360"/>
+      </w:pPr>
+      <w:rPr>
+        <w:rFonts w:ascii="Symbol" w:hAnsi="Symbol" w:hint="default"/>
+        <w:sz w:val="20"/>
+      </w:rPr>
+    </w:lvl>
+    <w:lvl w:ilvl="1" w:tentative="1">
+      <w:start w:val="1"/>
+      <w:numFmt w:val="bullet"/>
+      <w:lvlText w:val="o"/>
+      <w:lvlJc w:val="left"/>
+      <w:pPr>
+        <w:tabs>
           <w:tab w:val="num" w:pos="1080"/>
         </w:tabs>
         <w:ind w:left="1080" w:hanging="360"/>
       </w:pPr>
       <w:rPr>
-        <w:rFonts w:ascii="Symbol" w:hAnsi="Symbol" w:hint="default"/>
+        <w:rFonts w:ascii="Courier New" w:hAnsi="Courier New" w:hint="default"/>
         <w:sz w:val="20"/>
       </w:rPr>
     </w:lvl>
-    <w:lvl w:ilvl="1" w:tentative="1">
+    <w:lvl w:ilvl="2" w:tentative="1">
       <w:start w:val="1"/>
       <w:numFmt w:val="bullet"/>
-      <w:lvlText w:val="o"/>
+      <w:lvlText w:val=""/>
       <w:lvlJc w:val="left"/>
       <w:pPr>
         <w:tabs>
@@ -47508,11 +46922,11 @@
         <w:ind w:left="1800" w:hanging="360"/>
       </w:pPr>
       <w:rPr>
-        <w:rFonts w:ascii="Courier New" w:hAnsi="Courier New" w:hint="default"/>
+        <w:rFonts w:ascii="Wingdings" w:hAnsi="Wingdings" w:hint="default"/>
         <w:sz w:val="20"/>
       </w:rPr>
     </w:lvl>
-    <w:lvl w:ilvl="2" w:tentative="1">
+    <w:lvl w:ilvl="3" w:tentative="1">
       <w:start w:val="1"/>
       <w:numFmt w:val="bullet"/>
       <w:lvlText w:val=""/>
@@ -47528,7 +46942,7 @@
         <w:sz w:val="20"/>
       </w:rPr>
     </w:lvl>
-    <w:lvl w:ilvl="3" w:tentative="1">
+    <w:lvl w:ilvl="4" w:tentative="1">
       <w:start w:val="1"/>
       <w:numFmt w:val="bullet"/>
       <w:lvlText w:val=""/>
@@ -47544,7 +46958,7 @@
         <w:sz w:val="20"/>
       </w:rPr>
     </w:lvl>
-    <w:lvl w:ilvl="4" w:tentative="1">
+    <w:lvl w:ilvl="5" w:tentative="1">
       <w:start w:val="1"/>
       <w:numFmt w:val="bullet"/>
       <w:lvlText w:val=""/>
@@ -47560,7 +46974,7 @@
         <w:sz w:val="20"/>
       </w:rPr>
     </w:lvl>
-    <w:lvl w:ilvl="5" w:tentative="1">
+    <w:lvl w:ilvl="6" w:tentative="1">
       <w:start w:val="1"/>
       <w:numFmt w:val="bullet"/>
       <w:lvlText w:val=""/>
@@ -47576,7 +46990,7 @@
         <w:sz w:val="20"/>
       </w:rPr>
     </w:lvl>
-    <w:lvl w:ilvl="6" w:tentative="1">
+    <w:lvl w:ilvl="7" w:tentative="1">
       <w:start w:val="1"/>
       <w:numFmt w:val="bullet"/>
       <w:lvlText w:val=""/>
@@ -47592,7 +47006,7 @@
         <w:sz w:val="20"/>
       </w:rPr>
     </w:lvl>
-    <w:lvl w:ilvl="7" w:tentative="1">
+    <w:lvl w:ilvl="8" w:tentative="1">
       <w:start w:val="1"/>
       <w:numFmt w:val="bullet"/>
       <w:lvlText w:val=""/>
@@ -47608,27 +47022,11 @@
         <w:sz w:val="20"/>
       </w:rPr>
     </w:lvl>
-    <w:lvl w:ilvl="8" w:tentative="1">
-      <w:start w:val="1"/>
-      <w:numFmt w:val="bullet"/>
-      <w:lvlText w:val=""/>
-      <w:lvlJc w:val="left"/>
-      <w:pPr>
-        <w:tabs>
-          <w:tab w:val="num" w:pos="6840"/>
-        </w:tabs>
-        <w:ind w:left="6840" w:hanging="360"/>
-      </w:pPr>
-      <w:rPr>
-        <w:rFonts w:ascii="Wingdings" w:hAnsi="Wingdings" w:hint="default"/>
-        <w:sz w:val="20"/>
-      </w:rPr>
-    </w:lvl>
   </w:abstractNum>
   <w:abstractNum w:abstractNumId="18" w15:restartNumberingAfterBreak="0">
     <w:nsid w:val="1A375819"/>
     <w:multiLevelType w:val="hybridMultilevel"/>
-    <w:tmpl w:val="09C2A0C8"/>
+    <w:tmpl w:val="DF623446"/>
     <w:lvl w:ilvl="0" w:tplc="40090001">
       <w:start w:val="1"/>
       <w:numFmt w:val="bullet"/>
@@ -47641,7 +47039,7 @@
         <w:rFonts w:ascii="Symbol" w:hAnsi="Symbol" w:hint="default"/>
       </w:rPr>
     </w:lvl>
-    <w:lvl w:ilvl="1" w:tplc="40090003" w:tentative="1">
+    <w:lvl w:ilvl="1" w:tplc="40090003">
       <w:start w:val="1"/>
       <w:numFmt w:val="bullet"/>
       <w:lvlText w:val="o"/>
@@ -49044,6 +48442,92 @@
     </w:lvl>
   </w:abstractNum>
   <w:abstractNum w:abstractNumId="28" w15:restartNumberingAfterBreak="0">
+    <w:nsid w:val="2FC54580"/>
+    <w:multiLevelType w:val="hybridMultilevel"/>
+    <w:tmpl w:val="FA6C9CBC"/>
+    <w:lvl w:ilvl="0" w:tplc="4009000F">
+      <w:start w:val="1"/>
+      <w:numFmt w:val="decimal"/>
+      <w:lvlText w:val="%1."/>
+      <w:lvlJc w:val="left"/>
+      <w:pPr>
+        <w:ind w:left="1496" w:hanging="360"/>
+      </w:pPr>
+    </w:lvl>
+    <w:lvl w:ilvl="1" w:tplc="40090019" w:tentative="1">
+      <w:start w:val="1"/>
+      <w:numFmt w:val="lowerLetter"/>
+      <w:lvlText w:val="%2."/>
+      <w:lvlJc w:val="left"/>
+      <w:pPr>
+        <w:ind w:left="2216" w:hanging="360"/>
+      </w:pPr>
+    </w:lvl>
+    <w:lvl w:ilvl="2" w:tplc="4009001B" w:tentative="1">
+      <w:start w:val="1"/>
+      <w:numFmt w:val="lowerRoman"/>
+      <w:lvlText w:val="%3."/>
+      <w:lvlJc w:val="right"/>
+      <w:pPr>
+        <w:ind w:left="2936" w:hanging="180"/>
+      </w:pPr>
+    </w:lvl>
+    <w:lvl w:ilvl="3" w:tplc="4009000F" w:tentative="1">
+      <w:start w:val="1"/>
+      <w:numFmt w:val="decimal"/>
+      <w:lvlText w:val="%4."/>
+      <w:lvlJc w:val="left"/>
+      <w:pPr>
+        <w:ind w:left="3656" w:hanging="360"/>
+      </w:pPr>
+    </w:lvl>
+    <w:lvl w:ilvl="4" w:tplc="40090019" w:tentative="1">
+      <w:start w:val="1"/>
+      <w:numFmt w:val="lowerLetter"/>
+      <w:lvlText w:val="%5."/>
+      <w:lvlJc w:val="left"/>
+      <w:pPr>
+        <w:ind w:left="4376" w:hanging="360"/>
+      </w:pPr>
+    </w:lvl>
+    <w:lvl w:ilvl="5" w:tplc="4009001B" w:tentative="1">
+      <w:start w:val="1"/>
+      <w:numFmt w:val="lowerRoman"/>
+      <w:lvlText w:val="%6."/>
+      <w:lvlJc w:val="right"/>
+      <w:pPr>
+        <w:ind w:left="5096" w:hanging="180"/>
+      </w:pPr>
+    </w:lvl>
+    <w:lvl w:ilvl="6" w:tplc="4009000F" w:tentative="1">
+      <w:start w:val="1"/>
+      <w:numFmt w:val="decimal"/>
+      <w:lvlText w:val="%7."/>
+      <w:lvlJc w:val="left"/>
+      <w:pPr>
+        <w:ind w:left="5816" w:hanging="360"/>
+      </w:pPr>
+    </w:lvl>
+    <w:lvl w:ilvl="7" w:tplc="40090019" w:tentative="1">
+      <w:start w:val="1"/>
+      <w:numFmt w:val="lowerLetter"/>
+      <w:lvlText w:val="%8."/>
+      <w:lvlJc w:val="left"/>
+      <w:pPr>
+        <w:ind w:left="6536" w:hanging="360"/>
+      </w:pPr>
+    </w:lvl>
+    <w:lvl w:ilvl="8" w:tplc="4009001B" w:tentative="1">
+      <w:start w:val="1"/>
+      <w:numFmt w:val="lowerRoman"/>
+      <w:lvlText w:val="%9."/>
+      <w:lvlJc w:val="right"/>
+      <w:pPr>
+        <w:ind w:left="7256" w:hanging="180"/>
+      </w:pPr>
+    </w:lvl>
+  </w:abstractNum>
+  <w:abstractNum w:abstractNumId="29" w15:restartNumberingAfterBreak="0">
     <w:nsid w:val="32D00841"/>
     <w:multiLevelType w:val="hybridMultilevel"/>
     <w:tmpl w:val="BD8E92CC"/>
@@ -49156,7 +48640,7 @@
       </w:rPr>
     </w:lvl>
   </w:abstractNum>
-  <w:abstractNum w:abstractNumId="29" w15:restartNumberingAfterBreak="0">
+  <w:abstractNum w:abstractNumId="30" w15:restartNumberingAfterBreak="0">
     <w:nsid w:val="350A7D27"/>
     <w:multiLevelType w:val="hybridMultilevel"/>
     <w:tmpl w:val="4D180668"/>
@@ -49269,7 +48753,7 @@
       </w:rPr>
     </w:lvl>
   </w:abstractNum>
-  <w:abstractNum w:abstractNumId="30" w15:restartNumberingAfterBreak="0">
+  <w:abstractNum w:abstractNumId="31" w15:restartNumberingAfterBreak="0">
     <w:nsid w:val="36FD4F6E"/>
     <w:multiLevelType w:val="multilevel"/>
     <w:tmpl w:val="C56C7E30"/>
@@ -49418,7 +48902,7 @@
       </w:rPr>
     </w:lvl>
   </w:abstractNum>
-  <w:abstractNum w:abstractNumId="31" w15:restartNumberingAfterBreak="0">
+  <w:abstractNum w:abstractNumId="32" w15:restartNumberingAfterBreak="0">
     <w:nsid w:val="39A5330E"/>
     <w:multiLevelType w:val="hybridMultilevel"/>
     <w:tmpl w:val="450AFDD6"/>
@@ -49531,7 +49015,7 @@
       </w:rPr>
     </w:lvl>
   </w:abstractNum>
-  <w:abstractNum w:abstractNumId="32" w15:restartNumberingAfterBreak="0">
+  <w:abstractNum w:abstractNumId="33" w15:restartNumberingAfterBreak="0">
     <w:nsid w:val="3A3C422D"/>
     <w:multiLevelType w:val="multilevel"/>
     <w:tmpl w:val="111801C6"/>
@@ -49680,7 +49164,7 @@
       </w:rPr>
     </w:lvl>
   </w:abstractNum>
-  <w:abstractNum w:abstractNumId="33" w15:restartNumberingAfterBreak="0">
+  <w:abstractNum w:abstractNumId="34" w15:restartNumberingAfterBreak="0">
     <w:nsid w:val="3BCB2886"/>
     <w:multiLevelType w:val="multilevel"/>
     <w:tmpl w:val="8C4CE418"/>
@@ -49829,7 +49313,7 @@
       </w:rPr>
     </w:lvl>
   </w:abstractNum>
-  <w:abstractNum w:abstractNumId="34" w15:restartNumberingAfterBreak="0">
+  <w:abstractNum w:abstractNumId="35" w15:restartNumberingAfterBreak="0">
     <w:nsid w:val="3CB22AAA"/>
     <w:multiLevelType w:val="multilevel"/>
     <w:tmpl w:val="0B2E63FA"/>
@@ -49978,7 +49462,7 @@
       </w:rPr>
     </w:lvl>
   </w:abstractNum>
-  <w:abstractNum w:abstractNumId="35" w15:restartNumberingAfterBreak="0">
+  <w:abstractNum w:abstractNumId="36" w15:restartNumberingAfterBreak="0">
     <w:nsid w:val="3DCF762F"/>
     <w:multiLevelType w:val="multilevel"/>
     <w:tmpl w:val="625CE34A"/>
@@ -50127,7 +49611,7 @@
       </w:rPr>
     </w:lvl>
   </w:abstractNum>
-  <w:abstractNum w:abstractNumId="36" w15:restartNumberingAfterBreak="0">
+  <w:abstractNum w:abstractNumId="37" w15:restartNumberingAfterBreak="0">
     <w:nsid w:val="405A7BF3"/>
     <w:multiLevelType w:val="multilevel"/>
     <w:tmpl w:val="E2324954"/>
@@ -50276,7 +49760,7 @@
       </w:rPr>
     </w:lvl>
   </w:abstractNum>
-  <w:abstractNum w:abstractNumId="37" w15:restartNumberingAfterBreak="0">
+  <w:abstractNum w:abstractNumId="38" w15:restartNumberingAfterBreak="0">
     <w:nsid w:val="421A3137"/>
     <w:multiLevelType w:val="multilevel"/>
     <w:tmpl w:val="741273DA"/>
@@ -50425,7 +49909,7 @@
       </w:rPr>
     </w:lvl>
   </w:abstractNum>
-  <w:abstractNum w:abstractNumId="38" w15:restartNumberingAfterBreak="0">
+  <w:abstractNum w:abstractNumId="39" w15:restartNumberingAfterBreak="0">
     <w:nsid w:val="42BB4D31"/>
     <w:multiLevelType w:val="multilevel"/>
     <w:tmpl w:val="2244E4AE"/>
@@ -50538,7 +50022,7 @@
       </w:pPr>
     </w:lvl>
   </w:abstractNum>
-  <w:abstractNum w:abstractNumId="39" w15:restartNumberingAfterBreak="0">
+  <w:abstractNum w:abstractNumId="40" w15:restartNumberingAfterBreak="0">
     <w:nsid w:val="44302129"/>
     <w:multiLevelType w:val="multilevel"/>
     <w:tmpl w:val="CF740B8C"/>
@@ -50687,7 +50171,7 @@
       </w:rPr>
     </w:lvl>
   </w:abstractNum>
-  <w:abstractNum w:abstractNumId="40" w15:restartNumberingAfterBreak="0">
+  <w:abstractNum w:abstractNumId="41" w15:restartNumberingAfterBreak="0">
     <w:nsid w:val="4C494A0F"/>
     <w:multiLevelType w:val="multilevel"/>
     <w:tmpl w:val="C0806CD8"/>
@@ -50836,7 +50320,7 @@
       </w:rPr>
     </w:lvl>
   </w:abstractNum>
-  <w:abstractNum w:abstractNumId="41" w15:restartNumberingAfterBreak="0">
+  <w:abstractNum w:abstractNumId="42" w15:restartNumberingAfterBreak="0">
     <w:nsid w:val="4EF14A1A"/>
     <w:multiLevelType w:val="multilevel"/>
     <w:tmpl w:val="3DF8A852"/>
@@ -50985,7 +50469,7 @@
       </w:rPr>
     </w:lvl>
   </w:abstractNum>
-  <w:abstractNum w:abstractNumId="42" w15:restartNumberingAfterBreak="0">
+  <w:abstractNum w:abstractNumId="43" w15:restartNumberingAfterBreak="0">
     <w:nsid w:val="4F442826"/>
     <w:multiLevelType w:val="multilevel"/>
     <w:tmpl w:val="FDEE43FE"/>
@@ -51134,7 +50618,7 @@
       </w:rPr>
     </w:lvl>
   </w:abstractNum>
-  <w:abstractNum w:abstractNumId="43" w15:restartNumberingAfterBreak="0">
+  <w:abstractNum w:abstractNumId="44" w15:restartNumberingAfterBreak="0">
     <w:nsid w:val="4FD03469"/>
     <w:multiLevelType w:val="multilevel"/>
     <w:tmpl w:val="A56A4C9E"/>
@@ -51247,7 +50731,7 @@
       </w:pPr>
     </w:lvl>
   </w:abstractNum>
-  <w:abstractNum w:abstractNumId="44" w15:restartNumberingAfterBreak="0">
+  <w:abstractNum w:abstractNumId="45" w15:restartNumberingAfterBreak="0">
     <w:nsid w:val="52B95531"/>
     <w:multiLevelType w:val="multilevel"/>
     <w:tmpl w:val="EF3EA694"/>
@@ -51396,7 +50880,7 @@
       </w:rPr>
     </w:lvl>
   </w:abstractNum>
-  <w:abstractNum w:abstractNumId="45" w15:restartNumberingAfterBreak="0">
+  <w:abstractNum w:abstractNumId="46" w15:restartNumberingAfterBreak="0">
     <w:nsid w:val="57E528BE"/>
     <w:multiLevelType w:val="multilevel"/>
     <w:tmpl w:val="68FC21CE"/>
@@ -51545,7 +51029,7 @@
       </w:rPr>
     </w:lvl>
   </w:abstractNum>
-  <w:abstractNum w:abstractNumId="46" w15:restartNumberingAfterBreak="0">
+  <w:abstractNum w:abstractNumId="47" w15:restartNumberingAfterBreak="0">
     <w:nsid w:val="58D9517C"/>
     <w:multiLevelType w:val="multilevel"/>
     <w:tmpl w:val="935CD624"/>
@@ -51694,7 +51178,7 @@
       </w:rPr>
     </w:lvl>
   </w:abstractNum>
-  <w:abstractNum w:abstractNumId="47" w15:restartNumberingAfterBreak="0">
+  <w:abstractNum w:abstractNumId="48" w15:restartNumberingAfterBreak="0">
     <w:nsid w:val="59362BE7"/>
     <w:multiLevelType w:val="multilevel"/>
     <w:tmpl w:val="6980D20A"/>
@@ -51840,7 +51324,7 @@
       </w:rPr>
     </w:lvl>
   </w:abstractNum>
-  <w:abstractNum w:abstractNumId="48" w15:restartNumberingAfterBreak="0">
+  <w:abstractNum w:abstractNumId="49" w15:restartNumberingAfterBreak="0">
     <w:nsid w:val="5C5505BF"/>
     <w:multiLevelType w:val="multilevel"/>
     <w:tmpl w:val="524CB88E"/>
@@ -51953,7 +51437,7 @@
       </w:pPr>
     </w:lvl>
   </w:abstractNum>
-  <w:abstractNum w:abstractNumId="49" w15:restartNumberingAfterBreak="0">
+  <w:abstractNum w:abstractNumId="50" w15:restartNumberingAfterBreak="0">
     <w:nsid w:val="5D892B0C"/>
     <w:multiLevelType w:val="multilevel"/>
     <w:tmpl w:val="47F4D0D4"/>
@@ -52102,7 +51586,7 @@
       </w:rPr>
     </w:lvl>
   </w:abstractNum>
-  <w:abstractNum w:abstractNumId="50" w15:restartNumberingAfterBreak="0">
+  <w:abstractNum w:abstractNumId="51" w15:restartNumberingAfterBreak="0">
     <w:nsid w:val="5D8B70D8"/>
     <w:multiLevelType w:val="hybridMultilevel"/>
     <w:tmpl w:val="C37E568A"/>
@@ -52215,7 +51699,7 @@
       </w:rPr>
     </w:lvl>
   </w:abstractNum>
-  <w:abstractNum w:abstractNumId="51" w15:restartNumberingAfterBreak="0">
+  <w:abstractNum w:abstractNumId="52" w15:restartNumberingAfterBreak="0">
     <w:nsid w:val="622E4309"/>
     <w:multiLevelType w:val="hybridMultilevel"/>
     <w:tmpl w:val="D34C9788"/>
@@ -52328,7 +51812,7 @@
       </w:rPr>
     </w:lvl>
   </w:abstractNum>
-  <w:abstractNum w:abstractNumId="52" w15:restartNumberingAfterBreak="0">
+  <w:abstractNum w:abstractNumId="53" w15:restartNumberingAfterBreak="0">
     <w:nsid w:val="623D7FFE"/>
     <w:multiLevelType w:val="multilevel"/>
     <w:tmpl w:val="13C4A2CA"/>
@@ -52477,7 +51961,7 @@
       </w:rPr>
     </w:lvl>
   </w:abstractNum>
-  <w:abstractNum w:abstractNumId="53" w15:restartNumberingAfterBreak="0">
+  <w:abstractNum w:abstractNumId="54" w15:restartNumberingAfterBreak="0">
     <w:nsid w:val="658321E5"/>
     <w:multiLevelType w:val="multilevel"/>
     <w:tmpl w:val="FB7434B4"/>
@@ -52626,7 +52110,7 @@
       </w:rPr>
     </w:lvl>
   </w:abstractNum>
-  <w:abstractNum w:abstractNumId="54" w15:restartNumberingAfterBreak="0">
+  <w:abstractNum w:abstractNumId="55" w15:restartNumberingAfterBreak="0">
     <w:nsid w:val="6626087E"/>
     <w:multiLevelType w:val="multilevel"/>
     <w:tmpl w:val="E6BC78F6"/>
@@ -52775,7 +52259,7 @@
       </w:rPr>
     </w:lvl>
   </w:abstractNum>
-  <w:abstractNum w:abstractNumId="55" w15:restartNumberingAfterBreak="0">
+  <w:abstractNum w:abstractNumId="56" w15:restartNumberingAfterBreak="0">
     <w:nsid w:val="69CB5352"/>
     <w:multiLevelType w:val="multilevel"/>
     <w:tmpl w:val="6156BCC6"/>
@@ -52924,7 +52408,7 @@
       </w:rPr>
     </w:lvl>
   </w:abstractNum>
-  <w:abstractNum w:abstractNumId="56" w15:restartNumberingAfterBreak="0">
+  <w:abstractNum w:abstractNumId="57" w15:restartNumberingAfterBreak="0">
     <w:nsid w:val="6A3B1CDA"/>
     <w:multiLevelType w:val="multilevel"/>
     <w:tmpl w:val="FE46873C"/>
@@ -53073,7 +52557,7 @@
       </w:rPr>
     </w:lvl>
   </w:abstractNum>
-  <w:abstractNum w:abstractNumId="57" w15:restartNumberingAfterBreak="0">
+  <w:abstractNum w:abstractNumId="58" w15:restartNumberingAfterBreak="0">
     <w:nsid w:val="6ACC5F84"/>
     <w:multiLevelType w:val="multilevel"/>
     <w:tmpl w:val="6E4E31B4"/>
@@ -53222,7 +52706,7 @@
       </w:rPr>
     </w:lvl>
   </w:abstractNum>
-  <w:abstractNum w:abstractNumId="58" w15:restartNumberingAfterBreak="0">
+  <w:abstractNum w:abstractNumId="59" w15:restartNumberingAfterBreak="0">
     <w:nsid w:val="6E43407A"/>
     <w:multiLevelType w:val="hybridMultilevel"/>
     <w:tmpl w:val="9760D002"/>
@@ -53335,7 +52819,7 @@
       </w:rPr>
     </w:lvl>
   </w:abstractNum>
-  <w:abstractNum w:abstractNumId="59" w15:restartNumberingAfterBreak="0">
+  <w:abstractNum w:abstractNumId="60" w15:restartNumberingAfterBreak="0">
     <w:nsid w:val="6EAF6C7D"/>
     <w:multiLevelType w:val="multilevel"/>
     <w:tmpl w:val="988221A8"/>
@@ -53484,7 +52968,7 @@
       </w:rPr>
     </w:lvl>
   </w:abstractNum>
-  <w:abstractNum w:abstractNumId="60" w15:restartNumberingAfterBreak="0">
+  <w:abstractNum w:abstractNumId="61" w15:restartNumberingAfterBreak="0">
     <w:nsid w:val="6F205CBD"/>
     <w:multiLevelType w:val="hybridMultilevel"/>
     <w:tmpl w:val="FBB29E00"/>
@@ -53597,7 +53081,7 @@
       </w:rPr>
     </w:lvl>
   </w:abstractNum>
-  <w:abstractNum w:abstractNumId="61" w15:restartNumberingAfterBreak="0">
+  <w:abstractNum w:abstractNumId="62" w15:restartNumberingAfterBreak="0">
     <w:nsid w:val="798D5F35"/>
     <w:multiLevelType w:val="hybridMultilevel"/>
     <w:tmpl w:val="501A80C6"/>
@@ -53710,7 +53194,7 @@
       </w:rPr>
     </w:lvl>
   </w:abstractNum>
-  <w:abstractNum w:abstractNumId="62" w15:restartNumberingAfterBreak="0">
+  <w:abstractNum w:abstractNumId="63" w15:restartNumberingAfterBreak="0">
     <w:nsid w:val="7A1D03A2"/>
     <w:multiLevelType w:val="multilevel"/>
     <w:tmpl w:val="2CD65CD2"/>
@@ -53859,7 +53343,7 @@
       </w:rPr>
     </w:lvl>
   </w:abstractNum>
-  <w:abstractNum w:abstractNumId="63" w15:restartNumberingAfterBreak="0">
+  <w:abstractNum w:abstractNumId="64" w15:restartNumberingAfterBreak="0">
     <w:nsid w:val="7B10565A"/>
     <w:multiLevelType w:val="multilevel"/>
     <w:tmpl w:val="E42C13B2"/>
@@ -53972,7 +53456,7 @@
       </w:pPr>
     </w:lvl>
   </w:abstractNum>
-  <w:abstractNum w:abstractNumId="64" w15:restartNumberingAfterBreak="0">
+  <w:abstractNum w:abstractNumId="65" w15:restartNumberingAfterBreak="0">
     <w:nsid w:val="7C3B3F71"/>
     <w:multiLevelType w:val="hybridMultilevel"/>
     <w:tmpl w:val="E690CDB4"/>
@@ -54085,7 +53569,7 @@
       </w:rPr>
     </w:lvl>
   </w:abstractNum>
-  <w:abstractNum w:abstractNumId="65" w15:restartNumberingAfterBreak="0">
+  <w:abstractNum w:abstractNumId="66" w15:restartNumberingAfterBreak="0">
     <w:nsid w:val="7D270861"/>
     <w:multiLevelType w:val="multilevel"/>
     <w:tmpl w:val="41F4AB20"/>
@@ -54234,7 +53718,7 @@
       </w:rPr>
     </w:lvl>
   </w:abstractNum>
-  <w:abstractNum w:abstractNumId="66" w15:restartNumberingAfterBreak="0">
+  <w:abstractNum w:abstractNumId="67" w15:restartNumberingAfterBreak="0">
     <w:nsid w:val="7DEA4B16"/>
     <w:multiLevelType w:val="hybridMultilevel"/>
     <w:tmpl w:val="C16CCDB2"/>
@@ -54347,7 +53831,7 @@
       </w:rPr>
     </w:lvl>
   </w:abstractNum>
-  <w:abstractNum w:abstractNumId="67" w15:restartNumberingAfterBreak="0">
+  <w:abstractNum w:abstractNumId="68" w15:restartNumberingAfterBreak="0">
     <w:nsid w:val="7E554715"/>
     <w:multiLevelType w:val="multilevel"/>
     <w:tmpl w:val="69AEB366"/>
@@ -54496,7 +53980,7 @@
       </w:rPr>
     </w:lvl>
   </w:abstractNum>
-  <w:abstractNum w:abstractNumId="68" w15:restartNumberingAfterBreak="0">
+  <w:abstractNum w:abstractNumId="69" w15:restartNumberingAfterBreak="0">
     <w:nsid w:val="7E8E554E"/>
     <w:multiLevelType w:val="multilevel"/>
     <w:tmpl w:val="9D96279A"/>
@@ -54645,7 +54129,7 @@
       </w:rPr>
     </w:lvl>
   </w:abstractNum>
-  <w:abstractNum w:abstractNumId="69" w15:restartNumberingAfterBreak="0">
+  <w:abstractNum w:abstractNumId="70" w15:restartNumberingAfterBreak="0">
     <w:nsid w:val="7FE84DD0"/>
     <w:multiLevelType w:val="hybridMultilevel"/>
     <w:tmpl w:val="2342F6E0"/>
@@ -54765,28 +54249,28 @@
     <w:abstractNumId w:val="10"/>
   </w:num>
   <w:num w:numId="3" w16cid:durableId="142822108">
-    <w:abstractNumId w:val="31"/>
+    <w:abstractNumId w:val="32"/>
   </w:num>
   <w:num w:numId="4" w16cid:durableId="1968506608">
-    <w:abstractNumId w:val="69"/>
+    <w:abstractNumId w:val="70"/>
   </w:num>
   <w:num w:numId="5" w16cid:durableId="1033312873">
-    <w:abstractNumId w:val="64"/>
+    <w:abstractNumId w:val="65"/>
   </w:num>
   <w:num w:numId="6" w16cid:durableId="1386487837">
+    <w:abstractNumId w:val="62"/>
+  </w:num>
+  <w:num w:numId="7" w16cid:durableId="2043433537">
+    <w:abstractNumId w:val="51"/>
+  </w:num>
+  <w:num w:numId="8" w16cid:durableId="911234314">
+    <w:abstractNumId w:val="59"/>
+  </w:num>
+  <w:num w:numId="9" w16cid:durableId="1674406862">
     <w:abstractNumId w:val="61"/>
   </w:num>
-  <w:num w:numId="7" w16cid:durableId="2043433537">
-    <w:abstractNumId w:val="50"/>
-  </w:num>
-  <w:num w:numId="8" w16cid:durableId="911234314">
-    <w:abstractNumId w:val="58"/>
-  </w:num>
-  <w:num w:numId="9" w16cid:durableId="1674406862">
-    <w:abstractNumId w:val="60"/>
-  </w:num>
   <w:num w:numId="10" w16cid:durableId="249630106">
-    <w:abstractNumId w:val="66"/>
+    <w:abstractNumId w:val="67"/>
   </w:num>
   <w:num w:numId="11" w16cid:durableId="764492966">
     <w:abstractNumId w:val="7"/>
@@ -54798,22 +54282,22 @@
     <w:abstractNumId w:val="2"/>
   </w:num>
   <w:num w:numId="14" w16cid:durableId="1707028263">
-    <w:abstractNumId w:val="51"/>
+    <w:abstractNumId w:val="52"/>
   </w:num>
   <w:num w:numId="15" w16cid:durableId="1343045824">
     <w:abstractNumId w:val="6"/>
   </w:num>
   <w:num w:numId="16" w16cid:durableId="1304969189">
-    <w:abstractNumId w:val="29"/>
+    <w:abstractNumId w:val="30"/>
   </w:num>
   <w:num w:numId="17" w16cid:durableId="298650387">
-    <w:abstractNumId w:val="28"/>
+    <w:abstractNumId w:val="29"/>
   </w:num>
   <w:num w:numId="18" w16cid:durableId="402028361">
     <w:abstractNumId w:val="19"/>
   </w:num>
   <w:num w:numId="19" w16cid:durableId="816216604">
-    <w:abstractNumId w:val="47"/>
+    <w:abstractNumId w:val="48"/>
   </w:num>
   <w:num w:numId="20" w16cid:durableId="1358039569">
     <w:abstractNumId w:val="18"/>
@@ -54831,16 +54315,16 @@
     <w:abstractNumId w:val="12"/>
   </w:num>
   <w:num w:numId="25" w16cid:durableId="1149591020">
-    <w:abstractNumId w:val="57"/>
+    <w:abstractNumId w:val="58"/>
   </w:num>
   <w:num w:numId="26" w16cid:durableId="1297446071">
-    <w:abstractNumId w:val="42"/>
+    <w:abstractNumId w:val="43"/>
   </w:num>
   <w:num w:numId="27" w16cid:durableId="1466972997">
-    <w:abstractNumId w:val="32"/>
+    <w:abstractNumId w:val="33"/>
   </w:num>
   <w:num w:numId="28" w16cid:durableId="147209990">
-    <w:abstractNumId w:val="68"/>
+    <w:abstractNumId w:val="69"/>
   </w:num>
   <w:num w:numId="29" w16cid:durableId="1512597796">
     <w:abstractNumId w:val="26"/>
@@ -54849,25 +54333,25 @@
     <w:abstractNumId w:val="15"/>
   </w:num>
   <w:num w:numId="31" w16cid:durableId="832574831">
-    <w:abstractNumId w:val="67"/>
+    <w:abstractNumId w:val="68"/>
   </w:num>
   <w:num w:numId="32" w16cid:durableId="1593465033">
     <w:abstractNumId w:val="4"/>
   </w:num>
   <w:num w:numId="33" w16cid:durableId="227958907">
-    <w:abstractNumId w:val="34"/>
+    <w:abstractNumId w:val="35"/>
   </w:num>
   <w:num w:numId="34" w16cid:durableId="2087531036">
-    <w:abstractNumId w:val="45"/>
+    <w:abstractNumId w:val="46"/>
   </w:num>
   <w:num w:numId="35" w16cid:durableId="1898009157">
-    <w:abstractNumId w:val="55"/>
+    <w:abstractNumId w:val="56"/>
   </w:num>
   <w:num w:numId="36" w16cid:durableId="823397224">
-    <w:abstractNumId w:val="49"/>
+    <w:abstractNumId w:val="50"/>
   </w:num>
   <w:num w:numId="37" w16cid:durableId="1492526285">
-    <w:abstractNumId w:val="63"/>
+    <w:abstractNumId w:val="64"/>
   </w:num>
   <w:num w:numId="38" w16cid:durableId="270941336">
     <w:abstractNumId w:val="14"/>
@@ -54876,31 +54360,31 @@
     <w:abstractNumId w:val="13"/>
   </w:num>
   <w:num w:numId="40" w16cid:durableId="779691519">
-    <w:abstractNumId w:val="43"/>
+    <w:abstractNumId w:val="44"/>
   </w:num>
   <w:num w:numId="41" w16cid:durableId="1595045157">
-    <w:abstractNumId w:val="38"/>
+    <w:abstractNumId w:val="39"/>
   </w:num>
   <w:num w:numId="42" w16cid:durableId="792093530">
-    <w:abstractNumId w:val="30"/>
+    <w:abstractNumId w:val="31"/>
   </w:num>
   <w:num w:numId="43" w16cid:durableId="1826164481">
-    <w:abstractNumId w:val="59"/>
+    <w:abstractNumId w:val="60"/>
   </w:num>
   <w:num w:numId="44" w16cid:durableId="1831676880">
     <w:abstractNumId w:val="1"/>
   </w:num>
   <w:num w:numId="45" w16cid:durableId="1136600685">
-    <w:abstractNumId w:val="39"/>
+    <w:abstractNumId w:val="40"/>
   </w:num>
   <w:num w:numId="46" w16cid:durableId="714236067">
-    <w:abstractNumId w:val="62"/>
+    <w:abstractNumId w:val="63"/>
   </w:num>
   <w:num w:numId="47" w16cid:durableId="836578295">
     <w:abstractNumId w:val="22"/>
   </w:num>
   <w:num w:numId="48" w16cid:durableId="1757938786">
-    <w:abstractNumId w:val="52"/>
+    <w:abstractNumId w:val="53"/>
   </w:num>
   <w:num w:numId="49" w16cid:durableId="578754135">
     <w:abstractNumId w:val="3"/>
@@ -54909,49 +54393,49 @@
     <w:abstractNumId w:val="9"/>
   </w:num>
   <w:num w:numId="51" w16cid:durableId="1994337099">
-    <w:abstractNumId w:val="35"/>
+    <w:abstractNumId w:val="36"/>
   </w:num>
   <w:num w:numId="52" w16cid:durableId="757867065">
     <w:abstractNumId w:val="16"/>
   </w:num>
   <w:num w:numId="53" w16cid:durableId="142737925">
-    <w:abstractNumId w:val="56"/>
+    <w:abstractNumId w:val="57"/>
   </w:num>
   <w:num w:numId="54" w16cid:durableId="212159290">
-    <w:abstractNumId w:val="41"/>
+    <w:abstractNumId w:val="42"/>
   </w:num>
   <w:num w:numId="55" w16cid:durableId="488597036">
-    <w:abstractNumId w:val="53"/>
+    <w:abstractNumId w:val="54"/>
   </w:num>
   <w:num w:numId="56" w16cid:durableId="1443645037">
     <w:abstractNumId w:val="8"/>
   </w:num>
   <w:num w:numId="57" w16cid:durableId="1450003522">
-    <w:abstractNumId w:val="33"/>
+    <w:abstractNumId w:val="34"/>
   </w:num>
   <w:num w:numId="58" w16cid:durableId="583953222">
     <w:abstractNumId w:val="20"/>
   </w:num>
   <w:num w:numId="59" w16cid:durableId="147944768">
-    <w:abstractNumId w:val="65"/>
+    <w:abstractNumId w:val="66"/>
   </w:num>
   <w:num w:numId="60" w16cid:durableId="479465495">
-    <w:abstractNumId w:val="48"/>
+    <w:abstractNumId w:val="49"/>
   </w:num>
   <w:num w:numId="61" w16cid:durableId="215747704">
-    <w:abstractNumId w:val="40"/>
+    <w:abstractNumId w:val="41"/>
   </w:num>
   <w:num w:numId="62" w16cid:durableId="2015304728">
     <w:abstractNumId w:val="23"/>
   </w:num>
   <w:num w:numId="63" w16cid:durableId="1759982343">
-    <w:abstractNumId w:val="37"/>
+    <w:abstractNumId w:val="38"/>
   </w:num>
   <w:num w:numId="64" w16cid:durableId="913973811">
     <w:abstractNumId w:val="21"/>
   </w:num>
   <w:num w:numId="65" w16cid:durableId="989166275">
-    <w:abstractNumId w:val="44"/>
+    <w:abstractNumId w:val="45"/>
   </w:num>
   <w:num w:numId="66" w16cid:durableId="596523909">
     <w:abstractNumId w:val="24"/>
@@ -54960,22 +54444,25 @@
     <w:abstractNumId w:val="0"/>
   </w:num>
   <w:num w:numId="68" w16cid:durableId="140729558">
-    <w:abstractNumId w:val="46"/>
+    <w:abstractNumId w:val="47"/>
   </w:num>
   <w:num w:numId="69" w16cid:durableId="948704588">
-    <w:abstractNumId w:val="36"/>
+    <w:abstractNumId w:val="37"/>
   </w:num>
   <w:num w:numId="70" w16cid:durableId="674459693">
-    <w:abstractNumId w:val="54"/>
+    <w:abstractNumId w:val="55"/>
     <w:lvlOverride w:ilvl="0">
       <w:startOverride w:val="1"/>
     </w:lvlOverride>
   </w:num>
   <w:num w:numId="71" w16cid:durableId="1033384990">
-    <w:abstractNumId w:val="54"/>
+    <w:abstractNumId w:val="55"/>
     <w:lvlOverride w:ilvl="0">
       <w:startOverride w:val="2"/>
     </w:lvlOverride>
+  </w:num>
+  <w:num w:numId="72" w16cid:durableId="452287805">
+    <w:abstractNumId w:val="28"/>
   </w:num>
   <w:numIdMacAtCleanup w:val="68"/>
 </w:numbering>
@@ -56262,4 +55749,16 @@
     </a:ext>
   </a:extLst>
 </a:theme>
+</file>
+
+<file path=customXml/item1.xml><?xml version="1.0" encoding="utf-8"?>
+<b:Sources xmlns:b="http://schemas.openxmlformats.org/officeDocument/2006/bibliography" xmlns="http://schemas.openxmlformats.org/officeDocument/2006/bibliography" SelectedStyle="\APASixthEditionOfficeOnline.xsl" StyleName="APA" Version="6"/>
+</file>
+
+<file path=customXml/itemProps1.xml><?xml version="1.0" encoding="utf-8"?>
+<ds:datastoreItem xmlns:ds="http://schemas.openxmlformats.org/officeDocument/2006/customXml" ds:itemID="{FCB21484-4ABE-41DD-8D50-7F8B085BF61D}">
+  <ds:schemaRefs>
+    <ds:schemaRef ds:uri="http://schemas.openxmlformats.org/officeDocument/2006/bibliography"/>
+  </ds:schemaRefs>
+</ds:datastoreItem>
 </file>
--- a/Basic_Python/Python_HandBook.docx
+++ b/Basic_Python/Python_HandBook.docx
@@ -395,23 +395,7 @@
           <w:b/>
           <w:bCs/>
         </w:rPr>
-        <w:t>Python Package Index (</w:t>
-      </w:r>
-      <w:proofErr w:type="spellStart"/>
-      <w:r>
-        <w:rPr>
-          <w:b/>
-          <w:bCs/>
-        </w:rPr>
-        <w:t>PyPI</w:t>
-      </w:r>
-      <w:proofErr w:type="spellEnd"/>
-      <w:r>
-        <w:rPr>
-          <w:b/>
-          <w:bCs/>
-        </w:rPr>
-        <w:t>)</w:t>
+        <w:t>Python Package Index (PyPI)</w:t>
       </w:r>
       <w:r>
         <w:t xml:space="preserve">, covering virtually every domain from web frameworks like </w:t>
@@ -11218,7 +11202,7 @@
     <w:p>
       <w:r>
         <w:pict w14:anchorId="3DC938AD">
-          <v:rect id="_x0000_i1227" style="width:0;height:1.5pt" o:hralign="center" o:hrstd="t" o:hr="t" fillcolor="#a0a0a0" stroked="f"/>
+          <v:rect id="_x0000_i1037" style="width:0;height:1.5pt" o:hralign="center" o:hrstd="t" o:hr="t" fillcolor="#a0a0a0" stroked="f"/>
         </w:pict>
       </w:r>
     </w:p>
@@ -11805,7 +11789,7 @@
     <w:p>
       <w:r>
         <w:pict w14:anchorId="4F3E4624">
-          <v:rect id="_x0000_i1045" style="width:0;height:1.5pt" o:hralign="center" o:hrstd="t" o:hr="t" fillcolor="#a0a0a0" stroked="f"/>
+          <v:rect id="_x0000_i1038" style="width:0;height:1.5pt" o:hralign="center" o:hrstd="t" o:hr="t" fillcolor="#a0a0a0" stroked="f"/>
         </w:pict>
       </w:r>
     </w:p>
@@ -11926,7 +11910,7 @@
     <w:p>
       <w:r>
         <w:pict w14:anchorId="2315A68D">
-          <v:rect id="_x0000_i1046" style="width:0;height:1.5pt" o:hralign="center" o:hrstd="t" o:hr="t" fillcolor="#a0a0a0" stroked="f"/>
+          <v:rect id="_x0000_i1039" style="width:0;height:1.5pt" o:hralign="center" o:hrstd="t" o:hr="t" fillcolor="#a0a0a0" stroked="f"/>
         </w:pict>
       </w:r>
     </w:p>
@@ -12086,7 +12070,7 @@
     <w:p>
       <w:r>
         <w:pict w14:anchorId="10A3300A">
-          <v:rect id="_x0000_i1047" style="width:0;height:1.5pt" o:hralign="center" o:hrstd="t" o:hr="t" fillcolor="#a0a0a0" stroked="f"/>
+          <v:rect id="_x0000_i1040" style="width:0;height:1.5pt" o:hralign="center" o:hrstd="t" o:hr="t" fillcolor="#a0a0a0" stroked="f"/>
         </w:pict>
       </w:r>
     </w:p>
@@ -12635,7 +12619,7 @@
     <w:p>
       <w:r>
         <w:pict w14:anchorId="3D706752">
-          <v:rect id="_x0000_i1048" style="width:0;height:1.5pt" o:hralign="center" o:hrstd="t" o:hr="t" fillcolor="#a0a0a0" stroked="f"/>
+          <v:rect id="_x0000_i1041" style="width:0;height:1.5pt" o:hralign="center" o:hrstd="t" o:hr="t" fillcolor="#a0a0a0" stroked="f"/>
         </w:pict>
       </w:r>
     </w:p>
@@ -13163,7 +13147,7 @@
     <w:p>
       <w:r>
         <w:pict w14:anchorId="49B8AE74">
-          <v:rect id="_x0000_i1050" style="width:0;height:1.5pt" o:hralign="center" o:hrstd="t" o:hr="t" fillcolor="#a0a0a0" stroked="f"/>
+          <v:rect id="_x0000_i1042" style="width:0;height:1.5pt" o:hralign="center" o:hrstd="t" o:hr="t" fillcolor="#a0a0a0" stroked="f"/>
         </w:pict>
       </w:r>
     </w:p>
@@ -13414,7 +13398,7 @@
     <w:p>
       <w:r>
         <w:pict w14:anchorId="4D0981B7">
-          <v:rect id="_x0000_i1051" style="width:0;height:1.5pt" o:hralign="center" o:hrstd="t" o:hr="t" fillcolor="#a0a0a0" stroked="f"/>
+          <v:rect id="_x0000_i1043" style="width:0;height:1.5pt" o:hralign="center" o:hrstd="t" o:hr="t" fillcolor="#a0a0a0" stroked="f"/>
         </w:pict>
       </w:r>
     </w:p>
@@ -13515,7 +13499,7 @@
     <w:p>
       <w:r>
         <w:pict w14:anchorId="00C220B4">
-          <v:rect id="_x0000_i1052" style="width:0;height:1.5pt" o:hralign="center" o:hrstd="t" o:hr="t" fillcolor="#a0a0a0" stroked="f"/>
+          <v:rect id="_x0000_i1044" style="width:0;height:1.5pt" o:hralign="center" o:hrstd="t" o:hr="t" fillcolor="#a0a0a0" stroked="f"/>
         </w:pict>
       </w:r>
     </w:p>
@@ -13803,7 +13787,7 @@
     <w:p>
       <w:r>
         <w:pict w14:anchorId="326D36FD">
-          <v:rect id="_x0000_i1053" style="width:0;height:1.5pt" o:hralign="center" o:hrstd="t" o:hr="t" fillcolor="#a0a0a0" stroked="f"/>
+          <v:rect id="_x0000_i1045" style="width:0;height:1.5pt" o:hralign="center" o:hrstd="t" o:hr="t" fillcolor="#a0a0a0" stroked="f"/>
         </w:pict>
       </w:r>
     </w:p>
@@ -13999,7 +13983,7 @@
       </w:r>
       <w:r>
         <w:pict w14:anchorId="22E35816">
-          <v:rect id="_x0000_i1054" style="width:0;height:1.5pt" o:hralign="center" o:hrstd="t" o:hr="t" fillcolor="#a0a0a0" stroked="f"/>
+          <v:rect id="_x0000_i1046" style="width:0;height:1.5pt" o:hralign="center" o:hrstd="t" o:hr="t" fillcolor="#a0a0a0" stroked="f"/>
         </w:pict>
       </w:r>
     </w:p>
@@ -14220,7 +14204,7 @@
     <w:p>
       <w:r>
         <w:pict w14:anchorId="06B7109C">
-          <v:rect id="_x0000_i1055" style="width:0;height:1.5pt" o:hralign="center" o:hrstd="t" o:hr="t" fillcolor="#a0a0a0" stroked="f"/>
+          <v:rect id="_x0000_i1047" style="width:0;height:1.5pt" o:hralign="center" o:hrstd="t" o:hr="t" fillcolor="#a0a0a0" stroked="f"/>
         </w:pict>
       </w:r>
     </w:p>
@@ -14353,7 +14337,7 @@
     <w:p>
       <w:r>
         <w:pict w14:anchorId="3804ECE1">
-          <v:rect id="_x0000_i1056" style="width:0;height:1.5pt" o:hralign="center" o:hrstd="t" o:hr="t" fillcolor="#a0a0a0" stroked="f"/>
+          <v:rect id="_x0000_i1048" style="width:0;height:1.5pt" o:hralign="center" o:hrstd="t" o:hr="t" fillcolor="#a0a0a0" stroked="f"/>
         </w:pict>
       </w:r>
     </w:p>
@@ -14711,7 +14695,7 @@
     <w:p>
       <w:r>
         <w:pict w14:anchorId="30003869">
-          <v:rect id="_x0000_i1057" style="width:0;height:1.5pt" o:hralign="center" o:hrstd="t" o:hr="t" fillcolor="#a0a0a0" stroked="f"/>
+          <v:rect id="_x0000_i1049" style="width:0;height:1.5pt" o:hralign="center" o:hrstd="t" o:hr="t" fillcolor="#a0a0a0" stroked="f"/>
         </w:pict>
       </w:r>
     </w:p>
@@ -14932,7 +14916,7 @@
     <w:p>
       <w:r>
         <w:pict w14:anchorId="679184C4">
-          <v:rect id="_x0000_i1058" style="width:0;height:1.5pt" o:hralign="center" o:hrstd="t" o:hr="t" fillcolor="#a0a0a0" stroked="f"/>
+          <v:rect id="_x0000_i1050" style="width:0;height:1.5pt" o:hralign="center" o:hrstd="t" o:hr="t" fillcolor="#a0a0a0" stroked="f"/>
         </w:pict>
       </w:r>
     </w:p>
@@ -15216,7 +15200,7 @@
     <w:p>
       <w:r>
         <w:pict w14:anchorId="7ABAC337">
-          <v:rect id="_x0000_i1059" style="width:0;height:1.5pt" o:hralign="center" o:hrstd="t" o:hr="t" fillcolor="#a0a0a0" stroked="f"/>
+          <v:rect id="_x0000_i1051" style="width:0;height:1.5pt" o:hralign="center" o:hrstd="t" o:hr="t" fillcolor="#a0a0a0" stroked="f"/>
         </w:pict>
       </w:r>
     </w:p>
@@ -15373,7 +15357,7 @@
     <w:p>
       <w:r>
         <w:pict w14:anchorId="69E00E23">
-          <v:rect id="_x0000_i1060" style="width:0;height:1.5pt" o:hralign="center" o:hrstd="t" o:hr="t" fillcolor="#a0a0a0" stroked="f"/>
+          <v:rect id="_x0000_i1052" style="width:0;height:1.5pt" o:hralign="center" o:hrstd="t" o:hr="t" fillcolor="#a0a0a0" stroked="f"/>
         </w:pict>
       </w:r>
     </w:p>
@@ -15619,7 +15603,7 @@
     <w:p>
       <w:r>
         <w:pict w14:anchorId="538B49FA">
-          <v:rect id="_x0000_i1061" style="width:0;height:1.5pt" o:hralign="center" o:hrstd="t" o:hr="t" fillcolor="#a0a0a0" stroked="f"/>
+          <v:rect id="_x0000_i1053" style="width:0;height:1.5pt" o:hralign="center" o:hrstd="t" o:hr="t" fillcolor="#a0a0a0" stroked="f"/>
         </w:pict>
       </w:r>
     </w:p>
@@ -15705,7 +15689,7 @@
     <w:p>
       <w:r>
         <w:pict w14:anchorId="21A1DFED">
-          <v:rect id="_x0000_i1062" style="width:0;height:1.5pt" o:hralign="center" o:hrstd="t" o:hr="t" fillcolor="#a0a0a0" stroked="f"/>
+          <v:rect id="_x0000_i1054" style="width:0;height:1.5pt" o:hralign="center" o:hrstd="t" o:hr="t" fillcolor="#a0a0a0" stroked="f"/>
         </w:pict>
       </w:r>
     </w:p>
@@ -15990,7 +15974,7 @@
     <w:p>
       <w:r>
         <w:pict w14:anchorId="5A185459">
-          <v:rect id="_x0000_i1063" style="width:0;height:1.5pt" o:hralign="center" o:hrstd="t" o:hr="t" fillcolor="#a0a0a0" stroked="f"/>
+          <v:rect id="_x0000_i1055" style="width:0;height:1.5pt" o:hralign="center" o:hrstd="t" o:hr="t" fillcolor="#a0a0a0" stroked="f"/>
         </w:pict>
       </w:r>
     </w:p>
@@ -16376,7 +16360,7 @@
     <w:p>
       <w:r>
         <w:pict w14:anchorId="7268BE95">
-          <v:rect id="_x0000_i1064" style="width:0;height:1.5pt" o:hralign="center" o:hrstd="t" o:hr="t" fillcolor="#a0a0a0" stroked="f"/>
+          <v:rect id="_x0000_i1056" style="width:0;height:1.5pt" o:hralign="center" o:hrstd="t" o:hr="t" fillcolor="#a0a0a0" stroked="f"/>
         </w:pict>
       </w:r>
     </w:p>
@@ -16453,7 +16437,7 @@
     <w:p>
       <w:r>
         <w:pict w14:anchorId="5870D54D">
-          <v:rect id="_x0000_i1065" style="width:0;height:1.5pt" o:hralign="center" o:hrstd="t" o:hr="t" fillcolor="#a0a0a0" stroked="f"/>
+          <v:rect id="_x0000_i1057" style="width:0;height:1.5pt" o:hralign="center" o:hrstd="t" o:hr="t" fillcolor="#a0a0a0" stroked="f"/>
         </w:pict>
       </w:r>
     </w:p>
@@ -16515,7 +16499,7 @@
     <w:p>
       <w:r>
         <w:pict w14:anchorId="7BB3D3F2">
-          <v:rect id="_x0000_i1066" style="width:0;height:1.5pt" o:hralign="center" o:hrstd="t" o:hr="t" fillcolor="#a0a0a0" stroked="f"/>
+          <v:rect id="_x0000_i1058" style="width:0;height:1.5pt" o:hralign="center" o:hrstd="t" o:hr="t" fillcolor="#a0a0a0" stroked="f"/>
         </w:pict>
       </w:r>
     </w:p>
@@ -16601,7 +16585,7 @@
     <w:p>
       <w:r>
         <w:pict w14:anchorId="3CD6D71C">
-          <v:rect id="_x0000_i1067" style="width:0;height:1.5pt" o:hralign="center" o:hrstd="t" o:hr="t" fillcolor="#a0a0a0" stroked="f"/>
+          <v:rect id="_x0000_i1059" style="width:0;height:1.5pt" o:hralign="center" o:hrstd="t" o:hr="t" fillcolor="#a0a0a0" stroked="f"/>
         </w:pict>
       </w:r>
     </w:p>
@@ -16817,7 +16801,7 @@
     <w:p>
       <w:r>
         <w:pict w14:anchorId="1907321A">
-          <v:rect id="_x0000_i1068" style="width:0;height:1.5pt" o:hralign="center" o:hrstd="t" o:hr="t" fillcolor="#a0a0a0" stroked="f"/>
+          <v:rect id="_x0000_i1060" style="width:0;height:1.5pt" o:hralign="center" o:hrstd="t" o:hr="t" fillcolor="#a0a0a0" stroked="f"/>
         </w:pict>
       </w:r>
     </w:p>
@@ -17023,7 +17007,7 @@
     <w:p>
       <w:r>
         <w:pict w14:anchorId="4419DC9F">
-          <v:rect id="_x0000_i1069" style="width:0;height:1.5pt" o:hralign="center" o:hrstd="t" o:hr="t" fillcolor="#a0a0a0" stroked="f"/>
+          <v:rect id="_x0000_i1061" style="width:0;height:1.5pt" o:hralign="center" o:hrstd="t" o:hr="t" fillcolor="#a0a0a0" stroked="f"/>
         </w:pict>
       </w:r>
     </w:p>
@@ -17299,7 +17283,7 @@
     <w:p>
       <w:r>
         <w:pict w14:anchorId="2F319D0C">
-          <v:rect id="_x0000_i1070" style="width:0;height:1.5pt" o:hralign="center" o:hrstd="t" o:hr="t" fillcolor="#a0a0a0" stroked="f"/>
+          <v:rect id="_x0000_i1062" style="width:0;height:1.5pt" o:hralign="center" o:hrstd="t" o:hr="t" fillcolor="#a0a0a0" stroked="f"/>
         </w:pict>
       </w:r>
     </w:p>
@@ -17547,7 +17531,7 @@
     <w:p>
       <w:r>
         <w:pict w14:anchorId="0B1B849E">
-          <v:rect id="_x0000_i1071" style="width:0;height:1.5pt" o:hralign="center" o:hrstd="t" o:hr="t" fillcolor="#a0a0a0" stroked="f"/>
+          <v:rect id="_x0000_i1063" style="width:0;height:1.5pt" o:hralign="center" o:hrstd="t" o:hr="t" fillcolor="#a0a0a0" stroked="f"/>
         </w:pict>
       </w:r>
     </w:p>
@@ -17668,7 +17652,7 @@
     <w:p>
       <w:r>
         <w:pict w14:anchorId="39BB6429">
-          <v:rect id="_x0000_i1072" style="width:0;height:1.5pt" o:hralign="center" o:hrstd="t" o:hr="t" fillcolor="#a0a0a0" stroked="f"/>
+          <v:rect id="_x0000_i1064" style="width:0;height:1.5pt" o:hralign="center" o:hrstd="t" o:hr="t" fillcolor="#a0a0a0" stroked="f"/>
         </w:pict>
       </w:r>
     </w:p>
@@ -17832,7 +17816,7 @@
     <w:p>
       <w:r>
         <w:pict w14:anchorId="64FE4CAA">
-          <v:rect id="_x0000_i1073" style="width:0;height:1.5pt" o:hralign="center" o:hrstd="t" o:hr="t" fillcolor="#a0a0a0" stroked="f"/>
+          <v:rect id="_x0000_i1065" style="width:0;height:1.5pt" o:hralign="center" o:hrstd="t" o:hr="t" fillcolor="#a0a0a0" stroked="f"/>
         </w:pict>
       </w:r>
     </w:p>
@@ -17893,7 +17877,7 @@
     <w:p>
       <w:r>
         <w:pict w14:anchorId="0ACFF273">
-          <v:rect id="_x0000_i1074" style="width:0;height:1.5pt" o:hralign="center" o:hrstd="t" o:hr="t" fillcolor="#a0a0a0" stroked="f"/>
+          <v:rect id="_x0000_i1066" style="width:0;height:1.5pt" o:hralign="center" o:hrstd="t" o:hr="t" fillcolor="#a0a0a0" stroked="f"/>
         </w:pict>
       </w:r>
     </w:p>
@@ -17979,7 +17963,7 @@
       <w:r>
         <w:lastRenderedPageBreak/>
         <w:pict w14:anchorId="6694CD56">
-          <v:rect id="_x0000_i1075" style="width:0;height:1.5pt" o:hralign="center" o:hrstd="t" o:hr="t" fillcolor="#a0a0a0" stroked="f"/>
+          <v:rect id="_x0000_i1067" style="width:0;height:1.5pt" o:hralign="center" o:hrstd="t" o:hr="t" fillcolor="#a0a0a0" stroked="f"/>
         </w:pict>
       </w:r>
     </w:p>
@@ -18117,7 +18101,7 @@
     <w:p>
       <w:r>
         <w:pict w14:anchorId="759658D8">
-          <v:rect id="_x0000_i1076" style="width:0;height:1.5pt" o:hralign="center" o:hrstd="t" o:hr="t" fillcolor="#a0a0a0" stroked="f"/>
+          <v:rect id="_x0000_i1068" style="width:0;height:1.5pt" o:hralign="center" o:hrstd="t" o:hr="t" fillcolor="#a0a0a0" stroked="f"/>
         </w:pict>
       </w:r>
     </w:p>
@@ -18479,7 +18463,7 @@
     <w:p>
       <w:r>
         <w:pict w14:anchorId="23DB594C">
-          <v:rect id="_x0000_i1077" style="width:0;height:1.5pt" o:hralign="center" o:hrstd="t" o:hr="t" fillcolor="#a0a0a0" stroked="f"/>
+          <v:rect id="_x0000_i1069" style="width:0;height:1.5pt" o:hralign="center" o:hrstd="t" o:hr="t" fillcolor="#a0a0a0" stroked="f"/>
         </w:pict>
       </w:r>
     </w:p>
@@ -18762,7 +18746,7 @@
     <w:p>
       <w:r>
         <w:pict w14:anchorId="30FD71C8">
-          <v:rect id="_x0000_i1078" style="width:0;height:1.5pt" o:hralign="center" o:hrstd="t" o:hr="t" fillcolor="#a0a0a0" stroked="f"/>
+          <v:rect id="_x0000_i1070" style="width:0;height:1.5pt" o:hralign="center" o:hrstd="t" o:hr="t" fillcolor="#a0a0a0" stroked="f"/>
         </w:pict>
       </w:r>
     </w:p>
@@ -18822,7 +18806,7 @@
       <w:r>
         <w:lastRenderedPageBreak/>
         <w:pict w14:anchorId="0602CFD7">
-          <v:rect id="_x0000_i1079" style="width:0;height:1.5pt" o:hralign="center" o:hrstd="t" o:hr="t" fillcolor="#a0a0a0" stroked="f"/>
+          <v:rect id="_x0000_i1071" style="width:0;height:1.5pt" o:hralign="center" o:hrstd="t" o:hr="t" fillcolor="#a0a0a0" stroked="f"/>
         </w:pict>
       </w:r>
     </w:p>
@@ -18871,7 +18855,7 @@
     <w:p>
       <w:r>
         <w:pict w14:anchorId="34EC17D7">
-          <v:rect id="_x0000_i1080" style="width:0;height:1.5pt" o:hralign="center" o:hrstd="t" o:hr="t" fillcolor="#a0a0a0" stroked="f"/>
+          <v:rect id="_x0000_i1072" style="width:0;height:1.5pt" o:hralign="center" o:hrstd="t" o:hr="t" fillcolor="#a0a0a0" stroked="f"/>
         </w:pict>
       </w:r>
     </w:p>
@@ -18944,7 +18928,7 @@
     <w:p>
       <w:r>
         <w:pict w14:anchorId="605B5770">
-          <v:rect id="_x0000_i1081" style="width:0;height:1.5pt" o:hralign="center" o:hrstd="t" o:hr="t" fillcolor="#a0a0a0" stroked="f"/>
+          <v:rect id="_x0000_i1073" style="width:0;height:1.5pt" o:hralign="center" o:hrstd="t" o:hr="t" fillcolor="#a0a0a0" stroked="f"/>
         </w:pict>
       </w:r>
     </w:p>
@@ -19063,7 +19047,7 @@
     <w:p>
       <w:r>
         <w:pict w14:anchorId="2B3656B4">
-          <v:rect id="_x0000_i1082" style="width:0;height:1.5pt" o:hralign="center" o:hrstd="t" o:hr="t" fillcolor="#a0a0a0" stroked="f"/>
+          <v:rect id="_x0000_i1074" style="width:0;height:1.5pt" o:hralign="center" o:hrstd="t" o:hr="t" fillcolor="#a0a0a0" stroked="f"/>
         </w:pict>
       </w:r>
     </w:p>
@@ -19173,7 +19157,7 @@
     <w:p>
       <w:r>
         <w:pict w14:anchorId="5EA90A43">
-          <v:rect id="_x0000_i1083" style="width:0;height:1.5pt" o:hralign="center" o:hrstd="t" o:hr="t" fillcolor="#a0a0a0" stroked="f"/>
+          <v:rect id="_x0000_i1075" style="width:0;height:1.5pt" o:hralign="center" o:hrstd="t" o:hr="t" fillcolor="#a0a0a0" stroked="f"/>
         </w:pict>
       </w:r>
     </w:p>
@@ -19348,7 +19332,7 @@
     <w:p>
       <w:r>
         <w:pict w14:anchorId="15FB8223">
-          <v:rect id="_x0000_i1084" style="width:0;height:1.5pt" o:hralign="center" o:hrstd="t" o:hr="t" fillcolor="#a0a0a0" stroked="f"/>
+          <v:rect id="_x0000_i1076" style="width:0;height:1.5pt" o:hralign="center" o:hrstd="t" o:hr="t" fillcolor="#a0a0a0" stroked="f"/>
         </w:pict>
       </w:r>
     </w:p>
@@ -19515,7 +19499,7 @@
     <w:p>
       <w:r>
         <w:pict w14:anchorId="6CBC2B5D">
-          <v:rect id="_x0000_i1085" style="width:0;height:1.5pt" o:hralign="center" o:hrstd="t" o:hr="t" fillcolor="#a0a0a0" stroked="f"/>
+          <v:rect id="_x0000_i1077" style="width:0;height:1.5pt" o:hralign="center" o:hrstd="t" o:hr="t" fillcolor="#a0a0a0" stroked="f"/>
         </w:pict>
       </w:r>
     </w:p>
@@ -19683,7 +19667,7 @@
     <w:p>
       <w:r>
         <w:pict w14:anchorId="09D886E6">
-          <v:rect id="_x0000_i1086" style="width:0;height:1.5pt" o:hralign="center" o:hrstd="t" o:hr="t" fillcolor="#a0a0a0" stroked="f"/>
+          <v:rect id="_x0000_i1078" style="width:0;height:1.5pt" o:hralign="center" o:hrstd="t" o:hr="t" fillcolor="#a0a0a0" stroked="f"/>
         </w:pict>
       </w:r>
     </w:p>
@@ -19918,7 +19902,7 @@
     <w:p>
       <w:r>
         <w:pict w14:anchorId="52BBDFA0">
-          <v:rect id="_x0000_i1087" style="width:0;height:1.5pt" o:hralign="center" o:hrstd="t" o:hr="t" fillcolor="#a0a0a0" stroked="f"/>
+          <v:rect id="_x0000_i1079" style="width:0;height:1.5pt" o:hralign="center" o:hrstd="t" o:hr="t" fillcolor="#a0a0a0" stroked="f"/>
         </w:pict>
       </w:r>
     </w:p>
@@ -20251,7 +20235,7 @@
     <w:p>
       <w:r>
         <w:pict w14:anchorId="0C7ECE33">
-          <v:rect id="_x0000_i1088" style="width:0;height:1.5pt" o:hralign="center" o:hrstd="t" o:hr="t" fillcolor="#a0a0a0" stroked="f"/>
+          <v:rect id="_x0000_i1080" style="width:0;height:1.5pt" o:hralign="center" o:hrstd="t" o:hr="t" fillcolor="#a0a0a0" stroked="f"/>
         </w:pict>
       </w:r>
     </w:p>
@@ -20506,7 +20490,7 @@
     <w:p>
       <w:r>
         <w:pict w14:anchorId="77B94288">
-          <v:rect id="_x0000_i1089" style="width:0;height:1.5pt" o:hralign="center" o:hrstd="t" o:hr="t" fillcolor="#a0a0a0" stroked="f"/>
+          <v:rect id="_x0000_i1081" style="width:0;height:1.5pt" o:hralign="center" o:hrstd="t" o:hr="t" fillcolor="#a0a0a0" stroked="f"/>
         </w:pict>
       </w:r>
     </w:p>
@@ -20690,7 +20674,7 @@
     <w:p>
       <w:r>
         <w:pict w14:anchorId="6D78ED2E">
-          <v:rect id="_x0000_i1090" style="width:0;height:1.5pt" o:hralign="center" o:hrstd="t" o:hr="t" fillcolor="#a0a0a0" stroked="f"/>
+          <v:rect id="_x0000_i1082" style="width:0;height:1.5pt" o:hralign="center" o:hrstd="t" o:hr="t" fillcolor="#a0a0a0" stroked="f"/>
         </w:pict>
       </w:r>
     </w:p>
@@ -23115,7 +23099,7 @@
     <w:p>
       <w:r>
         <w:pict w14:anchorId="3AF3AB25">
-          <v:rect id="_x0000_i1091" style="width:0;height:1.5pt" o:hralign="center" o:hrstd="t" o:hr="t" fillcolor="#a0a0a0" stroked="f"/>
+          <v:rect id="_x0000_i1083" style="width:0;height:1.5pt" o:hralign="center" o:hrstd="t" o:hr="t" fillcolor="#a0a0a0" stroked="f"/>
         </w:pict>
       </w:r>
     </w:p>
@@ -23190,7 +23174,7 @@
     <w:p>
       <w:r>
         <w:pict w14:anchorId="30F97419">
-          <v:rect id="_x0000_i1092" style="width:0;height:1.5pt" o:hralign="center" o:hrstd="t" o:hr="t" fillcolor="#a0a0a0" stroked="f"/>
+          <v:rect id="_x0000_i1084" style="width:0;height:1.5pt" o:hralign="center" o:hrstd="t" o:hr="t" fillcolor="#a0a0a0" stroked="f"/>
         </w:pict>
       </w:r>
     </w:p>
@@ -23291,7 +23275,7 @@
     <w:p>
       <w:r>
         <w:pict w14:anchorId="6CE7ABC3">
-          <v:rect id="_x0000_i1093" style="width:0;height:1.5pt" o:hralign="center" o:hrstd="t" o:hr="t" fillcolor="#a0a0a0" stroked="f"/>
+          <v:rect id="_x0000_i1085" style="width:0;height:1.5pt" o:hralign="center" o:hrstd="t" o:hr="t" fillcolor="#a0a0a0" stroked="f"/>
         </w:pict>
       </w:r>
     </w:p>
@@ -23504,7 +23488,7 @@
     <w:p>
       <w:r>
         <w:pict w14:anchorId="0EB53906">
-          <v:rect id="_x0000_i1094" style="width:0;height:1.5pt" o:hralign="center" o:hrstd="t" o:hr="t" fillcolor="#a0a0a0" stroked="f"/>
+          <v:rect id="_x0000_i1086" style="width:0;height:1.5pt" o:hralign="center" o:hrstd="t" o:hr="t" fillcolor="#a0a0a0" stroked="f"/>
         </w:pict>
       </w:r>
     </w:p>
@@ -23595,7 +23579,7 @@
     <w:p>
       <w:r>
         <w:pict w14:anchorId="59596548">
-          <v:rect id="_x0000_i1095" style="width:0;height:1.5pt" o:hralign="center" o:hrstd="t" o:hr="t" fillcolor="#a0a0a0" stroked="f"/>
+          <v:rect id="_x0000_i1087" style="width:0;height:1.5pt" o:hralign="center" o:hrstd="t" o:hr="t" fillcolor="#a0a0a0" stroked="f"/>
         </w:pict>
       </w:r>
     </w:p>
@@ -23689,7 +23673,7 @@
     <w:p>
       <w:r>
         <w:pict w14:anchorId="558F6DA5">
-          <v:rect id="_x0000_i1096" style="width:0;height:1.5pt" o:hralign="center" o:hrstd="t" o:hr="t" fillcolor="#a0a0a0" stroked="f"/>
+          <v:rect id="_x0000_i1088" style="width:0;height:1.5pt" o:hralign="center" o:hrstd="t" o:hr="t" fillcolor="#a0a0a0" stroked="f"/>
         </w:pict>
       </w:r>
     </w:p>
@@ -23787,7 +23771,7 @@
     <w:p>
       <w:r>
         <w:pict w14:anchorId="7A6E41C2">
-          <v:rect id="_x0000_i1097" style="width:0;height:1.5pt" o:hralign="center" o:hrstd="t" o:hr="t" fillcolor="#a0a0a0" stroked="f"/>
+          <v:rect id="_x0000_i1089" style="width:0;height:1.5pt" o:hralign="center" o:hrstd="t" o:hr="t" fillcolor="#a0a0a0" stroked="f"/>
         </w:pict>
       </w:r>
     </w:p>
@@ -23868,7 +23852,7 @@
     <w:p>
       <w:r>
         <w:pict w14:anchorId="72DDA21D">
-          <v:rect id="_x0000_i1098" style="width:0;height:1.5pt" o:hralign="center" o:hrstd="t" o:hr="t" fillcolor="#a0a0a0" stroked="f"/>
+          <v:rect id="_x0000_i1090" style="width:0;height:1.5pt" o:hralign="center" o:hrstd="t" o:hr="t" fillcolor="#a0a0a0" stroked="f"/>
         </w:pict>
       </w:r>
     </w:p>
@@ -23955,7 +23939,7 @@
     <w:p>
       <w:r>
         <w:pict w14:anchorId="3BA12F71">
-          <v:rect id="_x0000_i1099" style="width:0;height:1.5pt" o:hralign="center" o:hrstd="t" o:hr="t" fillcolor="#a0a0a0" stroked="f"/>
+          <v:rect id="_x0000_i1091" style="width:0;height:1.5pt" o:hralign="center" o:hrstd="t" o:hr="t" fillcolor="#a0a0a0" stroked="f"/>
         </w:pict>
       </w:r>
     </w:p>
@@ -24050,7 +24034,7 @@
     <w:p>
       <w:r>
         <w:pict w14:anchorId="31A5D419">
-          <v:rect id="_x0000_i1100" style="width:0;height:1.5pt" o:hralign="center" o:hrstd="t" o:hr="t" fillcolor="#a0a0a0" stroked="f"/>
+          <v:rect id="_x0000_i1092" style="width:0;height:1.5pt" o:hralign="center" o:hrstd="t" o:hr="t" fillcolor="#a0a0a0" stroked="f"/>
         </w:pict>
       </w:r>
     </w:p>
@@ -24142,7 +24126,7 @@
     <w:p>
       <w:r>
         <w:pict w14:anchorId="41C698F3">
-          <v:rect id="_x0000_i1101" style="width:0;height:1.5pt" o:hralign="center" o:hrstd="t" o:hr="t" fillcolor="#a0a0a0" stroked="f"/>
+          <v:rect id="_x0000_i1093" style="width:0;height:1.5pt" o:hralign="center" o:hrstd="t" o:hr="t" fillcolor="#a0a0a0" stroked="f"/>
         </w:pict>
       </w:r>
     </w:p>
@@ -24183,7 +24167,7 @@
     <w:p>
       <w:r>
         <w:pict w14:anchorId="7AE68242">
-          <v:rect id="_x0000_i1102" style="width:0;height:1.5pt" o:hralign="center" o:hrstd="t" o:hr="t" fillcolor="#a0a0a0" stroked="f"/>
+          <v:rect id="_x0000_i1094" style="width:0;height:1.5pt" o:hralign="center" o:hrstd="t" o:hr="t" fillcolor="#a0a0a0" stroked="f"/>
         </w:pict>
       </w:r>
     </w:p>
@@ -24282,7 +24266,7 @@
     <w:p>
       <w:r>
         <w:pict w14:anchorId="782011F6">
-          <v:rect id="_x0000_i1103" style="width:0;height:1.5pt" o:hralign="center" o:hrstd="t" o:hr="t" fillcolor="#a0a0a0" stroked="f"/>
+          <v:rect id="_x0000_i1095" style="width:0;height:1.5pt" o:hralign="center" o:hrstd="t" o:hr="t" fillcolor="#a0a0a0" stroked="f"/>
         </w:pict>
       </w:r>
     </w:p>
@@ -24462,7 +24446,7 @@
     <w:p>
       <w:r>
         <w:pict w14:anchorId="50FC8F99">
-          <v:rect id="_x0000_i1104" style="width:0;height:1.5pt" o:hralign="center" o:hrstd="t" o:hr="t" fillcolor="#a0a0a0" stroked="f"/>
+          <v:rect id="_x0000_i1096" style="width:0;height:1.5pt" o:hralign="center" o:hrstd="t" o:hr="t" fillcolor="#a0a0a0" stroked="f"/>
         </w:pict>
       </w:r>
     </w:p>
@@ -24716,7 +24700,7 @@
     <w:p>
       <w:r>
         <w:pict w14:anchorId="3FE41BFE">
-          <v:rect id="_x0000_i1107" style="width:0;height:1.5pt" o:hralign="center" o:hrstd="t" o:hr="t" fillcolor="#a0a0a0" stroked="f"/>
+          <v:rect id="_x0000_i1097" style="width:0;height:1.5pt" o:hralign="center" o:hrstd="t" o:hr="t" fillcolor="#a0a0a0" stroked="f"/>
         </w:pict>
       </w:r>
     </w:p>
@@ -25012,7 +24996,7 @@
     <w:p>
       <w:r>
         <w:pict w14:anchorId="3F32634A">
-          <v:rect id="_x0000_i1109" style="width:0;height:1.5pt" o:hralign="center" o:hrstd="t" o:hr="t" fillcolor="#a0a0a0" stroked="f"/>
+          <v:rect id="_x0000_i1098" style="width:0;height:1.5pt" o:hralign="center" o:hrstd="t" o:hr="t" fillcolor="#a0a0a0" stroked="f"/>
         </w:pict>
       </w:r>
     </w:p>
@@ -25779,7 +25763,7 @@
     <w:p>
       <w:r>
         <w:pict w14:anchorId="78A1F710">
-          <v:rect id="_x0000_i1115" style="width:0;height:1.5pt" o:hralign="center" o:hrstd="t" o:hr="t" fillcolor="#a0a0a0" stroked="f"/>
+          <v:rect id="_x0000_i1099" style="width:0;height:1.5pt" o:hralign="center" o:hrstd="t" o:hr="t" fillcolor="#a0a0a0" stroked="f"/>
         </w:pict>
       </w:r>
     </w:p>
@@ -25990,7 +25974,7 @@
     <w:p>
       <w:r>
         <w:pict w14:anchorId="789027E8">
-          <v:rect id="_x0000_i1116" style="width:0;height:1.5pt" o:hralign="center" o:hrstd="t" o:hr="t" fillcolor="#a0a0a0" stroked="f"/>
+          <v:rect id="_x0000_i1100" style="width:0;height:1.5pt" o:hralign="center" o:hrstd="t" o:hr="t" fillcolor="#a0a0a0" stroked="f"/>
         </w:pict>
       </w:r>
     </w:p>
@@ -26075,7 +26059,7 @@
     <w:p>
       <w:r>
         <w:pict w14:anchorId="4D57DC4D">
-          <v:rect id="_x0000_i1117" style="width:0;height:1.5pt" o:hralign="center" o:hrstd="t" o:hr="t" fillcolor="#a0a0a0" stroked="f"/>
+          <v:rect id="_x0000_i1101" style="width:0;height:1.5pt" o:hralign="center" o:hrstd="t" o:hr="t" fillcolor="#a0a0a0" stroked="f"/>
         </w:pict>
       </w:r>
     </w:p>
@@ -26248,7 +26232,7 @@
     <w:p>
       <w:r>
         <w:pict w14:anchorId="3EAB5AE7">
-          <v:rect id="_x0000_i1118" style="width:0;height:1.5pt" o:hralign="center" o:hrstd="t" o:hr="t" fillcolor="#a0a0a0" stroked="f"/>
+          <v:rect id="_x0000_i1102" style="width:0;height:1.5pt" o:hralign="center" o:hrstd="t" o:hr="t" fillcolor="#a0a0a0" stroked="f"/>
         </w:pict>
       </w:r>
     </w:p>
@@ -26878,7 +26862,7 @@
     <w:p>
       <w:r>
         <w:pict w14:anchorId="07374A20">
-          <v:rect id="_x0000_i1120" style="width:0;height:1.5pt" o:hralign="center" o:hrstd="t" o:hr="t" fillcolor="#a0a0a0" stroked="f"/>
+          <v:rect id="_x0000_i1103" style="width:0;height:1.5pt" o:hralign="center" o:hrstd="t" o:hr="t" fillcolor="#a0a0a0" stroked="f"/>
         </w:pict>
       </w:r>
     </w:p>
@@ -26981,7 +26965,7 @@
     <w:p>
       <w:r>
         <w:pict w14:anchorId="6F2363CC">
-          <v:rect id="_x0000_i1121" style="width:0;height:1.5pt" o:hralign="center" o:hrstd="t" o:hr="t" fillcolor="#a0a0a0" stroked="f"/>
+          <v:rect id="_x0000_i1104" style="width:0;height:1.5pt" o:hralign="center" o:hrstd="t" o:hr="t" fillcolor="#a0a0a0" stroked="f"/>
         </w:pict>
       </w:r>
     </w:p>
@@ -27132,7 +27116,7 @@
     <w:p>
       <w:r>
         <w:pict w14:anchorId="3BB86F76">
-          <v:rect id="_x0000_i1122" style="width:0;height:1.5pt" o:hralign="center" o:hrstd="t" o:hr="t" fillcolor="#a0a0a0" stroked="f"/>
+          <v:rect id="_x0000_i1105" style="width:0;height:1.5pt" o:hralign="center" o:hrstd="t" o:hr="t" fillcolor="#a0a0a0" stroked="f"/>
         </w:pict>
       </w:r>
     </w:p>
@@ -27712,7 +27696,7 @@
     <w:p>
       <w:r>
         <w:pict w14:anchorId="2D98E081">
-          <v:rect id="_x0000_i1123" style="width:0;height:1.5pt" o:hralign="center" o:hrstd="t" o:hr="t" fillcolor="#a0a0a0" stroked="f"/>
+          <v:rect id="_x0000_i1106" style="width:0;height:1.5pt" o:hralign="center" o:hrstd="t" o:hr="t" fillcolor="#a0a0a0" stroked="f"/>
         </w:pict>
       </w:r>
     </w:p>
@@ -27926,7 +27910,7 @@
     <w:p>
       <w:r>
         <w:pict w14:anchorId="5CE97826">
-          <v:rect id="_x0000_i1124" style="width:0;height:1.5pt" o:hralign="center" o:hrstd="t" o:hr="t" fillcolor="#a0a0a0" stroked="f"/>
+          <v:rect id="_x0000_i1107" style="width:0;height:1.5pt" o:hralign="center" o:hrstd="t" o:hr="t" fillcolor="#a0a0a0" stroked="f"/>
         </w:pict>
       </w:r>
     </w:p>
@@ -28016,7 +28000,7 @@
     <w:p>
       <w:r>
         <w:pict w14:anchorId="03B327FE">
-          <v:rect id="_x0000_i1125" style="width:0;height:1.5pt" o:hralign="center" o:hrstd="t" o:hr="t" fillcolor="#a0a0a0" stroked="f"/>
+          <v:rect id="_x0000_i1108" style="width:0;height:1.5pt" o:hralign="center" o:hrstd="t" o:hr="t" fillcolor="#a0a0a0" stroked="f"/>
         </w:pict>
       </w:r>
     </w:p>
@@ -28130,7 +28114,7 @@
     <w:p>
       <w:r>
         <w:pict w14:anchorId="0B11FB1E">
-          <v:rect id="_x0000_i1126" style="width:0;height:1.5pt" o:hralign="center" o:hrstd="t" o:hr="t" fillcolor="#a0a0a0" stroked="f"/>
+          <v:rect id="_x0000_i1109" style="width:0;height:1.5pt" o:hralign="center" o:hrstd="t" o:hr="t" fillcolor="#a0a0a0" stroked="f"/>
         </w:pict>
       </w:r>
     </w:p>
@@ -28199,7 +28183,7 @@
     <w:p>
       <w:r>
         <w:pict w14:anchorId="4BDB5815">
-          <v:rect id="_x0000_i1127" style="width:0;height:1.5pt" o:hralign="center" o:hrstd="t" o:hr="t" fillcolor="#a0a0a0" stroked="f"/>
+          <v:rect id="_x0000_i1110" style="width:0;height:1.5pt" o:hralign="center" o:hrstd="t" o:hr="t" fillcolor="#a0a0a0" stroked="f"/>
         </w:pict>
       </w:r>
     </w:p>
@@ -28463,7 +28447,7 @@
     <w:p>
       <w:r>
         <w:pict w14:anchorId="787C96CE">
-          <v:rect id="_x0000_i1129" style="width:0;height:1.5pt" o:hralign="center" o:hrstd="t" o:hr="t" fillcolor="#a0a0a0" stroked="f"/>
+          <v:rect id="_x0000_i1111" style="width:0;height:1.5pt" o:hralign="center" o:hrstd="t" o:hr="t" fillcolor="#a0a0a0" stroked="f"/>
         </w:pict>
       </w:r>
     </w:p>
@@ -28965,7 +28949,7 @@
     <w:p>
       <w:r>
         <w:pict w14:anchorId="68814A07">
-          <v:rect id="_x0000_i1131" style="width:0;height:1.5pt" o:hralign="center" o:hrstd="t" o:hr="t" fillcolor="#a0a0a0" stroked="f"/>
+          <v:rect id="_x0000_i1112" style="width:0;height:1.5pt" o:hralign="center" o:hrstd="t" o:hr="t" fillcolor="#a0a0a0" stroked="f"/>
         </w:pict>
       </w:r>
     </w:p>
@@ -29308,7 +29292,7 @@
     <w:p>
       <w:r>
         <w:pict w14:anchorId="4301E9CD">
-          <v:rect id="_x0000_i1132" style="width:0;height:1.5pt" o:hralign="center" o:hrstd="t" o:hr="t" fillcolor="#a0a0a0" stroked="f"/>
+          <v:rect id="_x0000_i1113" style="width:0;height:1.5pt" o:hralign="center" o:hrstd="t" o:hr="t" fillcolor="#a0a0a0" stroked="f"/>
         </w:pict>
       </w:r>
     </w:p>
@@ -29651,7 +29635,7 @@
     <w:p>
       <w:r>
         <w:pict w14:anchorId="3B732F98">
-          <v:rect id="_x0000_i1133" style="width:0;height:1.5pt" o:hralign="center" o:hrstd="t" o:hr="t" fillcolor="#a0a0a0" stroked="f"/>
+          <v:rect id="_x0000_i1114" style="width:0;height:1.5pt" o:hralign="center" o:hrstd="t" o:hr="t" fillcolor="#a0a0a0" stroked="f"/>
         </w:pict>
       </w:r>
     </w:p>
@@ -29849,7 +29833,7 @@
     <w:p>
       <w:r>
         <w:pict w14:anchorId="4CF5B70E">
-          <v:rect id="_x0000_i1134" style="width:0;height:1.5pt" o:hralign="center" o:hrstd="t" o:hr="t" fillcolor="#a0a0a0" stroked="f"/>
+          <v:rect id="_x0000_i1115" style="width:0;height:1.5pt" o:hralign="center" o:hrstd="t" o:hr="t" fillcolor="#a0a0a0" stroked="f"/>
         </w:pict>
       </w:r>
     </w:p>
@@ -30193,7 +30177,7 @@
       <w:r>
         <w:lastRenderedPageBreak/>
         <w:pict w14:anchorId="097C6FF4">
-          <v:rect id="_x0000_i1135" style="width:0;height:1.5pt" o:hralign="center" o:hrstd="t" o:hr="t" fillcolor="#a0a0a0" stroked="f"/>
+          <v:rect id="_x0000_i1116" style="width:0;height:1.5pt" o:hralign="center" o:hrstd="t" o:hr="t" fillcolor="#a0a0a0" stroked="f"/>
         </w:pict>
       </w:r>
     </w:p>
@@ -31301,7 +31285,7 @@
     <w:p>
       <w:r>
         <w:pict w14:anchorId="6BEF0000">
-          <v:rect id="_x0000_i1136" style="width:0;height:1.5pt" o:hralign="center" o:hrstd="t" o:hr="t" fillcolor="#a0a0a0" stroked="f"/>
+          <v:rect id="_x0000_i1117" style="width:0;height:1.5pt" o:hralign="center" o:hrstd="t" o:hr="t" fillcolor="#a0a0a0" stroked="f"/>
         </w:pict>
       </w:r>
     </w:p>
@@ -31572,7 +31556,7 @@
     <w:p>
       <w:r>
         <w:pict w14:anchorId="4ADFFEB4">
-          <v:rect id="_x0000_i1137" style="width:0;height:1.5pt" o:hralign="center" o:hrstd="t" o:hr="t" fillcolor="#a0a0a0" stroked="f"/>
+          <v:rect id="_x0000_i1118" style="width:0;height:1.5pt" o:hralign="center" o:hrstd="t" o:hr="t" fillcolor="#a0a0a0" stroked="f"/>
         </w:pict>
       </w:r>
     </w:p>
@@ -32053,7 +32037,7 @@
     <w:p>
       <w:r>
         <w:pict w14:anchorId="52483040">
-          <v:rect id="_x0000_i1138" style="width:0;height:1.5pt" o:hralign="center" o:hrstd="t" o:hr="t" fillcolor="#a0a0a0" stroked="f"/>
+          <v:rect id="_x0000_i1119" style="width:0;height:1.5pt" o:hralign="center" o:hrstd="t" o:hr="t" fillcolor="#a0a0a0" stroked="f"/>
         </w:pict>
       </w:r>
     </w:p>
@@ -32129,7 +32113,7 @@
     <w:p>
       <w:r>
         <w:pict w14:anchorId="366FE596">
-          <v:rect id="_x0000_i1139" style="width:0;height:1.5pt" o:hralign="center" o:hrstd="t" o:hr="t" fillcolor="#a0a0a0" stroked="f"/>
+          <v:rect id="_x0000_i1120" style="width:0;height:1.5pt" o:hralign="center" o:hrstd="t" o:hr="t" fillcolor="#a0a0a0" stroked="f"/>
         </w:pict>
       </w:r>
     </w:p>
@@ -32681,7 +32665,7 @@
     <w:p>
       <w:r>
         <w:pict w14:anchorId="7DC77944">
-          <v:rect id="_x0000_i1140" style="width:0;height:1.5pt" o:hralign="center" o:hrstd="t" o:hr="t" fillcolor="#a0a0a0" stroked="f"/>
+          <v:rect id="_x0000_i1121" style="width:0;height:1.5pt" o:hralign="center" o:hrstd="t" o:hr="t" fillcolor="#a0a0a0" stroked="f"/>
         </w:pict>
       </w:r>
     </w:p>
@@ -32820,7 +32804,7 @@
     <w:p>
       <w:r>
         <w:pict w14:anchorId="6884145F">
-          <v:rect id="_x0000_i1141" style="width:0;height:1.5pt" o:hralign="center" o:hrstd="t" o:hr="t" fillcolor="#a0a0a0" stroked="f"/>
+          <v:rect id="_x0000_i1122" style="width:0;height:1.5pt" o:hralign="center" o:hrstd="t" o:hr="t" fillcolor="#a0a0a0" stroked="f"/>
         </w:pict>
       </w:r>
     </w:p>
@@ -32895,7 +32879,7 @@
     <w:p>
       <w:r>
         <w:pict w14:anchorId="2E0E654B">
-          <v:rect id="_x0000_i1142" style="width:0;height:1.5pt" o:hralign="center" o:hrstd="t" o:hr="t" fillcolor="#a0a0a0" stroked="f"/>
+          <v:rect id="_x0000_i1123" style="width:0;height:1.5pt" o:hralign="center" o:hrstd="t" o:hr="t" fillcolor="#a0a0a0" stroked="f"/>
         </w:pict>
       </w:r>
     </w:p>
@@ -33153,7 +33137,7 @@
     <w:p>
       <w:r>
         <w:pict w14:anchorId="7950AD7B">
-          <v:rect id="_x0000_i1143" style="width:0;height:1.5pt" o:hralign="center" o:hrstd="t" o:hr="t" fillcolor="#a0a0a0" stroked="f"/>
+          <v:rect id="_x0000_i1124" style="width:0;height:1.5pt" o:hralign="center" o:hrstd="t" o:hr="t" fillcolor="#a0a0a0" stroked="f"/>
         </w:pict>
       </w:r>
     </w:p>
@@ -33288,7 +33272,7 @@
     <w:p>
       <w:r>
         <w:pict w14:anchorId="271C5394">
-          <v:rect id="_x0000_i1144" style="width:0;height:1.5pt" o:hralign="center" o:hrstd="t" o:hr="t" fillcolor="#a0a0a0" stroked="f"/>
+          <v:rect id="_x0000_i1125" style="width:0;height:1.5pt" o:hralign="center" o:hrstd="t" o:hr="t" fillcolor="#a0a0a0" stroked="f"/>
         </w:pict>
       </w:r>
     </w:p>
@@ -33540,7 +33524,7 @@
     <w:p>
       <w:r>
         <w:pict w14:anchorId="04BF0D0A">
-          <v:rect id="_x0000_i1145" style="width:0;height:1.5pt" o:hralign="center" o:hrstd="t" o:hr="t" fillcolor="#a0a0a0" stroked="f"/>
+          <v:rect id="_x0000_i1126" style="width:0;height:1.5pt" o:hralign="center" o:hrstd="t" o:hr="t" fillcolor="#a0a0a0" stroked="f"/>
         </w:pict>
       </w:r>
     </w:p>
@@ -33613,7 +33597,7 @@
     <w:p>
       <w:r>
         <w:pict w14:anchorId="3063FBEB">
-          <v:rect id="_x0000_i1146" style="width:0;height:1.5pt" o:hralign="center" o:hrstd="t" o:hr="t" fillcolor="#a0a0a0" stroked="f"/>
+          <v:rect id="_x0000_i1127" style="width:0;height:1.5pt" o:hralign="center" o:hrstd="t" o:hr="t" fillcolor="#a0a0a0" stroked="f"/>
         </w:pict>
       </w:r>
     </w:p>
@@ -33627,31 +33611,183 @@
     </w:p>
     <w:p>
       <w:pPr>
+        <w:pStyle w:val="NoSpacing"/>
+      </w:pPr>
+      <w:r>
+        <w:rPr>
+          <w:rStyle w:val="Strong"/>
+        </w:rPr>
+        <w:t>Definition:</w:t>
+      </w:r>
+      <w:r>
+        <w:t xml:space="preserve"> List comprehension provides a </w:t>
+      </w:r>
+      <w:r>
+        <w:rPr>
+          <w:rStyle w:val="Strong"/>
+        </w:rPr>
+        <w:t>short and readable way to create lists</w:t>
+      </w:r>
+      <w:r>
+        <w:t xml:space="preserve"> using a single line of code.</w:t>
+      </w:r>
+    </w:p>
+    <w:p>
+      <w:r>
+        <w:pict w14:anchorId="06C4448F">
+          <v:rect id="_x0000_i1128" style="width:0;height:1.5pt" o:hralign="center" o:hrstd="t" o:hr="t" fillcolor="#a0a0a0" stroked="f"/>
+        </w:pict>
+      </w:r>
+    </w:p>
+    <w:p>
+      <w:pPr>
         <w:pStyle w:val="Heading3"/>
       </w:pPr>
       <w:r>
-        <w:rPr>
-          <w:rStyle w:val="Strong"/>
-        </w:rPr>
-        <w:t>Definition:</w:t>
-      </w:r>
-      <w:r>
-        <w:t xml:space="preserve"> List comprehension provides a </w:t>
-      </w:r>
-      <w:r>
-        <w:rPr>
-          <w:rStyle w:val="Strong"/>
-        </w:rPr>
-        <w:t>short and readable way to create lists</w:t>
-      </w:r>
-      <w:r>
-        <w:t xml:space="preserve"> using a single line of code.</w:t>
-      </w:r>
-    </w:p>
-    <w:p>
-      <w:r>
-        <w:pict w14:anchorId="06C4448F">
-          <v:rect id="_x0000_i1147" style="width:0;height:1.5pt" o:hralign="center" o:hrstd="t" o:hr="t" fillcolor="#a0a0a0" stroked="f"/>
+        <w:t>Syntax</w:t>
+      </w:r>
+    </w:p>
+    <w:p>
+      <w:pPr>
+        <w:pStyle w:val="HTMLPreformatted"/>
+        <w:rPr>
+          <w:rStyle w:val="HTMLCode"/>
+        </w:rPr>
+      </w:pPr>
+      <w:r>
+        <w:rPr>
+          <w:rStyle w:val="HTMLCode"/>
+        </w:rPr>
+        <w:t xml:space="preserve">[expression </w:t>
+      </w:r>
+      <w:r>
+        <w:rPr>
+          <w:rStyle w:val="hljs-keyword"/>
+        </w:rPr>
+        <w:t>for</w:t>
+      </w:r>
+      <w:r>
+        <w:rPr>
+          <w:rStyle w:val="HTMLCode"/>
+        </w:rPr>
+        <w:t xml:space="preserve"> item </w:t>
+      </w:r>
+      <w:r>
+        <w:rPr>
+          <w:rStyle w:val="hljs-keyword"/>
+        </w:rPr>
+        <w:t>in</w:t>
+      </w:r>
+      <w:r>
+        <w:rPr>
+          <w:rStyle w:val="HTMLCode"/>
+        </w:rPr>
+        <w:t xml:space="preserve"> iterable </w:t>
+      </w:r>
+      <w:r>
+        <w:rPr>
+          <w:rStyle w:val="hljs-keyword"/>
+        </w:rPr>
+        <w:t>if</w:t>
+      </w:r>
+      <w:r>
+        <w:rPr>
+          <w:rStyle w:val="HTMLCode"/>
+        </w:rPr>
+        <w:t xml:space="preserve"> condition]</w:t>
+      </w:r>
+    </w:p>
+    <w:p>
+      <w:pPr>
+        <w:pStyle w:val="HTMLPreformatted"/>
+      </w:pPr>
+    </w:p>
+    <w:p>
+      <w:pPr>
+        <w:pStyle w:val="Heading3"/>
+      </w:pPr>
+      <w:r>
+        <w:t>Simple Example</w:t>
+      </w:r>
+    </w:p>
+    <w:p>
+      <w:pPr>
+        <w:pStyle w:val="HTMLPreformatted"/>
+        <w:rPr>
+          <w:rStyle w:val="HTMLCode"/>
+        </w:rPr>
+      </w:pPr>
+      <w:r>
+        <w:rPr>
+          <w:rStyle w:val="HTMLCode"/>
+        </w:rPr>
+        <w:t xml:space="preserve">squares = [x * x </w:t>
+      </w:r>
+      <w:r>
+        <w:rPr>
+          <w:rStyle w:val="hljs-keyword"/>
+        </w:rPr>
+        <w:t>for</w:t>
+      </w:r>
+      <w:r>
+        <w:rPr>
+          <w:rStyle w:val="HTMLCode"/>
+        </w:rPr>
+        <w:t xml:space="preserve"> x </w:t>
+      </w:r>
+      <w:r>
+        <w:rPr>
+          <w:rStyle w:val="hljs-keyword"/>
+        </w:rPr>
+        <w:t>in</w:t>
+      </w:r>
+      <w:r>
+        <w:rPr>
+          <w:rStyle w:val="HTMLCode"/>
+        </w:rPr>
+        <w:t xml:space="preserve"> </w:t>
+      </w:r>
+      <w:r>
+        <w:rPr>
+          <w:rStyle w:val="hljs-builtin"/>
+        </w:rPr>
+        <w:t>range</w:t>
+      </w:r>
+      <w:r>
+        <w:rPr>
+          <w:rStyle w:val="HTMLCode"/>
+        </w:rPr>
+        <w:t>(</w:t>
+      </w:r>
+      <w:r>
+        <w:rPr>
+          <w:rStyle w:val="hljs-number"/>
+        </w:rPr>
+        <w:t>1</w:t>
+      </w:r>
+      <w:r>
+        <w:rPr>
+          <w:rStyle w:val="HTMLCode"/>
+        </w:rPr>
+        <w:t xml:space="preserve">, </w:t>
+      </w:r>
+      <w:r>
+        <w:rPr>
+          <w:rStyle w:val="hljs-number"/>
+        </w:rPr>
+        <w:t>6</w:t>
+      </w:r>
+      <w:r>
+        <w:rPr>
+          <w:rStyle w:val="HTMLCode"/>
+        </w:rPr>
+        <w:t>)]</w:t>
+      </w:r>
+    </w:p>
+    <w:p>
+      <w:r>
+        <w:pict w14:anchorId="7B90D2ED">
+          <v:rect id="_x0000_i1129" style="width:0;height:1.5pt" o:hralign="center" o:hrstd="t" o:hr="t" fillcolor="#a0a0a0" stroked="f"/>
         </w:pict>
       </w:r>
     </w:p>
@@ -33660,7 +33796,7 @@
         <w:pStyle w:val="Heading3"/>
       </w:pPr>
       <w:r>
-        <w:t>Syntax</w:t>
+        <w:t>List Comprehension with Condition</w:t>
       </w:r>
     </w:p>
     <w:p>
@@ -33674,7 +33810,7 @@
         <w:rPr>
           <w:rStyle w:val="HTMLCode"/>
         </w:rPr>
-        <w:t xml:space="preserve">[expression </w:t>
+        <w:t xml:space="preserve">even_numbers = [x </w:t>
       </w:r>
       <w:r>
         <w:rPr>
@@ -33686,7 +33822,7 @@
         <w:rPr>
           <w:rStyle w:val="HTMLCode"/>
         </w:rPr>
-        <w:t xml:space="preserve"> item </w:t>
+        <w:t xml:space="preserve"> x </w:t>
       </w:r>
       <w:r>
         <w:rPr>
@@ -33698,7 +33834,31 @@
         <w:rPr>
           <w:rStyle w:val="HTMLCode"/>
         </w:rPr>
-        <w:t xml:space="preserve"> iterable </w:t>
+        <w:t xml:space="preserve"> </w:t>
+      </w:r>
+      <w:r>
+        <w:rPr>
+          <w:rStyle w:val="hljs-builtin"/>
+        </w:rPr>
+        <w:t>range</w:t>
+      </w:r>
+      <w:r>
+        <w:rPr>
+          <w:rStyle w:val="HTMLCode"/>
+        </w:rPr>
+        <w:t>(</w:t>
+      </w:r>
+      <w:r>
+        <w:rPr>
+          <w:rStyle w:val="hljs-number"/>
+        </w:rPr>
+        <w:t>10</w:t>
+      </w:r>
+      <w:r>
+        <w:rPr>
+          <w:rStyle w:val="HTMLCode"/>
+        </w:rPr>
+        <w:t xml:space="preserve">) </w:t>
       </w:r>
       <w:r>
         <w:rPr>
@@ -33710,20 +33870,54 @@
         <w:rPr>
           <w:rStyle w:val="HTMLCode"/>
         </w:rPr>
-        <w:t xml:space="preserve"> condition]</w:t>
+        <w:t xml:space="preserve"> x % </w:t>
+      </w:r>
+      <w:r>
+        <w:rPr>
+          <w:rStyle w:val="hljs-number"/>
+        </w:rPr>
+        <w:t>2</w:t>
+      </w:r>
+      <w:r>
+        <w:rPr>
+          <w:rStyle w:val="HTMLCode"/>
+        </w:rPr>
+        <w:t xml:space="preserve"> == </w:t>
+      </w:r>
+      <w:r>
+        <w:rPr>
+          <w:rStyle w:val="hljs-number"/>
+        </w:rPr>
+        <w:t>0</w:t>
+      </w:r>
+      <w:r>
+        <w:rPr>
+          <w:rStyle w:val="HTMLCode"/>
+        </w:rPr>
+        <w:t>]</w:t>
       </w:r>
     </w:p>
     <w:p>
       <w:pPr>
         <w:pStyle w:val="HTMLPreformatted"/>
-      </w:pPr>
+        <w:rPr>
+          <w:rStyle w:val="HTMLCode"/>
+        </w:rPr>
+      </w:pPr>
+    </w:p>
+    <w:p>
+      <w:r>
+        <w:pict w14:anchorId="7DF8D869">
+          <v:rect id="_x0000_i1130" style="width:0;height:1.5pt" o:hralign="center" o:hrstd="t" o:hr="t" fillcolor="#a0a0a0" stroked="f"/>
+        </w:pict>
+      </w:r>
     </w:p>
     <w:p>
       <w:pPr>
         <w:pStyle w:val="Heading3"/>
       </w:pPr>
       <w:r>
-        <w:t>Simple Example</w:t>
+        <w:t>List Comprehension with If–Else</w:t>
       </w:r>
     </w:p>
     <w:p>
@@ -33737,12 +33931,84 @@
         <w:rPr>
           <w:rStyle w:val="HTMLCode"/>
         </w:rPr>
-        <w:t xml:space="preserve">squares = [x * x </w:t>
+        <w:t>result = [</w:t>
+      </w:r>
+      <w:r>
+        <w:rPr>
+          <w:rStyle w:val="hljs-string"/>
+        </w:rPr>
+        <w:t>"Even"</w:t>
+      </w:r>
+      <w:r>
+        <w:rPr>
+          <w:rStyle w:val="HTMLCode"/>
+        </w:rPr>
+        <w:t xml:space="preserve"> </w:t>
       </w:r>
       <w:r>
         <w:rPr>
           <w:rStyle w:val="hljs-keyword"/>
         </w:rPr>
+        <w:t>if</w:t>
+      </w:r>
+      <w:r>
+        <w:rPr>
+          <w:rStyle w:val="HTMLCode"/>
+        </w:rPr>
+        <w:t xml:space="preserve"> x % </w:t>
+      </w:r>
+      <w:r>
+        <w:rPr>
+          <w:rStyle w:val="hljs-number"/>
+        </w:rPr>
+        <w:t>2</w:t>
+      </w:r>
+      <w:r>
+        <w:rPr>
+          <w:rStyle w:val="HTMLCode"/>
+        </w:rPr>
+        <w:t xml:space="preserve"> == </w:t>
+      </w:r>
+      <w:r>
+        <w:rPr>
+          <w:rStyle w:val="hljs-number"/>
+        </w:rPr>
+        <w:t>0</w:t>
+      </w:r>
+      <w:r>
+        <w:rPr>
+          <w:rStyle w:val="HTMLCode"/>
+        </w:rPr>
+        <w:t xml:space="preserve"> </w:t>
+      </w:r>
+      <w:r>
+        <w:rPr>
+          <w:rStyle w:val="hljs-keyword"/>
+        </w:rPr>
+        <w:t>else</w:t>
+      </w:r>
+      <w:r>
+        <w:rPr>
+          <w:rStyle w:val="HTMLCode"/>
+        </w:rPr>
+        <w:t xml:space="preserve"> </w:t>
+      </w:r>
+      <w:r>
+        <w:rPr>
+          <w:rStyle w:val="hljs-string"/>
+        </w:rPr>
+        <w:t>"Odd"</w:t>
+      </w:r>
+      <w:r>
+        <w:rPr>
+          <w:rStyle w:val="HTMLCode"/>
+        </w:rPr>
+        <w:t xml:space="preserve"> </w:t>
+      </w:r>
+      <w:r>
+        <w:rPr>
+          <w:rStyle w:val="hljs-keyword"/>
+        </w:rPr>
         <w:t>for</w:t>
       </w:r>
       <w:r>
@@ -33779,6 +34045,83 @@
         <w:rPr>
           <w:rStyle w:val="hljs-number"/>
         </w:rPr>
+        <w:t>5</w:t>
+      </w:r>
+      <w:r>
+        <w:rPr>
+          <w:rStyle w:val="HTMLCode"/>
+        </w:rPr>
+        <w:t>)]</w:t>
+      </w:r>
+    </w:p>
+    <w:p>
+      <w:r>
+        <w:pict w14:anchorId="4E934056">
+          <v:rect id="_x0000_i1131" style="width:0;height:1.5pt" o:hralign="center" o:hrstd="t" o:hr="t" fillcolor="#a0a0a0" stroked="f"/>
+        </w:pict>
+      </w:r>
+    </w:p>
+    <w:p>
+      <w:pPr>
+        <w:pStyle w:val="Heading3"/>
+      </w:pPr>
+      <w:r>
+        <w:t>Nested List Comprehension</w:t>
+      </w:r>
+    </w:p>
+    <w:p>
+      <w:pPr>
+        <w:pStyle w:val="HTMLPreformatted"/>
+        <w:rPr>
+          <w:rStyle w:val="HTMLCode"/>
+        </w:rPr>
+      </w:pPr>
+      <w:r>
+        <w:rPr>
+          <w:rStyle w:val="HTMLCode"/>
+        </w:rPr>
+        <w:t xml:space="preserve">matrix = [[i * j </w:t>
+      </w:r>
+      <w:r>
+        <w:rPr>
+          <w:rStyle w:val="hljs-keyword"/>
+        </w:rPr>
+        <w:t>for</w:t>
+      </w:r>
+      <w:r>
+        <w:rPr>
+          <w:rStyle w:val="HTMLCode"/>
+        </w:rPr>
+        <w:t xml:space="preserve"> j </w:t>
+      </w:r>
+      <w:r>
+        <w:rPr>
+          <w:rStyle w:val="hljs-keyword"/>
+        </w:rPr>
+        <w:t>in</w:t>
+      </w:r>
+      <w:r>
+        <w:rPr>
+          <w:rStyle w:val="HTMLCode"/>
+        </w:rPr>
+        <w:t xml:space="preserve"> </w:t>
+      </w:r>
+      <w:r>
+        <w:rPr>
+          <w:rStyle w:val="hljs-builtin"/>
+        </w:rPr>
+        <w:t>range</w:t>
+      </w:r>
+      <w:r>
+        <w:rPr>
+          <w:rStyle w:val="HTMLCode"/>
+        </w:rPr>
+        <w:t>(</w:t>
+      </w:r>
+      <w:r>
+        <w:rPr>
+          <w:rStyle w:val="hljs-number"/>
+        </w:rPr>
         <w:t>1</w:t>
       </w:r>
       <w:r>
@@ -33791,7 +34134,67 @@
         <w:rPr>
           <w:rStyle w:val="hljs-number"/>
         </w:rPr>
-        <w:t>6</w:t>
+        <w:t>4</w:t>
+      </w:r>
+      <w:r>
+        <w:rPr>
+          <w:rStyle w:val="HTMLCode"/>
+        </w:rPr>
+        <w:t xml:space="preserve">)] </w:t>
+      </w:r>
+      <w:r>
+        <w:rPr>
+          <w:rStyle w:val="hljs-keyword"/>
+        </w:rPr>
+        <w:t>for</w:t>
+      </w:r>
+      <w:r>
+        <w:rPr>
+          <w:rStyle w:val="HTMLCode"/>
+        </w:rPr>
+        <w:t xml:space="preserve"> i </w:t>
+      </w:r>
+      <w:r>
+        <w:rPr>
+          <w:rStyle w:val="hljs-keyword"/>
+        </w:rPr>
+        <w:t>in</w:t>
+      </w:r>
+      <w:r>
+        <w:rPr>
+          <w:rStyle w:val="HTMLCode"/>
+        </w:rPr>
+        <w:t xml:space="preserve"> </w:t>
+      </w:r>
+      <w:r>
+        <w:rPr>
+          <w:rStyle w:val="hljs-builtin"/>
+        </w:rPr>
+        <w:t>range</w:t>
+      </w:r>
+      <w:r>
+        <w:rPr>
+          <w:rStyle w:val="HTMLCode"/>
+        </w:rPr>
+        <w:t>(</w:t>
+      </w:r>
+      <w:r>
+        <w:rPr>
+          <w:rStyle w:val="hljs-number"/>
+        </w:rPr>
+        <w:t>1</w:t>
+      </w:r>
+      <w:r>
+        <w:rPr>
+          <w:rStyle w:val="HTMLCode"/>
+        </w:rPr>
+        <w:t xml:space="preserve">, </w:t>
+      </w:r>
+      <w:r>
+        <w:rPr>
+          <w:rStyle w:val="hljs-number"/>
+        </w:rPr>
+        <w:t>4</w:t>
       </w:r>
       <w:r>
         <w:rPr>
@@ -33802,428 +34205,9 @@
     </w:p>
     <w:p>
       <w:r>
-        <w:pict w14:anchorId="7B90D2ED">
-          <v:rect id="_x0000_i1148" style="width:0;height:1.5pt" o:hralign="center" o:hrstd="t" o:hr="t" fillcolor="#a0a0a0" stroked="f"/>
-        </w:pict>
-      </w:r>
-    </w:p>
-    <w:p>
-      <w:pPr>
-        <w:pStyle w:val="Heading3"/>
-      </w:pPr>
-      <w:r>
-        <w:t>List Comprehension with Condition</w:t>
-      </w:r>
-    </w:p>
-    <w:p>
-      <w:pPr>
-        <w:pStyle w:val="HTMLPreformatted"/>
-        <w:rPr>
-          <w:rStyle w:val="HTMLCode"/>
-        </w:rPr>
-      </w:pPr>
-      <w:r>
-        <w:rPr>
-          <w:rStyle w:val="HTMLCode"/>
-        </w:rPr>
-        <w:t xml:space="preserve">even_numbers = [x </w:t>
-      </w:r>
-      <w:r>
-        <w:rPr>
-          <w:rStyle w:val="hljs-keyword"/>
-        </w:rPr>
-        <w:t>for</w:t>
-      </w:r>
-      <w:r>
-        <w:rPr>
-          <w:rStyle w:val="HTMLCode"/>
-        </w:rPr>
-        <w:t xml:space="preserve"> x </w:t>
-      </w:r>
-      <w:r>
-        <w:rPr>
-          <w:rStyle w:val="hljs-keyword"/>
-        </w:rPr>
-        <w:t>in</w:t>
-      </w:r>
-      <w:r>
-        <w:rPr>
-          <w:rStyle w:val="HTMLCode"/>
-        </w:rPr>
-        <w:t xml:space="preserve"> </w:t>
-      </w:r>
-      <w:r>
-        <w:rPr>
-          <w:rStyle w:val="hljs-builtin"/>
-        </w:rPr>
-        <w:t>range</w:t>
-      </w:r>
-      <w:r>
-        <w:rPr>
-          <w:rStyle w:val="HTMLCode"/>
-        </w:rPr>
-        <w:t>(</w:t>
-      </w:r>
-      <w:r>
-        <w:rPr>
-          <w:rStyle w:val="hljs-number"/>
-        </w:rPr>
-        <w:t>10</w:t>
-      </w:r>
-      <w:r>
-        <w:rPr>
-          <w:rStyle w:val="HTMLCode"/>
-        </w:rPr>
-        <w:t xml:space="preserve">) </w:t>
-      </w:r>
-      <w:r>
-        <w:rPr>
-          <w:rStyle w:val="hljs-keyword"/>
-        </w:rPr>
-        <w:t>if</w:t>
-      </w:r>
-      <w:r>
-        <w:rPr>
-          <w:rStyle w:val="HTMLCode"/>
-        </w:rPr>
-        <w:t xml:space="preserve"> x % </w:t>
-      </w:r>
-      <w:r>
-        <w:rPr>
-          <w:rStyle w:val="hljs-number"/>
-        </w:rPr>
-        <w:t>2</w:t>
-      </w:r>
-      <w:r>
-        <w:rPr>
-          <w:rStyle w:val="HTMLCode"/>
-        </w:rPr>
-        <w:t xml:space="preserve"> == </w:t>
-      </w:r>
-      <w:r>
-        <w:rPr>
-          <w:rStyle w:val="hljs-number"/>
-        </w:rPr>
-        <w:t>0</w:t>
-      </w:r>
-      <w:r>
-        <w:rPr>
-          <w:rStyle w:val="HTMLCode"/>
-        </w:rPr>
-        <w:t>]</w:t>
-      </w:r>
-    </w:p>
-    <w:p>
-      <w:pPr>
-        <w:pStyle w:val="HTMLPreformatted"/>
-        <w:rPr>
-          <w:rStyle w:val="HTMLCode"/>
-        </w:rPr>
-      </w:pPr>
-    </w:p>
-    <w:p>
-      <w:r>
-        <w:pict w14:anchorId="7DF8D869">
-          <v:rect id="_x0000_i1149" style="width:0;height:1.5pt" o:hralign="center" o:hrstd="t" o:hr="t" fillcolor="#a0a0a0" stroked="f"/>
-        </w:pict>
-      </w:r>
-    </w:p>
-    <w:p>
-      <w:pPr>
-        <w:pStyle w:val="Heading3"/>
-      </w:pPr>
-      <w:r>
-        <w:t>List Comprehension with If–Else</w:t>
-      </w:r>
-    </w:p>
-    <w:p>
-      <w:pPr>
-        <w:pStyle w:val="HTMLPreformatted"/>
-        <w:rPr>
-          <w:rStyle w:val="HTMLCode"/>
-        </w:rPr>
-      </w:pPr>
-      <w:r>
-        <w:rPr>
-          <w:rStyle w:val="HTMLCode"/>
-        </w:rPr>
-        <w:t>result = [</w:t>
-      </w:r>
-      <w:r>
-        <w:rPr>
-          <w:rStyle w:val="hljs-string"/>
-        </w:rPr>
-        <w:t>"Even"</w:t>
-      </w:r>
-      <w:r>
-        <w:rPr>
-          <w:rStyle w:val="HTMLCode"/>
-        </w:rPr>
-        <w:t xml:space="preserve"> </w:t>
-      </w:r>
-      <w:r>
-        <w:rPr>
-          <w:rStyle w:val="hljs-keyword"/>
-        </w:rPr>
-        <w:t>if</w:t>
-      </w:r>
-      <w:r>
-        <w:rPr>
-          <w:rStyle w:val="HTMLCode"/>
-        </w:rPr>
-        <w:t xml:space="preserve"> x % </w:t>
-      </w:r>
-      <w:r>
-        <w:rPr>
-          <w:rStyle w:val="hljs-number"/>
-        </w:rPr>
-        <w:t>2</w:t>
-      </w:r>
-      <w:r>
-        <w:rPr>
-          <w:rStyle w:val="HTMLCode"/>
-        </w:rPr>
-        <w:t xml:space="preserve"> == </w:t>
-      </w:r>
-      <w:r>
-        <w:rPr>
-          <w:rStyle w:val="hljs-number"/>
-        </w:rPr>
-        <w:t>0</w:t>
-      </w:r>
-      <w:r>
-        <w:rPr>
-          <w:rStyle w:val="HTMLCode"/>
-        </w:rPr>
-        <w:t xml:space="preserve"> </w:t>
-      </w:r>
-      <w:r>
-        <w:rPr>
-          <w:rStyle w:val="hljs-keyword"/>
-        </w:rPr>
-        <w:t>else</w:t>
-      </w:r>
-      <w:r>
-        <w:rPr>
-          <w:rStyle w:val="HTMLCode"/>
-        </w:rPr>
-        <w:t xml:space="preserve"> </w:t>
-      </w:r>
-      <w:r>
-        <w:rPr>
-          <w:rStyle w:val="hljs-string"/>
-        </w:rPr>
-        <w:t>"Odd"</w:t>
-      </w:r>
-      <w:r>
-        <w:rPr>
-          <w:rStyle w:val="HTMLCode"/>
-        </w:rPr>
-        <w:t xml:space="preserve"> </w:t>
-      </w:r>
-      <w:r>
-        <w:rPr>
-          <w:rStyle w:val="hljs-keyword"/>
-        </w:rPr>
-        <w:t>for</w:t>
-      </w:r>
-      <w:r>
-        <w:rPr>
-          <w:rStyle w:val="HTMLCode"/>
-        </w:rPr>
-        <w:t xml:space="preserve"> x </w:t>
-      </w:r>
-      <w:r>
-        <w:rPr>
-          <w:rStyle w:val="hljs-keyword"/>
-        </w:rPr>
-        <w:t>in</w:t>
-      </w:r>
-      <w:r>
-        <w:rPr>
-          <w:rStyle w:val="HTMLCode"/>
-        </w:rPr>
-        <w:t xml:space="preserve"> </w:t>
-      </w:r>
-      <w:r>
-        <w:rPr>
-          <w:rStyle w:val="hljs-builtin"/>
-        </w:rPr>
-        <w:t>range</w:t>
-      </w:r>
-      <w:r>
-        <w:rPr>
-          <w:rStyle w:val="HTMLCode"/>
-        </w:rPr>
-        <w:t>(</w:t>
-      </w:r>
-      <w:r>
-        <w:rPr>
-          <w:rStyle w:val="hljs-number"/>
-        </w:rPr>
-        <w:t>5</w:t>
-      </w:r>
-      <w:r>
-        <w:rPr>
-          <w:rStyle w:val="HTMLCode"/>
-        </w:rPr>
-        <w:t>)]</w:t>
-      </w:r>
-    </w:p>
-    <w:p>
-      <w:r>
-        <w:pict w14:anchorId="4E934056">
-          <v:rect id="_x0000_i1150" style="width:0;height:1.5pt" o:hralign="center" o:hrstd="t" o:hr="t" fillcolor="#a0a0a0" stroked="f"/>
-        </w:pict>
-      </w:r>
-    </w:p>
-    <w:p>
-      <w:pPr>
-        <w:pStyle w:val="Heading3"/>
-      </w:pPr>
-      <w:r>
         <w:lastRenderedPageBreak/>
-        <w:t>Nested List Comprehension</w:t>
-      </w:r>
-    </w:p>
-    <w:p>
-      <w:pPr>
-        <w:pStyle w:val="HTMLPreformatted"/>
-        <w:rPr>
-          <w:rStyle w:val="HTMLCode"/>
-        </w:rPr>
-      </w:pPr>
-      <w:r>
-        <w:rPr>
-          <w:rStyle w:val="HTMLCode"/>
-        </w:rPr>
-        <w:t xml:space="preserve">matrix = [[i * j </w:t>
-      </w:r>
-      <w:r>
-        <w:rPr>
-          <w:rStyle w:val="hljs-keyword"/>
-        </w:rPr>
-        <w:t>for</w:t>
-      </w:r>
-      <w:r>
-        <w:rPr>
-          <w:rStyle w:val="HTMLCode"/>
-        </w:rPr>
-        <w:t xml:space="preserve"> j </w:t>
-      </w:r>
-      <w:r>
-        <w:rPr>
-          <w:rStyle w:val="hljs-keyword"/>
-        </w:rPr>
-        <w:t>in</w:t>
-      </w:r>
-      <w:r>
-        <w:rPr>
-          <w:rStyle w:val="HTMLCode"/>
-        </w:rPr>
-        <w:t xml:space="preserve"> </w:t>
-      </w:r>
-      <w:r>
-        <w:rPr>
-          <w:rStyle w:val="hljs-builtin"/>
-        </w:rPr>
-        <w:t>range</w:t>
-      </w:r>
-      <w:r>
-        <w:rPr>
-          <w:rStyle w:val="HTMLCode"/>
-        </w:rPr>
-        <w:t>(</w:t>
-      </w:r>
-      <w:r>
-        <w:rPr>
-          <w:rStyle w:val="hljs-number"/>
-        </w:rPr>
-        <w:t>1</w:t>
-      </w:r>
-      <w:r>
-        <w:rPr>
-          <w:rStyle w:val="HTMLCode"/>
-        </w:rPr>
-        <w:t xml:space="preserve">, </w:t>
-      </w:r>
-      <w:r>
-        <w:rPr>
-          <w:rStyle w:val="hljs-number"/>
-        </w:rPr>
-        <w:t>4</w:t>
-      </w:r>
-      <w:r>
-        <w:rPr>
-          <w:rStyle w:val="HTMLCode"/>
-        </w:rPr>
-        <w:t xml:space="preserve">)] </w:t>
-      </w:r>
-      <w:r>
-        <w:rPr>
-          <w:rStyle w:val="hljs-keyword"/>
-        </w:rPr>
-        <w:t>for</w:t>
-      </w:r>
-      <w:r>
-        <w:rPr>
-          <w:rStyle w:val="HTMLCode"/>
-        </w:rPr>
-        <w:t xml:space="preserve"> i </w:t>
-      </w:r>
-      <w:r>
-        <w:rPr>
-          <w:rStyle w:val="hljs-keyword"/>
-        </w:rPr>
-        <w:t>in</w:t>
-      </w:r>
-      <w:r>
-        <w:rPr>
-          <w:rStyle w:val="HTMLCode"/>
-        </w:rPr>
-        <w:t xml:space="preserve"> </w:t>
-      </w:r>
-      <w:r>
-        <w:rPr>
-          <w:rStyle w:val="hljs-builtin"/>
-        </w:rPr>
-        <w:t>range</w:t>
-      </w:r>
-      <w:r>
-        <w:rPr>
-          <w:rStyle w:val="HTMLCode"/>
-        </w:rPr>
-        <w:t>(</w:t>
-      </w:r>
-      <w:r>
-        <w:rPr>
-          <w:rStyle w:val="hljs-number"/>
-        </w:rPr>
-        <w:t>1</w:t>
-      </w:r>
-      <w:r>
-        <w:rPr>
-          <w:rStyle w:val="HTMLCode"/>
-        </w:rPr>
-        <w:t xml:space="preserve">, </w:t>
-      </w:r>
-      <w:r>
-        <w:rPr>
-          <w:rStyle w:val="hljs-number"/>
-        </w:rPr>
-        <w:t>4</w:t>
-      </w:r>
-      <w:r>
-        <w:rPr>
-          <w:rStyle w:val="HTMLCode"/>
-        </w:rPr>
-        <w:t>)]</w:t>
-      </w:r>
-    </w:p>
-    <w:p>
-      <w:r>
         <w:pict w14:anchorId="0217F764">
-          <v:rect id="_x0000_i1151" style="width:0;height:1.5pt" o:hralign="center" o:hrstd="t" o:hr="t" fillcolor="#a0a0a0" stroked="f"/>
+          <v:rect id="_x0000_i1132" style="width:0;height:1.5pt" o:hralign="center" o:hrstd="t" o:hr="t" fillcolor="#a0a0a0" stroked="f"/>
         </w:pict>
       </w:r>
     </w:p>
@@ -34592,7 +34576,7 @@
     <w:p>
       <w:r>
         <w:pict w14:anchorId="2FD7E01F">
-          <v:rect id="_x0000_i1152" style="width:0;height:1.5pt" o:hralign="center" o:hrstd="t" o:hr="t" fillcolor="#a0a0a0" stroked="f"/>
+          <v:rect id="_x0000_i1133" style="width:0;height:1.5pt" o:hralign="center" o:hrstd="t" o:hr="t" fillcolor="#a0a0a0" stroked="f"/>
         </w:pict>
       </w:r>
     </w:p>
@@ -34675,7 +34659,7 @@
     <w:p>
       <w:r>
         <w:pict w14:anchorId="07BDCC26">
-          <v:rect id="_x0000_i1153" style="width:0;height:1.5pt" o:hralign="center" o:hrstd="t" o:hr="t" fillcolor="#a0a0a0" stroked="f"/>
+          <v:rect id="_x0000_i1134" style="width:0;height:1.5pt" o:hralign="center" o:hrstd="t" o:hr="t" fillcolor="#a0a0a0" stroked="f"/>
         </w:pict>
       </w:r>
     </w:p>
@@ -34863,7 +34847,7 @@
     <w:p>
       <w:r>
         <w:pict w14:anchorId="174D7AD7">
-          <v:rect id="_x0000_i1154" style="width:0;height:1.5pt" o:hralign="center" o:hrstd="t" o:hr="t" fillcolor="#a0a0a0" stroked="f"/>
+          <v:rect id="_x0000_i1135" style="width:0;height:1.5pt" o:hralign="center" o:hrstd="t" o:hr="t" fillcolor="#a0a0a0" stroked="f"/>
         </w:pict>
       </w:r>
     </w:p>
@@ -34945,92 +34929,92 @@
         </w:rPr>
       </w:pPr>
       <w:r>
+        <w:t xml:space="preserve">Result: </w:t>
+      </w:r>
+      <w:r>
+        <w:rPr>
+          <w:rStyle w:val="HTMLCode"/>
+        </w:rPr>
+        <w:t>[</w:t>
+      </w:r>
+      <w:r>
+        <w:rPr>
+          <w:rStyle w:val="hljs-number"/>
+        </w:rPr>
+        <w:t>1</w:t>
+      </w:r>
+      <w:r>
+        <w:rPr>
+          <w:rStyle w:val="HTMLCode"/>
+        </w:rPr>
+        <w:t xml:space="preserve">, </w:t>
+      </w:r>
+      <w:r>
+        <w:rPr>
+          <w:rStyle w:val="hljs-number"/>
+        </w:rPr>
+        <w:t>2</w:t>
+      </w:r>
+      <w:r>
+        <w:rPr>
+          <w:rStyle w:val="HTMLCode"/>
+        </w:rPr>
+        <w:t xml:space="preserve">, </w:t>
+      </w:r>
+      <w:r>
+        <w:rPr>
+          <w:rStyle w:val="hljs-number"/>
+        </w:rPr>
+        <w:t>3</w:t>
+      </w:r>
+      <w:r>
+        <w:rPr>
+          <w:rStyle w:val="HTMLCode"/>
+        </w:rPr>
+        <w:t xml:space="preserve">, </w:t>
+      </w:r>
+      <w:r>
+        <w:rPr>
+          <w:rStyle w:val="hljs-number"/>
+        </w:rPr>
+        <w:t>4</w:t>
+      </w:r>
+      <w:r>
+        <w:rPr>
+          <w:rStyle w:val="HTMLCode"/>
+        </w:rPr>
+        <w:t xml:space="preserve">, </w:t>
+      </w:r>
+      <w:r>
+        <w:rPr>
+          <w:rStyle w:val="hljs-number"/>
+        </w:rPr>
+        <w:t>5</w:t>
+      </w:r>
+      <w:r>
+        <w:rPr>
+          <w:rStyle w:val="HTMLCode"/>
+        </w:rPr>
+        <w:t xml:space="preserve">, </w:t>
+      </w:r>
+      <w:r>
+        <w:rPr>
+          <w:rStyle w:val="hljs-number"/>
+        </w:rPr>
+        <w:t>6</w:t>
+      </w:r>
+      <w:r>
+        <w:rPr>
+          <w:rStyle w:val="HTMLCode"/>
+        </w:rPr>
+        <w:t>]</w:t>
+      </w:r>
+    </w:p>
+    <w:p>
+      <w:r>
         <w:lastRenderedPageBreak/>
-        <w:t xml:space="preserve">Result: </w:t>
-      </w:r>
-      <w:r>
-        <w:rPr>
-          <w:rStyle w:val="HTMLCode"/>
-        </w:rPr>
-        <w:t>[</w:t>
-      </w:r>
-      <w:r>
-        <w:rPr>
-          <w:rStyle w:val="hljs-number"/>
-        </w:rPr>
-        <w:t>1</w:t>
-      </w:r>
-      <w:r>
-        <w:rPr>
-          <w:rStyle w:val="HTMLCode"/>
-        </w:rPr>
-        <w:t xml:space="preserve">, </w:t>
-      </w:r>
-      <w:r>
-        <w:rPr>
-          <w:rStyle w:val="hljs-number"/>
-        </w:rPr>
-        <w:t>2</w:t>
-      </w:r>
-      <w:r>
-        <w:rPr>
-          <w:rStyle w:val="HTMLCode"/>
-        </w:rPr>
-        <w:t xml:space="preserve">, </w:t>
-      </w:r>
-      <w:r>
-        <w:rPr>
-          <w:rStyle w:val="hljs-number"/>
-        </w:rPr>
-        <w:t>3</w:t>
-      </w:r>
-      <w:r>
-        <w:rPr>
-          <w:rStyle w:val="HTMLCode"/>
-        </w:rPr>
-        <w:t xml:space="preserve">, </w:t>
-      </w:r>
-      <w:r>
-        <w:rPr>
-          <w:rStyle w:val="hljs-number"/>
-        </w:rPr>
-        <w:t>4</w:t>
-      </w:r>
-      <w:r>
-        <w:rPr>
-          <w:rStyle w:val="HTMLCode"/>
-        </w:rPr>
-        <w:t xml:space="preserve">, </w:t>
-      </w:r>
-      <w:r>
-        <w:rPr>
-          <w:rStyle w:val="hljs-number"/>
-        </w:rPr>
-        <w:t>5</w:t>
-      </w:r>
-      <w:r>
-        <w:rPr>
-          <w:rStyle w:val="HTMLCode"/>
-        </w:rPr>
-        <w:t xml:space="preserve">, </w:t>
-      </w:r>
-      <w:r>
-        <w:rPr>
-          <w:rStyle w:val="hljs-number"/>
-        </w:rPr>
-        <w:t>6</w:t>
-      </w:r>
-      <w:r>
-        <w:rPr>
-          <w:rStyle w:val="HTMLCode"/>
-        </w:rPr>
-        <w:t>]</w:t>
-      </w:r>
-    </w:p>
-    <w:p>
-      <w:r>
         <w:pict w14:anchorId="126E43F4">
-          <v:rect id="_x0000_i1155" style="width:0;height:1.5pt" o:hralign="center" o:hrstd="t" o:hr="t" fillcolor="#a0a0a0" stroked="f"/>
+          <v:rect id="_x0000_i1136" style="width:0;height:1.5pt" o:hralign="center" o:hrstd="t" o:hr="t" fillcolor="#a0a0a0" stroked="f"/>
         </w:pict>
       </w:r>
     </w:p>
@@ -35285,7 +35269,7 @@
     <w:p>
       <w:r>
         <w:pict w14:anchorId="2A661092">
-          <v:rect id="_x0000_i1156" style="width:0;height:1.5pt" o:hralign="center" o:hrstd="t" o:hr="t" fillcolor="#a0a0a0" stroked="f"/>
+          <v:rect id="_x0000_i1137" style="width:0;height:1.5pt" o:hralign="center" o:hrstd="t" o:hr="t" fillcolor="#a0a0a0" stroked="f"/>
         </w:pict>
       </w:r>
     </w:p>
@@ -35361,7 +35345,7 @@
     <w:p>
       <w:r>
         <w:pict w14:anchorId="289678BF">
-          <v:rect id="_x0000_i1157" style="width:0;height:1.5pt" o:hralign="center" o:hrstd="t" o:hr="t" fillcolor="#a0a0a0" stroked="f"/>
+          <v:rect id="_x0000_i1138" style="width:0;height:1.5pt" o:hralign="center" o:hrstd="t" o:hr="t" fillcolor="#a0a0a0" stroked="f"/>
         </w:pict>
       </w:r>
     </w:p>
@@ -35431,7 +35415,7 @@
     <w:p>
       <w:r>
         <w:pict w14:anchorId="2FA30AB5">
-          <v:rect id="_x0000_i1158" style="width:0;height:1.5pt" o:hralign="center" o:hrstd="t" o:hr="t" fillcolor="#a0a0a0" stroked="f"/>
+          <v:rect id="_x0000_i1139" style="width:0;height:1.5pt" o:hralign="center" o:hrstd="t" o:hr="t" fillcolor="#a0a0a0" stroked="f"/>
         </w:pict>
       </w:r>
     </w:p>
@@ -35574,7 +35558,7 @@
     <w:p>
       <w:r>
         <w:pict w14:anchorId="1CDE9AFF">
-          <v:rect id="_x0000_i1159" style="width:0;height:1.5pt" o:hralign="center" o:hrstd="t" o:hr="t" fillcolor="#a0a0a0" stroked="f"/>
+          <v:rect id="_x0000_i1140" style="width:0;height:1.5pt" o:hralign="center" o:hrstd="t" o:hr="t" fillcolor="#a0a0a0" stroked="f"/>
         </w:pict>
       </w:r>
     </w:p>
@@ -35809,7 +35793,7 @@
     <w:p>
       <w:r>
         <w:pict w14:anchorId="13FA83F3">
-          <v:rect id="_x0000_i1160" style="width:0;height:1.5pt" o:hralign="center" o:hrstd="t" o:hr="t" fillcolor="#a0a0a0" stroked="f"/>
+          <v:rect id="_x0000_i1141" style="width:0;height:1.5pt" o:hralign="center" o:hrstd="t" o:hr="t" fillcolor="#a0a0a0" stroked="f"/>
         </w:pict>
       </w:r>
     </w:p>
@@ -35850,7 +35834,7 @@
     <w:p>
       <w:r>
         <w:pict w14:anchorId="0CA4C2D8">
-          <v:rect id="_x0000_i1161" style="width:0;height:1.5pt" o:hralign="center" o:hrstd="t" o:hr="t" fillcolor="#a0a0a0" stroked="f"/>
+          <v:rect id="_x0000_i1142" style="width:0;height:1.5pt" o:hralign="center" o:hrstd="t" o:hr="t" fillcolor="#a0a0a0" stroked="f"/>
         </w:pict>
       </w:r>
     </w:p>
@@ -35908,7 +35892,7 @@
     <w:p>
       <w:r>
         <w:pict w14:anchorId="27D38979">
-          <v:rect id="_x0000_i1162" style="width:0;height:1.5pt" o:hralign="center" o:hrstd="t" o:hr="t" fillcolor="#a0a0a0" stroked="f"/>
+          <v:rect id="_x0000_i1143" style="width:0;height:1.5pt" o:hralign="center" o:hrstd="t" o:hr="t" fillcolor="#a0a0a0" stroked="f"/>
         </w:pict>
       </w:r>
     </w:p>
@@ -35956,7 +35940,7 @@
     <w:p>
       <w:r>
         <w:pict w14:anchorId="794DB8DA">
-          <v:rect id="_x0000_i1163" style="width:0;height:1.5pt" o:hralign="center" o:hrstd="t" o:hr="t" fillcolor="#a0a0a0" stroked="f"/>
+          <v:rect id="_x0000_i1144" style="width:0;height:1.5pt" o:hralign="center" o:hrstd="t" o:hr="t" fillcolor="#a0a0a0" stroked="f"/>
         </w:pict>
       </w:r>
     </w:p>
@@ -35997,7 +35981,7 @@
     <w:p>
       <w:r>
         <w:pict w14:anchorId="35B9717E">
-          <v:rect id="_x0000_i1164" style="width:0;height:1.5pt" o:hralign="center" o:hrstd="t" o:hr="t" fillcolor="#a0a0a0" stroked="f"/>
+          <v:rect id="_x0000_i1145" style="width:0;height:1.5pt" o:hralign="center" o:hrstd="t" o:hr="t" fillcolor="#a0a0a0" stroked="f"/>
         </w:pict>
       </w:r>
     </w:p>
@@ -36667,7 +36651,7 @@
     <w:p>
       <w:r>
         <w:pict w14:anchorId="025478DF">
-          <v:rect id="_x0000_i1165" style="width:0;height:1.5pt" o:hralign="center" o:hrstd="t" o:hr="t" fillcolor="#a0a0a0" stroked="f"/>
+          <v:rect id="_x0000_i1146" style="width:0;height:1.5pt" o:hralign="center" o:hrstd="t" o:hr="t" fillcolor="#a0a0a0" stroked="f"/>
         </w:pict>
       </w:r>
     </w:p>
@@ -36745,7 +36729,7 @@
     <w:p>
       <w:r>
         <w:pict w14:anchorId="7DADC386">
-          <v:rect id="_x0000_i1166" style="width:0;height:1.5pt" o:hralign="center" o:hrstd="t" o:hr="t" fillcolor="#a0a0a0" stroked="f"/>
+          <v:rect id="_x0000_i1147" style="width:0;height:1.5pt" o:hralign="center" o:hrstd="t" o:hr="t" fillcolor="#a0a0a0" stroked="f"/>
         </w:pict>
       </w:r>
     </w:p>
@@ -36924,7 +36908,7 @@
     <w:p>
       <w:r>
         <w:pict w14:anchorId="0E32D496">
-          <v:rect id="_x0000_i1167" style="width:0;height:1.5pt" o:hralign="center" o:hrstd="t" o:hr="t" fillcolor="#a0a0a0" stroked="f"/>
+          <v:rect id="_x0000_i1148" style="width:0;height:1.5pt" o:hralign="center" o:hrstd="t" o:hr="t" fillcolor="#a0a0a0" stroked="f"/>
         </w:pict>
       </w:r>
     </w:p>
@@ -37468,7 +37452,7 @@
     <w:p>
       <w:r>
         <w:pict w14:anchorId="4F122E12">
-          <v:rect id="_x0000_i1168" style="width:0;height:1.5pt" o:hralign="center" o:hrstd="t" o:hr="t" fillcolor="#a0a0a0" stroked="f"/>
+          <v:rect id="_x0000_i1149" style="width:0;height:1.5pt" o:hralign="center" o:hrstd="t" o:hr="t" fillcolor="#a0a0a0" stroked="f"/>
         </w:pict>
       </w:r>
     </w:p>
@@ -37579,7 +37563,7 @@
     <w:p>
       <w:r>
         <w:pict w14:anchorId="077E4F7F">
-          <v:rect id="_x0000_i1169" style="width:0;height:1.5pt" o:hralign="center" o:hrstd="t" o:hr="t" fillcolor="#a0a0a0" stroked="f"/>
+          <v:rect id="_x0000_i1150" style="width:0;height:1.5pt" o:hralign="center" o:hrstd="t" o:hr="t" fillcolor="#a0a0a0" stroked="f"/>
         </w:pict>
       </w:r>
     </w:p>
@@ -37714,7 +37698,7 @@
       <w:pPr>
         <w:pStyle w:val="HTMLPreformatted"/>
         <w:rPr>
-          <w:rStyle w:val="HTMLCode"/>
+          <w:rStyle w:val="hljs-comment"/>
         </w:rPr>
       </w:pPr>
       <w:r>
@@ -37767,35 +37751,796 @@
       </w:r>
     </w:p>
     <w:p>
-      <w:r>
-        <w:pict w14:anchorId="13BC5E48">
-          <v:rect id="_x0000_i1170" style="width:0;height:1.5pt" o:hralign="center" o:hrstd="t" o:hr="t" fillcolor="#a0a0a0" stroked="f"/>
+      <w:pPr>
+        <w:pStyle w:val="HTMLPreformatted"/>
+        <w:rPr>
+          <w:rStyle w:val="hljs-comment"/>
+        </w:rPr>
+      </w:pPr>
+    </w:p>
+    <w:p>
+      <w:pPr>
+        <w:pStyle w:val="HTMLPreformatted"/>
+        <w:rPr>
+          <w:rStyle w:val="hljs-comment"/>
+          <w:b/>
+          <w:bCs/>
+          <w:sz w:val="28"/>
+          <w:szCs w:val="28"/>
+        </w:rPr>
+      </w:pPr>
+      <w:r>
+        <w:rPr>
+          <w:rStyle w:val="hljs-comment"/>
+          <w:b/>
+          <w:bCs/>
+          <w:sz w:val="28"/>
+          <w:szCs w:val="28"/>
+        </w:rPr>
+        <w:t>E</w:t>
+      </w:r>
+      <w:r>
+        <w:rPr>
+          <w:rStyle w:val="hljs-comment"/>
+          <w:b/>
+          <w:bCs/>
+          <w:sz w:val="28"/>
+          <w:szCs w:val="28"/>
+        </w:rPr>
+        <w:t>dit tuple</w:t>
+      </w:r>
+    </w:p>
+    <w:p>
+      <w:pPr>
+        <w:pStyle w:val="HTMLPreformatted"/>
+        <w:rPr>
+          <w:rStyle w:val="hljs-comment"/>
+          <w:b/>
+          <w:bCs/>
+          <w:sz w:val="28"/>
+          <w:szCs w:val="28"/>
+        </w:rPr>
+      </w:pPr>
+    </w:p>
+    <w:p>
+      <w:pPr>
+        <w:pStyle w:val="HTMLPreformatted"/>
+        <w:rPr>
+          <w:b/>
+          <w:bCs/>
+        </w:rPr>
+      </w:pPr>
+      <w:r>
+        <w:rPr>
+          <w:b/>
+          <w:bCs/>
+        </w:rPr>
+        <w:t>Method 1: Tuple concatenation (most common)</w:t>
+      </w:r>
+    </w:p>
+    <w:p>
+      <w:pPr>
+        <w:pStyle w:val="HTMLPreformatted"/>
+      </w:pPr>
+      <w:r>
+        <w:t>t = (1, 2, 3)</w:t>
+      </w:r>
+    </w:p>
+    <w:p>
+      <w:pPr>
+        <w:pStyle w:val="HTMLPreformatted"/>
+      </w:pPr>
+      <w:r>
+        <w:t>t = t + (4,)</w:t>
+      </w:r>
+    </w:p>
+    <w:p>
+      <w:pPr>
+        <w:pStyle w:val="HTMLPreformatted"/>
+      </w:pPr>
+      <w:r>
+        <w:t>print(t)</w:t>
+      </w:r>
+    </w:p>
+    <w:p>
+      <w:pPr>
+        <w:pStyle w:val="HTMLPreformatted"/>
+      </w:pPr>
+      <w:r>
+        <w:t>Output:(1, 2, 3, 4)</w:t>
+      </w:r>
+    </w:p>
+    <w:p>
+      <w:pPr>
+        <w:pStyle w:val="HTMLPreformatted"/>
+      </w:pPr>
+    </w:p>
+    <w:p>
+      <w:pPr>
+        <w:pStyle w:val="HTMLPreformatted"/>
+        <w:rPr>
+          <w:b/>
+          <w:bCs/>
+        </w:rPr>
+      </w:pPr>
+      <w:r>
+        <w:rPr>
+          <w:b/>
+          <w:bCs/>
+        </w:rPr>
+        <w:t>Important detail</w:t>
+      </w:r>
+    </w:p>
+    <w:p>
+      <w:pPr>
+        <w:pStyle w:val="HTMLPreformatted"/>
+      </w:pPr>
+      <w:r>
+        <w:t xml:space="preserve">(4,) is a </w:t>
+      </w:r>
+      <w:r>
+        <w:rPr>
+          <w:b/>
+          <w:bCs/>
+        </w:rPr>
+        <w:t>single-element tuple</w:t>
+      </w:r>
+      <w:r>
+        <w:t>. The comma is required. Without it:</w:t>
+      </w:r>
+    </w:p>
+    <w:p>
+      <w:pPr>
+        <w:pStyle w:val="HTMLPreformatted"/>
+      </w:pPr>
+      <w:r>
+        <w:t>(4)   # This is just an integer, not a tuple</w:t>
+      </w:r>
+    </w:p>
+    <w:p>
+      <w:pPr>
+        <w:pStyle w:val="HTMLPreformatted"/>
+      </w:pPr>
+      <w:r>
+        <w:pict w14:anchorId="3D98B90A">
+          <v:rect id="_x0000_i1246" style="width:0;height:1.5pt" o:hralign="center" o:hrstd="t" o:hr="t" fillcolor="#a0a0a0" stroked="f"/>
         </w:pict>
       </w:r>
     </w:p>
     <w:p>
       <w:pPr>
+        <w:pStyle w:val="HTMLPreformatted"/>
+        <w:rPr>
+          <w:b/>
+          <w:bCs/>
+        </w:rPr>
+      </w:pPr>
+      <w:r>
+        <w:rPr>
+          <w:b/>
+          <w:bCs/>
+        </w:rPr>
+        <w:t>Method 2: Using unpacking (*) — cleaner style</w:t>
+      </w:r>
+    </w:p>
+    <w:p>
+      <w:pPr>
+        <w:pStyle w:val="HTMLPreformatted"/>
+      </w:pPr>
+      <w:r>
+        <w:t>t = (1, 2, 3)</w:t>
+      </w:r>
+    </w:p>
+    <w:p>
+      <w:pPr>
+        <w:pStyle w:val="HTMLPreformatted"/>
+      </w:pPr>
+      <w:r>
+        <w:t>t = (*t, 4)</w:t>
+      </w:r>
+    </w:p>
+    <w:p>
+      <w:pPr>
+        <w:pStyle w:val="HTMLPreformatted"/>
+      </w:pPr>
+      <w:r>
+        <w:t>print(t)</w:t>
+      </w:r>
+    </w:p>
+    <w:p>
+      <w:pPr>
+        <w:pStyle w:val="HTMLPreformatted"/>
+      </w:pPr>
+      <w:r>
+        <w:t>This unpacks all elements of t and adds 4 at the end.</w:t>
+      </w:r>
+    </w:p>
+    <w:p>
+      <w:pPr>
+        <w:pStyle w:val="HTMLPreformatted"/>
+      </w:pPr>
+      <w:r>
+        <w:t>You can also add at the beginning:</w:t>
+      </w:r>
+      <w:r>
+        <w:t xml:space="preserve"> </w:t>
+      </w:r>
+      <w:r>
+        <w:t>t = (0, *t)</w:t>
+      </w:r>
+    </w:p>
+    <w:p>
+      <w:pPr>
+        <w:pStyle w:val="HTMLPreformatted"/>
+      </w:pPr>
+      <w:r>
+        <w:pict w14:anchorId="26FF77FF">
+          <v:rect id="_x0000_i1247" style="width:0;height:1.5pt" o:hralign="center" o:hrstd="t" o:hr="t" fillcolor="#a0a0a0" stroked="f"/>
+        </w:pict>
+      </w:r>
+    </w:p>
+    <w:p>
+      <w:pPr>
+        <w:pStyle w:val="HTMLPreformatted"/>
+        <w:rPr>
+          <w:b/>
+          <w:bCs/>
+        </w:rPr>
+      </w:pPr>
+      <w:r>
+        <w:rPr>
+          <w:b/>
+          <w:bCs/>
+        </w:rPr>
+        <w:t>Method 3: Convert to list and back (for multiple edits)</w:t>
+      </w:r>
+    </w:p>
+    <w:p>
+      <w:pPr>
+        <w:pStyle w:val="HTMLPreformatted"/>
+      </w:pPr>
+      <w:r>
+        <w:t>t = (1, 2, 3)</w:t>
+      </w:r>
+    </w:p>
+    <w:p>
+      <w:pPr>
+        <w:pStyle w:val="HTMLPreformatted"/>
+      </w:pPr>
+      <w:r>
+        <w:t>temp = list(t)</w:t>
+      </w:r>
+    </w:p>
+    <w:p>
+      <w:pPr>
+        <w:pStyle w:val="HTMLPreformatted"/>
+      </w:pPr>
+      <w:r>
+        <w:t>temp.append(4)</w:t>
+      </w:r>
+    </w:p>
+    <w:p>
+      <w:pPr>
+        <w:pStyle w:val="HTMLPreformatted"/>
+      </w:pPr>
+      <w:r>
+        <w:t>t = tuple(temp)</w:t>
+      </w:r>
+    </w:p>
+    <w:p>
+      <w:pPr>
+        <w:pStyle w:val="HTMLPreformatted"/>
+      </w:pPr>
+      <w:r>
+        <w:t>Useful when you need many modifications.</w:t>
+      </w:r>
+    </w:p>
+    <w:p>
+      <w:pPr>
+        <w:pStyle w:val="HTMLPreformatted"/>
+      </w:pPr>
+      <w:r>
+        <w:rPr>
+          <w:b/>
+          <w:bCs/>
+        </w:rPr>
+        <w:lastRenderedPageBreak/>
+        <w:t>Why this works</w:t>
+      </w:r>
+    </w:p>
+    <w:p>
+      <w:pPr>
+        <w:pStyle w:val="HTMLPreformatted"/>
+      </w:pPr>
+      <w:r>
+        <w:t>Tuples cannot change in memory. Every time you “add” an element, Python actually:</w:t>
+      </w:r>
+    </w:p>
+    <w:p>
+      <w:pPr>
+        <w:pStyle w:val="HTMLPreformatted"/>
+        <w:numPr>
+          <w:ilvl w:val="0"/>
+          <w:numId w:val="73"/>
+        </w:numPr>
+      </w:pPr>
+      <w:r>
+        <w:t xml:space="preserve">Creates a </w:t>
+      </w:r>
+      <w:r>
+        <w:rPr>
+          <w:b/>
+          <w:bCs/>
+        </w:rPr>
+        <w:t>new tuple</w:t>
+      </w:r>
+    </w:p>
+    <w:p>
+      <w:pPr>
+        <w:pStyle w:val="HTMLPreformatted"/>
+        <w:numPr>
+          <w:ilvl w:val="0"/>
+          <w:numId w:val="73"/>
+        </w:numPr>
+      </w:pPr>
+      <w:r>
+        <w:t>Copies old elements</w:t>
+      </w:r>
+    </w:p>
+    <w:p>
+      <w:pPr>
+        <w:pStyle w:val="HTMLPreformatted"/>
+        <w:numPr>
+          <w:ilvl w:val="0"/>
+          <w:numId w:val="73"/>
+        </w:numPr>
+      </w:pPr>
+      <w:r>
+        <w:t>Adds the new element</w:t>
+      </w:r>
+    </w:p>
+    <w:p>
+      <w:pPr>
+        <w:pStyle w:val="HTMLPreformatted"/>
+        <w:rPr>
+          <w:b/>
+          <w:bCs/>
+          <w:sz w:val="24"/>
+          <w:szCs w:val="24"/>
+        </w:rPr>
+      </w:pPr>
+    </w:p>
+    <w:p>
+      <w:pPr>
+        <w:pStyle w:val="HTMLPreformatted"/>
+        <w:rPr>
+          <w:b/>
+          <w:bCs/>
+          <w:sz w:val="24"/>
+          <w:szCs w:val="24"/>
+        </w:rPr>
+      </w:pPr>
+      <w:r>
+        <w:rPr>
+          <w:b/>
+          <w:bCs/>
+          <w:sz w:val="24"/>
+          <w:szCs w:val="24"/>
+        </w:rPr>
+        <w:t>Quick comparison</w:t>
+      </w:r>
+    </w:p>
+    <w:p>
+      <w:pPr>
+        <w:pStyle w:val="HTMLPreformatted"/>
+        <w:rPr>
+          <w:b/>
+          <w:bCs/>
+          <w:sz w:val="24"/>
+          <w:szCs w:val="24"/>
+        </w:rPr>
+      </w:pPr>
+    </w:p>
+    <w:tbl>
+      <w:tblPr>
+        <w:tblStyle w:val="PlainTable1"/>
+        <w:tblW w:w="8976" w:type="dxa"/>
+        <w:tblLook w:val="04A0" w:firstRow="1" w:lastRow="0" w:firstColumn="1" w:lastColumn="0" w:noHBand="0" w:noVBand="1"/>
+      </w:tblPr>
+      <w:tblGrid>
+        <w:gridCol w:w="3277"/>
+        <w:gridCol w:w="2863"/>
+        <w:gridCol w:w="1074"/>
+        <w:gridCol w:w="1762"/>
+      </w:tblGrid>
+      <w:tr>
+        <w:trPr>
+          <w:cnfStyle w:val="100000000000" w:firstRow="1" w:lastRow="0" w:firstColumn="0" w:lastColumn="0" w:oddVBand="0" w:evenVBand="0" w:oddHBand="0" w:evenHBand="0" w:firstRowFirstColumn="0" w:firstRowLastColumn="0" w:lastRowFirstColumn="0" w:lastRowLastColumn="0"/>
+          <w:trHeight w:val="362"/>
+        </w:trPr>
+        <w:tc>
+          <w:tcPr>
+            <w:cnfStyle w:val="001000000000" w:firstRow="0" w:lastRow="0" w:firstColumn="1" w:lastColumn="0" w:oddVBand="0" w:evenVBand="0" w:oddHBand="0" w:evenHBand="0" w:firstRowFirstColumn="0" w:firstRowLastColumn="0" w:lastRowFirstColumn="0" w:lastRowLastColumn="0"/>
+            <w:tcW w:w="0" w:type="auto"/>
+            <w:hideMark/>
+          </w:tcPr>
+          <w:p>
+            <w:pPr>
+              <w:pStyle w:val="HTMLPreformatted"/>
+            </w:pPr>
+            <w:r>
+              <w:t>Method</w:t>
+            </w:r>
+          </w:p>
+        </w:tc>
+        <w:tc>
+          <w:tcPr>
+            <w:tcW w:w="0" w:type="auto"/>
+            <w:hideMark/>
+          </w:tcPr>
+          <w:p>
+            <w:pPr>
+              <w:pStyle w:val="HTMLPreformatted"/>
+              <w:cnfStyle w:val="100000000000" w:firstRow="1" w:lastRow="0" w:firstColumn="0" w:lastColumn="0" w:oddVBand="0" w:evenVBand="0" w:oddHBand="0" w:evenHBand="0" w:firstRowFirstColumn="0" w:firstRowLastColumn="0" w:lastRowFirstColumn="0" w:lastRowLastColumn="0"/>
+            </w:pPr>
+            <w:r>
+              <w:t>Best for</w:t>
+            </w:r>
+          </w:p>
+        </w:tc>
+        <w:tc>
+          <w:tcPr>
+            <w:tcW w:w="0" w:type="auto"/>
+            <w:hideMark/>
+          </w:tcPr>
+          <w:p>
+            <w:pPr>
+              <w:pStyle w:val="HTMLPreformatted"/>
+              <w:cnfStyle w:val="100000000000" w:firstRow="1" w:lastRow="0" w:firstColumn="0" w:lastColumn="0" w:oddVBand="0" w:evenVBand="0" w:oddHBand="0" w:evenHBand="0" w:firstRowFirstColumn="0" w:firstRowLastColumn="0" w:lastRowFirstColumn="0" w:lastRowLastColumn="0"/>
+            </w:pPr>
+            <w:r>
+              <w:t>Speed</w:t>
+            </w:r>
+          </w:p>
+        </w:tc>
+        <w:tc>
+          <w:tcPr>
+            <w:tcW w:w="0" w:type="auto"/>
+            <w:hideMark/>
+          </w:tcPr>
+          <w:p>
+            <w:pPr>
+              <w:pStyle w:val="HTMLPreformatted"/>
+              <w:cnfStyle w:val="100000000000" w:firstRow="1" w:lastRow="0" w:firstColumn="0" w:lastColumn="0" w:oddVBand="0" w:evenVBand="0" w:oddHBand="0" w:evenHBand="0" w:firstRowFirstColumn="0" w:firstRowLastColumn="0" w:lastRowFirstColumn="0" w:lastRowLastColumn="0"/>
+            </w:pPr>
+            <w:r>
+              <w:t>Readability</w:t>
+            </w:r>
+          </w:p>
+        </w:tc>
+      </w:tr>
+      <w:tr>
+        <w:trPr>
+          <w:cnfStyle w:val="000000100000" w:firstRow="0" w:lastRow="0" w:firstColumn="0" w:lastColumn="0" w:oddVBand="0" w:evenVBand="0" w:oddHBand="1" w:evenHBand="0" w:firstRowFirstColumn="0" w:firstRowLastColumn="0" w:lastRowFirstColumn="0" w:lastRowLastColumn="0"/>
+          <w:trHeight w:val="362"/>
+        </w:trPr>
+        <w:tc>
+          <w:tcPr>
+            <w:cnfStyle w:val="001000000000" w:firstRow="0" w:lastRow="0" w:firstColumn="1" w:lastColumn="0" w:oddVBand="0" w:evenVBand="0" w:oddHBand="0" w:evenHBand="0" w:firstRowFirstColumn="0" w:firstRowLastColumn="0" w:lastRowFirstColumn="0" w:lastRowLastColumn="0"/>
+            <w:tcW w:w="0" w:type="auto"/>
+            <w:hideMark/>
+          </w:tcPr>
+          <w:p>
+            <w:pPr>
+              <w:pStyle w:val="HTMLPreformatted"/>
+            </w:pPr>
+            <w:r>
+              <w:t>Concatenation t + (x,)</w:t>
+            </w:r>
+          </w:p>
+        </w:tc>
+        <w:tc>
+          <w:tcPr>
+            <w:tcW w:w="0" w:type="auto"/>
+            <w:hideMark/>
+          </w:tcPr>
+          <w:p>
+            <w:pPr>
+              <w:pStyle w:val="HTMLPreformatted"/>
+              <w:cnfStyle w:val="000000100000" w:firstRow="0" w:lastRow="0" w:firstColumn="0" w:lastColumn="0" w:oddVBand="0" w:evenVBand="0" w:oddHBand="1" w:evenHBand="0" w:firstRowFirstColumn="0" w:firstRowLastColumn="0" w:lastRowFirstColumn="0" w:lastRowLastColumn="0"/>
+            </w:pPr>
+            <w:r>
+              <w:t>Single addition</w:t>
+            </w:r>
+          </w:p>
+        </w:tc>
+        <w:tc>
+          <w:tcPr>
+            <w:tcW w:w="0" w:type="auto"/>
+            <w:hideMark/>
+          </w:tcPr>
+          <w:p>
+            <w:pPr>
+              <w:pStyle w:val="HTMLPreformatted"/>
+              <w:cnfStyle w:val="000000100000" w:firstRow="0" w:lastRow="0" w:firstColumn="0" w:lastColumn="0" w:oddVBand="0" w:evenVBand="0" w:oddHBand="1" w:evenHBand="0" w:firstRowFirstColumn="0" w:firstRowLastColumn="0" w:lastRowFirstColumn="0" w:lastRowLastColumn="0"/>
+            </w:pPr>
+            <w:r>
+              <w:t>Fast</w:t>
+            </w:r>
+          </w:p>
+        </w:tc>
+        <w:tc>
+          <w:tcPr>
+            <w:tcW w:w="0" w:type="auto"/>
+            <w:hideMark/>
+          </w:tcPr>
+          <w:p>
+            <w:pPr>
+              <w:pStyle w:val="HTMLPreformatted"/>
+              <w:cnfStyle w:val="000000100000" w:firstRow="0" w:lastRow="0" w:firstColumn="0" w:lastColumn="0" w:oddVBand="0" w:evenVBand="0" w:oddHBand="1" w:evenHBand="0" w:firstRowFirstColumn="0" w:firstRowLastColumn="0" w:lastRowFirstColumn="0" w:lastRowLastColumn="0"/>
+            </w:pPr>
+            <w:r>
+              <w:t>Clear</w:t>
+            </w:r>
+          </w:p>
+        </w:tc>
+      </w:tr>
+      <w:tr>
+        <w:trPr>
+          <w:trHeight w:val="362"/>
+        </w:trPr>
+        <w:tc>
+          <w:tcPr>
+            <w:cnfStyle w:val="001000000000" w:firstRow="0" w:lastRow="0" w:firstColumn="1" w:lastColumn="0" w:oddVBand="0" w:evenVBand="0" w:oddHBand="0" w:evenHBand="0" w:firstRowFirstColumn="0" w:firstRowLastColumn="0" w:lastRowFirstColumn="0" w:lastRowLastColumn="0"/>
+            <w:tcW w:w="0" w:type="auto"/>
+            <w:hideMark/>
+          </w:tcPr>
+          <w:p>
+            <w:pPr>
+              <w:pStyle w:val="HTMLPreformatted"/>
+            </w:pPr>
+            <w:r>
+              <w:t>Unpacking (*t, x)</w:t>
+            </w:r>
+          </w:p>
+        </w:tc>
+        <w:tc>
+          <w:tcPr>
+            <w:tcW w:w="0" w:type="auto"/>
+            <w:hideMark/>
+          </w:tcPr>
+          <w:p>
+            <w:pPr>
+              <w:pStyle w:val="HTMLPreformatted"/>
+              <w:cnfStyle w:val="000000000000" w:firstRow="0" w:lastRow="0" w:firstColumn="0" w:lastColumn="0" w:oddVBand="0" w:evenVBand="0" w:oddHBand="0" w:evenHBand="0" w:firstRowFirstColumn="0" w:firstRowLastColumn="0" w:lastRowFirstColumn="0" w:lastRowLastColumn="0"/>
+            </w:pPr>
+            <w:r>
+              <w:t>Modern Python style</w:t>
+            </w:r>
+          </w:p>
+        </w:tc>
+        <w:tc>
+          <w:tcPr>
+            <w:tcW w:w="0" w:type="auto"/>
+            <w:hideMark/>
+          </w:tcPr>
+          <w:p>
+            <w:pPr>
+              <w:pStyle w:val="HTMLPreformatted"/>
+              <w:cnfStyle w:val="000000000000" w:firstRow="0" w:lastRow="0" w:firstColumn="0" w:lastColumn="0" w:oddVBand="0" w:evenVBand="0" w:oddHBand="0" w:evenHBand="0" w:firstRowFirstColumn="0" w:firstRowLastColumn="0" w:lastRowFirstColumn="0" w:lastRowLastColumn="0"/>
+            </w:pPr>
+            <w:r>
+              <w:t>Fast</w:t>
+            </w:r>
+          </w:p>
+        </w:tc>
+        <w:tc>
+          <w:tcPr>
+            <w:tcW w:w="0" w:type="auto"/>
+            <w:hideMark/>
+          </w:tcPr>
+          <w:p>
+            <w:pPr>
+              <w:pStyle w:val="HTMLPreformatted"/>
+              <w:cnfStyle w:val="000000000000" w:firstRow="0" w:lastRow="0" w:firstColumn="0" w:lastColumn="0" w:oddVBand="0" w:evenVBand="0" w:oddHBand="0" w:evenHBand="0" w:firstRowFirstColumn="0" w:firstRowLastColumn="0" w:lastRowFirstColumn="0" w:lastRowLastColumn="0"/>
+            </w:pPr>
+            <w:r>
+              <w:t>Very clean</w:t>
+            </w:r>
+          </w:p>
+        </w:tc>
+      </w:tr>
+      <w:tr>
+        <w:trPr>
+          <w:cnfStyle w:val="000000100000" w:firstRow="0" w:lastRow="0" w:firstColumn="0" w:lastColumn="0" w:oddVBand="0" w:evenVBand="0" w:oddHBand="1" w:evenHBand="0" w:firstRowFirstColumn="0" w:firstRowLastColumn="0" w:lastRowFirstColumn="0" w:lastRowLastColumn="0"/>
+          <w:trHeight w:val="342"/>
+        </w:trPr>
+        <w:tc>
+          <w:tcPr>
+            <w:cnfStyle w:val="001000000000" w:firstRow="0" w:lastRow="0" w:firstColumn="1" w:lastColumn="0" w:oddVBand="0" w:evenVBand="0" w:oddHBand="0" w:evenHBand="0" w:firstRowFirstColumn="0" w:firstRowLastColumn="0" w:lastRowFirstColumn="0" w:lastRowLastColumn="0"/>
+            <w:tcW w:w="0" w:type="auto"/>
+            <w:hideMark/>
+          </w:tcPr>
+          <w:p>
+            <w:pPr>
+              <w:pStyle w:val="HTMLPreformatted"/>
+            </w:pPr>
+            <w:r>
+              <w:t>List conversion</w:t>
+            </w:r>
+          </w:p>
+        </w:tc>
+        <w:tc>
+          <w:tcPr>
+            <w:tcW w:w="0" w:type="auto"/>
+            <w:hideMark/>
+          </w:tcPr>
+          <w:p>
+            <w:pPr>
+              <w:pStyle w:val="HTMLPreformatted"/>
+              <w:cnfStyle w:val="000000100000" w:firstRow="0" w:lastRow="0" w:firstColumn="0" w:lastColumn="0" w:oddVBand="0" w:evenVBand="0" w:oddHBand="1" w:evenHBand="0" w:firstRowFirstColumn="0" w:firstRowLastColumn="0" w:lastRowFirstColumn="0" w:lastRowLastColumn="0"/>
+            </w:pPr>
+            <w:r>
+              <w:t>Many edits</w:t>
+            </w:r>
+          </w:p>
+        </w:tc>
+        <w:tc>
+          <w:tcPr>
+            <w:tcW w:w="0" w:type="auto"/>
+            <w:hideMark/>
+          </w:tcPr>
+          <w:p>
+            <w:pPr>
+              <w:pStyle w:val="HTMLPreformatted"/>
+              <w:cnfStyle w:val="000000100000" w:firstRow="0" w:lastRow="0" w:firstColumn="0" w:lastColumn="0" w:oddVBand="0" w:evenVBand="0" w:oddHBand="1" w:evenHBand="0" w:firstRowFirstColumn="0" w:firstRowLastColumn="0" w:lastRowFirstColumn="0" w:lastRowLastColumn="0"/>
+            </w:pPr>
+            <w:r>
+              <w:t>Slower</w:t>
+            </w:r>
+          </w:p>
+        </w:tc>
+        <w:tc>
+          <w:tcPr>
+            <w:tcW w:w="0" w:type="auto"/>
+            <w:hideMark/>
+          </w:tcPr>
+          <w:p>
+            <w:pPr>
+              <w:pStyle w:val="HTMLPreformatted"/>
+              <w:cnfStyle w:val="000000100000" w:firstRow="0" w:lastRow="0" w:firstColumn="0" w:lastColumn="0" w:oddVBand="0" w:evenVBand="0" w:oddHBand="1" w:evenHBand="0" w:firstRowFirstColumn="0" w:firstRowLastColumn="0" w:lastRowFirstColumn="0" w:lastRowLastColumn="0"/>
+            </w:pPr>
+            <w:r>
+              <w:t>Flexible</w:t>
+            </w:r>
+          </w:p>
+        </w:tc>
+      </w:tr>
+    </w:tbl>
+    <w:p>
+      <w:pPr>
         <w:pStyle w:val="Heading2"/>
       </w:pPr>
-      <w:r>
+    </w:p>
+    <w:p>
+      <w:pPr>
+        <w:pStyle w:val="Heading2"/>
+        <w:rPr>
+          <w:color w:val="000000" w:themeColor="text1"/>
+        </w:rPr>
+      </w:pPr>
+      <w:r>
+        <w:rPr>
+          <w:color w:val="000000" w:themeColor="text1"/>
+        </w:rPr>
         <w:t>Nested Tuples</w:t>
       </w:r>
+      <w:r>
+        <w:rPr>
+          <w:color w:val="000000" w:themeColor="text1"/>
+        </w:rPr>
+        <w:t xml:space="preserve"> : </w:t>
+      </w:r>
+      <w:r>
+        <w:rPr>
+          <w:color w:val="000000" w:themeColor="text1"/>
+        </w:rPr>
+        <w:t xml:space="preserve">A tuple inside another tuple is called a </w:t>
+      </w:r>
+      <w:r>
+        <w:rPr>
+          <w:rStyle w:val="Strong"/>
+          <w:color w:val="000000" w:themeColor="text1"/>
+        </w:rPr>
+        <w:t>nested tuple</w:t>
+      </w:r>
+      <w:r>
+        <w:rPr>
+          <w:color w:val="000000" w:themeColor="text1"/>
+        </w:rPr>
+        <w:t>.</w:t>
+      </w:r>
+    </w:p>
+    <w:p>
+      <w:pPr>
+        <w:pStyle w:val="HTMLPreformatted"/>
+        <w:rPr>
+          <w:rStyle w:val="HTMLCode"/>
+        </w:rPr>
+      </w:pPr>
+      <w:r>
+        <w:rPr>
+          <w:rStyle w:val="HTMLCode"/>
+        </w:rPr>
+        <w:t>nested = (</w:t>
+      </w:r>
+      <w:r>
+        <w:rPr>
+          <w:rStyle w:val="hljs-number"/>
+        </w:rPr>
+        <w:t>1</w:t>
+      </w:r>
+      <w:r>
+        <w:rPr>
+          <w:rStyle w:val="HTMLCode"/>
+        </w:rPr>
+        <w:t>, (</w:t>
+      </w:r>
+      <w:r>
+        <w:rPr>
+          <w:rStyle w:val="hljs-number"/>
+        </w:rPr>
+        <w:t>2</w:t>
+      </w:r>
+      <w:r>
+        <w:rPr>
+          <w:rStyle w:val="HTMLCode"/>
+        </w:rPr>
+        <w:t xml:space="preserve">, </w:t>
+      </w:r>
+      <w:r>
+        <w:rPr>
+          <w:rStyle w:val="hljs-number"/>
+        </w:rPr>
+        <w:t>3</w:t>
+      </w:r>
+      <w:r>
+        <w:rPr>
+          <w:rStyle w:val="HTMLCode"/>
+        </w:rPr>
+        <w:t>), (</w:t>
+      </w:r>
+      <w:r>
+        <w:rPr>
+          <w:rStyle w:val="hljs-number"/>
+        </w:rPr>
+        <w:t>4</w:t>
+      </w:r>
+      <w:r>
+        <w:rPr>
+          <w:rStyle w:val="HTMLCode"/>
+        </w:rPr>
+        <w:t xml:space="preserve">, </w:t>
+      </w:r>
+      <w:r>
+        <w:rPr>
+          <w:rStyle w:val="hljs-number"/>
+        </w:rPr>
+        <w:t>5</w:t>
+      </w:r>
+      <w:r>
+        <w:rPr>
+          <w:rStyle w:val="HTMLCode"/>
+        </w:rPr>
+        <w:t>))</w:t>
+      </w:r>
     </w:p>
     <w:p>
       <w:pPr>
         <w:pStyle w:val="NormalWeb"/>
       </w:pPr>
       <w:r>
-        <w:t xml:space="preserve">A tuple inside another tuple is called a </w:t>
-      </w:r>
-      <w:r>
-        <w:rPr>
-          <w:rStyle w:val="Strong"/>
-        </w:rPr>
-        <w:t>nested tuple</w:t>
-      </w:r>
-      <w:r>
-        <w:t>.</w:t>
+        <w:t>Accessing nested elements:</w:t>
       </w:r>
     </w:p>
     <w:p>
@@ -37807,9 +38552,15 @@
       </w:pPr>
       <w:r>
         <w:rPr>
-          <w:rStyle w:val="HTMLCode"/>
-        </w:rPr>
-        <w:t>nested = (</w:t>
+          <w:rStyle w:val="hljs-builtin"/>
+        </w:rPr>
+        <w:t>print</w:t>
+      </w:r>
+      <w:r>
+        <w:rPr>
+          <w:rStyle w:val="HTMLCode"/>
+        </w:rPr>
+        <w:t>(nested[</w:t>
       </w:r>
       <w:r>
         <w:rPr>
@@ -37821,63 +38572,78 @@
         <w:rPr>
           <w:rStyle w:val="HTMLCode"/>
         </w:rPr>
-        <w:t>, (</w:t>
+        <w:t xml:space="preserve">])      </w:t>
+      </w:r>
+      <w:r>
+        <w:rPr>
+          <w:rStyle w:val="hljs-comment"/>
+        </w:rPr>
+        <w:t># (2, 3)</w:t>
+      </w:r>
+    </w:p>
+    <w:p>
+      <w:pPr>
+        <w:pStyle w:val="HTMLPreformatted"/>
+        <w:rPr>
+          <w:rStyle w:val="HTMLCode"/>
+        </w:rPr>
+      </w:pPr>
+      <w:r>
+        <w:rPr>
+          <w:rStyle w:val="hljs-builtin"/>
+        </w:rPr>
+        <w:t>print</w:t>
+      </w:r>
+      <w:r>
+        <w:rPr>
+          <w:rStyle w:val="HTMLCode"/>
+        </w:rPr>
+        <w:t>(nested[</w:t>
       </w:r>
       <w:r>
         <w:rPr>
           <w:rStyle w:val="hljs-number"/>
         </w:rPr>
-        <w:t>2</w:t>
-      </w:r>
-      <w:r>
-        <w:rPr>
-          <w:rStyle w:val="HTMLCode"/>
-        </w:rPr>
-        <w:t xml:space="preserve">, </w:t>
+        <w:t>1</w:t>
+      </w:r>
+      <w:r>
+        <w:rPr>
+          <w:rStyle w:val="HTMLCode"/>
+        </w:rPr>
+        <w:t>][</w:t>
       </w:r>
       <w:r>
         <w:rPr>
           <w:rStyle w:val="hljs-number"/>
         </w:rPr>
-        <w:t>3</w:t>
-      </w:r>
-      <w:r>
-        <w:rPr>
-          <w:rStyle w:val="HTMLCode"/>
-        </w:rPr>
-        <w:t>), (</w:t>
-      </w:r>
-      <w:r>
-        <w:rPr>
-          <w:rStyle w:val="hljs-number"/>
-        </w:rPr>
-        <w:t>4</w:t>
-      </w:r>
-      <w:r>
-        <w:rPr>
-          <w:rStyle w:val="HTMLCode"/>
-        </w:rPr>
-        <w:t xml:space="preserve">, </w:t>
-      </w:r>
-      <w:r>
-        <w:rPr>
-          <w:rStyle w:val="hljs-number"/>
-        </w:rPr>
-        <w:t>5</w:t>
-      </w:r>
-      <w:r>
-        <w:rPr>
-          <w:rStyle w:val="HTMLCode"/>
-        </w:rPr>
-        <w:t>))</w:t>
-      </w:r>
-    </w:p>
-    <w:p>
-      <w:pPr>
-        <w:pStyle w:val="NormalWeb"/>
-      </w:pPr>
-      <w:r>
-        <w:t>Accessing nested elements:</w:t>
+        <w:t>0</w:t>
+      </w:r>
+      <w:r>
+        <w:rPr>
+          <w:rStyle w:val="HTMLCode"/>
+        </w:rPr>
+        <w:t xml:space="preserve">])   </w:t>
+      </w:r>
+      <w:r>
+        <w:rPr>
+          <w:rStyle w:val="hljs-comment"/>
+        </w:rPr>
+        <w:t># 2</w:t>
+      </w:r>
+    </w:p>
+    <w:p>
+      <w:r>
+        <w:pict w14:anchorId="3C79AAE7">
+          <v:rect id="_x0000_i1152" style="width:0;height:1.5pt" o:hralign="center" o:hrstd="t" o:hr="t" fillcolor="#a0a0a0" stroked="f"/>
+        </w:pict>
+      </w:r>
+    </w:p>
+    <w:p>
+      <w:pPr>
+        <w:pStyle w:val="Heading2"/>
+      </w:pPr>
+      <w:r>
+        <w:t>Iterating Over a Tuple</w:t>
       </w:r>
     </w:p>
     <w:p>
@@ -37889,6 +38655,44 @@
       </w:pPr>
       <w:r>
         <w:rPr>
+          <w:rStyle w:val="hljs-keyword"/>
+        </w:rPr>
+        <w:t>for</w:t>
+      </w:r>
+      <w:r>
+        <w:rPr>
+          <w:rStyle w:val="HTMLCode"/>
+        </w:rPr>
+        <w:t xml:space="preserve"> item </w:t>
+      </w:r>
+      <w:r>
+        <w:rPr>
+          <w:rStyle w:val="hljs-keyword"/>
+        </w:rPr>
+        <w:t>in</w:t>
+      </w:r>
+      <w:r>
+        <w:rPr>
+          <w:rStyle w:val="HTMLCode"/>
+        </w:rPr>
+        <w:t xml:space="preserve"> t:</w:t>
+      </w:r>
+    </w:p>
+    <w:p>
+      <w:pPr>
+        <w:pStyle w:val="HTMLPreformatted"/>
+        <w:rPr>
+          <w:rStyle w:val="HTMLCode"/>
+        </w:rPr>
+      </w:pPr>
+      <w:r>
+        <w:rPr>
+          <w:rStyle w:val="HTMLCode"/>
+        </w:rPr>
+        <w:t xml:space="preserve">    </w:t>
+      </w:r>
+      <w:r>
+        <w:rPr>
           <w:rStyle w:val="hljs-builtin"/>
         </w:rPr>
         <w:t>print</w:t>
@@ -37897,81 +38701,13 @@
         <w:rPr>
           <w:rStyle w:val="HTMLCode"/>
         </w:rPr>
-        <w:t>(nested[</w:t>
-      </w:r>
-      <w:r>
-        <w:rPr>
-          <w:rStyle w:val="hljs-number"/>
-        </w:rPr>
-        <w:t>1</w:t>
-      </w:r>
-      <w:r>
-        <w:rPr>
-          <w:rStyle w:val="HTMLCode"/>
-        </w:rPr>
-        <w:t xml:space="preserve">])      </w:t>
-      </w:r>
-      <w:r>
-        <w:rPr>
-          <w:rStyle w:val="hljs-comment"/>
-        </w:rPr>
-        <w:t># (2, 3)</w:t>
-      </w:r>
-    </w:p>
-    <w:p>
-      <w:pPr>
-        <w:pStyle w:val="HTMLPreformatted"/>
-        <w:rPr>
-          <w:rStyle w:val="HTMLCode"/>
-        </w:rPr>
-      </w:pPr>
-      <w:r>
-        <w:rPr>
-          <w:rStyle w:val="hljs-builtin"/>
-        </w:rPr>
-        <w:t>print</w:t>
-      </w:r>
-      <w:r>
-        <w:rPr>
-          <w:rStyle w:val="HTMLCode"/>
-        </w:rPr>
-        <w:t>(nested[</w:t>
-      </w:r>
-      <w:r>
-        <w:rPr>
-          <w:rStyle w:val="hljs-number"/>
-        </w:rPr>
-        <w:t>1</w:t>
-      </w:r>
-      <w:r>
-        <w:rPr>
-          <w:rStyle w:val="HTMLCode"/>
-        </w:rPr>
-        <w:t>][</w:t>
-      </w:r>
-      <w:r>
-        <w:rPr>
-          <w:rStyle w:val="hljs-number"/>
-        </w:rPr>
-        <w:t>0</w:t>
-      </w:r>
-      <w:r>
-        <w:rPr>
-          <w:rStyle w:val="HTMLCode"/>
-        </w:rPr>
-        <w:t xml:space="preserve">])   </w:t>
-      </w:r>
-      <w:r>
-        <w:rPr>
-          <w:rStyle w:val="hljs-comment"/>
-        </w:rPr>
-        <w:t># 2</w:t>
-      </w:r>
-    </w:p>
-    <w:p>
-      <w:r>
-        <w:pict w14:anchorId="3C79AAE7">
-          <v:rect id="_x0000_i1171" style="width:0;height:1.5pt" o:hralign="center" o:hrstd="t" o:hr="t" fillcolor="#a0a0a0" stroked="f"/>
+        <w:t>(item)</w:t>
+      </w:r>
+    </w:p>
+    <w:p>
+      <w:r>
+        <w:pict w14:anchorId="229E22FB">
+          <v:rect id="_x0000_i1153" style="width:0;height:1.5pt" o:hralign="center" o:hrstd="t" o:hr="t" fillcolor="#a0a0a0" stroked="f"/>
         </w:pict>
       </w:r>
     </w:p>
@@ -37980,80 +38716,6 @@
         <w:pStyle w:val="Heading2"/>
       </w:pPr>
       <w:r>
-        <w:t>Iterating Over a Tuple</w:t>
-      </w:r>
-    </w:p>
-    <w:p>
-      <w:pPr>
-        <w:pStyle w:val="HTMLPreformatted"/>
-        <w:rPr>
-          <w:rStyle w:val="HTMLCode"/>
-        </w:rPr>
-      </w:pPr>
-      <w:r>
-        <w:rPr>
-          <w:rStyle w:val="hljs-keyword"/>
-        </w:rPr>
-        <w:t>for</w:t>
-      </w:r>
-      <w:r>
-        <w:rPr>
-          <w:rStyle w:val="HTMLCode"/>
-        </w:rPr>
-        <w:t xml:space="preserve"> item </w:t>
-      </w:r>
-      <w:r>
-        <w:rPr>
-          <w:rStyle w:val="hljs-keyword"/>
-        </w:rPr>
-        <w:t>in</w:t>
-      </w:r>
-      <w:r>
-        <w:rPr>
-          <w:rStyle w:val="HTMLCode"/>
-        </w:rPr>
-        <w:t xml:space="preserve"> t:</w:t>
-      </w:r>
-    </w:p>
-    <w:p>
-      <w:pPr>
-        <w:pStyle w:val="HTMLPreformatted"/>
-        <w:rPr>
-          <w:rStyle w:val="HTMLCode"/>
-        </w:rPr>
-      </w:pPr>
-      <w:r>
-        <w:rPr>
-          <w:rStyle w:val="HTMLCode"/>
-        </w:rPr>
-        <w:t xml:space="preserve">    </w:t>
-      </w:r>
-      <w:r>
-        <w:rPr>
-          <w:rStyle w:val="hljs-builtin"/>
-        </w:rPr>
-        <w:t>print</w:t>
-      </w:r>
-      <w:r>
-        <w:rPr>
-          <w:rStyle w:val="HTMLCode"/>
-        </w:rPr>
-        <w:t>(item)</w:t>
-      </w:r>
-    </w:p>
-    <w:p>
-      <w:r>
-        <w:pict w14:anchorId="229E22FB">
-          <v:rect id="_x0000_i1172" style="width:0;height:1.5pt" o:hralign="center" o:hrstd="t" o:hr="t" fillcolor="#a0a0a0" stroked="f"/>
-        </w:pict>
-      </w:r>
-    </w:p>
-    <w:p>
-      <w:pPr>
-        <w:pStyle w:val="Heading2"/>
-      </w:pPr>
-      <w:r>
-        <w:lastRenderedPageBreak/>
         <w:t>Tuple Packing and Unpacking</w:t>
       </w:r>
     </w:p>
@@ -38128,7 +38790,7 @@
     <w:p>
       <w:r>
         <w:pict w14:anchorId="27B0C077">
-          <v:rect id="_x0000_i1173" style="width:0;height:1.5pt" o:hralign="center" o:hrstd="t" o:hr="t" fillcolor="#a0a0a0" stroked="f"/>
+          <v:rect id="_x0000_i1154" style="width:0;height:1.5pt" o:hralign="center" o:hrstd="t" o:hr="t" fillcolor="#a0a0a0" stroked="f"/>
         </w:pict>
       </w:r>
     </w:p>
@@ -38322,7 +38984,7 @@
     <w:p>
       <w:r>
         <w:pict w14:anchorId="42D4616F">
-          <v:rect id="_x0000_i1174" style="width:0;height:1.5pt" o:hralign="center" o:hrstd="t" o:hr="t" fillcolor="#a0a0a0" stroked="f"/>
+          <v:rect id="_x0000_i1155" style="width:0;height:1.5pt" o:hralign="center" o:hrstd="t" o:hr="t" fillcolor="#a0a0a0" stroked="f"/>
         </w:pict>
       </w:r>
     </w:p>
@@ -38463,13 +39125,6 @@
       </w:r>
     </w:p>
     <w:p>
-      <w:r>
-        <w:pict w14:anchorId="68AAAEBF">
-          <v:rect id="_x0000_i1175" style="width:0;height:1.5pt" o:hralign="center" o:hrstd="t" o:hr="t" fillcolor="#a0a0a0" stroked="f"/>
-        </w:pict>
-      </w:r>
-    </w:p>
-    <w:p>
       <w:pPr>
         <w:pStyle w:val="Heading3"/>
       </w:pPr>
@@ -38478,6 +39133,7 @@
           <w:rStyle w:val="HTMLCode"/>
           <w:rFonts w:eastAsiaTheme="majorEastAsia"/>
         </w:rPr>
+        <w:lastRenderedPageBreak/>
         <w:t xml:space="preserve">index() : </w:t>
       </w:r>
       <w:r>
@@ -38691,7 +39347,7 @@
     <w:p>
       <w:r>
         <w:pict w14:anchorId="783CB1A2">
-          <v:rect id="_x0000_i1176" style="width:0;height:1.5pt" o:hralign="center" o:hrstd="t" o:hr="t" fillcolor="#a0a0a0" stroked="f"/>
+          <v:rect id="_x0000_i1157" style="width:0;height:1.5pt" o:hralign="center" o:hrstd="t" o:hr="t" fillcolor="#a0a0a0" stroked="f"/>
         </w:pict>
       </w:r>
     </w:p>
@@ -38775,7 +39431,7 @@
     <w:p>
       <w:r>
         <w:pict w14:anchorId="4B779720">
-          <v:rect id="_x0000_i1177" style="width:0;height:1.5pt" o:hralign="center" o:hrstd="t" o:hr="t" fillcolor="#a0a0a0" stroked="f"/>
+          <v:rect id="_x0000_i1158" style="width:0;height:1.5pt" o:hralign="center" o:hrstd="t" o:hr="t" fillcolor="#a0a0a0" stroked="f"/>
         </w:pict>
       </w:r>
     </w:p>
@@ -38784,7 +39440,6 @@
         <w:pStyle w:val="Heading2"/>
       </w:pPr>
       <w:r>
-        <w:lastRenderedPageBreak/>
         <w:t>Creating Sets</w:t>
       </w:r>
     </w:p>
@@ -38999,7 +39654,7 @@
     <w:p>
       <w:r>
         <w:pict w14:anchorId="45ED8975">
-          <v:rect id="_x0000_i1178" style="width:0;height:1.5pt" o:hralign="center" o:hrstd="t" o:hr="t" fillcolor="#a0a0a0" stroked="f"/>
+          <v:rect id="_x0000_i1159" style="width:0;height:1.5pt" o:hralign="center" o:hrstd="t" o:hr="t" fillcolor="#a0a0a0" stroked="f"/>
         </w:pict>
       </w:r>
     </w:p>
@@ -39203,6 +39858,7 @@
         </w:rPr>
       </w:pPr>
       <w:r>
+        <w:lastRenderedPageBreak/>
         <w:t xml:space="preserve">Output: </w:t>
       </w:r>
       <w:r>
@@ -39251,7 +39907,7 @@
     <w:p>
       <w:r>
         <w:pict w14:anchorId="71F0E82F">
-          <v:rect id="_x0000_i1179" style="width:0;height:1.5pt" o:hralign="center" o:hrstd="t" o:hr="t" fillcolor="#a0a0a0" stroked="f"/>
+          <v:rect id="_x0000_i1160" style="width:0;height:1.5pt" o:hralign="center" o:hrstd="t" o:hr="t" fillcolor="#a0a0a0" stroked="f"/>
         </w:pict>
       </w:r>
     </w:p>
@@ -39323,7 +39979,7 @@
     <w:p>
       <w:r>
         <w:pict w14:anchorId="42084E42">
-          <v:rect id="_x0000_i1180" style="width:0;height:1.5pt" o:hralign="center" o:hrstd="t" o:hr="t" fillcolor="#a0a0a0" stroked="f"/>
+          <v:rect id="_x0000_i1161" style="width:0;height:1.5pt" o:hralign="center" o:hrstd="t" o:hr="t" fillcolor="#a0a0a0" stroked="f"/>
         </w:pict>
       </w:r>
     </w:p>
@@ -39404,7 +40060,7 @@
     <w:p>
       <w:r>
         <w:pict w14:anchorId="53AF0521">
-          <v:rect id="_x0000_i1181" style="width:0;height:1.5pt" o:hralign="center" o:hrstd="t" o:hr="t" fillcolor="#a0a0a0" stroked="f"/>
+          <v:rect id="_x0000_i1162" style="width:0;height:1.5pt" o:hralign="center" o:hrstd="t" o:hr="t" fillcolor="#a0a0a0" stroked="f"/>
         </w:pict>
       </w:r>
     </w:p>
@@ -39422,311 +40078,311 @@
         <w:pStyle w:val="Heading3"/>
       </w:pPr>
       <w:r>
+        <w:t>Adding Elements</w:t>
+      </w:r>
+    </w:p>
+    <w:p>
+      <w:pPr>
+        <w:pStyle w:val="Heading4"/>
+      </w:pPr>
+      <w:r>
+        <w:rPr>
+          <w:rStyle w:val="HTMLCode"/>
+          <w:rFonts w:eastAsiaTheme="majorEastAsia"/>
+        </w:rPr>
+        <w:t xml:space="preserve">add(): </w:t>
+      </w:r>
+      <w:r>
+        <w:t>Adds a single element.</w:t>
+      </w:r>
+    </w:p>
+    <w:p>
+      <w:pPr>
+        <w:pStyle w:val="HTMLPreformatted"/>
+        <w:rPr>
+          <w:rStyle w:val="HTMLCode"/>
+        </w:rPr>
+      </w:pPr>
+      <w:r>
+        <w:rPr>
+          <w:rStyle w:val="HTMLCode"/>
+        </w:rPr>
+        <w:t>s.add(</w:t>
+      </w:r>
+      <w:r>
+        <w:rPr>
+          <w:rStyle w:val="hljs-number"/>
+        </w:rPr>
+        <w:t>5</w:t>
+      </w:r>
+      <w:r>
+        <w:rPr>
+          <w:rStyle w:val="HTMLCode"/>
+        </w:rPr>
+        <w:t>)</w:t>
+      </w:r>
+    </w:p>
+    <w:p>
+      <w:r>
+        <w:pict w14:anchorId="3BF25667">
+          <v:rect id="_x0000_i1163" style="width:0;height:1.5pt" o:hralign="center" o:hrstd="t" o:hr="t" fillcolor="#a0a0a0" stroked="f"/>
+        </w:pict>
+      </w:r>
+    </w:p>
+    <w:p>
+      <w:pPr>
+        <w:pStyle w:val="Heading4"/>
+      </w:pPr>
+      <w:r>
+        <w:rPr>
+          <w:rStyle w:val="HTMLCode"/>
+          <w:rFonts w:eastAsiaTheme="majorEastAsia"/>
+        </w:rPr>
+        <w:t xml:space="preserve">update() : </w:t>
+      </w:r>
+      <w:r>
+        <w:t>Adds multiple elements.</w:t>
+      </w:r>
+    </w:p>
+    <w:p>
+      <w:pPr>
+        <w:pStyle w:val="HTMLPreformatted"/>
+        <w:rPr>
+          <w:rStyle w:val="HTMLCode"/>
+        </w:rPr>
+      </w:pPr>
+      <w:r>
+        <w:rPr>
+          <w:rStyle w:val="HTMLCode"/>
+        </w:rPr>
+        <w:t>s.update([</w:t>
+      </w:r>
+      <w:r>
+        <w:rPr>
+          <w:rStyle w:val="hljs-number"/>
+        </w:rPr>
+        <w:t>6</w:t>
+      </w:r>
+      <w:r>
+        <w:rPr>
+          <w:rStyle w:val="HTMLCode"/>
+        </w:rPr>
+        <w:t xml:space="preserve">, </w:t>
+      </w:r>
+      <w:r>
+        <w:rPr>
+          <w:rStyle w:val="hljs-number"/>
+        </w:rPr>
+        <w:t>7</w:t>
+      </w:r>
+      <w:r>
+        <w:rPr>
+          <w:rStyle w:val="HTMLCode"/>
+        </w:rPr>
+        <w:t xml:space="preserve">, </w:t>
+      </w:r>
+      <w:r>
+        <w:rPr>
+          <w:rStyle w:val="hljs-number"/>
+        </w:rPr>
+        <w:t>8</w:t>
+      </w:r>
+      <w:r>
+        <w:rPr>
+          <w:rStyle w:val="HTMLCode"/>
+        </w:rPr>
+        <w:t>])</w:t>
+      </w:r>
+    </w:p>
+    <w:p>
+      <w:r>
+        <w:pict w14:anchorId="5AE97F03">
+          <v:rect id="_x0000_i1164" style="width:0;height:1.5pt" o:hralign="center" o:hrstd="t" o:hr="t" fillcolor="#a0a0a0" stroked="f"/>
+        </w:pict>
+      </w:r>
+    </w:p>
+    <w:p>
+      <w:pPr>
+        <w:pStyle w:val="Heading3"/>
+      </w:pPr>
+      <w:r>
+        <w:t>Removing Elements</w:t>
+      </w:r>
+    </w:p>
+    <w:p>
+      <w:pPr>
+        <w:pStyle w:val="Heading4"/>
+      </w:pPr>
+      <w:r>
+        <w:rPr>
+          <w:rStyle w:val="HTMLCode"/>
+          <w:rFonts w:eastAsiaTheme="majorEastAsia"/>
+        </w:rPr>
+        <w:t xml:space="preserve">remove() </w:t>
+      </w:r>
+      <w:r>
+        <w:t>Removes an element (error if not found).</w:t>
+      </w:r>
+    </w:p>
+    <w:p>
+      <w:pPr>
+        <w:pStyle w:val="HTMLPreformatted"/>
+        <w:rPr>
+          <w:rStyle w:val="HTMLCode"/>
+        </w:rPr>
+      </w:pPr>
+      <w:r>
+        <w:rPr>
+          <w:rStyle w:val="HTMLCode"/>
+        </w:rPr>
+        <w:t>s.remove(</w:t>
+      </w:r>
+      <w:r>
+        <w:rPr>
+          <w:rStyle w:val="hljs-number"/>
+        </w:rPr>
+        <w:t>3</w:t>
+      </w:r>
+      <w:r>
+        <w:rPr>
+          <w:rStyle w:val="HTMLCode"/>
+        </w:rPr>
+        <w:t>)</w:t>
+      </w:r>
+    </w:p>
+    <w:p>
+      <w:r>
+        <w:pict w14:anchorId="4ABA8EE0">
+          <v:rect id="_x0000_i1165" style="width:0;height:1.5pt" o:hralign="center" o:hrstd="t" o:hr="t" fillcolor="#a0a0a0" stroked="f"/>
+        </w:pict>
+      </w:r>
+    </w:p>
+    <w:p>
+      <w:pPr>
+        <w:pStyle w:val="Heading4"/>
+      </w:pPr>
+      <w:r>
+        <w:rPr>
+          <w:rStyle w:val="HTMLCode"/>
+          <w:rFonts w:eastAsiaTheme="majorEastAsia"/>
+        </w:rPr>
+        <w:t xml:space="preserve">discard() </w:t>
+      </w:r>
+      <w:r>
+        <w:t>Removes element (no error if not found).</w:t>
+      </w:r>
+    </w:p>
+    <w:p>
+      <w:pPr>
+        <w:pStyle w:val="HTMLPreformatted"/>
+        <w:rPr>
+          <w:rStyle w:val="HTMLCode"/>
+        </w:rPr>
+      </w:pPr>
+      <w:r>
+        <w:rPr>
+          <w:rStyle w:val="HTMLCode"/>
+        </w:rPr>
+        <w:t>s.discard(</w:t>
+      </w:r>
+      <w:r>
+        <w:rPr>
+          <w:rStyle w:val="hljs-number"/>
+        </w:rPr>
+        <w:t>10</w:t>
+      </w:r>
+      <w:r>
+        <w:rPr>
+          <w:rStyle w:val="HTMLCode"/>
+        </w:rPr>
+        <w:t>)</w:t>
+      </w:r>
+    </w:p>
+    <w:p>
+      <w:r>
+        <w:pict w14:anchorId="7207F9B8">
+          <v:rect id="_x0000_i1166" style="width:0;height:1.5pt" o:hralign="center" o:hrstd="t" o:hr="t" fillcolor="#a0a0a0" stroked="f"/>
+        </w:pict>
+      </w:r>
+    </w:p>
+    <w:p>
+      <w:pPr>
+        <w:pStyle w:val="Heading4"/>
+      </w:pPr>
+      <w:r>
+        <w:rPr>
+          <w:rStyle w:val="HTMLCode"/>
+          <w:rFonts w:eastAsiaTheme="majorEastAsia"/>
+        </w:rPr>
+        <w:t xml:space="preserve">pop() </w:t>
+      </w:r>
+      <w:r>
+        <w:t>Removes a random element.</w:t>
+      </w:r>
+    </w:p>
+    <w:p>
+      <w:pPr>
+        <w:pStyle w:val="HTMLPreformatted"/>
+        <w:rPr>
+          <w:rStyle w:val="HTMLCode"/>
+        </w:rPr>
+      </w:pPr>
+      <w:r>
+        <w:rPr>
+          <w:rStyle w:val="HTMLCode"/>
+        </w:rPr>
+        <w:t>s.pop()</w:t>
+      </w:r>
+    </w:p>
+    <w:p>
+      <w:r>
+        <w:pict w14:anchorId="3703F996">
+          <v:rect id="_x0000_i1167" style="width:0;height:1.5pt" o:hralign="center" o:hrstd="t" o:hr="t" fillcolor="#a0a0a0" stroked="f"/>
+        </w:pict>
+      </w:r>
+    </w:p>
+    <w:p>
+      <w:pPr>
+        <w:pStyle w:val="Heading4"/>
+      </w:pPr>
+      <w:r>
+        <w:rPr>
+          <w:rStyle w:val="HTMLCode"/>
+          <w:rFonts w:eastAsiaTheme="majorEastAsia"/>
+        </w:rPr>
+        <w:t>clear()</w:t>
+      </w:r>
+      <w:r>
+        <w:t>Removes all elements.</w:t>
+      </w:r>
+    </w:p>
+    <w:p>
+      <w:pPr>
+        <w:pStyle w:val="HTMLPreformatted"/>
+        <w:rPr>
+          <w:rStyle w:val="HTMLCode"/>
+        </w:rPr>
+      </w:pPr>
+      <w:r>
+        <w:rPr>
+          <w:rStyle w:val="HTMLCode"/>
+        </w:rPr>
+        <w:t>s.clear()</w:t>
+      </w:r>
+    </w:p>
+    <w:p>
+      <w:r>
+        <w:pict w14:anchorId="2E8ABF24">
+          <v:rect id="_x0000_i1168" style="width:0;height:1.5pt" o:hralign="center" o:hrstd="t" o:hr="t" fillcolor="#a0a0a0" stroked="f"/>
+        </w:pict>
+      </w:r>
+    </w:p>
+    <w:p>
+      <w:pPr>
+        <w:pStyle w:val="Heading2"/>
+      </w:pPr>
+      <w:r>
         <w:lastRenderedPageBreak/>
-        <w:t>Adding Elements</w:t>
-      </w:r>
-    </w:p>
-    <w:p>
-      <w:pPr>
-        <w:pStyle w:val="Heading4"/>
-      </w:pPr>
-      <w:r>
-        <w:rPr>
-          <w:rStyle w:val="HTMLCode"/>
-          <w:rFonts w:eastAsiaTheme="majorEastAsia"/>
-        </w:rPr>
-        <w:t xml:space="preserve">add(): </w:t>
-      </w:r>
-      <w:r>
-        <w:t>Adds a single element.</w:t>
-      </w:r>
-    </w:p>
-    <w:p>
-      <w:pPr>
-        <w:pStyle w:val="HTMLPreformatted"/>
-        <w:rPr>
-          <w:rStyle w:val="HTMLCode"/>
-        </w:rPr>
-      </w:pPr>
-      <w:r>
-        <w:rPr>
-          <w:rStyle w:val="HTMLCode"/>
-        </w:rPr>
-        <w:t>s.add(</w:t>
-      </w:r>
-      <w:r>
-        <w:rPr>
-          <w:rStyle w:val="hljs-number"/>
-        </w:rPr>
-        <w:t>5</w:t>
-      </w:r>
-      <w:r>
-        <w:rPr>
-          <w:rStyle w:val="HTMLCode"/>
-        </w:rPr>
-        <w:t>)</w:t>
-      </w:r>
-    </w:p>
-    <w:p>
-      <w:r>
-        <w:pict w14:anchorId="3BF25667">
-          <v:rect id="_x0000_i1182" style="width:0;height:1.5pt" o:hralign="center" o:hrstd="t" o:hr="t" fillcolor="#a0a0a0" stroked="f"/>
-        </w:pict>
-      </w:r>
-    </w:p>
-    <w:p>
-      <w:pPr>
-        <w:pStyle w:val="Heading4"/>
-      </w:pPr>
-      <w:r>
-        <w:rPr>
-          <w:rStyle w:val="HTMLCode"/>
-          <w:rFonts w:eastAsiaTheme="majorEastAsia"/>
-        </w:rPr>
-        <w:t xml:space="preserve">update() : </w:t>
-      </w:r>
-      <w:r>
-        <w:t>Adds multiple elements.</w:t>
-      </w:r>
-    </w:p>
-    <w:p>
-      <w:pPr>
-        <w:pStyle w:val="HTMLPreformatted"/>
-        <w:rPr>
-          <w:rStyle w:val="HTMLCode"/>
-        </w:rPr>
-      </w:pPr>
-      <w:r>
-        <w:rPr>
-          <w:rStyle w:val="HTMLCode"/>
-        </w:rPr>
-        <w:t>s.update([</w:t>
-      </w:r>
-      <w:r>
-        <w:rPr>
-          <w:rStyle w:val="hljs-number"/>
-        </w:rPr>
-        <w:t>6</w:t>
-      </w:r>
-      <w:r>
-        <w:rPr>
-          <w:rStyle w:val="HTMLCode"/>
-        </w:rPr>
-        <w:t xml:space="preserve">, </w:t>
-      </w:r>
-      <w:r>
-        <w:rPr>
-          <w:rStyle w:val="hljs-number"/>
-        </w:rPr>
-        <w:t>7</w:t>
-      </w:r>
-      <w:r>
-        <w:rPr>
-          <w:rStyle w:val="HTMLCode"/>
-        </w:rPr>
-        <w:t xml:space="preserve">, </w:t>
-      </w:r>
-      <w:r>
-        <w:rPr>
-          <w:rStyle w:val="hljs-number"/>
-        </w:rPr>
-        <w:t>8</w:t>
-      </w:r>
-      <w:r>
-        <w:rPr>
-          <w:rStyle w:val="HTMLCode"/>
-        </w:rPr>
-        <w:t>])</w:t>
-      </w:r>
-    </w:p>
-    <w:p>
-      <w:r>
-        <w:pict w14:anchorId="5AE97F03">
-          <v:rect id="_x0000_i1183" style="width:0;height:1.5pt" o:hralign="center" o:hrstd="t" o:hr="t" fillcolor="#a0a0a0" stroked="f"/>
-        </w:pict>
-      </w:r>
-    </w:p>
-    <w:p>
-      <w:pPr>
-        <w:pStyle w:val="Heading3"/>
-      </w:pPr>
-      <w:r>
-        <w:t>Removing Elements</w:t>
-      </w:r>
-    </w:p>
-    <w:p>
-      <w:pPr>
-        <w:pStyle w:val="Heading4"/>
-      </w:pPr>
-      <w:r>
-        <w:rPr>
-          <w:rStyle w:val="HTMLCode"/>
-          <w:rFonts w:eastAsiaTheme="majorEastAsia"/>
-        </w:rPr>
-        <w:t xml:space="preserve">remove() </w:t>
-      </w:r>
-      <w:r>
-        <w:t>Removes an element (error if not found).</w:t>
-      </w:r>
-    </w:p>
-    <w:p>
-      <w:pPr>
-        <w:pStyle w:val="HTMLPreformatted"/>
-        <w:rPr>
-          <w:rStyle w:val="HTMLCode"/>
-        </w:rPr>
-      </w:pPr>
-      <w:r>
-        <w:rPr>
-          <w:rStyle w:val="HTMLCode"/>
-        </w:rPr>
-        <w:t>s.remove(</w:t>
-      </w:r>
-      <w:r>
-        <w:rPr>
-          <w:rStyle w:val="hljs-number"/>
-        </w:rPr>
-        <w:t>3</w:t>
-      </w:r>
-      <w:r>
-        <w:rPr>
-          <w:rStyle w:val="HTMLCode"/>
-        </w:rPr>
-        <w:t>)</w:t>
-      </w:r>
-    </w:p>
-    <w:p>
-      <w:r>
-        <w:pict w14:anchorId="4ABA8EE0">
-          <v:rect id="_x0000_i1184" style="width:0;height:1.5pt" o:hralign="center" o:hrstd="t" o:hr="t" fillcolor="#a0a0a0" stroked="f"/>
-        </w:pict>
-      </w:r>
-    </w:p>
-    <w:p>
-      <w:pPr>
-        <w:pStyle w:val="Heading4"/>
-      </w:pPr>
-      <w:r>
-        <w:rPr>
-          <w:rStyle w:val="HTMLCode"/>
-          <w:rFonts w:eastAsiaTheme="majorEastAsia"/>
-        </w:rPr>
-        <w:t xml:space="preserve">discard() </w:t>
-      </w:r>
-      <w:r>
-        <w:t>Removes element (no error if not found).</w:t>
-      </w:r>
-    </w:p>
-    <w:p>
-      <w:pPr>
-        <w:pStyle w:val="HTMLPreformatted"/>
-        <w:rPr>
-          <w:rStyle w:val="HTMLCode"/>
-        </w:rPr>
-      </w:pPr>
-      <w:r>
-        <w:rPr>
-          <w:rStyle w:val="HTMLCode"/>
-        </w:rPr>
-        <w:t>s.discard(</w:t>
-      </w:r>
-      <w:r>
-        <w:rPr>
-          <w:rStyle w:val="hljs-number"/>
-        </w:rPr>
-        <w:t>10</w:t>
-      </w:r>
-      <w:r>
-        <w:rPr>
-          <w:rStyle w:val="HTMLCode"/>
-        </w:rPr>
-        <w:t>)</w:t>
-      </w:r>
-    </w:p>
-    <w:p>
-      <w:r>
-        <w:pict w14:anchorId="7207F9B8">
-          <v:rect id="_x0000_i1185" style="width:0;height:1.5pt" o:hralign="center" o:hrstd="t" o:hr="t" fillcolor="#a0a0a0" stroked="f"/>
-        </w:pict>
-      </w:r>
-    </w:p>
-    <w:p>
-      <w:pPr>
-        <w:pStyle w:val="Heading4"/>
-      </w:pPr>
-      <w:r>
-        <w:rPr>
-          <w:rStyle w:val="HTMLCode"/>
-          <w:rFonts w:eastAsiaTheme="majorEastAsia"/>
-        </w:rPr>
-        <w:t xml:space="preserve">pop() </w:t>
-      </w:r>
-      <w:r>
-        <w:t>Removes a random element.</w:t>
-      </w:r>
-    </w:p>
-    <w:p>
-      <w:pPr>
-        <w:pStyle w:val="HTMLPreformatted"/>
-        <w:rPr>
-          <w:rStyle w:val="HTMLCode"/>
-        </w:rPr>
-      </w:pPr>
-      <w:r>
-        <w:rPr>
-          <w:rStyle w:val="HTMLCode"/>
-        </w:rPr>
-        <w:t>s.pop()</w:t>
-      </w:r>
-    </w:p>
-    <w:p>
-      <w:r>
-        <w:pict w14:anchorId="3703F996">
-          <v:rect id="_x0000_i1186" style="width:0;height:1.5pt" o:hralign="center" o:hrstd="t" o:hr="t" fillcolor="#a0a0a0" stroked="f"/>
-        </w:pict>
-      </w:r>
-    </w:p>
-    <w:p>
-      <w:pPr>
-        <w:pStyle w:val="Heading4"/>
-      </w:pPr>
-      <w:r>
-        <w:rPr>
-          <w:rStyle w:val="HTMLCode"/>
-          <w:rFonts w:eastAsiaTheme="majorEastAsia"/>
-        </w:rPr>
-        <w:t>clear()</w:t>
-      </w:r>
-      <w:r>
-        <w:t>Removes all elements.</w:t>
-      </w:r>
-    </w:p>
-    <w:p>
-      <w:pPr>
-        <w:pStyle w:val="HTMLPreformatted"/>
-        <w:rPr>
-          <w:rStyle w:val="HTMLCode"/>
-        </w:rPr>
-      </w:pPr>
-      <w:r>
-        <w:rPr>
-          <w:rStyle w:val="HTMLCode"/>
-        </w:rPr>
-        <w:t>s.clear()</w:t>
-      </w:r>
-    </w:p>
-    <w:p>
-      <w:r>
-        <w:pict w14:anchorId="2E8ABF24">
-          <v:rect id="_x0000_i1187" style="width:0;height:1.5pt" o:hralign="center" o:hrstd="t" o:hr="t" fillcolor="#a0a0a0" stroked="f"/>
-        </w:pict>
-      </w:r>
-    </w:p>
-    <w:p>
-      <w:pPr>
-        <w:pStyle w:val="Heading2"/>
-      </w:pPr>
-      <w:r>
         <w:t>What Are Set Operations?</w:t>
       </w:r>
     </w:p>
@@ -39769,7 +40425,7 @@
     <w:p>
       <w:r>
         <w:pict w14:anchorId="418742DA">
-          <v:rect id="_x0000_i1188" style="width:0;height:1.5pt" o:hralign="center" o:hrstd="t" o:hr="t" fillcolor="#a0a0a0" stroked="f"/>
+          <v:rect id="_x0000_i1169" style="width:0;height:1.5pt" o:hralign="center" o:hrstd="t" o:hr="t" fillcolor="#a0a0a0" stroked="f"/>
         </w:pict>
       </w:r>
     </w:p>
@@ -40093,7 +40749,7 @@
     <w:p>
       <w:r>
         <w:pict w14:anchorId="7D1C7717">
-          <v:rect id="_x0000_i1189" style="width:0;height:1.5pt" o:hralign="center" o:hrstd="t" o:hr="t" fillcolor="#a0a0a0" stroked="f"/>
+          <v:rect id="_x0000_i1170" style="width:0;height:1.5pt" o:hralign="center" o:hrstd="t" o:hr="t" fillcolor="#a0a0a0" stroked="f"/>
         </w:pict>
       </w:r>
     </w:p>
@@ -40204,7 +40860,6 @@
         <w:rPr>
           <w:rStyle w:val="hljs-builtin"/>
         </w:rPr>
-        <w:lastRenderedPageBreak/>
         <w:t>print</w:t>
       </w:r>
       <w:r>
@@ -40253,7 +40908,7 @@
     <w:p>
       <w:r>
         <w:pict w14:anchorId="48119BA6">
-          <v:rect id="_x0000_i1190" style="width:0;height:1.5pt" o:hralign="center" o:hrstd="t" o:hr="t" fillcolor="#a0a0a0" stroked="f"/>
+          <v:rect id="_x0000_i1171" style="width:0;height:1.5pt" o:hralign="center" o:hrstd="t" o:hr="t" fillcolor="#a0a0a0" stroked="f"/>
         </w:pict>
       </w:r>
     </w:p>
@@ -40364,21 +41019,7 @@
         <w:rPr>
           <w:rStyle w:val="HTMLCode"/>
         </w:rPr>
-        <w:t>(</w:t>
-      </w:r>
-      <w:proofErr w:type="spellStart"/>
-      <w:r>
-        <w:rPr>
-          <w:rStyle w:val="HTMLCode"/>
-        </w:rPr>
-        <w:t>A.difference</w:t>
-      </w:r>
-      <w:proofErr w:type="spellEnd"/>
-      <w:r>
-        <w:rPr>
-          <w:rStyle w:val="HTMLCode"/>
-        </w:rPr>
-        <w:t>(B))</w:t>
+        <w:t>(A.difference(B))</w:t>
       </w:r>
     </w:p>
     <w:p>
@@ -40433,7 +41074,7 @@
     <w:p>
       <w:r>
         <w:pict w14:anchorId="668D1787">
-          <v:rect id="_x0000_i1191" style="width:0;height:1.5pt" o:hralign="center" o:hrstd="t" o:hr="t" fillcolor="#a0a0a0" stroked="f"/>
+          <v:rect id="_x0000_i1172" style="width:0;height:1.5pt" o:hralign="center" o:hrstd="t" o:hr="t" fillcolor="#a0a0a0" stroked="f"/>
         </w:pict>
       </w:r>
     </w:p>
@@ -40454,21 +41095,12 @@
       <w:r>
         <w:t xml:space="preserve"> or </w:t>
       </w:r>
-      <w:proofErr w:type="spellStart"/>
       <w:r>
         <w:rPr>
           <w:rStyle w:val="HTMLCode"/>
           <w:rFonts w:eastAsiaTheme="majorEastAsia"/>
         </w:rPr>
-        <w:t>symmetric_difference</w:t>
-      </w:r>
-      <w:proofErr w:type="spellEnd"/>
-      <w:r>
-        <w:rPr>
-          <w:rStyle w:val="HTMLCode"/>
-          <w:rFonts w:eastAsiaTheme="majorEastAsia"/>
-        </w:rPr>
-        <w:t>()</w:t>
+        <w:t>symmetric_difference()</w:t>
       </w:r>
       <w:r>
         <w:t>)</w:t>
@@ -40513,6 +41145,12 @@
         </w:rPr>
         <w:t>.</w:t>
       </w:r>
+      <w:r>
+        <w:rPr>
+          <w:color w:val="000000" w:themeColor="text1"/>
+        </w:rPr>
+        <w:t xml:space="preserve"> ( ! intersection)</w:t>
+      </w:r>
     </w:p>
     <w:p>
       <w:pPr>
@@ -40559,21 +41197,7 @@
         <w:rPr>
           <w:rStyle w:val="HTMLCode"/>
         </w:rPr>
-        <w:t>(</w:t>
-      </w:r>
-      <w:proofErr w:type="spellStart"/>
-      <w:r>
-        <w:rPr>
-          <w:rStyle w:val="HTMLCode"/>
-        </w:rPr>
-        <w:t>A.symmetric_difference</w:t>
-      </w:r>
-      <w:proofErr w:type="spellEnd"/>
-      <w:r>
-        <w:rPr>
-          <w:rStyle w:val="HTMLCode"/>
-        </w:rPr>
-        <w:t>(B))</w:t>
+        <w:t>(A.symmetric_difference(B))</w:t>
       </w:r>
     </w:p>
     <w:p>
@@ -40653,8 +41277,9 @@
     </w:p>
     <w:p>
       <w:r>
+        <w:lastRenderedPageBreak/>
         <w:pict w14:anchorId="4DCC8948">
-          <v:rect id="_x0000_i1192" style="width:0;height:1.5pt" o:hralign="center" o:hrstd="t" o:hr="t" fillcolor="#a0a0a0" stroked="f"/>
+          <v:rect id="_x0000_i1173" style="width:0;height:1.5pt" o:hralign="center" o:hrstd="t" o:hr="t" fillcolor="#a0a0a0" stroked="f"/>
         </w:pict>
       </w:r>
     </w:p>
@@ -40665,21 +41290,12 @@
       <w:r>
         <w:t>5. Subset (</w:t>
       </w:r>
-      <w:proofErr w:type="spellStart"/>
       <w:r>
         <w:rPr>
           <w:rStyle w:val="HTMLCode"/>
           <w:rFonts w:eastAsiaTheme="majorEastAsia"/>
         </w:rPr>
-        <w:t>issubset</w:t>
-      </w:r>
-      <w:proofErr w:type="spellEnd"/>
-      <w:r>
-        <w:rPr>
-          <w:rStyle w:val="HTMLCode"/>
-          <w:rFonts w:eastAsiaTheme="majorEastAsia"/>
-        </w:rPr>
-        <w:t>()</w:t>
+        <w:t>issubset()</w:t>
       </w:r>
       <w:r>
         <w:t>)</w:t>
@@ -40790,21 +41406,7 @@
         <w:rPr>
           <w:rStyle w:val="HTMLCode"/>
         </w:rPr>
-        <w:t>(</w:t>
-      </w:r>
-      <w:proofErr w:type="spellStart"/>
-      <w:r>
-        <w:rPr>
-          <w:rStyle w:val="HTMLCode"/>
-        </w:rPr>
-        <w:t>C.issubset</w:t>
-      </w:r>
-      <w:proofErr w:type="spellEnd"/>
-      <w:r>
-        <w:rPr>
-          <w:rStyle w:val="HTMLCode"/>
-        </w:rPr>
-        <w:t>(A))</w:t>
+        <w:t>(C.issubset(A))</w:t>
       </w:r>
     </w:p>
     <w:p>
@@ -40830,7 +41432,7 @@
     <w:p>
       <w:r>
         <w:pict w14:anchorId="3ABB76EF">
-          <v:rect id="_x0000_i1193" style="width:0;height:1.5pt" o:hralign="center" o:hrstd="t" o:hr="t" fillcolor="#a0a0a0" stroked="f"/>
+          <v:rect id="_x0000_i1174" style="width:0;height:1.5pt" o:hralign="center" o:hrstd="t" o:hr="t" fillcolor="#a0a0a0" stroked="f"/>
         </w:pict>
       </w:r>
     </w:p>
@@ -40841,21 +41443,12 @@
       <w:r>
         <w:t>6. Superset (</w:t>
       </w:r>
-      <w:proofErr w:type="spellStart"/>
       <w:r>
         <w:rPr>
           <w:rStyle w:val="HTMLCode"/>
           <w:rFonts w:eastAsiaTheme="majorEastAsia"/>
         </w:rPr>
-        <w:t>issuperset</w:t>
-      </w:r>
-      <w:proofErr w:type="spellEnd"/>
-      <w:r>
-        <w:rPr>
-          <w:rStyle w:val="HTMLCode"/>
-          <w:rFonts w:eastAsiaTheme="majorEastAsia"/>
-        </w:rPr>
-        <w:t>()</w:t>
+        <w:t>issuperset()</w:t>
       </w:r>
       <w:r>
         <w:t>)</w:t>
@@ -40903,21 +41496,7 @@
         <w:rPr>
           <w:rStyle w:val="HTMLCode"/>
         </w:rPr>
-        <w:t>(</w:t>
-      </w:r>
-      <w:proofErr w:type="spellStart"/>
-      <w:r>
-        <w:rPr>
-          <w:rStyle w:val="HTMLCode"/>
-        </w:rPr>
-        <w:t>A.issuperset</w:t>
-      </w:r>
-      <w:proofErr w:type="spellEnd"/>
-      <w:r>
-        <w:rPr>
-          <w:rStyle w:val="HTMLCode"/>
-        </w:rPr>
-        <w:t>(C))</w:t>
+        <w:t>(A.issuperset(C))</w:t>
       </w:r>
     </w:p>
     <w:p>
@@ -40943,7 +41522,7 @@
     <w:p>
       <w:r>
         <w:pict w14:anchorId="44CE7841">
-          <v:rect id="_x0000_i1194" style="width:0;height:1.5pt" o:hralign="center" o:hrstd="t" o:hr="t" fillcolor="#a0a0a0" stroked="f"/>
+          <v:rect id="_x0000_i1175" style="width:0;height:1.5pt" o:hralign="center" o:hrstd="t" o:hr="t" fillcolor="#a0a0a0" stroked="f"/>
         </w:pict>
       </w:r>
     </w:p>
@@ -40954,21 +41533,12 @@
       <w:r>
         <w:t>7. Disjoint Sets (</w:t>
       </w:r>
-      <w:proofErr w:type="spellStart"/>
       <w:r>
         <w:rPr>
           <w:rStyle w:val="HTMLCode"/>
           <w:rFonts w:eastAsiaTheme="majorEastAsia"/>
         </w:rPr>
-        <w:t>isdisjoint</w:t>
-      </w:r>
-      <w:proofErr w:type="spellEnd"/>
-      <w:r>
-        <w:rPr>
-          <w:rStyle w:val="HTMLCode"/>
-          <w:rFonts w:eastAsiaTheme="majorEastAsia"/>
-        </w:rPr>
-        <w:t>()</w:t>
+        <w:t>isdisjoint()</w:t>
       </w:r>
       <w:r>
         <w:t>)</w:t>
@@ -41050,28 +41620,13 @@
         <w:rPr>
           <w:rStyle w:val="hljs-builtin"/>
         </w:rPr>
-        <w:lastRenderedPageBreak/>
         <w:t>print</w:t>
       </w:r>
       <w:r>
         <w:rPr>
           <w:rStyle w:val="HTMLCode"/>
         </w:rPr>
-        <w:t>(</w:t>
-      </w:r>
-      <w:proofErr w:type="spellStart"/>
-      <w:r>
-        <w:rPr>
-          <w:rStyle w:val="HTMLCode"/>
-        </w:rPr>
-        <w:t>A.isdisjoint</w:t>
-      </w:r>
-      <w:proofErr w:type="spellEnd"/>
-      <w:r>
-        <w:rPr>
-          <w:rStyle w:val="HTMLCode"/>
-        </w:rPr>
-        <w:t>(D))</w:t>
+        <w:t>(A.isdisjoint(D))</w:t>
       </w:r>
     </w:p>
     <w:p>
@@ -41097,7 +41652,7 @@
     <w:p>
       <w:r>
         <w:pict w14:anchorId="3FE82FC1">
-          <v:rect id="_x0000_i1195" style="width:0;height:1.5pt" o:hralign="center" o:hrstd="t" o:hr="t" fillcolor="#a0a0a0" stroked="f"/>
+          <v:rect id="_x0000_i1176" style="width:0;height:1.5pt" o:hralign="center" o:hrstd="t" o:hr="t" fillcolor="#a0a0a0" stroked="f"/>
         </w:pict>
       </w:r>
     </w:p>
@@ -41393,21 +41948,12 @@
             <w:pPr>
               <w:cnfStyle w:val="000000000000" w:firstRow="0" w:lastRow="0" w:firstColumn="0" w:lastColumn="0" w:oddVBand="0" w:evenVBand="0" w:oddHBand="0" w:evenHBand="0" w:firstRowFirstColumn="0" w:firstRowLastColumn="0" w:lastRowFirstColumn="0" w:lastRowLastColumn="0"/>
             </w:pPr>
-            <w:proofErr w:type="spellStart"/>
             <w:r>
               <w:rPr>
                 <w:rStyle w:val="HTMLCode"/>
                 <w:rFonts w:eastAsiaTheme="minorHAnsi"/>
               </w:rPr>
-              <w:t>symmetric_difference</w:t>
-            </w:r>
-            <w:proofErr w:type="spellEnd"/>
-            <w:r>
-              <w:rPr>
-                <w:rStyle w:val="HTMLCode"/>
-                <w:rFonts w:eastAsiaTheme="minorHAnsi"/>
-              </w:rPr>
-              <w:t>()</w:t>
+              <w:t>symmetric_difference()</w:t>
             </w:r>
           </w:p>
         </w:tc>
@@ -41452,21 +41998,12 @@
             <w:pPr>
               <w:cnfStyle w:val="000000100000" w:firstRow="0" w:lastRow="0" w:firstColumn="0" w:lastColumn="0" w:oddVBand="0" w:evenVBand="0" w:oddHBand="1" w:evenHBand="0" w:firstRowFirstColumn="0" w:firstRowLastColumn="0" w:lastRowFirstColumn="0" w:lastRowLastColumn="0"/>
             </w:pPr>
-            <w:proofErr w:type="spellStart"/>
             <w:r>
               <w:rPr>
                 <w:rStyle w:val="HTMLCode"/>
                 <w:rFonts w:eastAsiaTheme="minorHAnsi"/>
               </w:rPr>
-              <w:t>issubset</w:t>
-            </w:r>
-            <w:proofErr w:type="spellEnd"/>
-            <w:r>
-              <w:rPr>
-                <w:rStyle w:val="HTMLCode"/>
-                <w:rFonts w:eastAsiaTheme="minorHAnsi"/>
-              </w:rPr>
-              <w:t>()</w:t>
+              <w:t>issubset()</w:t>
             </w:r>
           </w:p>
         </w:tc>
@@ -41510,21 +42047,12 @@
             <w:pPr>
               <w:cnfStyle w:val="000000000000" w:firstRow="0" w:lastRow="0" w:firstColumn="0" w:lastColumn="0" w:oddVBand="0" w:evenVBand="0" w:oddHBand="0" w:evenHBand="0" w:firstRowFirstColumn="0" w:firstRowLastColumn="0" w:lastRowFirstColumn="0" w:lastRowLastColumn="0"/>
             </w:pPr>
-            <w:proofErr w:type="spellStart"/>
             <w:r>
               <w:rPr>
                 <w:rStyle w:val="HTMLCode"/>
                 <w:rFonts w:eastAsiaTheme="minorHAnsi"/>
               </w:rPr>
-              <w:t>issuperset</w:t>
-            </w:r>
-            <w:proofErr w:type="spellEnd"/>
-            <w:r>
-              <w:rPr>
-                <w:rStyle w:val="HTMLCode"/>
-                <w:rFonts w:eastAsiaTheme="minorHAnsi"/>
-              </w:rPr>
-              <w:t>()</w:t>
+              <w:t>issuperset()</w:t>
             </w:r>
           </w:p>
         </w:tc>
@@ -41569,21 +42097,12 @@
             <w:pPr>
               <w:cnfStyle w:val="000000100000" w:firstRow="0" w:lastRow="0" w:firstColumn="0" w:lastColumn="0" w:oddVBand="0" w:evenVBand="0" w:oddHBand="1" w:evenHBand="0" w:firstRowFirstColumn="0" w:firstRowLastColumn="0" w:lastRowFirstColumn="0" w:lastRowLastColumn="0"/>
             </w:pPr>
-            <w:proofErr w:type="spellStart"/>
             <w:r>
               <w:rPr>
                 <w:rStyle w:val="HTMLCode"/>
                 <w:rFonts w:eastAsiaTheme="minorHAnsi"/>
               </w:rPr>
-              <w:t>isdisjoint</w:t>
-            </w:r>
-            <w:proofErr w:type="spellEnd"/>
-            <w:r>
-              <w:rPr>
-                <w:rStyle w:val="HTMLCode"/>
-                <w:rFonts w:eastAsiaTheme="minorHAnsi"/>
-              </w:rPr>
-              <w:t>()</w:t>
+              <w:t>isdisjoint()</w:t>
             </w:r>
           </w:p>
         </w:tc>
@@ -41742,6 +42261,7 @@
           <w:sz w:val="32"/>
           <w:szCs w:val="32"/>
         </w:rPr>
+        <w:lastRenderedPageBreak/>
         <w:t>Dictionary in Python</w:t>
       </w:r>
     </w:p>
@@ -42007,7 +42527,7 @@
     <w:p>
       <w:r>
         <w:pict w14:anchorId="0D8E4CB8">
-          <v:rect id="_x0000_i1196" style="width:0;height:1.5pt" o:hralign="center" o:hrstd="t" o:hr="t" fillcolor="#a0a0a0" stroked="f"/>
+          <v:rect id="_x0000_i1177" style="width:0;height:1.5pt" o:hralign="center" o:hrstd="t" o:hr="t" fillcolor="#a0a0a0" stroked="f"/>
         </w:pict>
       </w:r>
     </w:p>
@@ -42096,9 +42616,8 @@
     </w:p>
     <w:p>
       <w:r>
-        <w:lastRenderedPageBreak/>
         <w:pict w14:anchorId="2721E911">
-          <v:rect id="_x0000_i1197" style="width:0;height:1.5pt" o:hralign="center" o:hrstd="t" o:hr="t" fillcolor="#a0a0a0" stroked="f"/>
+          <v:rect id="_x0000_i1178" style="width:0;height:1.5pt" o:hralign="center" o:hrstd="t" o:hr="t" fillcolor="#a0a0a0" stroked="f"/>
         </w:pict>
       </w:r>
     </w:p>
@@ -42187,47 +42706,36 @@
       <w:r>
         <w:t xml:space="preserve">Using </w:t>
       </w:r>
-      <w:proofErr w:type="spellStart"/>
       <w:r>
         <w:rPr>
           <w:rStyle w:val="HTMLCode"/>
           <w:rFonts w:eastAsiaTheme="majorEastAsia"/>
         </w:rPr>
+        <w:t>dict()</w:t>
+      </w:r>
+      <w:r>
+        <w:t xml:space="preserve"> Function</w:t>
+      </w:r>
+    </w:p>
+    <w:p>
+      <w:pPr>
+        <w:pStyle w:val="HTMLPreformatted"/>
+        <w:rPr>
+          <w:rStyle w:val="HTMLCode"/>
+        </w:rPr>
+      </w:pPr>
+      <w:r>
+        <w:rPr>
+          <w:rStyle w:val="HTMLCode"/>
+        </w:rPr>
+        <w:t xml:space="preserve">person = </w:t>
+      </w:r>
+      <w:r>
+        <w:rPr>
+          <w:rStyle w:val="hljs-builtin"/>
+        </w:rPr>
         <w:t>dict</w:t>
       </w:r>
-      <w:proofErr w:type="spellEnd"/>
-      <w:r>
-        <w:rPr>
-          <w:rStyle w:val="HTMLCode"/>
-          <w:rFonts w:eastAsiaTheme="majorEastAsia"/>
-        </w:rPr>
-        <w:t>()</w:t>
-      </w:r>
-      <w:r>
-        <w:t xml:space="preserve"> Function</w:t>
-      </w:r>
-    </w:p>
-    <w:p>
-      <w:pPr>
-        <w:pStyle w:val="HTMLPreformatted"/>
-        <w:rPr>
-          <w:rStyle w:val="HTMLCode"/>
-        </w:rPr>
-      </w:pPr>
-      <w:r>
-        <w:rPr>
-          <w:rStyle w:val="HTMLCode"/>
-        </w:rPr>
-        <w:t xml:space="preserve">person = </w:t>
-      </w:r>
-      <w:proofErr w:type="spellStart"/>
-      <w:r>
-        <w:rPr>
-          <w:rStyle w:val="hljs-builtin"/>
-        </w:rPr>
-        <w:t>dict</w:t>
-      </w:r>
-      <w:proofErr w:type="spellEnd"/>
       <w:r>
         <w:rPr>
           <w:rStyle w:val="HTMLCode"/>
@@ -42412,6 +42920,7 @@
         <w:pStyle w:val="NormalWeb"/>
       </w:pPr>
       <w:r>
+        <w:lastRenderedPageBreak/>
         <w:t>Example:</w:t>
       </w:r>
     </w:p>
@@ -42474,7 +42983,7 @@
     <w:p>
       <w:r>
         <w:pict w14:anchorId="4D75036A">
-          <v:rect id="_x0000_i1198" style="width:0;height:1.5pt" o:hralign="center" o:hrstd="t" o:hr="t" fillcolor="#a0a0a0" stroked="f"/>
+          <v:rect id="_x0000_i1179" style="width:0;height:1.5pt" o:hralign="center" o:hrstd="t" o:hr="t" fillcolor="#a0a0a0" stroked="f"/>
         </w:pict>
       </w:r>
     </w:p>
@@ -42557,7 +43066,7 @@
           <w:szCs w:val="20"/>
         </w:rPr>
         <w:pict w14:anchorId="1D10E974">
-          <v:rect id="_x0000_i1199" style="width:0;height:1.5pt" o:hralign="center" o:hrstd="t" o:hr="t" fillcolor="#a0a0a0" stroked="f"/>
+          <v:rect id="_x0000_i1180" style="width:0;height:1.5pt" o:hralign="center" o:hrstd="t" o:hr="t" fillcolor="#a0a0a0" stroked="f"/>
         </w:pict>
       </w:r>
     </w:p>
@@ -42596,21 +43105,7 @@
         <w:rPr>
           <w:rStyle w:val="HTMLCode"/>
         </w:rPr>
-        <w:t>(</w:t>
-      </w:r>
-      <w:proofErr w:type="spellStart"/>
-      <w:r>
-        <w:rPr>
-          <w:rStyle w:val="HTMLCode"/>
-        </w:rPr>
-        <w:t>student.get</w:t>
-      </w:r>
-      <w:proofErr w:type="spellEnd"/>
-      <w:r>
-        <w:rPr>
-          <w:rStyle w:val="HTMLCode"/>
-        </w:rPr>
-        <w:t>(</w:t>
+        <w:t>(student.get(</w:t>
       </w:r>
       <w:r>
         <w:rPr>
@@ -42642,21 +43137,7 @@
         <w:rPr>
           <w:rStyle w:val="HTMLCode"/>
         </w:rPr>
-        <w:t>(</w:t>
-      </w:r>
-      <w:proofErr w:type="spellStart"/>
-      <w:r>
-        <w:rPr>
-          <w:rStyle w:val="HTMLCode"/>
-        </w:rPr>
-        <w:t>student.get</w:t>
-      </w:r>
-      <w:proofErr w:type="spellEnd"/>
-      <w:r>
-        <w:rPr>
-          <w:rStyle w:val="HTMLCode"/>
-        </w:rPr>
-        <w:t>(</w:t>
+        <w:t>(student.get(</w:t>
       </w:r>
       <w:r>
         <w:rPr>
@@ -42686,7 +43167,7 @@
     <w:p>
       <w:r>
         <w:pict w14:anchorId="2CD8C8DB">
-          <v:rect id="_x0000_i1200" style="width:0;height:1.5pt" o:hralign="center" o:hrstd="t" o:hr="t" fillcolor="#a0a0a0" stroked="f"/>
+          <v:rect id="_x0000_i1181" style="width:0;height:1.5pt" o:hralign="center" o:hrstd="t" o:hr="t" fillcolor="#a0a0a0" stroked="f"/>
         </w:pict>
       </w:r>
     </w:p>
@@ -42754,7 +43235,7 @@
     <w:p>
       <w:r>
         <w:pict w14:anchorId="139E3880">
-          <v:rect id="_x0000_i1201" style="width:0;height:1.5pt" o:hralign="center" o:hrstd="t" o:hr="t" fillcolor="#a0a0a0" stroked="f"/>
+          <v:rect id="_x0000_i1182" style="width:0;height:1.5pt" o:hralign="center" o:hrstd="t" o:hr="t" fillcolor="#a0a0a0" stroked="f"/>
         </w:pict>
       </w:r>
     </w:p>
@@ -42763,7 +43244,6 @@
         <w:pStyle w:val="Heading3"/>
       </w:pPr>
       <w:r>
-        <w:lastRenderedPageBreak/>
         <w:t>Updating Existing Value</w:t>
       </w:r>
     </w:p>
@@ -42802,7 +43282,7 @@
     <w:p>
       <w:r>
         <w:pict w14:anchorId="37EA5028">
-          <v:rect id="_x0000_i1202" style="width:0;height:1.5pt" o:hralign="center" o:hrstd="t" o:hr="t" fillcolor="#a0a0a0" stroked="f"/>
+          <v:rect id="_x0000_i1183" style="width:0;height:1.5pt" o:hralign="center" o:hrstd="t" o:hr="t" fillcolor="#a0a0a0" stroked="f"/>
         </w:pict>
       </w:r>
     </w:p>
@@ -42860,19 +43340,11 @@
           <w:rStyle w:val="HTMLCode"/>
         </w:rPr>
       </w:pPr>
-      <w:proofErr w:type="spellStart"/>
-      <w:r>
-        <w:rPr>
-          <w:rStyle w:val="HTMLCode"/>
-        </w:rPr>
-        <w:t>student.pop</w:t>
-      </w:r>
-      <w:proofErr w:type="spellEnd"/>
-      <w:r>
-        <w:rPr>
-          <w:rStyle w:val="HTMLCode"/>
-        </w:rPr>
-        <w:t>(</w:t>
+      <w:r>
+        <w:rPr>
+          <w:rStyle w:val="HTMLCode"/>
+        </w:rPr>
+        <w:t>student.pop(</w:t>
       </w:r>
       <w:r>
         <w:rPr>
@@ -42890,7 +43362,7 @@
     <w:p>
       <w:r>
         <w:pict w14:anchorId="3311D736">
-          <v:rect id="_x0000_i1203" style="width:0;height:1.5pt" o:hralign="center" o:hrstd="t" o:hr="t" fillcolor="#a0a0a0" stroked="f"/>
+          <v:rect id="_x0000_i1184" style="width:0;height:1.5pt" o:hralign="center" o:hrstd="t" o:hr="t" fillcolor="#a0a0a0" stroked="f"/>
         </w:pict>
       </w:r>
     </w:p>
@@ -42898,40 +43370,81 @@
       <w:pPr>
         <w:pStyle w:val="Heading3"/>
       </w:pPr>
-      <w:proofErr w:type="spellStart"/>
       <w:r>
         <w:rPr>
           <w:rStyle w:val="HTMLCode"/>
           <w:rFonts w:eastAsiaTheme="majorEastAsia"/>
         </w:rPr>
-        <w:t>popitem</w:t>
-      </w:r>
-      <w:proofErr w:type="spellEnd"/>
+        <w:t>popitem()</w:t>
+      </w:r>
       <w:r>
         <w:rPr>
           <w:rStyle w:val="HTMLCode"/>
           <w:rFonts w:eastAsiaTheme="majorEastAsia"/>
         </w:rPr>
-        <w:t>()</w:t>
-      </w:r>
+        <w:t xml:space="preserve">: </w:t>
+      </w:r>
+      <w:r>
+        <w:t xml:space="preserve">Removes </w:t>
+      </w:r>
+      <w:r>
+        <w:rPr>
+          <w:rStyle w:val="Strong"/>
+        </w:rPr>
+        <w:t>last inserted</w:t>
+      </w:r>
+      <w:r>
+        <w:t xml:space="preserve"> key–value pair.</w:t>
+      </w:r>
+    </w:p>
+    <w:p>
+      <w:pPr>
+        <w:pStyle w:val="HTMLPreformatted"/>
+        <w:rPr>
+          <w:rStyle w:val="HTMLCode"/>
+        </w:rPr>
+      </w:pPr>
+      <w:r>
+        <w:rPr>
+          <w:rStyle w:val="HTMLCode"/>
+        </w:rPr>
+        <w:t>student.popitem()</w:t>
+      </w:r>
+    </w:p>
+    <w:p>
+      <w:r>
+        <w:pict w14:anchorId="4E7A13CC">
+          <v:rect id="_x0000_i1185" style="width:0;height:1.5pt" o:hralign="center" o:hrstd="t" o:hr="t" fillcolor="#a0a0a0" stroked="f"/>
+        </w:pict>
+      </w:r>
+    </w:p>
+    <w:p>
+      <w:pPr>
+        <w:pStyle w:val="Heading3"/>
+      </w:pPr>
       <w:r>
         <w:rPr>
           <w:rStyle w:val="HTMLCode"/>
           <w:rFonts w:eastAsiaTheme="majorEastAsia"/>
         </w:rPr>
-        <w:t xml:space="preserve">: </w:t>
-      </w:r>
-      <w:r>
-        <w:t xml:space="preserve">Removes </w:t>
-      </w:r>
-      <w:r>
-        <w:rPr>
-          <w:rStyle w:val="Strong"/>
-        </w:rPr>
-        <w:t>last inserted</w:t>
-      </w:r>
-      <w:r>
-        <w:t xml:space="preserve"> key–value pair.</w:t>
+        <w:t>d</w:t>
+      </w:r>
+      <w:r>
+        <w:rPr>
+          <w:rStyle w:val="HTMLCode"/>
+          <w:rFonts w:eastAsiaTheme="majorEastAsia"/>
+        </w:rPr>
+        <w:t>el</w:t>
+      </w:r>
+      <w:r>
+        <w:rPr>
+          <w:rStyle w:val="HTMLCode"/>
+          <w:rFonts w:eastAsiaTheme="majorEastAsia"/>
+        </w:rPr>
+        <w:t xml:space="preserve"> : </w:t>
+      </w:r>
+      <w:r>
+        <w:t>Deletes a key or entire dictionary.</w:t>
       </w:r>
     </w:p>
     <w:p>
@@ -42941,25 +43454,35 @@
           <w:rStyle w:val="HTMLCode"/>
         </w:rPr>
       </w:pPr>
-      <w:proofErr w:type="spellStart"/>
-      <w:r>
-        <w:rPr>
-          <w:rStyle w:val="HTMLCode"/>
-        </w:rPr>
-        <w:t>student.popitem</w:t>
-      </w:r>
-      <w:proofErr w:type="spellEnd"/>
-      <w:r>
-        <w:rPr>
-          <w:rStyle w:val="HTMLCode"/>
-        </w:rPr>
-        <w:t>()</w:t>
-      </w:r>
-    </w:p>
-    <w:p>
-      <w:r>
-        <w:pict w14:anchorId="4E7A13CC">
-          <v:rect id="_x0000_i1204" style="width:0;height:1.5pt" o:hralign="center" o:hrstd="t" o:hr="t" fillcolor="#a0a0a0" stroked="f"/>
+      <w:r>
+        <w:rPr>
+          <w:rStyle w:val="hljs-keyword"/>
+        </w:rPr>
+        <w:t>del</w:t>
+      </w:r>
+      <w:r>
+        <w:rPr>
+          <w:rStyle w:val="HTMLCode"/>
+        </w:rPr>
+        <w:t xml:space="preserve"> student[</w:t>
+      </w:r>
+      <w:r>
+        <w:rPr>
+          <w:rStyle w:val="hljs-string"/>
+        </w:rPr>
+        <w:t>"age"</w:t>
+      </w:r>
+      <w:r>
+        <w:rPr>
+          <w:rStyle w:val="HTMLCode"/>
+        </w:rPr>
+        <w:t>]</w:t>
+      </w:r>
+    </w:p>
+    <w:p>
+      <w:r>
+        <w:pict w14:anchorId="3C566981">
+          <v:rect id="_x0000_i1186" style="width:0;height:1.5pt" o:hralign="center" o:hrstd="t" o:hr="t" fillcolor="#a0a0a0" stroked="f"/>
         </w:pict>
       </w:r>
     </w:p>
@@ -42972,24 +43495,10 @@
           <w:rStyle w:val="HTMLCode"/>
           <w:rFonts w:eastAsiaTheme="majorEastAsia"/>
         </w:rPr>
-        <w:t>d</w:t>
-      </w:r>
-      <w:r>
-        <w:rPr>
-          <w:rStyle w:val="HTMLCode"/>
-          <w:rFonts w:eastAsiaTheme="majorEastAsia"/>
-        </w:rPr>
-        <w:t>el</w:t>
-      </w:r>
-      <w:r>
-        <w:rPr>
-          <w:rStyle w:val="HTMLCode"/>
-          <w:rFonts w:eastAsiaTheme="majorEastAsia"/>
-        </w:rPr>
-        <w:t xml:space="preserve"> : </w:t>
-      </w:r>
-      <w:r>
-        <w:t>Deletes a key or entire dictionary.</w:t>
+        <w:t xml:space="preserve">clear() : </w:t>
+      </w:r>
+      <w:r>
+        <w:t>Removes all elements.</w:t>
       </w:r>
     </w:p>
     <w:p>
@@ -43001,77 +43510,15 @@
       </w:pPr>
       <w:r>
         <w:rPr>
-          <w:rStyle w:val="hljs-keyword"/>
-        </w:rPr>
-        <w:t>del</w:t>
-      </w:r>
-      <w:r>
-        <w:rPr>
-          <w:rStyle w:val="HTMLCode"/>
-        </w:rPr>
-        <w:t xml:space="preserve"> student[</w:t>
-      </w:r>
-      <w:r>
-        <w:rPr>
-          <w:rStyle w:val="hljs-string"/>
-        </w:rPr>
-        <w:t>"age"</w:t>
-      </w:r>
-      <w:r>
-        <w:rPr>
-          <w:rStyle w:val="HTMLCode"/>
-        </w:rPr>
-        <w:t>]</w:t>
-      </w:r>
-    </w:p>
-    <w:p>
-      <w:r>
-        <w:pict w14:anchorId="3C566981">
-          <v:rect id="_x0000_i1205" style="width:0;height:1.5pt" o:hralign="center" o:hrstd="t" o:hr="t" fillcolor="#a0a0a0" stroked="f"/>
-        </w:pict>
-      </w:r>
-    </w:p>
-    <w:p>
-      <w:pPr>
-        <w:pStyle w:val="Heading3"/>
-      </w:pPr>
-      <w:r>
-        <w:rPr>
-          <w:rStyle w:val="HTMLCode"/>
-          <w:rFonts w:eastAsiaTheme="majorEastAsia"/>
-        </w:rPr>
-        <w:t xml:space="preserve">clear() : </w:t>
-      </w:r>
-      <w:r>
-        <w:t>Removes all elements.</w:t>
-      </w:r>
-    </w:p>
-    <w:p>
-      <w:pPr>
-        <w:pStyle w:val="HTMLPreformatted"/>
-        <w:rPr>
-          <w:rStyle w:val="HTMLCode"/>
-        </w:rPr>
-      </w:pPr>
-      <w:proofErr w:type="spellStart"/>
-      <w:r>
-        <w:rPr>
-          <w:rStyle w:val="HTMLCode"/>
-        </w:rPr>
-        <w:t>student.clear</w:t>
-      </w:r>
-      <w:proofErr w:type="spellEnd"/>
-      <w:r>
-        <w:rPr>
-          <w:rStyle w:val="HTMLCode"/>
-        </w:rPr>
-        <w:t>()</w:t>
+          <w:rStyle w:val="HTMLCode"/>
+        </w:rPr>
+        <w:t>student.clear()</w:t>
       </w:r>
     </w:p>
     <w:p>
       <w:r>
         <w:pict w14:anchorId="5A1A3F05">
-          <v:rect id="_x0000_i1206" style="width:0;height:1.5pt" o:hralign="center" o:hrstd="t" o:hr="t" fillcolor="#a0a0a0" stroked="f"/>
+          <v:rect id="_x0000_i1187" style="width:0;height:1.5pt" o:hralign="center" o:hrstd="t" o:hr="t" fillcolor="#a0a0a0" stroked="f"/>
         </w:pict>
       </w:r>
     </w:p>
@@ -43165,7 +43612,7 @@
     <w:p>
       <w:r>
         <w:pict w14:anchorId="3BF095C2">
-          <v:rect id="_x0000_i1207" style="width:0;height:1.5pt" o:hralign="center" o:hrstd="t" o:hr="t" fillcolor="#a0a0a0" stroked="f"/>
+          <v:rect id="_x0000_i1188" style="width:0;height:1.5pt" o:hralign="center" o:hrstd="t" o:hr="t" fillcolor="#a0a0a0" stroked="f"/>
         </w:pict>
       </w:r>
     </w:p>
@@ -43174,6 +43621,7 @@
         <w:pStyle w:val="Heading3"/>
       </w:pPr>
       <w:r>
+        <w:lastRenderedPageBreak/>
         <w:t>Loop Through Values</w:t>
       </w:r>
     </w:p>
@@ -43206,21 +43654,7 @@
         <w:rPr>
           <w:rStyle w:val="HTMLCode"/>
         </w:rPr>
-        <w:t xml:space="preserve"> </w:t>
-      </w:r>
-      <w:proofErr w:type="spellStart"/>
-      <w:r>
-        <w:rPr>
-          <w:rStyle w:val="HTMLCode"/>
-        </w:rPr>
-        <w:t>student.values</w:t>
-      </w:r>
-      <w:proofErr w:type="spellEnd"/>
-      <w:r>
-        <w:rPr>
-          <w:rStyle w:val="HTMLCode"/>
-        </w:rPr>
-        <w:t>():</w:t>
+        <w:t xml:space="preserve"> student.values():</w:t>
       </w:r>
     </w:p>
     <w:p>
@@ -43252,7 +43686,7 @@
     <w:p>
       <w:r>
         <w:pict w14:anchorId="17ADFF62">
-          <v:rect id="_x0000_i1208" style="width:0;height:1.5pt" o:hralign="center" o:hrstd="t" o:hr="t" fillcolor="#a0a0a0" stroked="f"/>
+          <v:rect id="_x0000_i1189" style="width:0;height:1.5pt" o:hralign="center" o:hrstd="t" o:hr="t" fillcolor="#a0a0a0" stroked="f"/>
         </w:pict>
       </w:r>
     </w:p>
@@ -43293,21 +43727,7 @@
         <w:rPr>
           <w:rStyle w:val="HTMLCode"/>
         </w:rPr>
-        <w:t xml:space="preserve"> </w:t>
-      </w:r>
-      <w:proofErr w:type="spellStart"/>
-      <w:r>
-        <w:rPr>
-          <w:rStyle w:val="HTMLCode"/>
-        </w:rPr>
-        <w:t>student.items</w:t>
-      </w:r>
-      <w:proofErr w:type="spellEnd"/>
-      <w:r>
-        <w:rPr>
-          <w:rStyle w:val="HTMLCode"/>
-        </w:rPr>
-        <w:t>():</w:t>
+        <w:t xml:space="preserve"> student.items():</w:t>
       </w:r>
     </w:p>
     <w:p>
@@ -43339,7 +43759,7 @@
     <w:p>
       <w:r>
         <w:pict w14:anchorId="092B0628">
-          <v:rect id="_x0000_i1209" style="width:0;height:1.5pt" o:hralign="center" o:hrstd="t" o:hr="t" fillcolor="#a0a0a0" stroked="f"/>
+          <v:rect id="_x0000_i1190" style="width:0;height:1.5pt" o:hralign="center" o:hrstd="t" o:hr="t" fillcolor="#a0a0a0" stroked="f"/>
         </w:pict>
       </w:r>
     </w:p>
@@ -43390,25 +43810,17 @@
           <w:rStyle w:val="HTMLCode"/>
         </w:rPr>
       </w:pPr>
-      <w:proofErr w:type="spellStart"/>
-      <w:r>
-        <w:rPr>
-          <w:rStyle w:val="HTMLCode"/>
-        </w:rPr>
-        <w:t>student.keys</w:t>
-      </w:r>
-      <w:proofErr w:type="spellEnd"/>
-      <w:r>
-        <w:rPr>
-          <w:rStyle w:val="HTMLCode"/>
-        </w:rPr>
-        <w:t>()</w:t>
+      <w:r>
+        <w:rPr>
+          <w:rStyle w:val="HTMLCode"/>
+        </w:rPr>
+        <w:t>student.keys()</w:t>
       </w:r>
     </w:p>
     <w:p>
       <w:r>
         <w:pict w14:anchorId="5297DECF">
-          <v:rect id="_x0000_i1210" style="width:0;height:1.5pt" o:hralign="center" o:hrstd="t" o:hr="t" fillcolor="#a0a0a0" stroked="f"/>
+          <v:rect id="_x0000_i1191" style="width:0;height:1.5pt" o:hralign="center" o:hrstd="t" o:hr="t" fillcolor="#a0a0a0" stroked="f"/>
         </w:pict>
       </w:r>
     </w:p>
@@ -43434,25 +43846,17 @@
           <w:rStyle w:val="HTMLCode"/>
         </w:rPr>
       </w:pPr>
-      <w:proofErr w:type="spellStart"/>
-      <w:r>
-        <w:rPr>
-          <w:rStyle w:val="HTMLCode"/>
-        </w:rPr>
-        <w:t>student.values</w:t>
-      </w:r>
-      <w:proofErr w:type="spellEnd"/>
-      <w:r>
-        <w:rPr>
-          <w:rStyle w:val="HTMLCode"/>
-        </w:rPr>
-        <w:t>()</w:t>
+      <w:r>
+        <w:rPr>
+          <w:rStyle w:val="HTMLCode"/>
+        </w:rPr>
+        <w:t>student.values()</w:t>
       </w:r>
     </w:p>
     <w:p>
       <w:r>
         <w:pict w14:anchorId="274B8078">
-          <v:rect id="_x0000_i1211" style="width:0;height:1.5pt" o:hralign="center" o:hrstd="t" o:hr="t" fillcolor="#a0a0a0" stroked="f"/>
+          <v:rect id="_x0000_i1192" style="width:0;height:1.5pt" o:hralign="center" o:hrstd="t" o:hr="t" fillcolor="#a0a0a0" stroked="f"/>
         </w:pict>
       </w:r>
     </w:p>
@@ -43478,19 +43882,11 @@
           <w:rStyle w:val="HTMLCode"/>
         </w:rPr>
       </w:pPr>
-      <w:proofErr w:type="spellStart"/>
-      <w:r>
-        <w:rPr>
-          <w:rStyle w:val="HTMLCode"/>
-        </w:rPr>
-        <w:t>student.items</w:t>
-      </w:r>
-      <w:proofErr w:type="spellEnd"/>
-      <w:r>
-        <w:rPr>
-          <w:rStyle w:val="HTMLCode"/>
-        </w:rPr>
-        <w:t>()</w:t>
+      <w:r>
+        <w:rPr>
+          <w:rStyle w:val="HTMLCode"/>
+        </w:rPr>
+        <w:t>student.items()</w:t>
       </w:r>
     </w:p>
     <w:p>
@@ -43519,20 +43915,11 @@
           <w:rStyle w:val="HTMLCode"/>
         </w:rPr>
       </w:pPr>
-      <w:proofErr w:type="spellStart"/>
-      <w:r>
-        <w:rPr>
-          <w:rStyle w:val="HTMLCode"/>
-        </w:rPr>
-        <w:lastRenderedPageBreak/>
-        <w:t>student.update</w:t>
-      </w:r>
-      <w:proofErr w:type="spellEnd"/>
-      <w:r>
-        <w:rPr>
-          <w:rStyle w:val="HTMLCode"/>
-        </w:rPr>
-        <w:t>({</w:t>
+      <w:r>
+        <w:rPr>
+          <w:rStyle w:val="HTMLCode"/>
+        </w:rPr>
+        <w:t>student.update({</w:t>
       </w:r>
       <w:r>
         <w:rPr>
@@ -43562,7 +43949,7 @@
     <w:p>
       <w:r>
         <w:pict w14:anchorId="1F072866">
-          <v:rect id="_x0000_i1212" style="width:0;height:1.5pt" o:hralign="center" o:hrstd="t" o:hr="t" fillcolor="#a0a0a0" stroked="f"/>
+          <v:rect id="_x0000_i1193" style="width:0;height:1.5pt" o:hralign="center" o:hrstd="t" o:hr="t" fillcolor="#a0a0a0" stroked="f"/>
         </w:pict>
       </w:r>
     </w:p>
@@ -43588,39 +43975,17 @@
           <w:rStyle w:val="HTMLCode"/>
         </w:rPr>
       </w:pPr>
-      <w:proofErr w:type="spellStart"/>
-      <w:r>
-        <w:rPr>
-          <w:rStyle w:val="HTMLCode"/>
-        </w:rPr>
-        <w:t>new_student</w:t>
-      </w:r>
-      <w:proofErr w:type="spellEnd"/>
-      <w:r>
-        <w:rPr>
-          <w:rStyle w:val="HTMLCode"/>
-        </w:rPr>
-        <w:t xml:space="preserve"> = </w:t>
-      </w:r>
-      <w:proofErr w:type="spellStart"/>
-      <w:r>
-        <w:rPr>
-          <w:rStyle w:val="HTMLCode"/>
-        </w:rPr>
-        <w:t>student.copy</w:t>
-      </w:r>
-      <w:proofErr w:type="spellEnd"/>
-      <w:r>
-        <w:rPr>
-          <w:rStyle w:val="HTMLCode"/>
-        </w:rPr>
-        <w:t>()</w:t>
+      <w:r>
+        <w:rPr>
+          <w:rStyle w:val="HTMLCode"/>
+        </w:rPr>
+        <w:t>new_student = student.copy()</w:t>
       </w:r>
     </w:p>
     <w:p>
       <w:r>
         <w:pict w14:anchorId="70A5886D">
-          <v:rect id="_x0000_i1213" style="width:0;height:1.5pt" o:hralign="center" o:hrstd="t" o:hr="t" fillcolor="#a0a0a0" stroked="f"/>
+          <v:rect id="_x0000_i1194" style="width:0;height:1.5pt" o:hralign="center" o:hrstd="t" o:hr="t" fillcolor="#a0a0a0" stroked="f"/>
         </w:pict>
       </w:r>
     </w:p>
@@ -43628,21 +43993,12 @@
       <w:pPr>
         <w:pStyle w:val="Heading3"/>
       </w:pPr>
-      <w:proofErr w:type="spellStart"/>
       <w:r>
         <w:rPr>
           <w:rStyle w:val="HTMLCode"/>
           <w:rFonts w:eastAsiaTheme="majorEastAsia"/>
         </w:rPr>
-        <w:t>setdefault</w:t>
-      </w:r>
-      <w:proofErr w:type="spellEnd"/>
-      <w:r>
-        <w:rPr>
-          <w:rStyle w:val="HTMLCode"/>
-          <w:rFonts w:eastAsiaTheme="majorEastAsia"/>
-        </w:rPr>
-        <w:t xml:space="preserve">() : </w:t>
+        <w:t xml:space="preserve">setdefault() : </w:t>
       </w:r>
       <w:r>
         <w:t>Returns value if key exists, else inserts key.</w:t>
@@ -43655,19 +44011,11 @@
           <w:rStyle w:val="HTMLCode"/>
         </w:rPr>
       </w:pPr>
-      <w:proofErr w:type="spellStart"/>
-      <w:r>
-        <w:rPr>
-          <w:rStyle w:val="HTMLCode"/>
-        </w:rPr>
-        <w:t>student.setdefault</w:t>
-      </w:r>
-      <w:proofErr w:type="spellEnd"/>
-      <w:r>
-        <w:rPr>
-          <w:rStyle w:val="HTMLCode"/>
-        </w:rPr>
-        <w:t>(</w:t>
+      <w:r>
+        <w:rPr>
+          <w:rStyle w:val="HTMLCode"/>
+        </w:rPr>
+        <w:t>student.setdefault(</w:t>
       </w:r>
       <w:r>
         <w:rPr>
@@ -43697,7 +44045,7 @@
     <w:p>
       <w:r>
         <w:pict w14:anchorId="196FA05B">
-          <v:rect id="_x0000_i1214" style="width:0;height:1.5pt" o:hralign="center" o:hrstd="t" o:hr="t" fillcolor="#a0a0a0" stroked="f"/>
+          <v:rect id="_x0000_i1195" style="width:0;height:1.5pt" o:hralign="center" o:hrstd="t" o:hr="t" fillcolor="#a0a0a0" stroked="f"/>
         </w:pict>
       </w:r>
     </w:p>
@@ -43954,17 +44302,16 @@
       </w:r>
     </w:p>
     <w:p>
-      <w:r>
-        <w:pict w14:anchorId="6A67861E">
-          <v:rect id="_x0000_i1215" style="width:0;height:1.5pt" o:hralign="center" o:hrstd="t" o:hr="t" fillcolor="#a0a0a0" stroked="f"/>
-        </w:pict>
-      </w:r>
+      <w:pPr>
+        <w:pStyle w:val="HTMLPreformatted"/>
+      </w:pPr>
     </w:p>
     <w:p>
       <w:pPr>
         <w:pStyle w:val="Heading2"/>
       </w:pPr>
       <w:r>
+        <w:lastRenderedPageBreak/>
         <w:t>Dictionary Comprehension</w:t>
       </w:r>
     </w:p>
@@ -43992,17 +44339,13 @@
       <w:r>
         <w:t>Syntax</w:t>
       </w:r>
-    </w:p>
-    <w:p>
-      <w:pPr>
-        <w:pStyle w:val="HTMLPreformatted"/>
-        <w:rPr>
-          <w:rStyle w:val="HTMLCode"/>
-        </w:rPr>
-      </w:pPr>
-      <w:r>
-        <w:rPr>
-          <w:rStyle w:val="HTMLCode"/>
+      <w:r>
+        <w:t xml:space="preserve"> : </w:t>
+      </w:r>
+      <w:r>
+        <w:rPr>
+          <w:rStyle w:val="HTMLCode"/>
+          <w:rFonts w:eastAsiaTheme="majorEastAsia"/>
         </w:rPr>
         <w:t xml:space="preserve">{key: value </w:t>
       </w:r>
@@ -44015,6 +44358,7 @@
       <w:r>
         <w:rPr>
           <w:rStyle w:val="HTMLCode"/>
+          <w:rFonts w:eastAsiaTheme="majorEastAsia"/>
         </w:rPr>
         <w:t xml:space="preserve"> item </w:t>
       </w:r>
@@ -44027,6 +44371,7 @@
       <w:r>
         <w:rPr>
           <w:rStyle w:val="HTMLCode"/>
+          <w:rFonts w:eastAsiaTheme="majorEastAsia"/>
         </w:rPr>
         <w:t xml:space="preserve"> iterable </w:t>
       </w:r>
@@ -44039,32 +44384,29 @@
       <w:r>
         <w:rPr>
           <w:rStyle w:val="HTMLCode"/>
+          <w:rFonts w:eastAsiaTheme="majorEastAsia"/>
         </w:rPr>
         <w:t xml:space="preserve"> condition}</w:t>
       </w:r>
     </w:p>
     <w:p>
-      <w:r>
-        <w:pict w14:anchorId="20911C8B">
-          <v:rect id="_x0000_i1216" style="width:0;height:1.5pt" o:hralign="center" o:hrstd="t" o:hr="t" fillcolor="#a0a0a0" stroked="f"/>
-        </w:pict>
-      </w:r>
-    </w:p>
-    <w:p>
       <w:pPr>
         <w:pStyle w:val="Heading3"/>
+        <w:rPr>
+          <w:rStyle w:val="HTMLCode"/>
+          <w:rFonts w:eastAsiaTheme="majorEastAsia"/>
+        </w:rPr>
       </w:pPr>
       <w:r>
         <w:t>Example</w:t>
       </w:r>
-    </w:p>
-    <w:p>
-      <w:pPr>
-        <w:pStyle w:val="HTMLPreformatted"/>
-      </w:pPr>
-      <w:r>
-        <w:rPr>
-          <w:rStyle w:val="HTMLCode"/>
+      <w:r>
+        <w:t xml:space="preserve"> : </w:t>
+      </w:r>
+      <w:r>
+        <w:rPr>
+          <w:rStyle w:val="HTMLCode"/>
+          <w:rFonts w:eastAsiaTheme="majorEastAsia"/>
         </w:rPr>
         <w:t xml:space="preserve">squares = {x: x*x </w:t>
       </w:r>
@@ -44077,6 +44419,7 @@
       <w:r>
         <w:rPr>
           <w:rStyle w:val="HTMLCode"/>
+          <w:rFonts w:eastAsiaTheme="majorEastAsia"/>
         </w:rPr>
         <w:t xml:space="preserve"> x </w:t>
       </w:r>
@@ -44089,6 +44432,7 @@
       <w:r>
         <w:rPr>
           <w:rStyle w:val="HTMLCode"/>
+          <w:rFonts w:eastAsiaTheme="majorEastAsia"/>
         </w:rPr>
         <w:t xml:space="preserve"> </w:t>
       </w:r>
@@ -44101,6 +44445,7 @@
       <w:r>
         <w:rPr>
           <w:rStyle w:val="HTMLCode"/>
+          <w:rFonts w:eastAsiaTheme="majorEastAsia"/>
         </w:rPr>
         <w:t>(</w:t>
       </w:r>
@@ -44113,6 +44458,7 @@
       <w:r>
         <w:rPr>
           <w:rStyle w:val="HTMLCode"/>
+          <w:rFonts w:eastAsiaTheme="majorEastAsia"/>
         </w:rPr>
         <w:t xml:space="preserve">, </w:t>
       </w:r>
@@ -44125,10 +44471,12 @@
       <w:r>
         <w:rPr>
           <w:rStyle w:val="HTMLCode"/>
+          <w:rFonts w:eastAsiaTheme="majorEastAsia"/>
         </w:rPr>
         <w:t>)}</w:t>
       </w:r>
     </w:p>
+    <w:p/>
     <w:p>
       <w:pPr>
         <w:pStyle w:val="Heading2"/>
@@ -44577,7 +44925,7 @@
     <w:p>
       <w:r>
         <w:pict w14:anchorId="0BB9BE74">
-          <v:rect id="_x0000_i1217" style="width:0;height:1.5pt" o:hralign="center" o:hrstd="t" o:hr="t" fillcolor="#a0a0a0" stroked="f"/>
+          <v:rect id="_x0000_i1198" style="width:0;height:1.5pt" o:hralign="center" o:hrstd="t" o:hr="t" fillcolor="#a0a0a0" stroked="f"/>
         </w:pict>
       </w:r>
     </w:p>
@@ -50732,6 +51080,155 @@
     </w:lvl>
   </w:abstractNum>
   <w:abstractNum w:abstractNumId="45" w15:restartNumberingAfterBreak="0">
+    <w:nsid w:val="52206635"/>
+    <w:multiLevelType w:val="multilevel"/>
+    <w:tmpl w:val="87983E80"/>
+    <w:lvl w:ilvl="0">
+      <w:start w:val="1"/>
+      <w:numFmt w:val="bullet"/>
+      <w:lvlText w:val=""/>
+      <w:lvlJc w:val="left"/>
+      <w:pPr>
+        <w:tabs>
+          <w:tab w:val="num" w:pos="720"/>
+        </w:tabs>
+        <w:ind w:left="720" w:hanging="360"/>
+      </w:pPr>
+      <w:rPr>
+        <w:rFonts w:ascii="Symbol" w:hAnsi="Symbol" w:hint="default"/>
+        <w:sz w:val="20"/>
+      </w:rPr>
+    </w:lvl>
+    <w:lvl w:ilvl="1" w:tentative="1">
+      <w:start w:val="1"/>
+      <w:numFmt w:val="bullet"/>
+      <w:lvlText w:val="o"/>
+      <w:lvlJc w:val="left"/>
+      <w:pPr>
+        <w:tabs>
+          <w:tab w:val="num" w:pos="1440"/>
+        </w:tabs>
+        <w:ind w:left="1440" w:hanging="360"/>
+      </w:pPr>
+      <w:rPr>
+        <w:rFonts w:ascii="Courier New" w:hAnsi="Courier New" w:hint="default"/>
+        <w:sz w:val="20"/>
+      </w:rPr>
+    </w:lvl>
+    <w:lvl w:ilvl="2" w:tentative="1">
+      <w:start w:val="1"/>
+      <w:numFmt w:val="bullet"/>
+      <w:lvlText w:val=""/>
+      <w:lvlJc w:val="left"/>
+      <w:pPr>
+        <w:tabs>
+          <w:tab w:val="num" w:pos="2160"/>
+        </w:tabs>
+        <w:ind w:left="2160" w:hanging="360"/>
+      </w:pPr>
+      <w:rPr>
+        <w:rFonts w:ascii="Wingdings" w:hAnsi="Wingdings" w:hint="default"/>
+        <w:sz w:val="20"/>
+      </w:rPr>
+    </w:lvl>
+    <w:lvl w:ilvl="3" w:tentative="1">
+      <w:start w:val="1"/>
+      <w:numFmt w:val="bullet"/>
+      <w:lvlText w:val=""/>
+      <w:lvlJc w:val="left"/>
+      <w:pPr>
+        <w:tabs>
+          <w:tab w:val="num" w:pos="2880"/>
+        </w:tabs>
+        <w:ind w:left="2880" w:hanging="360"/>
+      </w:pPr>
+      <w:rPr>
+        <w:rFonts w:ascii="Wingdings" w:hAnsi="Wingdings" w:hint="default"/>
+        <w:sz w:val="20"/>
+      </w:rPr>
+    </w:lvl>
+    <w:lvl w:ilvl="4" w:tentative="1">
+      <w:start w:val="1"/>
+      <w:numFmt w:val="bullet"/>
+      <w:lvlText w:val=""/>
+      <w:lvlJc w:val="left"/>
+      <w:pPr>
+        <w:tabs>
+          <w:tab w:val="num" w:pos="3600"/>
+        </w:tabs>
+        <w:ind w:left="3600" w:hanging="360"/>
+      </w:pPr>
+      <w:rPr>
+        <w:rFonts w:ascii="Wingdings" w:hAnsi="Wingdings" w:hint="default"/>
+        <w:sz w:val="20"/>
+      </w:rPr>
+    </w:lvl>
+    <w:lvl w:ilvl="5" w:tentative="1">
+      <w:start w:val="1"/>
+      <w:numFmt w:val="bullet"/>
+      <w:lvlText w:val=""/>
+      <w:lvlJc w:val="left"/>
+      <w:pPr>
+        <w:tabs>
+          <w:tab w:val="num" w:pos="4320"/>
+        </w:tabs>
+        <w:ind w:left="4320" w:hanging="360"/>
+      </w:pPr>
+      <w:rPr>
+        <w:rFonts w:ascii="Wingdings" w:hAnsi="Wingdings" w:hint="default"/>
+        <w:sz w:val="20"/>
+      </w:rPr>
+    </w:lvl>
+    <w:lvl w:ilvl="6" w:tentative="1">
+      <w:start w:val="1"/>
+      <w:numFmt w:val="bullet"/>
+      <w:lvlText w:val=""/>
+      <w:lvlJc w:val="left"/>
+      <w:pPr>
+        <w:tabs>
+          <w:tab w:val="num" w:pos="5040"/>
+        </w:tabs>
+        <w:ind w:left="5040" w:hanging="360"/>
+      </w:pPr>
+      <w:rPr>
+        <w:rFonts w:ascii="Wingdings" w:hAnsi="Wingdings" w:hint="default"/>
+        <w:sz w:val="20"/>
+      </w:rPr>
+    </w:lvl>
+    <w:lvl w:ilvl="7" w:tentative="1">
+      <w:start w:val="1"/>
+      <w:numFmt w:val="bullet"/>
+      <w:lvlText w:val=""/>
+      <w:lvlJc w:val="left"/>
+      <w:pPr>
+        <w:tabs>
+          <w:tab w:val="num" w:pos="5760"/>
+        </w:tabs>
+        <w:ind w:left="5760" w:hanging="360"/>
+      </w:pPr>
+      <w:rPr>
+        <w:rFonts w:ascii="Wingdings" w:hAnsi="Wingdings" w:hint="default"/>
+        <w:sz w:val="20"/>
+      </w:rPr>
+    </w:lvl>
+    <w:lvl w:ilvl="8" w:tentative="1">
+      <w:start w:val="1"/>
+      <w:numFmt w:val="bullet"/>
+      <w:lvlText w:val=""/>
+      <w:lvlJc w:val="left"/>
+      <w:pPr>
+        <w:tabs>
+          <w:tab w:val="num" w:pos="6480"/>
+        </w:tabs>
+        <w:ind w:left="6480" w:hanging="360"/>
+      </w:pPr>
+      <w:rPr>
+        <w:rFonts w:ascii="Wingdings" w:hAnsi="Wingdings" w:hint="default"/>
+        <w:sz w:val="20"/>
+      </w:rPr>
+    </w:lvl>
+  </w:abstractNum>
+  <w:abstractNum w:abstractNumId="46" w15:restartNumberingAfterBreak="0">
     <w:nsid w:val="52B95531"/>
     <w:multiLevelType w:val="multilevel"/>
     <w:tmpl w:val="EF3EA694"/>
@@ -50880,7 +51377,7 @@
       </w:rPr>
     </w:lvl>
   </w:abstractNum>
-  <w:abstractNum w:abstractNumId="46" w15:restartNumberingAfterBreak="0">
+  <w:abstractNum w:abstractNumId="47" w15:restartNumberingAfterBreak="0">
     <w:nsid w:val="57E528BE"/>
     <w:multiLevelType w:val="multilevel"/>
     <w:tmpl w:val="68FC21CE"/>
@@ -51029,7 +51526,7 @@
       </w:rPr>
     </w:lvl>
   </w:abstractNum>
-  <w:abstractNum w:abstractNumId="47" w15:restartNumberingAfterBreak="0">
+  <w:abstractNum w:abstractNumId="48" w15:restartNumberingAfterBreak="0">
     <w:nsid w:val="58D9517C"/>
     <w:multiLevelType w:val="multilevel"/>
     <w:tmpl w:val="935CD624"/>
@@ -51178,7 +51675,7 @@
       </w:rPr>
     </w:lvl>
   </w:abstractNum>
-  <w:abstractNum w:abstractNumId="48" w15:restartNumberingAfterBreak="0">
+  <w:abstractNum w:abstractNumId="49" w15:restartNumberingAfterBreak="0">
     <w:nsid w:val="59362BE7"/>
     <w:multiLevelType w:val="multilevel"/>
     <w:tmpl w:val="6980D20A"/>
@@ -51324,7 +51821,7 @@
       </w:rPr>
     </w:lvl>
   </w:abstractNum>
-  <w:abstractNum w:abstractNumId="49" w15:restartNumberingAfterBreak="0">
+  <w:abstractNum w:abstractNumId="50" w15:restartNumberingAfterBreak="0">
     <w:nsid w:val="5C5505BF"/>
     <w:multiLevelType w:val="multilevel"/>
     <w:tmpl w:val="524CB88E"/>
@@ -51437,7 +51934,7 @@
       </w:pPr>
     </w:lvl>
   </w:abstractNum>
-  <w:abstractNum w:abstractNumId="50" w15:restartNumberingAfterBreak="0">
+  <w:abstractNum w:abstractNumId="51" w15:restartNumberingAfterBreak="0">
     <w:nsid w:val="5D892B0C"/>
     <w:multiLevelType w:val="multilevel"/>
     <w:tmpl w:val="47F4D0D4"/>
@@ -51586,7 +52083,7 @@
       </w:rPr>
     </w:lvl>
   </w:abstractNum>
-  <w:abstractNum w:abstractNumId="51" w15:restartNumberingAfterBreak="0">
+  <w:abstractNum w:abstractNumId="52" w15:restartNumberingAfterBreak="0">
     <w:nsid w:val="5D8B70D8"/>
     <w:multiLevelType w:val="hybridMultilevel"/>
     <w:tmpl w:val="C37E568A"/>
@@ -51699,7 +52196,7 @@
       </w:rPr>
     </w:lvl>
   </w:abstractNum>
-  <w:abstractNum w:abstractNumId="52" w15:restartNumberingAfterBreak="0">
+  <w:abstractNum w:abstractNumId="53" w15:restartNumberingAfterBreak="0">
     <w:nsid w:val="622E4309"/>
     <w:multiLevelType w:val="hybridMultilevel"/>
     <w:tmpl w:val="D34C9788"/>
@@ -51812,7 +52309,7 @@
       </w:rPr>
     </w:lvl>
   </w:abstractNum>
-  <w:abstractNum w:abstractNumId="53" w15:restartNumberingAfterBreak="0">
+  <w:abstractNum w:abstractNumId="54" w15:restartNumberingAfterBreak="0">
     <w:nsid w:val="623D7FFE"/>
     <w:multiLevelType w:val="multilevel"/>
     <w:tmpl w:val="13C4A2CA"/>
@@ -51961,7 +52458,7 @@
       </w:rPr>
     </w:lvl>
   </w:abstractNum>
-  <w:abstractNum w:abstractNumId="54" w15:restartNumberingAfterBreak="0">
+  <w:abstractNum w:abstractNumId="55" w15:restartNumberingAfterBreak="0">
     <w:nsid w:val="658321E5"/>
     <w:multiLevelType w:val="multilevel"/>
     <w:tmpl w:val="FB7434B4"/>
@@ -52110,7 +52607,7 @@
       </w:rPr>
     </w:lvl>
   </w:abstractNum>
-  <w:abstractNum w:abstractNumId="55" w15:restartNumberingAfterBreak="0">
+  <w:abstractNum w:abstractNumId="56" w15:restartNumberingAfterBreak="0">
     <w:nsid w:val="6626087E"/>
     <w:multiLevelType w:val="multilevel"/>
     <w:tmpl w:val="E6BC78F6"/>
@@ -52259,7 +52756,7 @@
       </w:rPr>
     </w:lvl>
   </w:abstractNum>
-  <w:abstractNum w:abstractNumId="56" w15:restartNumberingAfterBreak="0">
+  <w:abstractNum w:abstractNumId="57" w15:restartNumberingAfterBreak="0">
     <w:nsid w:val="69CB5352"/>
     <w:multiLevelType w:val="multilevel"/>
     <w:tmpl w:val="6156BCC6"/>
@@ -52408,7 +52905,7 @@
       </w:rPr>
     </w:lvl>
   </w:abstractNum>
-  <w:abstractNum w:abstractNumId="57" w15:restartNumberingAfterBreak="0">
+  <w:abstractNum w:abstractNumId="58" w15:restartNumberingAfterBreak="0">
     <w:nsid w:val="6A3B1CDA"/>
     <w:multiLevelType w:val="multilevel"/>
     <w:tmpl w:val="FE46873C"/>
@@ -52557,7 +53054,7 @@
       </w:rPr>
     </w:lvl>
   </w:abstractNum>
-  <w:abstractNum w:abstractNumId="58" w15:restartNumberingAfterBreak="0">
+  <w:abstractNum w:abstractNumId="59" w15:restartNumberingAfterBreak="0">
     <w:nsid w:val="6ACC5F84"/>
     <w:multiLevelType w:val="multilevel"/>
     <w:tmpl w:val="6E4E31B4"/>
@@ -52706,7 +53203,7 @@
       </w:rPr>
     </w:lvl>
   </w:abstractNum>
-  <w:abstractNum w:abstractNumId="59" w15:restartNumberingAfterBreak="0">
+  <w:abstractNum w:abstractNumId="60" w15:restartNumberingAfterBreak="0">
     <w:nsid w:val="6E43407A"/>
     <w:multiLevelType w:val="hybridMultilevel"/>
     <w:tmpl w:val="9760D002"/>
@@ -52819,7 +53316,7 @@
       </w:rPr>
     </w:lvl>
   </w:abstractNum>
-  <w:abstractNum w:abstractNumId="60" w15:restartNumberingAfterBreak="0">
+  <w:abstractNum w:abstractNumId="61" w15:restartNumberingAfterBreak="0">
     <w:nsid w:val="6EAF6C7D"/>
     <w:multiLevelType w:val="multilevel"/>
     <w:tmpl w:val="988221A8"/>
@@ -52968,7 +53465,7 @@
       </w:rPr>
     </w:lvl>
   </w:abstractNum>
-  <w:abstractNum w:abstractNumId="61" w15:restartNumberingAfterBreak="0">
+  <w:abstractNum w:abstractNumId="62" w15:restartNumberingAfterBreak="0">
     <w:nsid w:val="6F205CBD"/>
     <w:multiLevelType w:val="hybridMultilevel"/>
     <w:tmpl w:val="FBB29E00"/>
@@ -53081,7 +53578,7 @@
       </w:rPr>
     </w:lvl>
   </w:abstractNum>
-  <w:abstractNum w:abstractNumId="62" w15:restartNumberingAfterBreak="0">
+  <w:abstractNum w:abstractNumId="63" w15:restartNumberingAfterBreak="0">
     <w:nsid w:val="798D5F35"/>
     <w:multiLevelType w:val="hybridMultilevel"/>
     <w:tmpl w:val="501A80C6"/>
@@ -53194,7 +53691,7 @@
       </w:rPr>
     </w:lvl>
   </w:abstractNum>
-  <w:abstractNum w:abstractNumId="63" w15:restartNumberingAfterBreak="0">
+  <w:abstractNum w:abstractNumId="64" w15:restartNumberingAfterBreak="0">
     <w:nsid w:val="7A1D03A2"/>
     <w:multiLevelType w:val="multilevel"/>
     <w:tmpl w:val="2CD65CD2"/>
@@ -53343,7 +53840,7 @@
       </w:rPr>
     </w:lvl>
   </w:abstractNum>
-  <w:abstractNum w:abstractNumId="64" w15:restartNumberingAfterBreak="0">
+  <w:abstractNum w:abstractNumId="65" w15:restartNumberingAfterBreak="0">
     <w:nsid w:val="7B10565A"/>
     <w:multiLevelType w:val="multilevel"/>
     <w:tmpl w:val="E42C13B2"/>
@@ -53456,7 +53953,7 @@
       </w:pPr>
     </w:lvl>
   </w:abstractNum>
-  <w:abstractNum w:abstractNumId="65" w15:restartNumberingAfterBreak="0">
+  <w:abstractNum w:abstractNumId="66" w15:restartNumberingAfterBreak="0">
     <w:nsid w:val="7C3B3F71"/>
     <w:multiLevelType w:val="hybridMultilevel"/>
     <w:tmpl w:val="E690CDB4"/>
@@ -53569,7 +54066,7 @@
       </w:rPr>
     </w:lvl>
   </w:abstractNum>
-  <w:abstractNum w:abstractNumId="66" w15:restartNumberingAfterBreak="0">
+  <w:abstractNum w:abstractNumId="67" w15:restartNumberingAfterBreak="0">
     <w:nsid w:val="7D270861"/>
     <w:multiLevelType w:val="multilevel"/>
     <w:tmpl w:val="41F4AB20"/>
@@ -53718,7 +54215,7 @@
       </w:rPr>
     </w:lvl>
   </w:abstractNum>
-  <w:abstractNum w:abstractNumId="67" w15:restartNumberingAfterBreak="0">
+  <w:abstractNum w:abstractNumId="68" w15:restartNumberingAfterBreak="0">
     <w:nsid w:val="7DEA4B16"/>
     <w:multiLevelType w:val="hybridMultilevel"/>
     <w:tmpl w:val="C16CCDB2"/>
@@ -53831,7 +54328,7 @@
       </w:rPr>
     </w:lvl>
   </w:abstractNum>
-  <w:abstractNum w:abstractNumId="68" w15:restartNumberingAfterBreak="0">
+  <w:abstractNum w:abstractNumId="69" w15:restartNumberingAfterBreak="0">
     <w:nsid w:val="7E554715"/>
     <w:multiLevelType w:val="multilevel"/>
     <w:tmpl w:val="69AEB366"/>
@@ -53980,7 +54477,7 @@
       </w:rPr>
     </w:lvl>
   </w:abstractNum>
-  <w:abstractNum w:abstractNumId="69" w15:restartNumberingAfterBreak="0">
+  <w:abstractNum w:abstractNumId="70" w15:restartNumberingAfterBreak="0">
     <w:nsid w:val="7E8E554E"/>
     <w:multiLevelType w:val="multilevel"/>
     <w:tmpl w:val="9D96279A"/>
@@ -54129,7 +54626,7 @@
       </w:rPr>
     </w:lvl>
   </w:abstractNum>
-  <w:abstractNum w:abstractNumId="70" w15:restartNumberingAfterBreak="0">
+  <w:abstractNum w:abstractNumId="71" w15:restartNumberingAfterBreak="0">
     <w:nsid w:val="7FE84DD0"/>
     <w:multiLevelType w:val="hybridMultilevel"/>
     <w:tmpl w:val="2342F6E0"/>
@@ -54252,25 +54749,25 @@
     <w:abstractNumId w:val="32"/>
   </w:num>
   <w:num w:numId="4" w16cid:durableId="1968506608">
-    <w:abstractNumId w:val="70"/>
+    <w:abstractNumId w:val="71"/>
   </w:num>
   <w:num w:numId="5" w16cid:durableId="1033312873">
-    <w:abstractNumId w:val="65"/>
+    <w:abstractNumId w:val="66"/>
   </w:num>
   <w:num w:numId="6" w16cid:durableId="1386487837">
+    <w:abstractNumId w:val="63"/>
+  </w:num>
+  <w:num w:numId="7" w16cid:durableId="2043433537">
+    <w:abstractNumId w:val="52"/>
+  </w:num>
+  <w:num w:numId="8" w16cid:durableId="911234314">
+    <w:abstractNumId w:val="60"/>
+  </w:num>
+  <w:num w:numId="9" w16cid:durableId="1674406862">
     <w:abstractNumId w:val="62"/>
   </w:num>
-  <w:num w:numId="7" w16cid:durableId="2043433537">
-    <w:abstractNumId w:val="51"/>
-  </w:num>
-  <w:num w:numId="8" w16cid:durableId="911234314">
-    <w:abstractNumId w:val="59"/>
-  </w:num>
-  <w:num w:numId="9" w16cid:durableId="1674406862">
-    <w:abstractNumId w:val="61"/>
-  </w:num>
   <w:num w:numId="10" w16cid:durableId="249630106">
-    <w:abstractNumId w:val="67"/>
+    <w:abstractNumId w:val="68"/>
   </w:num>
   <w:num w:numId="11" w16cid:durableId="764492966">
     <w:abstractNumId w:val="7"/>
@@ -54282,7 +54779,7 @@
     <w:abstractNumId w:val="2"/>
   </w:num>
   <w:num w:numId="14" w16cid:durableId="1707028263">
-    <w:abstractNumId w:val="52"/>
+    <w:abstractNumId w:val="53"/>
   </w:num>
   <w:num w:numId="15" w16cid:durableId="1343045824">
     <w:abstractNumId w:val="6"/>
@@ -54297,7 +54794,7 @@
     <w:abstractNumId w:val="19"/>
   </w:num>
   <w:num w:numId="19" w16cid:durableId="816216604">
-    <w:abstractNumId w:val="48"/>
+    <w:abstractNumId w:val="49"/>
   </w:num>
   <w:num w:numId="20" w16cid:durableId="1358039569">
     <w:abstractNumId w:val="18"/>
@@ -54315,7 +54812,7 @@
     <w:abstractNumId w:val="12"/>
   </w:num>
   <w:num w:numId="25" w16cid:durableId="1149591020">
-    <w:abstractNumId w:val="58"/>
+    <w:abstractNumId w:val="59"/>
   </w:num>
   <w:num w:numId="26" w16cid:durableId="1297446071">
     <w:abstractNumId w:val="43"/>
@@ -54324,7 +54821,7 @@
     <w:abstractNumId w:val="33"/>
   </w:num>
   <w:num w:numId="28" w16cid:durableId="147209990">
-    <w:abstractNumId w:val="69"/>
+    <w:abstractNumId w:val="70"/>
   </w:num>
   <w:num w:numId="29" w16cid:durableId="1512597796">
     <w:abstractNumId w:val="26"/>
@@ -54333,7 +54830,7 @@
     <w:abstractNumId w:val="15"/>
   </w:num>
   <w:num w:numId="31" w16cid:durableId="832574831">
-    <w:abstractNumId w:val="68"/>
+    <w:abstractNumId w:val="69"/>
   </w:num>
   <w:num w:numId="32" w16cid:durableId="1593465033">
     <w:abstractNumId w:val="4"/>
@@ -54342,16 +54839,16 @@
     <w:abstractNumId w:val="35"/>
   </w:num>
   <w:num w:numId="34" w16cid:durableId="2087531036">
-    <w:abstractNumId w:val="46"/>
+    <w:abstractNumId w:val="47"/>
   </w:num>
   <w:num w:numId="35" w16cid:durableId="1898009157">
-    <w:abstractNumId w:val="56"/>
+    <w:abstractNumId w:val="57"/>
   </w:num>
   <w:num w:numId="36" w16cid:durableId="823397224">
-    <w:abstractNumId w:val="50"/>
+    <w:abstractNumId w:val="51"/>
   </w:num>
   <w:num w:numId="37" w16cid:durableId="1492526285">
-    <w:abstractNumId w:val="64"/>
+    <w:abstractNumId w:val="65"/>
   </w:num>
   <w:num w:numId="38" w16cid:durableId="270941336">
     <w:abstractNumId w:val="14"/>
@@ -54369,7 +54866,7 @@
     <w:abstractNumId w:val="31"/>
   </w:num>
   <w:num w:numId="43" w16cid:durableId="1826164481">
-    <w:abstractNumId w:val="60"/>
+    <w:abstractNumId w:val="61"/>
   </w:num>
   <w:num w:numId="44" w16cid:durableId="1831676880">
     <w:abstractNumId w:val="1"/>
@@ -54378,13 +54875,13 @@
     <w:abstractNumId w:val="40"/>
   </w:num>
   <w:num w:numId="46" w16cid:durableId="714236067">
-    <w:abstractNumId w:val="63"/>
+    <w:abstractNumId w:val="64"/>
   </w:num>
   <w:num w:numId="47" w16cid:durableId="836578295">
     <w:abstractNumId w:val="22"/>
   </w:num>
   <w:num w:numId="48" w16cid:durableId="1757938786">
-    <w:abstractNumId w:val="53"/>
+    <w:abstractNumId w:val="54"/>
   </w:num>
   <w:num w:numId="49" w16cid:durableId="578754135">
     <w:abstractNumId w:val="3"/>
@@ -54399,13 +54896,13 @@
     <w:abstractNumId w:val="16"/>
   </w:num>
   <w:num w:numId="53" w16cid:durableId="142737925">
-    <w:abstractNumId w:val="57"/>
+    <w:abstractNumId w:val="58"/>
   </w:num>
   <w:num w:numId="54" w16cid:durableId="212159290">
     <w:abstractNumId w:val="42"/>
   </w:num>
   <w:num w:numId="55" w16cid:durableId="488597036">
-    <w:abstractNumId w:val="54"/>
+    <w:abstractNumId w:val="55"/>
   </w:num>
   <w:num w:numId="56" w16cid:durableId="1443645037">
     <w:abstractNumId w:val="8"/>
@@ -54417,10 +54914,10 @@
     <w:abstractNumId w:val="20"/>
   </w:num>
   <w:num w:numId="59" w16cid:durableId="147944768">
-    <w:abstractNumId w:val="66"/>
+    <w:abstractNumId w:val="67"/>
   </w:num>
   <w:num w:numId="60" w16cid:durableId="479465495">
-    <w:abstractNumId w:val="49"/>
+    <w:abstractNumId w:val="50"/>
   </w:num>
   <w:num w:numId="61" w16cid:durableId="215747704">
     <w:abstractNumId w:val="41"/>
@@ -54435,7 +54932,7 @@
     <w:abstractNumId w:val="21"/>
   </w:num>
   <w:num w:numId="65" w16cid:durableId="989166275">
-    <w:abstractNumId w:val="45"/>
+    <w:abstractNumId w:val="46"/>
   </w:num>
   <w:num w:numId="66" w16cid:durableId="596523909">
     <w:abstractNumId w:val="24"/>
@@ -54444,25 +54941,28 @@
     <w:abstractNumId w:val="0"/>
   </w:num>
   <w:num w:numId="68" w16cid:durableId="140729558">
-    <w:abstractNumId w:val="47"/>
+    <w:abstractNumId w:val="48"/>
   </w:num>
   <w:num w:numId="69" w16cid:durableId="948704588">
     <w:abstractNumId w:val="37"/>
   </w:num>
   <w:num w:numId="70" w16cid:durableId="674459693">
-    <w:abstractNumId w:val="55"/>
+    <w:abstractNumId w:val="56"/>
     <w:lvlOverride w:ilvl="0">
       <w:startOverride w:val="1"/>
     </w:lvlOverride>
   </w:num>
   <w:num w:numId="71" w16cid:durableId="1033384990">
-    <w:abstractNumId w:val="55"/>
+    <w:abstractNumId w:val="56"/>
     <w:lvlOverride w:ilvl="0">
       <w:startOverride w:val="2"/>
     </w:lvlOverride>
   </w:num>
   <w:num w:numId="72" w16cid:durableId="452287805">
     <w:abstractNumId w:val="28"/>
+  </w:num>
+  <w:num w:numId="73" w16cid:durableId="140198408">
+    <w:abstractNumId w:val="45"/>
   </w:num>
   <w:numIdMacAtCleanup w:val="68"/>
 </w:numbering>
@@ -55453,6 +55953,15 @@
       <w:color w:val="2F5496" w:themeColor="accent1" w:themeShade="BF"/>
     </w:rPr>
   </w:style>
+  <w:style w:type="paragraph" w:styleId="NoSpacing">
+    <w:name w:val="No Spacing"/>
+    <w:uiPriority w:val="1"/>
+    <w:qFormat/>
+    <w:rsid w:val="00D42955"/>
+    <w:pPr>
+      <w:spacing w:after="0" w:line="240" w:lineRule="auto"/>
+    </w:pPr>
+  </w:style>
 </w:styles>
 </file>
 
